--- a/docs/user-guides/manuals/user-manual-executive.th.docx
+++ b/docs/user-guides/manuals/user-manual-executive.th.docx
@@ -181,7 +181,7 @@
           <w:sz w:val="28"/>
           <w:szCs w:val="28"/>
         </w:rPr>
-        <w:t xml:space="preserve">เวอร์ชันระบบ v1.5.0</w:t>
+        <w:t xml:space="preserve">เวอร์ชันระบบ v1.7.1</w:t>
       </w:r>
       <w:r>
         <w:rPr>
@@ -197,7 +197,7 @@
           <w:sz w:val="28"/>
           <w:szCs w:val="28"/>
         </w:rPr>
-        <w:t xml:space="preserve">ปรับปรุงล่าสุด 11 กันยายน 2026</w:t>
+        <w:t xml:space="preserve">ปรับปรุงล่าสุด 18 กันยายน 2026</w:t>
       </w:r>
     </w:p>
     <w:p>
@@ -211,7 +211,7 @@
           <w:sz w:val="28"/>
           <w:szCs w:val="28"/>
         </w:rPr>
-        <w:t xml:space="preserve">คู่มือฉบับที่ 1.1</w:t>
+        <w:t xml:space="preserve">คู่มือฉบับที่ 1.3</w:t>
       </w:r>
     </w:p>
     <w:p>
@@ -830,7 +830,7 @@
         <w:pStyle w:val="Heading1"/>
       </w:pPr>
       <w:r>
-        <w:t xml:space="preserve">4. แดชบอร์ดผู้บริหาร (Executive SOC Dashboard)</w:t>
+        <w:t xml:space="preserve">4. แดชบอร์ดผู้บริหาร</w:t>
       </w:r>
     </w:p>
     <w:p>
@@ -852,14 +852,59 @@
           <w:sz w:val="32"/>
           <w:szCs w:val="32"/>
         </w:rPr>
-        <w:t xml:space="preserve">Executive Dashboard</w:t>
-      </w:r>
-      <w:r>
-        <w:rPr>
-          <w:sz w:val="32"/>
-          <w:szCs w:val="32"/>
-        </w:rPr>
-        <w:t xml:space="preserve"> คือหน้าจอหลักและหน้าจอเดียวของคุณ แบ่งเป็นส่วนสรุปความเสี่ยง ตัวชี้วัด และความคืบหน้าการปิดงาน</w:t>
+        <w:t xml:space="preserve">ภาพรวม › แดชบอร์ดผู้บริหาร</w:t>
+      </w:r>
+      <w:r>
+        <w:rPr>
+          <w:sz w:val="32"/>
+          <w:szCs w:val="32"/>
+        </w:rPr>
+        <w:t xml:space="preserve"> คือหน้าจอหลักและหน้าจอเดียวของคุณ พาดหัวหน้าจอว่า </w:t>
+      </w:r>
+      <w:r>
+        <w:rPr>
+          <w:b/>
+          <w:bCs/>
+          <w:sz w:val="32"/>
+          <w:szCs w:val="32"/>
+        </w:rPr>
+        <w:t xml:space="preserve">“แดชบอร์ด SOC สำหรับผู้บริหาร”</w:t>
+      </w:r>
+      <w:r>
+        <w:rPr>
+          <w:sz w:val="32"/>
+          <w:szCs w:val="32"/>
+        </w:rPr>
+        <w:t xml:space="preserve"> แบ่งเป็นส่วนสรุปสถานการณ์ ตัวชี้วัด ความคืบหน้าการปิดงาน กราฟสถานะ และตารางรายละเอียด</w:t>
+      </w:r>
+    </w:p>
+    <w:p>
+      <w:pPr>
+        <w:spacing w:after="120"/>
+      </w:pPr>
+      <w:r>
+        <w:rPr>
+          <w:sz w:val="32"/>
+          <w:szCs w:val="32"/>
+        </w:rPr>
+        <w:t xml:space="preserve">มุมขวาบนระบุ </w:t>
+      </w:r>
+      <w:r>
+        <w:rPr>
+          <w:b/>
+          <w:bCs/>
+          <w:color w:val="1F2D3D"/>
+          <w:sz w:val="32"/>
+          <w:szCs w:val="32"/>
+        </w:rPr>
+        <w:t xml:space="preserve">ข้อมูล ณ เวลา</w:t>
+      </w:r>
+      <w:r>
+        <w:rPr>
+          <w:sz w:val="32"/>
+          <w:szCs w:val="32"/>
+        </w:rPr>
+        <w:t xml:space="preserve"> เสมอ ใช้ยืนยันว่าตัวเลขที่คุณกำลังดูสดแค่ไหน ก่อนนำไปอ้างอิงในที่ประชุม</w:t>
       </w:r>
     </w:p>
     <w:tbl>
@@ -968,7 +1013,895 @@
         <w:pStyle w:val="Heading1"/>
       </w:pPr>
       <w:r>
-        <w:t xml:space="preserve">5. การอ่านตัวชี้วัดสำคัญ</w:t>
+        <w:t xml:space="preserve">5. การอ่านหน้าจอทีละส่วน</w:t>
+      </w:r>
+    </w:p>
+    <w:p>
+      <w:pPr>
+        <w:spacing w:after="120"/>
+      </w:pPr>
+      <w:r>
+        <w:rPr>
+          <w:sz w:val="32"/>
+          <w:szCs w:val="32"/>
+        </w:rPr>
+        <w:t xml:space="preserve">หัวข้อย่อยต่อไปนี้เรียงตามลำดับที่ปรากฏบนหน้าจอ จากบนลงล่าง</w:t>
+      </w:r>
+    </w:p>
+    <w:p>
+      <w:pPr>
+        <w:pStyle w:val="Heading2"/>
+      </w:pPr>
+      <w:r>
+        <w:t xml:space="preserve">5.1 แถบตัวกรองช่วงเวลา</w:t>
+      </w:r>
+    </w:p>
+    <w:p>
+      <w:pPr>
+        <w:spacing w:after="120"/>
+      </w:pPr>
+      <w:r>
+        <w:rPr>
+          <w:sz w:val="32"/>
+          <w:szCs w:val="32"/>
+        </w:rPr>
+        <w:t xml:space="preserve">ทุกตัวเลขบนหน้านี้ขึ้นกับช่วงเวลาที่เลือก เลือกได้ </w:t>
+      </w:r>
+      <w:r>
+        <w:rPr>
+          <w:b/>
+          <w:bCs/>
+          <w:color w:val="1F2D3D"/>
+          <w:sz w:val="32"/>
+          <w:szCs w:val="32"/>
+        </w:rPr>
+        <w:t xml:space="preserve">วันนี้</w:t>
+      </w:r>
+      <w:r>
+        <w:rPr>
+          <w:sz w:val="32"/>
+          <w:szCs w:val="32"/>
+        </w:rPr>
+        <w:t xml:space="preserve">, </w:t>
+      </w:r>
+      <w:r>
+        <w:rPr>
+          <w:b/>
+          <w:bCs/>
+          <w:color w:val="1F2D3D"/>
+          <w:sz w:val="32"/>
+          <w:szCs w:val="32"/>
+        </w:rPr>
+        <w:t xml:space="preserve">สัปดาห์นี้</w:t>
+      </w:r>
+      <w:r>
+        <w:rPr>
+          <w:sz w:val="32"/>
+          <w:szCs w:val="32"/>
+        </w:rPr>
+        <w:t xml:space="preserve">, </w:t>
+      </w:r>
+      <w:r>
+        <w:rPr>
+          <w:b/>
+          <w:bCs/>
+          <w:color w:val="1F2D3D"/>
+          <w:sz w:val="32"/>
+          <w:szCs w:val="32"/>
+        </w:rPr>
+        <w:t xml:space="preserve">เดือนนี้</w:t>
+      </w:r>
+      <w:r>
+        <w:rPr>
+          <w:sz w:val="32"/>
+          <w:szCs w:val="32"/>
+        </w:rPr>
+        <w:t xml:space="preserve"> หรือ </w:t>
+      </w:r>
+      <w:r>
+        <w:rPr>
+          <w:b/>
+          <w:bCs/>
+          <w:color w:val="1F2D3D"/>
+          <w:sz w:val="32"/>
+          <w:szCs w:val="32"/>
+        </w:rPr>
+        <w:t xml:space="preserve">ทั้งหมด</w:t>
+      </w:r>
+      <w:r>
+        <w:rPr>
+          <w:sz w:val="32"/>
+          <w:szCs w:val="32"/>
+        </w:rPr>
+        <w:t xml:space="preserve"> และกำหนดช่วงวันที่เองได้ด้วย </w:t>
+      </w:r>
+      <w:r>
+        <w:rPr>
+          <w:b/>
+          <w:bCs/>
+          <w:color w:val="1F2D3D"/>
+          <w:sz w:val="32"/>
+          <w:szCs w:val="32"/>
+        </w:rPr>
+        <w:t xml:space="preserve">กำหนดเอง</w:t>
+      </w:r>
+      <w:r>
+        <w:rPr>
+          <w:sz w:val="32"/>
+          <w:szCs w:val="32"/>
+        </w:rPr>
+        <w:t xml:space="preserve"> แล้วกด </w:t>
+      </w:r>
+      <w:r>
+        <w:rPr>
+          <w:b/>
+          <w:bCs/>
+          <w:color w:val="1F2D3D"/>
+          <w:sz w:val="32"/>
+          <w:szCs w:val="32"/>
+        </w:rPr>
+        <w:t xml:space="preserve">ใช้ช่วงเวลา</w:t>
+      </w:r>
+      <w:r>
+        <w:rPr>
+          <w:sz w:val="32"/>
+          <w:szCs w:val="32"/>
+        </w:rPr>
+        <w:t xml:space="preserve"> — ปุ่ม </w:t>
+      </w:r>
+      <w:r>
+        <w:rPr>
+          <w:b/>
+          <w:bCs/>
+          <w:color w:val="1F2D3D"/>
+          <w:sz w:val="32"/>
+          <w:szCs w:val="32"/>
+        </w:rPr>
+        <w:t xml:space="preserve">ล้าง</w:t>
+      </w:r>
+      <w:r>
+        <w:rPr>
+          <w:sz w:val="32"/>
+          <w:szCs w:val="32"/>
+        </w:rPr>
+        <w:t xml:space="preserve"> คืนค่ากลับเป็นค่าเริ่มต้น</w:t>
+      </w:r>
+    </w:p>
+    <w:tbl>
+      <w:tblPr>
+        <w:tblW w:type="dxa" w:w="9600"/>
+        <w:tblBorders>
+          <w:top w:val="dashed" w:color="9DB4D4" w:sz="6"/>
+          <w:left w:val="dashed" w:color="9DB4D4" w:sz="6"/>
+          <w:bottom w:val="dashed" w:color="9DB4D4" w:sz="6"/>
+          <w:right w:val="dashed" w:color="9DB4D4" w:sz="6"/>
+          <w:insideH w:val="single" w:color="auto" w:sz="4"/>
+          <w:insideV w:val="single" w:color="auto" w:sz="4"/>
+        </w:tblBorders>
+      </w:tblPr>
+      <w:tblGrid>
+        <w:gridCol w:w="9600"/>
+      </w:tblGrid>
+      <w:tr>
+        <w:tc>
+          <w:tcPr>
+            <w:tcW w:type="dxa" w:w="9600"/>
+            <w:shd w:fill="F7F8FA" w:color="auto" w:val="clear"/>
+            <w:tcMar>
+              <w:top w:type="dxa" w:w="520"/>
+              <w:left w:type="dxa" w:w="200"/>
+              <w:bottom w:type="dxa" w:w="520"/>
+              <w:right w:type="dxa" w:w="200"/>
+            </w:tcMar>
+            <w:vAlign w:val="center"/>
+          </w:tcPr>
+          <w:p>
+            <w:pPr>
+              <w:spacing w:after="40"/>
+              <w:jc w:val="center"/>
+            </w:pPr>
+            <w:r>
+              <w:rPr>
+                <w:b/>
+                <w:bCs/>
+                <w:color w:val="6C7888"/>
+                <w:sz w:val="30"/>
+                <w:szCs w:val="30"/>
+              </w:rPr>
+              <w:t xml:space="preserve">[ ตำแหน่งภาพหน้าจอ ]</w:t>
+            </w:r>
+          </w:p>
+          <w:p>
+            <w:pPr>
+              <w:spacing w:after="40"/>
+              <w:jc w:val="center"/>
+            </w:pPr>
+            <w:r>
+              <w:rPr>
+                <w:color w:val="1F2D3D"/>
+                <w:sz w:val="32"/>
+                <w:szCs w:val="32"/>
+              </w:rPr>
+              <w:t xml:space="preserve">แถบตัวกรองช่วงเวลาบนแดชบอร์ดผู้บริหาร</w:t>
+            </w:r>
+          </w:p>
+          <w:p>
+            <w:pPr>
+              <w:jc w:val="center"/>
+            </w:pPr>
+            <w:r>
+              <w:rPr>
+                <w:rFonts w:ascii="Consolas" w:cs="Consolas" w:eastAsia="Consolas" w:hAnsi="Consolas"/>
+                <w:color w:val="9AA6B4"/>
+                <w:sz w:val="24"/>
+                <w:szCs w:val="24"/>
+              </w:rPr>
+              <w:t xml:space="preserve">SHOT: EXE-filter-bar</w:t>
+            </w:r>
+          </w:p>
+        </w:tc>
+      </w:tr>
+    </w:tbl>
+    <w:p>
+      <w:pPr>
+        <w:spacing w:after="160" w:before="60"/>
+        <w:jc w:val="center"/>
+      </w:pPr>
+      <w:r>
+        <w:rPr>
+          <w:b/>
+          <w:bCs/>
+          <w:color w:val="245EA8"/>
+          <w:sz w:val="28"/>
+          <w:szCs w:val="28"/>
+        </w:rPr>
+        <w:t xml:space="preserve">รูปที่ 5-1  </w:t>
+      </w:r>
+      <w:r>
+        <w:rPr>
+          <w:i/>
+          <w:iCs/>
+          <w:color w:val="6C7888"/>
+          <w:sz w:val="28"/>
+          <w:szCs w:val="28"/>
+        </w:rPr>
+        <w:t xml:space="preserve">แถบตัวกรองช่วงเวลาบนแดชบอร์ดผู้บริหาร</w:t>
+      </w:r>
+    </w:p>
+    <w:tbl>
+      <w:tblPr>
+        <w:tblW w:type="dxa" w:w="9600"/>
+        <w:tblBorders>
+          <w:top w:val="single" w:color="FDECEE" w:sz="2"/>
+          <w:left w:val="single" w:color="E63946" w:sz="28"/>
+          <w:bottom w:val="single" w:color="FDECEE" w:sz="2"/>
+          <w:right w:val="single" w:color="FDECEE" w:sz="2"/>
+          <w:insideH w:val="single" w:color="auto" w:sz="4"/>
+          <w:insideV w:val="single" w:color="auto" w:sz="4"/>
+        </w:tblBorders>
+      </w:tblPr>
+      <w:tblGrid>
+        <w:gridCol w:w="9600"/>
+      </w:tblGrid>
+      <w:tr>
+        <w:tc>
+          <w:tcPr>
+            <w:tcW w:type="dxa" w:w="9600"/>
+            <w:shd w:fill="FDECEE" w:color="auto" w:val="clear"/>
+            <w:tcMar>
+              <w:top w:type="dxa" w:w="140"/>
+              <w:left w:type="dxa" w:w="200"/>
+              <w:bottom w:type="dxa" w:w="140"/>
+              <w:right w:type="dxa" w:w="200"/>
+            </w:tcMar>
+          </w:tcPr>
+          <w:p>
+            <w:pPr>
+              <w:spacing w:after="60"/>
+            </w:pPr>
+            <w:r>
+              <w:rPr>
+                <w:b/>
+                <w:bCs/>
+                <w:color w:val="E63946"/>
+                <w:sz w:val="30"/>
+                <w:szCs w:val="30"/>
+              </w:rPr>
+              <w:t xml:space="preserve">ข้อควรระวัง</w:t>
+            </w:r>
+          </w:p>
+          <w:p>
+            <w:pPr>
+              <w:spacing w:after="0"/>
+            </w:pPr>
+            <w:r>
+              <w:rPr>
+                <w:sz w:val="32"/>
+                <w:szCs w:val="32"/>
+              </w:rPr>
+              <w:t xml:space="preserve">ก่อนเปรียบเทียบตัวเลขสองชุด ให้ตรวจว่าเลือกช่วงเวลาเดียวกัน — ตัวเลขเกือบทั้งหมดบนหน้านี้เปลี่ยนตามตัวกรอง</w:t>
+            </w:r>
+          </w:p>
+        </w:tc>
+      </w:tr>
+    </w:tbl>
+    <w:p>
+      <w:pPr>
+        <w:pStyle w:val="Heading2"/>
+      </w:pPr>
+      <w:r>
+        <w:t xml:space="preserve">5.2 สรุปสถานการณ์ของทีม SOC</w:t>
+      </w:r>
+    </w:p>
+    <w:p>
+      <w:pPr>
+        <w:spacing w:after="120"/>
+      </w:pPr>
+      <w:r>
+        <w:rPr>
+          <w:sz w:val="32"/>
+          <w:szCs w:val="32"/>
+        </w:rPr>
+        <w:t xml:space="preserve">กล่องซ้ายบนสรุปสถานการณ์รวมเป็นคำเดียว เพื่อให้ตอบได้ทันทีว่าต้องลงมาดูรายละเอียดหรือไม่</w:t>
+      </w:r>
+    </w:p>
+    <w:tbl>
+      <w:tblPr>
+        <w:tblW w:type="dxa" w:w="9600"/>
+        <w:tblBorders>
+          <w:top w:val="single" w:color="E1E6ED" w:sz="2"/>
+          <w:left w:val="single" w:color="E1E6ED" w:sz="2"/>
+          <w:bottom w:val="single" w:color="E1E6ED" w:sz="2"/>
+          <w:right w:val="single" w:color="E1E6ED" w:sz="2"/>
+          <w:insideH w:val="single" w:color="E1E6ED" w:sz="2"/>
+          <w:insideV w:val="single" w:color="E1E6ED" w:sz="2"/>
+        </w:tblBorders>
+      </w:tblPr>
+      <w:tblGrid>
+        <w:gridCol w:w="3000"/>
+        <w:gridCol w:w="6600"/>
+      </w:tblGrid>
+      <w:tr>
+        <w:trPr>
+          <w:cantSplit/>
+          <w:tblHeader/>
+        </w:trPr>
+        <w:tc>
+          <w:tcPr>
+            <w:tcW w:type="dxa" w:w="3000"/>
+            <w:shd w:fill="1A1A2E" w:color="auto" w:val="clear"/>
+            <w:tcMar>
+              <w:top w:type="dxa" w:w="80"/>
+              <w:left w:type="dxa" w:w="120"/>
+              <w:bottom w:type="dxa" w:w="80"/>
+              <w:right w:type="dxa" w:w="120"/>
+            </w:tcMar>
+          </w:tcPr>
+          <w:p>
+            <w:r>
+              <w:rPr>
+                <w:b/>
+                <w:bCs/>
+                <w:color w:val="FFFFFF"/>
+                <w:sz w:val="28"/>
+                <w:szCs w:val="28"/>
+              </w:rPr>
+              <w:t xml:space="preserve">ผลสรุป</w:t>
+            </w:r>
+          </w:p>
+        </w:tc>
+        <w:tc>
+          <w:tcPr>
+            <w:tcW w:type="dxa" w:w="6600"/>
+            <w:shd w:fill="1A1A2E" w:color="auto" w:val="clear"/>
+            <w:tcMar>
+              <w:top w:type="dxa" w:w="80"/>
+              <w:left w:type="dxa" w:w="120"/>
+              <w:bottom w:type="dxa" w:w="80"/>
+              <w:right w:type="dxa" w:w="120"/>
+            </w:tcMar>
+          </w:tcPr>
+          <w:p>
+            <w:r>
+              <w:rPr>
+                <w:b/>
+                <w:bCs/>
+                <w:color w:val="FFFFFF"/>
+                <w:sz w:val="28"/>
+                <w:szCs w:val="28"/>
+              </w:rPr>
+              <w:t xml:space="preserve">หมายถึง</w:t>
+            </w:r>
+          </w:p>
+        </w:tc>
+      </w:tr>
+      <w:tr>
+        <w:trPr>
+          <w:cantSplit/>
+        </w:trPr>
+        <w:tc>
+          <w:tcPr>
+            <w:tcW w:type="dxa" w:w="3000"/>
+            <w:shd w:fill="FFFFFF" w:color="auto" w:val="clear"/>
+            <w:tcMar>
+              <w:top w:type="dxa" w:w="70"/>
+              <w:left w:type="dxa" w:w="120"/>
+              <w:bottom w:type="dxa" w:w="70"/>
+              <w:right w:type="dxa" w:w="120"/>
+            </w:tcMar>
+          </w:tcPr>
+          <w:p>
+            <w:pPr>
+              <w:spacing w:after="0"/>
+            </w:pPr>
+            <w:r>
+              <w:rPr>
+                <w:b/>
+                <w:bCs/>
+                <w:sz w:val="32"/>
+                <w:szCs w:val="32"/>
+              </w:rPr>
+              <w:t xml:space="preserve">ปกติ</w:t>
+            </w:r>
+          </w:p>
+        </w:tc>
+        <w:tc>
+          <w:tcPr>
+            <w:tcW w:type="dxa" w:w="6600"/>
+            <w:shd w:fill="FFFFFF" w:color="auto" w:val="clear"/>
+            <w:tcMar>
+              <w:top w:type="dxa" w:w="70"/>
+              <w:left w:type="dxa" w:w="120"/>
+              <w:bottom w:type="dxa" w:w="70"/>
+              <w:right w:type="dxa" w:w="120"/>
+            </w:tcMar>
+          </w:tcPr>
+          <w:p>
+            <w:pPr>
+              <w:spacing w:after="0"/>
+            </w:pPr>
+            <w:r>
+              <w:rPr>
+                <w:sz w:val="28"/>
+                <w:szCs w:val="28"/>
+              </w:rPr>
+              <w:t xml:space="preserve">ไม่มี Incident ค้างที่ต้องจัดการ</w:t>
+            </w:r>
+          </w:p>
+        </w:tc>
+      </w:tr>
+      <w:tr>
+        <w:trPr>
+          <w:cantSplit/>
+        </w:trPr>
+        <w:tc>
+          <w:tcPr>
+            <w:tcW w:type="dxa" w:w="3000"/>
+            <w:shd w:fill="F7F8FA" w:color="auto" w:val="clear"/>
+            <w:tcMar>
+              <w:top w:type="dxa" w:w="70"/>
+              <w:left w:type="dxa" w:w="120"/>
+              <w:bottom w:type="dxa" w:w="70"/>
+              <w:right w:type="dxa" w:w="120"/>
+            </w:tcMar>
+          </w:tcPr>
+          <w:p>
+            <w:pPr>
+              <w:spacing w:after="0"/>
+            </w:pPr>
+            <w:r>
+              <w:rPr>
+                <w:b/>
+                <w:bCs/>
+                <w:sz w:val="32"/>
+                <w:szCs w:val="32"/>
+              </w:rPr>
+              <w:t xml:space="preserve">รอดำเนินการ</w:t>
+            </w:r>
+          </w:p>
+        </w:tc>
+        <w:tc>
+          <w:tcPr>
+            <w:tcW w:type="dxa" w:w="6600"/>
+            <w:shd w:fill="F7F8FA" w:color="auto" w:val="clear"/>
+            <w:tcMar>
+              <w:top w:type="dxa" w:w="70"/>
+              <w:left w:type="dxa" w:w="120"/>
+              <w:bottom w:type="dxa" w:w="70"/>
+              <w:right w:type="dxa" w:w="120"/>
+            </w:tcMar>
+          </w:tcPr>
+          <w:p>
+            <w:pPr>
+              <w:spacing w:after="0"/>
+            </w:pPr>
+            <w:r>
+              <w:rPr>
+                <w:sz w:val="28"/>
+                <w:szCs w:val="28"/>
+              </w:rPr>
+              <w:t xml:space="preserve">มี Incident ที่รอการดำเนินการอยู่ ยังอยู่ในกรอบปกติ</w:t>
+            </w:r>
+          </w:p>
+        </w:tc>
+      </w:tr>
+      <w:tr>
+        <w:trPr>
+          <w:cantSplit/>
+        </w:trPr>
+        <w:tc>
+          <w:tcPr>
+            <w:tcW w:type="dxa" w:w="3000"/>
+            <w:shd w:fill="FFFFFF" w:color="auto" w:val="clear"/>
+            <w:tcMar>
+              <w:top w:type="dxa" w:w="70"/>
+              <w:left w:type="dxa" w:w="120"/>
+              <w:bottom w:type="dxa" w:w="70"/>
+              <w:right w:type="dxa" w:w="120"/>
+            </w:tcMar>
+          </w:tcPr>
+          <w:p>
+            <w:pPr>
+              <w:spacing w:after="0"/>
+            </w:pPr>
+            <w:r>
+              <w:rPr>
+                <w:b/>
+                <w:bCs/>
+                <w:sz w:val="32"/>
+                <w:szCs w:val="32"/>
+              </w:rPr>
+              <w:t xml:space="preserve">ต้องเฝ้าระวัง</w:t>
+            </w:r>
+          </w:p>
+        </w:tc>
+        <w:tc>
+          <w:tcPr>
+            <w:tcW w:type="dxa" w:w="6600"/>
+            <w:shd w:fill="FFFFFF" w:color="auto" w:val="clear"/>
+            <w:tcMar>
+              <w:top w:type="dxa" w:w="70"/>
+              <w:left w:type="dxa" w:w="120"/>
+              <w:bottom w:type="dxa" w:w="70"/>
+              <w:right w:type="dxa" w:w="120"/>
+            </w:tcMar>
+          </w:tcPr>
+          <w:p>
+            <w:pPr>
+              <w:spacing w:after="0"/>
+            </w:pPr>
+            <w:r>
+              <w:rPr>
+                <w:sz w:val="28"/>
+                <w:szCs w:val="28"/>
+              </w:rPr>
+              <w:t xml:space="preserve">มี Incident ที่ต้องจัดการทันที — ควรสอบถามผู้จัดการ SOC</w:t>
+            </w:r>
+          </w:p>
+        </w:tc>
+      </w:tr>
+    </w:tbl>
+    <w:p>
+      <w:pPr>
+        <w:spacing w:after="140"/>
+      </w:pPr>
+    </w:p>
+    <w:p>
+      <w:pPr>
+        <w:spacing w:after="120"/>
+      </w:pPr>
+      <w:r>
+        <w:rPr>
+          <w:sz w:val="32"/>
+          <w:szCs w:val="32"/>
+        </w:rPr>
+        <w:t xml:space="preserve">ใต้ผลสรุปเป็นรายการเงื่อนไขที่ใช้ตัดสิน พร้อมจำนวนเคสของแต่ละข้อ:</w:t>
+      </w:r>
+    </w:p>
+    <w:p>
+      <w:pPr>
+        <w:pStyle w:val="ListParagraph"/>
+        <w:numPr>
+          <w:ilvl w:val="0"/>
+          <w:numId w:val="3"/>
+        </w:numPr>
+        <w:spacing w:after="60"/>
+      </w:pPr>
+      <w:r>
+        <w:rPr>
+          <w:sz w:val="32"/>
+          <w:szCs w:val="32"/>
+        </w:rPr>
+        <w:t xml:space="preserve">เคสฉุกเฉิน (Emergency) ที่ยังไม่ปิด</w:t>
+      </w:r>
+    </w:p>
+    <w:p>
+      <w:pPr>
+        <w:pStyle w:val="ListParagraph"/>
+        <w:numPr>
+          <w:ilvl w:val="0"/>
+          <w:numId w:val="3"/>
+        </w:numPr>
+        <w:spacing w:after="60"/>
+      </w:pPr>
+      <w:r>
+        <w:rPr>
+          <w:sz w:val="32"/>
+          <w:szCs w:val="32"/>
+        </w:rPr>
+        <w:t xml:space="preserve">เคสที่เกินกำหนด OLA</w:t>
+      </w:r>
+    </w:p>
+    <w:p>
+      <w:pPr>
+        <w:pStyle w:val="ListParagraph"/>
+        <w:numPr>
+          <w:ilvl w:val="0"/>
+          <w:numId w:val="3"/>
+        </w:numPr>
+        <w:spacing w:after="60"/>
+      </w:pPr>
+      <w:r>
+        <w:rPr>
+          <w:sz w:val="32"/>
+          <w:szCs w:val="32"/>
+        </w:rPr>
+        <w:t xml:space="preserve">เคสที่รอ SOC (Tier 1) ดำเนินการ</w:t>
+      </w:r>
+    </w:p>
+    <w:p>
+      <w:pPr>
+        <w:pStyle w:val="ListParagraph"/>
+        <w:numPr>
+          <w:ilvl w:val="0"/>
+          <w:numId w:val="3"/>
+        </w:numPr>
+        <w:spacing w:after="60"/>
+      </w:pPr>
+      <w:r>
+        <w:rPr>
+          <w:sz w:val="32"/>
+          <w:szCs w:val="32"/>
+        </w:rPr>
+        <w:t xml:space="preserve">เคสที่รอผู้จัดการ SOC</w:t>
+      </w:r>
+    </w:p>
+    <w:p>
+      <w:pPr>
+        <w:pStyle w:val="ListParagraph"/>
+        <w:numPr>
+          <w:ilvl w:val="0"/>
+          <w:numId w:val="3"/>
+        </w:numPr>
+        <w:spacing w:after="60"/>
+      </w:pPr>
+      <w:r>
+        <w:rPr>
+          <w:sz w:val="32"/>
+          <w:szCs w:val="32"/>
+        </w:rPr>
+        <w:t xml:space="preserve">เคสที่รอผู้ดูแลระบบ / เจ้าของระบบ</w:t>
+      </w:r>
+    </w:p>
+    <w:p>
+      <w:pPr>
+        <w:pStyle w:val="ListParagraph"/>
+        <w:numPr>
+          <w:ilvl w:val="0"/>
+          <w:numId w:val="3"/>
+        </w:numPr>
+        <w:spacing w:after="60"/>
+      </w:pPr>
+      <w:r>
+        <w:rPr>
+          <w:sz w:val="32"/>
+          <w:szCs w:val="32"/>
+        </w:rPr>
+        <w:t xml:space="preserve">เคสที่รอ Tier 2 ตรวจสอบ</w:t>
+      </w:r>
+    </w:p>
+    <w:p>
+      <w:pPr>
+        <w:pStyle w:val="ListParagraph"/>
+        <w:numPr>
+          <w:ilvl w:val="0"/>
+          <w:numId w:val="3"/>
+        </w:numPr>
+        <w:spacing w:after="60"/>
+      </w:pPr>
+      <w:r>
+        <w:rPr>
+          <w:sz w:val="32"/>
+          <w:szCs w:val="32"/>
+        </w:rPr>
+        <w:t xml:space="preserve">เคสที่รอทีมตอบสนอง (ผู้เชี่ยวชาญพิสูจน์หลักฐาน / ทีมทดสอบเจาะระบบ)</w:t>
+      </w:r>
+    </w:p>
+    <w:p>
+      <w:pPr>
+        <w:spacing w:after="80"/>
+      </w:pPr>
+    </w:p>
+    <w:tbl>
+      <w:tblPr>
+        <w:tblW w:type="dxa" w:w="9600"/>
+        <w:tblBorders>
+          <w:top w:val="dashed" w:color="9DB4D4" w:sz="6"/>
+          <w:left w:val="dashed" w:color="9DB4D4" w:sz="6"/>
+          <w:bottom w:val="dashed" w:color="9DB4D4" w:sz="6"/>
+          <w:right w:val="dashed" w:color="9DB4D4" w:sz="6"/>
+          <w:insideH w:val="single" w:color="auto" w:sz="4"/>
+          <w:insideV w:val="single" w:color="auto" w:sz="4"/>
+        </w:tblBorders>
+      </w:tblPr>
+      <w:tblGrid>
+        <w:gridCol w:w="9600"/>
+      </w:tblGrid>
+      <w:tr>
+        <w:tc>
+          <w:tcPr>
+            <w:tcW w:type="dxa" w:w="9600"/>
+            <w:shd w:fill="F7F8FA" w:color="auto" w:val="clear"/>
+            <w:tcMar>
+              <w:top w:type="dxa" w:w="520"/>
+              <w:left w:type="dxa" w:w="200"/>
+              <w:bottom w:type="dxa" w:w="520"/>
+              <w:right w:type="dxa" w:w="200"/>
+            </w:tcMar>
+            <w:vAlign w:val="center"/>
+          </w:tcPr>
+          <w:p>
+            <w:pPr>
+              <w:spacing w:after="40"/>
+              <w:jc w:val="center"/>
+            </w:pPr>
+            <w:r>
+              <w:rPr>
+                <w:b/>
+                <w:bCs/>
+                <w:color w:val="6C7888"/>
+                <w:sz w:val="30"/>
+                <w:szCs w:val="30"/>
+              </w:rPr>
+              <w:t xml:space="preserve">[ ตำแหน่งภาพหน้าจอ ]</w:t>
+            </w:r>
+          </w:p>
+          <w:p>
+            <w:pPr>
+              <w:spacing w:after="40"/>
+              <w:jc w:val="center"/>
+            </w:pPr>
+            <w:r>
+              <w:rPr>
+                <w:color w:val="1F2D3D"/>
+                <w:sz w:val="32"/>
+                <w:szCs w:val="32"/>
+              </w:rPr>
+              <w:t xml:space="preserve">กล่องสรุปสถานการณ์ของทีม SOC พร้อมรายการเงื่อนไขและจำนวนเคส</w:t>
+            </w:r>
+          </w:p>
+          <w:p>
+            <w:pPr>
+              <w:jc w:val="center"/>
+            </w:pPr>
+            <w:r>
+              <w:rPr>
+                <w:rFonts w:ascii="Consolas" w:cs="Consolas" w:eastAsia="Consolas" w:hAnsi="Consolas"/>
+                <w:color w:val="9AA6B4"/>
+                <w:sz w:val="24"/>
+                <w:szCs w:val="24"/>
+              </w:rPr>
+              <w:t xml:space="preserve">SHOT: EXE-situation-panel</w:t>
+            </w:r>
+          </w:p>
+        </w:tc>
+      </w:tr>
+    </w:tbl>
+    <w:p>
+      <w:pPr>
+        <w:spacing w:after="160" w:before="60"/>
+        <w:jc w:val="center"/>
+      </w:pPr>
+      <w:r>
+        <w:rPr>
+          <w:b/>
+          <w:bCs/>
+          <w:color w:val="245EA8"/>
+          <w:sz w:val="28"/>
+          <w:szCs w:val="28"/>
+        </w:rPr>
+        <w:t xml:space="preserve">รูปที่ 5-2  </w:t>
+      </w:r>
+      <w:r>
+        <w:rPr>
+          <w:i/>
+          <w:iCs/>
+          <w:color w:val="6C7888"/>
+          <w:sz w:val="28"/>
+          <w:szCs w:val="28"/>
+        </w:rPr>
+        <w:t xml:space="preserve">กล่องสรุปสถานการณ์ของทีม SOC พร้อมรายการเงื่อนไขและจำนวนเคส</w:t>
+      </w:r>
+    </w:p>
+    <w:tbl>
+      <w:tblPr>
+        <w:tblW w:type="dxa" w:w="9600"/>
+        <w:tblBorders>
+          <w:top w:val="single" w:color="EAF1FB" w:sz="2"/>
+          <w:left w:val="single" w:color="245EA8" w:sz="28"/>
+          <w:bottom w:val="single" w:color="EAF1FB" w:sz="2"/>
+          <w:right w:val="single" w:color="EAF1FB" w:sz="2"/>
+          <w:insideH w:val="single" w:color="auto" w:sz="4"/>
+          <w:insideV w:val="single" w:color="auto" w:sz="4"/>
+        </w:tblBorders>
+      </w:tblPr>
+      <w:tblGrid>
+        <w:gridCol w:w="9600"/>
+      </w:tblGrid>
+      <w:tr>
+        <w:tc>
+          <w:tcPr>
+            <w:tcW w:type="dxa" w:w="9600"/>
+            <w:shd w:fill="EAF1FB" w:color="auto" w:val="clear"/>
+            <w:tcMar>
+              <w:top w:type="dxa" w:w="140"/>
+              <w:left w:type="dxa" w:w="200"/>
+              <w:bottom w:type="dxa" w:w="140"/>
+              <w:right w:type="dxa" w:w="200"/>
+            </w:tcMar>
+          </w:tcPr>
+          <w:p>
+            <w:pPr>
+              <w:spacing w:after="60"/>
+            </w:pPr>
+            <w:r>
+              <w:rPr>
+                <w:b/>
+                <w:bCs/>
+                <w:color w:val="245EA8"/>
+                <w:sz w:val="30"/>
+                <w:szCs w:val="30"/>
+              </w:rPr>
+              <w:t xml:space="preserve">เคล็ดลับ</w:t>
+            </w:r>
+          </w:p>
+          <w:p>
+            <w:pPr>
+              <w:spacing w:after="0"/>
+            </w:pPr>
+            <w:r>
+              <w:rPr>
+                <w:sz w:val="32"/>
+                <w:szCs w:val="32"/>
+              </w:rPr>
+              <w:t xml:space="preserve">แต่ละบรรทัดในรายการนี้ </w:t>
+            </w:r>
+            <w:r>
+              <w:rPr>
+                <w:b/>
+                <w:bCs/>
+                <w:sz w:val="32"/>
+                <w:szCs w:val="32"/>
+              </w:rPr>
+              <w:t xml:space="preserve">กดได้</w:t>
+            </w:r>
+            <w:r>
+              <w:rPr>
+                <w:sz w:val="32"/>
+                <w:szCs w:val="32"/>
+              </w:rPr>
+              <w:t xml:space="preserve"> — กดแล้วตารางรายละเอียดด้านล่าง (ดู 5.6) จะกรองให้เหลือเฉพาะเคสกลุ่มนั้น เป็นวิธีเร็วที่สุดในการตอบคำถามว่า “ตอนนี้งานค้างอยู่ที่ใคร”</w:t>
+            </w:r>
+          </w:p>
+        </w:tc>
+      </w:tr>
+    </w:tbl>
+    <w:p>
+      <w:pPr>
+        <w:pStyle w:val="Heading2"/>
+      </w:pPr>
+      <w:r>
+        <w:t xml:space="preserve">5.3 การ์ดตัวชี้วัด</w:t>
       </w:r>
     </w:p>
     <w:tbl>
@@ -1067,7 +2000,7 @@
                 <w:sz w:val="32"/>
                 <w:szCs w:val="32"/>
               </w:rPr>
-              <w:t xml:space="preserve">สถานะความเสี่ยง</w:t>
+              <w:t xml:space="preserve">เคสทั้งหมด (High/Critical)</w:t>
             </w:r>
           </w:p>
         </w:tc>
@@ -1088,10 +2021,26 @@
             </w:pPr>
             <w:r>
               <w:rPr>
-                <w:sz w:val="28"/>
-                <w:szCs w:val="28"/>
-              </w:rPr>
-              <w:t xml:space="preserve">สรุปว่ามี Incident ค้างอยู่หรือไม่ และระดับความเร่งด่วนโดยรวม</w:t>
+                <w:sz w:val="32"/>
+                <w:szCs w:val="32"/>
+              </w:rPr>
+              <w:t xml:space="preserve">จำนวนเคสระดับสูงและวิกฤตในช่วงที่เลือก พร้อมเทียบกับเดือนก่อนหน้า (</w:t>
+            </w:r>
+            <w:r>
+              <w:rPr>
+                <w:b/>
+                <w:bCs/>
+                <w:sz w:val="32"/>
+                <w:szCs w:val="32"/>
+              </w:rPr>
+              <w:t xml:space="preserve">↑ / ↓ / เท่ากับเดือนที่แล้ว</w:t>
+            </w:r>
+            <w:r>
+              <w:rPr>
+                <w:sz w:val="32"/>
+                <w:szCs w:val="32"/>
+              </w:rPr>
+              <w:t xml:space="preserve">)</w:t>
             </w:r>
           </w:p>
         </w:tc>
@@ -1122,7 +2071,7 @@
                 <w:sz w:val="32"/>
                 <w:szCs w:val="32"/>
               </w:rPr>
-              <w:t xml:space="preserve">เคสทั้งหมด (High/Critical)</w:t>
+              <w:t xml:space="preserve">มัธยฐานเวลาในการแก้ไข (MTTR)</w:t>
             </w:r>
           </w:p>
         </w:tc>
@@ -1146,117 +2095,7 @@
                 <w:sz w:val="28"/>
                 <w:szCs w:val="28"/>
               </w:rPr>
-              <w:t xml:space="preserve">จำนวนเคสระดับสูงและวิกฤตในช่วงเวลาที่กำหนด</w:t>
-            </w:r>
-          </w:p>
-        </w:tc>
-      </w:tr>
-      <w:tr>
-        <w:trPr>
-          <w:cantSplit/>
-        </w:trPr>
-        <w:tc>
-          <w:tcPr>
-            <w:tcW w:type="dxa" w:w="3800"/>
-            <w:shd w:fill="FFFFFF" w:color="auto" w:val="clear"/>
-            <w:tcMar>
-              <w:top w:type="dxa" w:w="70"/>
-              <w:left w:type="dxa" w:w="120"/>
-              <w:bottom w:type="dxa" w:w="70"/>
-              <w:right w:type="dxa" w:w="120"/>
-            </w:tcMar>
-          </w:tcPr>
-          <w:p>
-            <w:pPr>
-              <w:spacing w:after="0"/>
-            </w:pPr>
-            <w:r>
-              <w:rPr>
-                <w:b/>
-                <w:bCs/>
-                <w:sz w:val="32"/>
-                <w:szCs w:val="32"/>
-              </w:rPr>
-              <w:t xml:space="preserve">มัธยฐานเวลาในการแก้ไข (MTTR)</w:t>
-            </w:r>
-          </w:p>
-        </w:tc>
-        <w:tc>
-          <w:tcPr>
-            <w:tcW w:type="dxa" w:w="5800"/>
-            <w:shd w:fill="FFFFFF" w:color="auto" w:val="clear"/>
-            <w:tcMar>
-              <w:top w:type="dxa" w:w="70"/>
-              <w:left w:type="dxa" w:w="120"/>
-              <w:bottom w:type="dxa" w:w="70"/>
-              <w:right w:type="dxa" w:w="120"/>
-            </w:tcMar>
-          </w:tcPr>
-          <w:p>
-            <w:pPr>
-              <w:spacing w:after="0"/>
-            </w:pPr>
-            <w:r>
-              <w:rPr>
-                <w:sz w:val="28"/>
-                <w:szCs w:val="28"/>
-              </w:rPr>
-              <w:t xml:space="preserve">ระยะเวลาที่ใช้แก้ไขเหตุการณ์โดยทั่วไป (ค่ากลาง) — ยิ่งต่ำยิ่งดี</w:t>
-            </w:r>
-          </w:p>
-        </w:tc>
-      </w:tr>
-      <w:tr>
-        <w:trPr>
-          <w:cantSplit/>
-        </w:trPr>
-        <w:tc>
-          <w:tcPr>
-            <w:tcW w:type="dxa" w:w="3800"/>
-            <w:shd w:fill="F7F8FA" w:color="auto" w:val="clear"/>
-            <w:tcMar>
-              <w:top w:type="dxa" w:w="70"/>
-              <w:left w:type="dxa" w:w="120"/>
-              <w:bottom w:type="dxa" w:w="70"/>
-              <w:right w:type="dxa" w:w="120"/>
-            </w:tcMar>
-          </w:tcPr>
-          <w:p>
-            <w:pPr>
-              <w:spacing w:after="0"/>
-            </w:pPr>
-            <w:r>
-              <w:rPr>
-                <w:b/>
-                <w:bCs/>
-                <w:sz w:val="32"/>
-                <w:szCs w:val="32"/>
-              </w:rPr>
-              <w:t xml:space="preserve">ความคืบหน้าการปิดงาน</w:t>
-            </w:r>
-          </w:p>
-        </w:tc>
-        <w:tc>
-          <w:tcPr>
-            <w:tcW w:type="dxa" w:w="5800"/>
-            <w:shd w:fill="F7F8FA" w:color="auto" w:val="clear"/>
-            <w:tcMar>
-              <w:top w:type="dxa" w:w="70"/>
-              <w:left w:type="dxa" w:w="120"/>
-              <w:bottom w:type="dxa" w:w="70"/>
-              <w:right w:type="dxa" w:w="120"/>
-            </w:tcMar>
-          </w:tcPr>
-          <w:p>
-            <w:pPr>
-              <w:spacing w:after="0"/>
-            </w:pPr>
-            <w:r>
-              <w:rPr>
-                <w:sz w:val="28"/>
-                <w:szCs w:val="28"/>
-              </w:rPr>
-              <w:t xml:space="preserve">สัดส่วนเหตุการณ์ที่ปิดแล้วเทียบกับที่ยังดำเนินการ</w:t>
+              <w:t xml:space="preserve">ระยะเวลาที่ใช้แก้ไขเหตุการณ์โดยทั่วไป (ค่ากลาง) คิดจากเคสที่ปิดใน 30 วันล่าสุด — ยิ่งต่ำยิ่งดี</w:t>
             </w:r>
           </w:p>
         </w:tc>
@@ -1266,6 +2105,352 @@
       <w:pPr>
         <w:spacing w:after="140"/>
       </w:pPr>
+    </w:p>
+    <w:tbl>
+      <w:tblPr>
+        <w:tblW w:type="dxa" w:w="9600"/>
+        <w:tblBorders>
+          <w:top w:val="dashed" w:color="9DB4D4" w:sz="6"/>
+          <w:left w:val="dashed" w:color="9DB4D4" w:sz="6"/>
+          <w:bottom w:val="dashed" w:color="9DB4D4" w:sz="6"/>
+          <w:right w:val="dashed" w:color="9DB4D4" w:sz="6"/>
+          <w:insideH w:val="single" w:color="auto" w:sz="4"/>
+          <w:insideV w:val="single" w:color="auto" w:sz="4"/>
+        </w:tblBorders>
+      </w:tblPr>
+      <w:tblGrid>
+        <w:gridCol w:w="9600"/>
+      </w:tblGrid>
+      <w:tr>
+        <w:tc>
+          <w:tcPr>
+            <w:tcW w:type="dxa" w:w="9600"/>
+            <w:shd w:fill="F7F8FA" w:color="auto" w:val="clear"/>
+            <w:tcMar>
+              <w:top w:type="dxa" w:w="520"/>
+              <w:left w:type="dxa" w:w="200"/>
+              <w:bottom w:type="dxa" w:w="520"/>
+              <w:right w:type="dxa" w:w="200"/>
+            </w:tcMar>
+            <w:vAlign w:val="center"/>
+          </w:tcPr>
+          <w:p>
+            <w:pPr>
+              <w:spacing w:after="40"/>
+              <w:jc w:val="center"/>
+            </w:pPr>
+            <w:r>
+              <w:rPr>
+                <w:b/>
+                <w:bCs/>
+                <w:color w:val="6C7888"/>
+                <w:sz w:val="30"/>
+                <w:szCs w:val="30"/>
+              </w:rPr>
+              <w:t xml:space="preserve">[ ตำแหน่งภาพหน้าจอ ]</w:t>
+            </w:r>
+          </w:p>
+          <w:p>
+            <w:pPr>
+              <w:spacing w:after="40"/>
+              <w:jc w:val="center"/>
+            </w:pPr>
+            <w:r>
+              <w:rPr>
+                <w:color w:val="1F2D3D"/>
+                <w:sz w:val="32"/>
+                <w:szCs w:val="32"/>
+              </w:rPr>
+              <w:t xml:space="preserve">การ์ดตัวชี้วัดเคสทั้งหมดและ MTTR พร้อมการเปรียบเทียบกับเดือนก่อน</w:t>
+            </w:r>
+          </w:p>
+          <w:p>
+            <w:pPr>
+              <w:jc w:val="center"/>
+            </w:pPr>
+            <w:r>
+              <w:rPr>
+                <w:rFonts w:ascii="Consolas" w:cs="Consolas" w:eastAsia="Consolas" w:hAnsi="Consolas"/>
+                <w:color w:val="9AA6B4"/>
+                <w:sz w:val="24"/>
+                <w:szCs w:val="24"/>
+              </w:rPr>
+              <w:t xml:space="preserve">SHOT: EXE-kpi-cards</w:t>
+            </w:r>
+          </w:p>
+        </w:tc>
+      </w:tr>
+    </w:tbl>
+    <w:p>
+      <w:pPr>
+        <w:spacing w:after="160" w:before="60"/>
+        <w:jc w:val="center"/>
+      </w:pPr>
+      <w:r>
+        <w:rPr>
+          <w:b/>
+          <w:bCs/>
+          <w:color w:val="245EA8"/>
+          <w:sz w:val="28"/>
+          <w:szCs w:val="28"/>
+        </w:rPr>
+        <w:t xml:space="preserve">รูปที่ 5-3  </w:t>
+      </w:r>
+      <w:r>
+        <w:rPr>
+          <w:i/>
+          <w:iCs/>
+          <w:color w:val="6C7888"/>
+          <w:sz w:val="28"/>
+          <w:szCs w:val="28"/>
+        </w:rPr>
+        <w:t xml:space="preserve">การ์ดตัวชี้วัดเคสทั้งหมดและ MTTR พร้อมการเปรียบเทียบกับเดือนก่อน</w:t>
+      </w:r>
+    </w:p>
+    <w:tbl>
+      <w:tblPr>
+        <w:tblW w:type="dxa" w:w="9600"/>
+        <w:tblBorders>
+          <w:top w:val="single" w:color="F1F3F6" w:sz="2"/>
+          <w:left w:val="single" w:color="6C7888" w:sz="28"/>
+          <w:bottom w:val="single" w:color="F1F3F6" w:sz="2"/>
+          <w:right w:val="single" w:color="F1F3F6" w:sz="2"/>
+          <w:insideH w:val="single" w:color="auto" w:sz="4"/>
+          <w:insideV w:val="single" w:color="auto" w:sz="4"/>
+        </w:tblBorders>
+      </w:tblPr>
+      <w:tblGrid>
+        <w:gridCol w:w="9600"/>
+      </w:tblGrid>
+      <w:tr>
+        <w:tc>
+          <w:tcPr>
+            <w:tcW w:type="dxa" w:w="9600"/>
+            <w:shd w:fill="F1F3F6" w:color="auto" w:val="clear"/>
+            <w:tcMar>
+              <w:top w:type="dxa" w:w="140"/>
+              <w:left w:type="dxa" w:w="200"/>
+              <w:bottom w:type="dxa" w:w="140"/>
+              <w:right w:type="dxa" w:w="200"/>
+            </w:tcMar>
+          </w:tcPr>
+          <w:p>
+            <w:pPr>
+              <w:spacing w:after="60"/>
+            </w:pPr>
+            <w:r>
+              <w:rPr>
+                <w:b/>
+                <w:bCs/>
+                <w:color w:val="6C7888"/>
+                <w:sz w:val="30"/>
+                <w:szCs w:val="30"/>
+              </w:rPr>
+              <w:t xml:space="preserve">สิ่งที่ต้องจำ</w:t>
+            </w:r>
+          </w:p>
+          <w:p>
+            <w:pPr>
+              <w:spacing w:after="0"/>
+            </w:pPr>
+            <w:r>
+              <w:rPr>
+                <w:sz w:val="32"/>
+                <w:szCs w:val="32"/>
+              </w:rPr>
+              <w:t xml:space="preserve">การ์ด MTTR ระบุจำนวนเคสที่ใช้คำนวณไว้ใต้ตัวเลข (เช่น </w:t>
+            </w:r>
+            <w:r>
+              <w:rPr>
+                <w:rFonts w:ascii="Consolas" w:cs="Consolas" w:eastAsia="Consolas" w:hAnsi="Consolas"/>
+                <w:sz w:val="32"/>
+                <w:szCs w:val="32"/>
+              </w:rPr>
+              <w:t xml:space="preserve">n = 12</w:t>
+            </w:r>
+            <w:r>
+              <w:rPr>
+                <w:sz w:val="32"/>
+                <w:szCs w:val="32"/>
+              </w:rPr>
+              <w:t xml:space="preserve">) — หากจำนวนน้อย ค่าที่ได้จะแกว่งง่าย ควรดูแนวโน้มหลายเดือนประกอบ และหากไม่มีเคสปิดเลยใน 30 วันล่าสุด ระบบจะแจ้งว่าไม่มีข้อมูล แทนการแสดงเลข 0</w:t>
+            </w:r>
+          </w:p>
+        </w:tc>
+      </w:tr>
+    </w:tbl>
+    <w:p>
+      <w:pPr>
+        <w:pStyle w:val="Heading2"/>
+      </w:pPr>
+      <w:r>
+        <w:t xml:space="preserve">5.4 ความคืบหน้าการปิดเคส</w:t>
+      </w:r>
+    </w:p>
+    <w:p>
+      <w:pPr>
+        <w:spacing w:after="120"/>
+      </w:pPr>
+      <w:r>
+        <w:rPr>
+          <w:sz w:val="32"/>
+          <w:szCs w:val="32"/>
+        </w:rPr>
+        <w:t xml:space="preserve">แถบสัดส่วนแสดงว่าเคสระดับสูง/วิกฤต </w:t>
+      </w:r>
+      <w:r>
+        <w:rPr>
+          <w:b/>
+          <w:bCs/>
+          <w:sz w:val="32"/>
+          <w:szCs w:val="32"/>
+        </w:rPr>
+        <w:t xml:space="preserve">ปิดไปแล้วกี่เรื่อง</w:t>
+      </w:r>
+      <w:r>
+        <w:rPr>
+          <w:sz w:val="32"/>
+          <w:szCs w:val="32"/>
+        </w:rPr>
+        <w:t xml:space="preserve"> เทียบกับที่ </w:t>
+      </w:r>
+      <w:r>
+        <w:rPr>
+          <w:b/>
+          <w:bCs/>
+          <w:sz w:val="32"/>
+          <w:szCs w:val="32"/>
+        </w:rPr>
+        <w:t xml:space="preserve">ยังดำเนินการอยู่</w:t>
+      </w:r>
+      <w:r>
+        <w:rPr>
+          <w:sz w:val="32"/>
+          <w:szCs w:val="32"/>
+        </w:rPr>
+        <w:t xml:space="preserve"> พร้อมจำนวนกำกับทั้งสองฝั่ง ใช้ดูว่าทีมตามงานทันหรือมีของค้างสะสม</w:t>
+      </w:r>
+    </w:p>
+    <w:p>
+      <w:pPr>
+        <w:pStyle w:val="Heading2"/>
+      </w:pPr>
+      <w:r>
+        <w:t xml:space="preserve">5.5 กราฟสถานะ Ticket ทั้งหมด (Pipeline)</w:t>
+      </w:r>
+    </w:p>
+    <w:p>
+      <w:pPr>
+        <w:spacing w:after="120"/>
+      </w:pPr>
+      <w:r>
+        <w:rPr>
+          <w:sz w:val="32"/>
+          <w:szCs w:val="32"/>
+        </w:rPr>
+        <w:t xml:space="preserve">กราฟแท่งแนวนอนแสดงว่างานค้างอยู่ที่ขั้นตอนใดบ้าง ทำให้เห็นจุดคอขวดของกระบวนการ เช่น ค้างที่การควบคุมของผู้ดูแลระบบ หรือค้างที่ขั้นตรวจรับ</w:t>
+      </w:r>
+    </w:p>
+    <w:tbl>
+      <w:tblPr>
+        <w:tblW w:type="dxa" w:w="9600"/>
+        <w:tblBorders>
+          <w:top w:val="dashed" w:color="9DB4D4" w:sz="6"/>
+          <w:left w:val="dashed" w:color="9DB4D4" w:sz="6"/>
+          <w:bottom w:val="dashed" w:color="9DB4D4" w:sz="6"/>
+          <w:right w:val="dashed" w:color="9DB4D4" w:sz="6"/>
+          <w:insideH w:val="single" w:color="auto" w:sz="4"/>
+          <w:insideV w:val="single" w:color="auto" w:sz="4"/>
+        </w:tblBorders>
+      </w:tblPr>
+      <w:tblGrid>
+        <w:gridCol w:w="9600"/>
+      </w:tblGrid>
+      <w:tr>
+        <w:tc>
+          <w:tcPr>
+            <w:tcW w:type="dxa" w:w="9600"/>
+            <w:shd w:fill="F7F8FA" w:color="auto" w:val="clear"/>
+            <w:tcMar>
+              <w:top w:type="dxa" w:w="520"/>
+              <w:left w:type="dxa" w:w="200"/>
+              <w:bottom w:type="dxa" w:w="520"/>
+              <w:right w:type="dxa" w:w="200"/>
+            </w:tcMar>
+            <w:vAlign w:val="center"/>
+          </w:tcPr>
+          <w:p>
+            <w:pPr>
+              <w:spacing w:after="40"/>
+              <w:jc w:val="center"/>
+            </w:pPr>
+            <w:r>
+              <w:rPr>
+                <w:b/>
+                <w:bCs/>
+                <w:color w:val="6C7888"/>
+                <w:sz w:val="30"/>
+                <w:szCs w:val="30"/>
+              </w:rPr>
+              <w:t xml:space="preserve">[ ตำแหน่งภาพหน้าจอ ]</w:t>
+            </w:r>
+          </w:p>
+          <w:p>
+            <w:pPr>
+              <w:spacing w:after="40"/>
+              <w:jc w:val="center"/>
+            </w:pPr>
+            <w:r>
+              <w:rPr>
+                <w:color w:val="1F2D3D"/>
+                <w:sz w:val="32"/>
+                <w:szCs w:val="32"/>
+              </w:rPr>
+              <w:t xml:space="preserve">กราฟสถานะ Ticket ทั้งหมด (Pipeline) บนแดชบอร์ดผู้บริหาร</w:t>
+            </w:r>
+          </w:p>
+          <w:p>
+            <w:pPr>
+              <w:jc w:val="center"/>
+            </w:pPr>
+            <w:r>
+              <w:rPr>
+                <w:rFonts w:ascii="Consolas" w:cs="Consolas" w:eastAsia="Consolas" w:hAnsi="Consolas"/>
+                <w:color w:val="9AA6B4"/>
+                <w:sz w:val="24"/>
+                <w:szCs w:val="24"/>
+              </w:rPr>
+              <w:t xml:space="preserve">SHOT: EXE-pipeline-chart</w:t>
+            </w:r>
+          </w:p>
+        </w:tc>
+      </w:tr>
+    </w:tbl>
+    <w:p>
+      <w:pPr>
+        <w:spacing w:after="160" w:before="60"/>
+        <w:jc w:val="center"/>
+      </w:pPr>
+      <w:r>
+        <w:rPr>
+          <w:b/>
+          <w:bCs/>
+          <w:color w:val="245EA8"/>
+          <w:sz w:val="28"/>
+          <w:szCs w:val="28"/>
+        </w:rPr>
+        <w:t xml:space="preserve">รูปที่ 5-4  </w:t>
+      </w:r>
+      <w:r>
+        <w:rPr>
+          <w:i/>
+          <w:iCs/>
+          <w:color w:val="6C7888"/>
+          <w:sz w:val="28"/>
+          <w:szCs w:val="28"/>
+        </w:rPr>
+        <w:t xml:space="preserve">กราฟสถานะ Ticket ทั้งหมด (Pipeline) บนแดชบอร์ดผู้บริหาร</w:t>
+      </w:r>
     </w:p>
     <w:tbl>
       <w:tblPr>
@@ -1318,23 +2503,24 @@
                 <w:sz w:val="32"/>
                 <w:szCs w:val="32"/>
               </w:rPr>
-              <w:t xml:space="preserve">OLA คือกรอบเวลามาตรฐาน </w:t>
-            </w:r>
-            <w:r>
-              <w:rPr>
-                <w:b/>
-                <w:bCs/>
-                <w:sz w:val="32"/>
-                <w:szCs w:val="32"/>
-              </w:rPr>
-              <w:t xml:space="preserve">ภายในองค์กร</w:t>
-            </w:r>
-            <w:r>
-              <w:rPr>
-                <w:sz w:val="32"/>
-                <w:szCs w:val="32"/>
-              </w:rPr>
-              <w:t xml:space="preserve"> (ไม่ใช่ SLA ต่อลูกค้าภายนอก) การเกินกำหนดสะท้อนแรงกดดันด้านเวลา ไม่ใช่การผิดสัญญาเชิงพาณิชย์</w:t>
+              <w:t xml:space="preserve">ชื่อสถานะที่แสดงเป็น </w:t>
+            </w:r>
+            <w:r>
+              <w:rPr>
+                <w:b/>
+                <w:bCs/>
+                <w:color w:val="E63946"/>
+                <w:sz w:val="32"/>
+                <w:szCs w:val="32"/>
+              </w:rPr>
+              <w:t xml:space="preserve">สีแดง</w:t>
+            </w:r>
+            <w:r>
+              <w:rPr>
+                <w:sz w:val="32"/>
+                <w:szCs w:val="32"/>
+              </w:rPr>
+              <w:t xml:space="preserve"> หมายถึงในกลุ่มนั้นมีเคสฉุกเฉินรวมอยู่ด้วย — เลื่อนเมาส์ไปบนแท่งเพื่อดูจำนวนแยกตามระดับ</w:t>
             </w:r>
           </w:p>
         </w:tc>
@@ -1342,8 +2528,260 @@
     </w:tbl>
     <w:p>
       <w:pPr>
-        <w:spacing w:after="80"/>
-      </w:pPr>
+        <w:pStyle w:val="Heading2"/>
+      </w:pPr>
+      <w:r>
+        <w:t xml:space="preserve">5.6 ตารางรายละเอียด Ticket</w:t>
+      </w:r>
+    </w:p>
+    <w:p>
+      <w:pPr>
+        <w:spacing w:after="120"/>
+      </w:pPr>
+      <w:r>
+        <w:rPr>
+          <w:sz w:val="32"/>
+          <w:szCs w:val="32"/>
+        </w:rPr>
+        <w:t xml:space="preserve">ตารางท้ายหน้าแสดงรายเคส: </w:t>
+      </w:r>
+      <w:r>
+        <w:rPr>
+          <w:b/>
+          <w:bCs/>
+          <w:color w:val="1F2D3D"/>
+          <w:sz w:val="32"/>
+          <w:szCs w:val="32"/>
+        </w:rPr>
+        <w:t xml:space="preserve">เลขที่เคส (ID)</w:t>
+      </w:r>
+      <w:r>
+        <w:rPr>
+          <w:sz w:val="32"/>
+          <w:szCs w:val="32"/>
+        </w:rPr>
+        <w:t xml:space="preserve">, </w:t>
+      </w:r>
+      <w:r>
+        <w:rPr>
+          <w:b/>
+          <w:bCs/>
+          <w:color w:val="1F2D3D"/>
+          <w:sz w:val="32"/>
+          <w:szCs w:val="32"/>
+        </w:rPr>
+        <w:t xml:space="preserve">รายละเอียด</w:t>
+      </w:r>
+      <w:r>
+        <w:rPr>
+          <w:sz w:val="32"/>
+          <w:szCs w:val="32"/>
+        </w:rPr>
+        <w:t xml:space="preserve">, </w:t>
+      </w:r>
+      <w:r>
+        <w:rPr>
+          <w:b/>
+          <w:bCs/>
+          <w:color w:val="1F2D3D"/>
+          <w:sz w:val="32"/>
+          <w:szCs w:val="32"/>
+        </w:rPr>
+        <w:t xml:space="preserve">ผู้รับผิดชอบ</w:t>
+      </w:r>
+      <w:r>
+        <w:rPr>
+          <w:sz w:val="32"/>
+          <w:szCs w:val="32"/>
+        </w:rPr>
+        <w:t xml:space="preserve">, </w:t>
+      </w:r>
+      <w:r>
+        <w:rPr>
+          <w:b/>
+          <w:bCs/>
+          <w:color w:val="1F2D3D"/>
+          <w:sz w:val="32"/>
+          <w:szCs w:val="32"/>
+        </w:rPr>
+        <w:t xml:space="preserve">สถานะ Emergency</w:t>
+      </w:r>
+      <w:r>
+        <w:rPr>
+          <w:sz w:val="32"/>
+          <w:szCs w:val="32"/>
+        </w:rPr>
+        <w:t xml:space="preserve">, </w:t>
+      </w:r>
+      <w:r>
+        <w:rPr>
+          <w:b/>
+          <w:bCs/>
+          <w:color w:val="1F2D3D"/>
+          <w:sz w:val="32"/>
+          <w:szCs w:val="32"/>
+        </w:rPr>
+        <w:t xml:space="preserve">สถานะ</w:t>
+      </w:r>
+      <w:r>
+        <w:rPr>
+          <w:sz w:val="32"/>
+          <w:szCs w:val="32"/>
+        </w:rPr>
+        <w:t xml:space="preserve"> และ </w:t>
+      </w:r>
+      <w:r>
+        <w:rPr>
+          <w:b/>
+          <w:bCs/>
+          <w:color w:val="1F2D3D"/>
+          <w:sz w:val="32"/>
+          <w:szCs w:val="32"/>
+        </w:rPr>
+        <w:t xml:space="preserve">อัปเดตล่าสุด</w:t>
+      </w:r>
+      <w:r>
+        <w:rPr>
+          <w:sz w:val="32"/>
+          <w:szCs w:val="32"/>
+        </w:rPr>
+        <w:t xml:space="preserve"> เมื่อคุณกดเงื่อนไขในข้อ 5.2 ตารางจะขึ้นป้าย </w:t>
+      </w:r>
+      <w:r>
+        <w:rPr>
+          <w:b/>
+          <w:bCs/>
+          <w:color w:val="1F2D3D"/>
+          <w:sz w:val="32"/>
+          <w:szCs w:val="32"/>
+        </w:rPr>
+        <w:t xml:space="preserve">ตัวกรอง</w:t>
+      </w:r>
+      <w:r>
+        <w:rPr>
+          <w:sz w:val="32"/>
+          <w:szCs w:val="32"/>
+        </w:rPr>
+        <w:t xml:space="preserve"> บอกว่ากำลังกรองอะไรอยู่ กด </w:t>
+      </w:r>
+      <w:r>
+        <w:rPr>
+          <w:b/>
+          <w:bCs/>
+          <w:color w:val="1F2D3D"/>
+          <w:sz w:val="32"/>
+          <w:szCs w:val="32"/>
+        </w:rPr>
+        <w:t xml:space="preserve">ล้างตัวกรอง</w:t>
+      </w:r>
+      <w:r>
+        <w:rPr>
+          <w:sz w:val="32"/>
+          <w:szCs w:val="32"/>
+        </w:rPr>
+        <w:t xml:space="preserve"> เพื่อกลับไปดูทั้งหมด</w:t>
+      </w:r>
+    </w:p>
+    <w:tbl>
+      <w:tblPr>
+        <w:tblW w:type="dxa" w:w="9600"/>
+        <w:tblBorders>
+          <w:top w:val="dashed" w:color="9DB4D4" w:sz="6"/>
+          <w:left w:val="dashed" w:color="9DB4D4" w:sz="6"/>
+          <w:bottom w:val="dashed" w:color="9DB4D4" w:sz="6"/>
+          <w:right w:val="dashed" w:color="9DB4D4" w:sz="6"/>
+          <w:insideH w:val="single" w:color="auto" w:sz="4"/>
+          <w:insideV w:val="single" w:color="auto" w:sz="4"/>
+        </w:tblBorders>
+      </w:tblPr>
+      <w:tblGrid>
+        <w:gridCol w:w="9600"/>
+      </w:tblGrid>
+      <w:tr>
+        <w:tc>
+          <w:tcPr>
+            <w:tcW w:type="dxa" w:w="9600"/>
+            <w:shd w:fill="F7F8FA" w:color="auto" w:val="clear"/>
+            <w:tcMar>
+              <w:top w:type="dxa" w:w="520"/>
+              <w:left w:type="dxa" w:w="200"/>
+              <w:bottom w:type="dxa" w:w="520"/>
+              <w:right w:type="dxa" w:w="200"/>
+            </w:tcMar>
+            <w:vAlign w:val="center"/>
+          </w:tcPr>
+          <w:p>
+            <w:pPr>
+              <w:spacing w:after="40"/>
+              <w:jc w:val="center"/>
+            </w:pPr>
+            <w:r>
+              <w:rPr>
+                <w:b/>
+                <w:bCs/>
+                <w:color w:val="6C7888"/>
+                <w:sz w:val="30"/>
+                <w:szCs w:val="30"/>
+              </w:rPr>
+              <w:t xml:space="preserve">[ ตำแหน่งภาพหน้าจอ ]</w:t>
+            </w:r>
+          </w:p>
+          <w:p>
+            <w:pPr>
+              <w:spacing w:after="40"/>
+              <w:jc w:val="center"/>
+            </w:pPr>
+            <w:r>
+              <w:rPr>
+                <w:color w:val="1F2D3D"/>
+                <w:sz w:val="32"/>
+                <w:szCs w:val="32"/>
+              </w:rPr>
+              <w:t xml:space="preserve">ตารางรายละเอียด Ticket พร้อมป้ายตัวกรองและปุ่มล้างตัวกรอง</w:t>
+            </w:r>
+          </w:p>
+          <w:p>
+            <w:pPr>
+              <w:jc w:val="center"/>
+            </w:pPr>
+            <w:r>
+              <w:rPr>
+                <w:rFonts w:ascii="Consolas" w:cs="Consolas" w:eastAsia="Consolas" w:hAnsi="Consolas"/>
+                <w:color w:val="9AA6B4"/>
+                <w:sz w:val="24"/>
+                <w:szCs w:val="24"/>
+              </w:rPr>
+              <w:t xml:space="preserve">SHOT: EXE-ticket-table</w:t>
+            </w:r>
+          </w:p>
+        </w:tc>
+      </w:tr>
+    </w:tbl>
+    <w:p>
+      <w:pPr>
+        <w:spacing w:after="160" w:before="60"/>
+        <w:jc w:val="center"/>
+      </w:pPr>
+      <w:r>
+        <w:rPr>
+          <w:b/>
+          <w:bCs/>
+          <w:color w:val="245EA8"/>
+          <w:sz w:val="28"/>
+          <w:szCs w:val="28"/>
+        </w:rPr>
+        <w:t xml:space="preserve">รูปที่ 5-5  </w:t>
+      </w:r>
+      <w:r>
+        <w:rPr>
+          <w:i/>
+          <w:iCs/>
+          <w:color w:val="6C7888"/>
+          <w:sz w:val="28"/>
+          <w:szCs w:val="28"/>
+        </w:rPr>
+        <w:t xml:space="preserve">ตารางรายละเอียด Ticket พร้อมป้ายตัวกรองและปุ่มล้างตัวกรอง</w:t>
+      </w:r>
     </w:p>
     <w:tbl>
       <w:tblPr>
@@ -1393,51 +2831,10 @@
             </w:pPr>
             <w:r>
               <w:rPr>
-                <w:b/>
-                <w:bCs/>
-                <w:sz w:val="32"/>
-                <w:szCs w:val="32"/>
-              </w:rPr>
-              <w:t xml:space="preserve">เพิ่ม v1.5.0: </w:t>
-            </w:r>
-            <w:r>
-              <w:rPr>
-                <w:sz w:val="32"/>
-                <w:szCs w:val="32"/>
-              </w:rPr>
-              <w:t xml:space="preserve">ตั๋วที่ </w:t>
-            </w:r>
-            <w:r>
-              <w:rPr>
-                <w:b/>
-                <w:bCs/>
-                <w:sz w:val="32"/>
-                <w:szCs w:val="32"/>
-              </w:rPr>
-              <w:t xml:space="preserve">ยกเลิก (Cancelled)</w:t>
-            </w:r>
-            <w:r>
-              <w:rPr>
-                <w:sz w:val="32"/>
-                <w:szCs w:val="32"/>
-              </w:rPr>
-              <w:t xml:space="preserve"> — เช่น รายการซ้ำหรือเปิดผิด — จะถูกแยกแสดงต่างหากและ </w:t>
-            </w:r>
-            <w:r>
-              <w:rPr>
-                <w:b/>
-                <w:bCs/>
-                <w:sz w:val="32"/>
-                <w:szCs w:val="32"/>
-              </w:rPr>
-              <w:t xml:space="preserve">ไม่ถูกนับใน MTTR และสัดส่วนการปิดงานสำเร็จ</w:t>
-            </w:r>
-            <w:r>
-              <w:rPr>
-                <w:sz w:val="32"/>
-                <w:szCs w:val="32"/>
-              </w:rPr>
-              <w:t xml:space="preserve"> ตัวเลขผลการดำเนินงานจึงไม่ถูกบิดเบือนจากตั๋วที่ยกเลิก</w:t>
+                <w:sz w:val="32"/>
+                <w:szCs w:val="32"/>
+              </w:rPr>
+              <w:t xml:space="preserve">ตารางนี้อ่านอย่างเดียว คุณเปิดหน้ารายละเอียดของแต่ละเคสไม่ได้ หากต้องการเจาะลึกเคสใดเป็นการเฉพาะ ให้ประสานกับผู้จัดการ SOC</w:t>
             </w:r>
           </w:p>
         </w:tc>
@@ -1448,7 +2845,191 @@
         <w:pStyle w:val="Heading1"/>
       </w:pPr>
       <w:r>
-        <w:t xml:space="preserve">6. คำถามที่พบบ่อย</w:t>
+        <w:t xml:space="preserve">6. ข้อควรรู้ในการตีความตัวเลข</w:t>
+      </w:r>
+    </w:p>
+    <w:tbl>
+      <w:tblPr>
+        <w:tblW w:type="dxa" w:w="9600"/>
+        <w:tblBorders>
+          <w:top w:val="single" w:color="EAF1FB" w:sz="2"/>
+          <w:left w:val="single" w:color="245EA8" w:sz="28"/>
+          <w:bottom w:val="single" w:color="EAF1FB" w:sz="2"/>
+          <w:right w:val="single" w:color="EAF1FB" w:sz="2"/>
+          <w:insideH w:val="single" w:color="auto" w:sz="4"/>
+          <w:insideV w:val="single" w:color="auto" w:sz="4"/>
+        </w:tblBorders>
+      </w:tblPr>
+      <w:tblGrid>
+        <w:gridCol w:w="9600"/>
+      </w:tblGrid>
+      <w:tr>
+        <w:tc>
+          <w:tcPr>
+            <w:tcW w:type="dxa" w:w="9600"/>
+            <w:shd w:fill="EAF1FB" w:color="auto" w:val="clear"/>
+            <w:tcMar>
+              <w:top w:type="dxa" w:w="140"/>
+              <w:left w:type="dxa" w:w="200"/>
+              <w:bottom w:type="dxa" w:w="140"/>
+              <w:right w:type="dxa" w:w="200"/>
+            </w:tcMar>
+          </w:tcPr>
+          <w:p>
+            <w:pPr>
+              <w:spacing w:after="60"/>
+            </w:pPr>
+            <w:r>
+              <w:rPr>
+                <w:b/>
+                <w:bCs/>
+                <w:color w:val="245EA8"/>
+                <w:sz w:val="30"/>
+                <w:szCs w:val="30"/>
+              </w:rPr>
+              <w:t xml:space="preserve">เคล็ดลับ</w:t>
+            </w:r>
+          </w:p>
+          <w:p>
+            <w:pPr>
+              <w:spacing w:after="0"/>
+            </w:pPr>
+            <w:r>
+              <w:rPr>
+                <w:sz w:val="32"/>
+                <w:szCs w:val="32"/>
+              </w:rPr>
+              <w:t xml:space="preserve">OLA คือกรอบเวลามาตรฐาน </w:t>
+            </w:r>
+            <w:r>
+              <w:rPr>
+                <w:b/>
+                <w:bCs/>
+                <w:sz w:val="32"/>
+                <w:szCs w:val="32"/>
+              </w:rPr>
+              <w:t xml:space="preserve">ภายในองค์กร</w:t>
+            </w:r>
+            <w:r>
+              <w:rPr>
+                <w:sz w:val="32"/>
+                <w:szCs w:val="32"/>
+              </w:rPr>
+              <w:t xml:space="preserve"> (ไม่ใช่ SLA ต่อลูกค้าภายนอก) การเกินกำหนดสะท้อนแรงกดดันด้านเวลา ไม่ใช่การผิดสัญญาเชิงพาณิชย์</w:t>
+            </w:r>
+          </w:p>
+        </w:tc>
+      </w:tr>
+    </w:tbl>
+    <w:p>
+      <w:pPr>
+        <w:spacing w:after="80"/>
+      </w:pPr>
+    </w:p>
+    <w:tbl>
+      <w:tblPr>
+        <w:tblW w:type="dxa" w:w="9600"/>
+        <w:tblBorders>
+          <w:top w:val="single" w:color="F1F3F6" w:sz="2"/>
+          <w:left w:val="single" w:color="6C7888" w:sz="28"/>
+          <w:bottom w:val="single" w:color="F1F3F6" w:sz="2"/>
+          <w:right w:val="single" w:color="F1F3F6" w:sz="2"/>
+          <w:insideH w:val="single" w:color="auto" w:sz="4"/>
+          <w:insideV w:val="single" w:color="auto" w:sz="4"/>
+        </w:tblBorders>
+      </w:tblPr>
+      <w:tblGrid>
+        <w:gridCol w:w="9600"/>
+      </w:tblGrid>
+      <w:tr>
+        <w:tc>
+          <w:tcPr>
+            <w:tcW w:type="dxa" w:w="9600"/>
+            <w:shd w:fill="F1F3F6" w:color="auto" w:val="clear"/>
+            <w:tcMar>
+              <w:top w:type="dxa" w:w="140"/>
+              <w:left w:type="dxa" w:w="200"/>
+              <w:bottom w:type="dxa" w:w="140"/>
+              <w:right w:type="dxa" w:w="200"/>
+            </w:tcMar>
+          </w:tcPr>
+          <w:p>
+            <w:pPr>
+              <w:spacing w:after="60"/>
+            </w:pPr>
+            <w:r>
+              <w:rPr>
+                <w:b/>
+                <w:bCs/>
+                <w:color w:val="6C7888"/>
+                <w:sz w:val="30"/>
+                <w:szCs w:val="30"/>
+              </w:rPr>
+              <w:t xml:space="preserve">สิ่งที่ต้องจำ</w:t>
+            </w:r>
+          </w:p>
+          <w:p>
+            <w:pPr>
+              <w:spacing w:after="0"/>
+            </w:pPr>
+            <w:r>
+              <w:rPr>
+                <w:b/>
+                <w:bCs/>
+                <w:sz w:val="32"/>
+                <w:szCs w:val="32"/>
+              </w:rPr>
+              <w:t xml:space="preserve">เพิ่ม v1.5.0: </w:t>
+            </w:r>
+            <w:r>
+              <w:rPr>
+                <w:sz w:val="32"/>
+                <w:szCs w:val="32"/>
+              </w:rPr>
+              <w:t xml:space="preserve">ตั๋วที่ </w:t>
+            </w:r>
+            <w:r>
+              <w:rPr>
+                <w:b/>
+                <w:bCs/>
+                <w:sz w:val="32"/>
+                <w:szCs w:val="32"/>
+              </w:rPr>
+              <w:t xml:space="preserve">ยกเลิก (Cancelled)</w:t>
+            </w:r>
+            <w:r>
+              <w:rPr>
+                <w:sz w:val="32"/>
+                <w:szCs w:val="32"/>
+              </w:rPr>
+              <w:t xml:space="preserve"> — เช่น รายการซ้ำหรือเปิดผิด — จะถูกแยกแสดงต่างหากและ </w:t>
+            </w:r>
+            <w:r>
+              <w:rPr>
+                <w:b/>
+                <w:bCs/>
+                <w:sz w:val="32"/>
+                <w:szCs w:val="32"/>
+              </w:rPr>
+              <w:t xml:space="preserve">ไม่ถูกนับใน MTTR และสัดส่วนการปิดงานสำเร็จ</w:t>
+            </w:r>
+            <w:r>
+              <w:rPr>
+                <w:sz w:val="32"/>
+                <w:szCs w:val="32"/>
+              </w:rPr>
+              <w:t xml:space="preserve"> ตัวเลขผลการดำเนินงานจึงไม่ถูกบิดเบือนจากตั๋วที่ยกเลิก</w:t>
+            </w:r>
+          </w:p>
+        </w:tc>
+      </w:tr>
+    </w:tbl>
+    <w:p>
+      <w:pPr>
+        <w:pStyle w:val="Heading1"/>
+      </w:pPr>
+      <w:r>
+        <w:t xml:space="preserve">7. คำถามที่พบบ่อย</w:t>
       </w:r>
     </w:p>
     <w:p>
@@ -1488,7 +3069,47 @@
           <w:sz w:val="32"/>
           <w:szCs w:val="32"/>
         </w:rPr>
-        <w:t xml:space="preserve">แดชบอร์ดสรุปจากข้อมูลล่าสุดในระบบ ช่วงเวลาที่ใช้คำนวณบางตัวชี้วัด (เช่น MTTR) จะระบุไว้ใต้การ์ดนั้น ๆ</w:t>
+        <w:t xml:space="preserve">แดชบอร์ดสรุปจากข้อมูลล่าสุดในระบบ เวลาที่ดึงข้อมูลแสดงไว้ที่หัวหน้าจอ (“ข้อมูล ณ เวลา”) และช่วงเวลาที่ใช้คำนวณบางตัวชี้วัด เช่น MTTR จะระบุไว้ใต้การ์ดนั้น ๆ</w:t>
+      </w:r>
+    </w:p>
+    <w:p>
+      <w:pPr>
+        <w:pStyle w:val="Heading3"/>
+      </w:pPr>
+      <w:r>
+        <w:t xml:space="preserve">ทำไมตัวเลขบนหน้านี้ไม่ตรงกับที่ผู้จัดการ SOC รายงาน?</w:t>
+      </w:r>
+    </w:p>
+    <w:p>
+      <w:pPr>
+        <w:spacing w:after="120"/>
+      </w:pPr>
+      <w:r>
+        <w:rPr>
+          <w:sz w:val="32"/>
+          <w:szCs w:val="32"/>
+        </w:rPr>
+        <w:t xml:space="preserve">ตรวจช่วงเวลาที่เลือกในแถบตัวกรองเป็นอันดับแรก (ดู 5.1) ตัวเลขเกือบทั้งหมดบนหน้านี้เปลี่ยนตามช่วงเวลาที่เลือก ขณะที่ MTTR คิดจากเคสที่ปิดใน 30 วันล่าสุดเสมอ ไม่ได้คิดตามช่วงที่เลือก</w:t>
+      </w:r>
+    </w:p>
+    <w:p>
+      <w:pPr>
+        <w:pStyle w:val="Heading3"/>
+      </w:pPr>
+      <w:r>
+        <w:t xml:space="preserve">อยากรู้ว่าตอนนี้งานค้างอยู่ที่ใคร ดูตรงไหน?</w:t>
+      </w:r>
+    </w:p>
+    <w:p>
+      <w:pPr>
+        <w:spacing w:after="120"/>
+      </w:pPr>
+      <w:r>
+        <w:rPr>
+          <w:sz w:val="32"/>
+          <w:szCs w:val="32"/>
+        </w:rPr>
+        <w:t xml:space="preserve">ที่กล่องสรุปสถานการณ์ กดบรรทัดเงื่อนไขที่สนใจ เช่น “เคสที่รอผู้ดูแลระบบ / เจ้าของระบบ” ตารางด้านล่างจะกรองให้เหลือเฉพาะเคสกลุ่มนั้นพร้อมชื่อผู้รับผิดชอบ (ดู 5.2 และ 5.6)</w:t>
       </w:r>
     </w:p>
     <w:p>
@@ -1496,7 +3117,7 @@
         <w:pStyle w:val="Heading1"/>
       </w:pPr>
       <w:r>
-        <w:t xml:space="preserve">7. อภิธานศัพท์</w:t>
+        <w:t xml:space="preserve">8. อภิธานศัพท์</w:t>
       </w:r>
     </w:p>
     <w:tbl>
@@ -1730,6 +3351,171 @@
                 <w:szCs w:val="28"/>
               </w:rPr>
               <w:t xml:space="preserve">เหตุการณ์ที่เป็นภัยจริงและต้องดำเนินการ</w:t>
+            </w:r>
+          </w:p>
+        </w:tc>
+      </w:tr>
+      <w:tr>
+        <w:trPr>
+          <w:cantSplit/>
+        </w:trPr>
+        <w:tc>
+          <w:tcPr>
+            <w:tcW w:type="dxa" w:w="3000"/>
+            <w:shd w:fill="F7F8FA" w:color="auto" w:val="clear"/>
+            <w:tcMar>
+              <w:top w:type="dxa" w:w="70"/>
+              <w:left w:type="dxa" w:w="120"/>
+              <w:bottom w:type="dxa" w:w="70"/>
+              <w:right w:type="dxa" w:w="120"/>
+            </w:tcMar>
+          </w:tcPr>
+          <w:p>
+            <w:pPr>
+              <w:spacing w:after="0"/>
+            </w:pPr>
+            <w:r>
+              <w:rPr>
+                <w:b/>
+                <w:bCs/>
+                <w:sz w:val="32"/>
+                <w:szCs w:val="32"/>
+              </w:rPr>
+              <w:t xml:space="preserve">Event</w:t>
+            </w:r>
+          </w:p>
+        </w:tc>
+        <w:tc>
+          <w:tcPr>
+            <w:tcW w:type="dxa" w:w="6600"/>
+            <w:shd w:fill="F7F8FA" w:color="auto" w:val="clear"/>
+            <w:tcMar>
+              <w:top w:type="dxa" w:w="70"/>
+              <w:left w:type="dxa" w:w="120"/>
+              <w:bottom w:type="dxa" w:w="70"/>
+              <w:right w:type="dxa" w:w="120"/>
+            </w:tcMar>
+          </w:tcPr>
+          <w:p>
+            <w:pPr>
+              <w:spacing w:after="0"/>
+            </w:pPr>
+            <w:r>
+              <w:rPr>
+                <w:sz w:val="28"/>
+                <w:szCs w:val="28"/>
+              </w:rPr>
+              <w:t xml:space="preserve">เหตุการณ์ที่ตรวจแล้วไม่เป็นภัยจริง จึงปิดโดยไม่ต้องแก้ไขระบบ</w:t>
+            </w:r>
+          </w:p>
+        </w:tc>
+      </w:tr>
+      <w:tr>
+        <w:trPr>
+          <w:cantSplit/>
+        </w:trPr>
+        <w:tc>
+          <w:tcPr>
+            <w:tcW w:type="dxa" w:w="3000"/>
+            <w:shd w:fill="FFFFFF" w:color="auto" w:val="clear"/>
+            <w:tcMar>
+              <w:top w:type="dxa" w:w="70"/>
+              <w:left w:type="dxa" w:w="120"/>
+              <w:bottom w:type="dxa" w:w="70"/>
+              <w:right w:type="dxa" w:w="120"/>
+            </w:tcMar>
+          </w:tcPr>
+          <w:p>
+            <w:pPr>
+              <w:spacing w:after="0"/>
+            </w:pPr>
+            <w:r>
+              <w:rPr>
+                <w:b/>
+                <w:bCs/>
+                <w:sz w:val="32"/>
+                <w:szCs w:val="32"/>
+              </w:rPr>
+              <w:t xml:space="preserve">Emergency (ฉุกเฉิน)</w:t>
+            </w:r>
+          </w:p>
+        </w:tc>
+        <w:tc>
+          <w:tcPr>
+            <w:tcW w:type="dxa" w:w="6600"/>
+            <w:shd w:fill="FFFFFF" w:color="auto" w:val="clear"/>
+            <w:tcMar>
+              <w:top w:type="dxa" w:w="70"/>
+              <w:left w:type="dxa" w:w="120"/>
+              <w:bottom w:type="dxa" w:w="70"/>
+              <w:right w:type="dxa" w:w="120"/>
+            </w:tcMar>
+          </w:tcPr>
+          <w:p>
+            <w:pPr>
+              <w:spacing w:after="0"/>
+            </w:pPr>
+            <w:r>
+              <w:rPr>
+                <w:sz w:val="28"/>
+                <w:szCs w:val="28"/>
+              </w:rPr>
+              <w:t xml:space="preserve">เครื่องหมายเร่งด่วนที่ผู้จัดการ SOC เป็นผู้กำหนด บังคับให้ต้องผ่านการอนุมัติก่อนปิดเคส</w:t>
+            </w:r>
+          </w:p>
+        </w:tc>
+      </w:tr>
+      <w:tr>
+        <w:trPr>
+          <w:cantSplit/>
+        </w:trPr>
+        <w:tc>
+          <w:tcPr>
+            <w:tcW w:type="dxa" w:w="3000"/>
+            <w:shd w:fill="F7F8FA" w:color="auto" w:val="clear"/>
+            <w:tcMar>
+              <w:top w:type="dxa" w:w="70"/>
+              <w:left w:type="dxa" w:w="120"/>
+              <w:bottom w:type="dxa" w:w="70"/>
+              <w:right w:type="dxa" w:w="120"/>
+            </w:tcMar>
+          </w:tcPr>
+          <w:p>
+            <w:pPr>
+              <w:spacing w:after="0"/>
+            </w:pPr>
+            <w:r>
+              <w:rPr>
+                <w:b/>
+                <w:bCs/>
+                <w:sz w:val="32"/>
+                <w:szCs w:val="32"/>
+              </w:rPr>
+              <w:t xml:space="preserve">Pipeline</w:t>
+            </w:r>
+          </w:p>
+        </w:tc>
+        <w:tc>
+          <w:tcPr>
+            <w:tcW w:type="dxa" w:w="6600"/>
+            <w:shd w:fill="F7F8FA" w:color="auto" w:val="clear"/>
+            <w:tcMar>
+              <w:top w:type="dxa" w:w="70"/>
+              <w:left w:type="dxa" w:w="120"/>
+              <w:bottom w:type="dxa" w:w="70"/>
+              <w:right w:type="dxa" w:w="120"/>
+            </w:tcMar>
+          </w:tcPr>
+          <w:p>
+            <w:pPr>
+              <w:spacing w:after="0"/>
+            </w:pPr>
+            <w:r>
+              <w:rPr>
+                <w:sz w:val="28"/>
+                <w:szCs w:val="28"/>
+              </w:rPr>
+              <w:t xml:space="preserve">ภาพรวมว่างานค้างอยู่ที่ขั้นตอนใดของกระบวนการ</w:t>
             </w:r>
           </w:p>
         </w:tc>
@@ -2018,6 +3804,12 @@
   </w:num>
   <w:num w:numId="2">
     <w:abstractNumId w:val="3"/>
+    <w:lvlOverride w:ilvl="0">
+      <w:startOverride w:val="1"/>
+    </w:lvlOverride>
+  </w:num>
+  <w:num w:numId="3">
+    <w:abstractNumId w:val="2"/>
     <w:lvlOverride w:ilvl="0">
       <w:startOverride w:val="1"/>
     </w:lvlOverride>

--- a/docs/user-guides/manuals/user-manual-executive.th.docx
+++ b/docs/user-guides/manuals/user-manual-executive.th.docx
@@ -181,7 +181,7 @@
           <w:sz w:val="28"/>
           <w:szCs w:val="28"/>
         </w:rPr>
-        <w:t xml:space="preserve">เวอร์ชันระบบ v1.7.1</w:t>
+        <w:t xml:space="preserve">เวอร์ชันระบบ v1.7.6</w:t>
       </w:r>
       <w:r>
         <w:rPr>
@@ -197,7 +197,7 @@
           <w:sz w:val="28"/>
           <w:szCs w:val="28"/>
         </w:rPr>
-        <w:t xml:space="preserve">ปรับปรุงล่าสุด 18 กันยายน 2026</w:t>
+        <w:t xml:space="preserve">ปรับปรุงล่าสุด 24 กันยายน 2026</w:t>
       </w:r>
     </w:p>
     <w:p>
@@ -211,7 +211,7 @@
           <w:sz w:val="28"/>
           <w:szCs w:val="28"/>
         </w:rPr>
-        <w:t xml:space="preserve">คู่มือฉบับที่ 1.3</w:t>
+        <w:t xml:space="preserve">คู่มือฉบับที่ 1.4</w:t>
       </w:r>
     </w:p>
     <w:p>

--- a/docs/user-guides/manuals/user-manual-executive.th.docx
+++ b/docs/user-guides/manuals/user-manual-executive.th.docx
@@ -181,7 +181,7 @@
           <w:sz w:val="28"/>
           <w:szCs w:val="28"/>
         </w:rPr>
-        <w:t xml:space="preserve">เวอร์ชันระบบ v1.7.6</w:t>
+        <w:t xml:space="preserve">เวอร์ชันระบบ v1.7.8</w:t>
       </w:r>
       <w:r>
         <w:rPr>
@@ -197,7 +197,7 @@
           <w:sz w:val="28"/>
           <w:szCs w:val="28"/>
         </w:rPr>
-        <w:t xml:space="preserve">ปรับปรุงล่าสุด 24 กันยายน 2026</w:t>
+        <w:t xml:space="preserve">ปรับปรุงล่าสุด 25 กันยายน 2026</w:t>
       </w:r>
     </w:p>
     <w:p>
@@ -211,7 +211,7 @@
           <w:sz w:val="28"/>
           <w:szCs w:val="28"/>
         </w:rPr>
-        <w:t xml:space="preserve">คู่มือฉบับที่ 1.4</w:t>
+        <w:t xml:space="preserve">คู่มือฉบับที่ 1.5</w:t>
       </w:r>
     </w:p>
     <w:p>

--- a/docs/user-guides/manuals/user-manual-executive.th.docx
+++ b/docs/user-guides/manuals/user-manual-executive.th.docx
@@ -211,7 +211,7 @@
           <w:sz w:val="28"/>
           <w:szCs w:val="28"/>
         </w:rPr>
-        <w:t xml:space="preserve">คู่มือฉบับที่ 1.5</w:t>
+        <w:t xml:space="preserve">คู่มือฉบับที่ 1.6</w:t>
       </w:r>
     </w:p>
     <w:p>
@@ -468,7 +468,7 @@
           <w:sz w:val="32"/>
           <w:szCs w:val="32"/>
         </w:rPr>
-        <w:t xml:space="preserve">บทบาทผู้บริหารเป็นการดูภาพรวมแบบอ่านอย่างเดียวผ่านแดชบอร์ดสรุป คุณจะเห็นตัวชี้วัดสำคัญ แนวโน้ม และสถานะความเสี่ยง โดยไม่เห็นรายการตั๋วงานรายเคส</w:t>
+        <w:t xml:space="preserve">บทบาทผู้บริหารเป็นการดูภาพรวมแบบอ่านอย่างเดียวผ่านแดชบอร์ด คุณจะเห็นตัวชี้วัดสำคัญ แนวโน้ม และสถานะความเสี่ยง โดยเปิดหน้ารายละเอียดของตั๋วงานรายเคสไม่ได้</w:t>
       </w:r>
     </w:p>
     <w:tbl>
@@ -724,6 +724,57 @@
         <w:t xml:space="preserve"> แล้วกดเข้าสู่ระบบ</w:t>
       </w:r>
     </w:p>
+    <w:p>
+      <w:pPr>
+        <w:pStyle w:val="ListParagraph"/>
+        <w:numPr>
+          <w:ilvl w:val="0"/>
+          <w:numId w:val="2"/>
+        </w:numPr>
+        <w:spacing w:after="80"/>
+      </w:pPr>
+      <w:r>
+        <w:rPr>
+          <w:sz w:val="32"/>
+          <w:szCs w:val="32"/>
+        </w:rPr>
+        <w:t xml:space="preserve">ระบบพาคุณไปที่ </w:t>
+      </w:r>
+      <w:r>
+        <w:rPr>
+          <w:b/>
+          <w:bCs/>
+          <w:color w:val="245EA8"/>
+          <w:sz w:val="32"/>
+          <w:szCs w:val="32"/>
+        </w:rPr>
+        <w:t xml:space="preserve">แดชบอร์ด SOC</w:t>
+      </w:r>
+      <w:r>
+        <w:rPr>
+          <w:sz w:val="32"/>
+          <w:szCs w:val="32"/>
+        </w:rPr>
+        <w:t xml:space="preserve"> ก่อนเสมอ — กดเมนู </w:t>
+      </w:r>
+      <w:r>
+        <w:rPr>
+          <w:b/>
+          <w:bCs/>
+          <w:color w:val="245EA8"/>
+          <w:sz w:val="32"/>
+          <w:szCs w:val="32"/>
+        </w:rPr>
+        <w:t xml:space="preserve">ภาพรวม › แดชบอร์ดผู้บริหาร</w:t>
+      </w:r>
+      <w:r>
+        <w:rPr>
+          <w:sz w:val="32"/>
+          <w:szCs w:val="32"/>
+        </w:rPr>
+        <w:t xml:space="preserve"> เพื่อเปิดหน้าสรุปสำหรับผู้บริหาร (ดูหัวข้อ 4)</w:t>
+      </w:r>
+    </w:p>
     <w:tbl>
       <w:tblPr>
         <w:tblW w:type="dxa" w:w="9600"/>
@@ -842,7 +893,7 @@
           <w:sz w:val="32"/>
           <w:szCs w:val="32"/>
         </w:rPr>
-        <w:t xml:space="preserve">เมนู </w:t>
+        <w:t xml:space="preserve">แถบเมนูของคุณมีสองรายการ ทั้งคู่อยู่ในกลุ่ม </w:t>
       </w:r>
       <w:r>
         <w:rPr>
@@ -852,19 +903,236 @@
           <w:sz w:val="32"/>
           <w:szCs w:val="32"/>
         </w:rPr>
-        <w:t xml:space="preserve">ภาพรวม › แดชบอร์ดผู้บริหาร</w:t>
-      </w:r>
-      <w:r>
-        <w:rPr>
-          <w:sz w:val="32"/>
-          <w:szCs w:val="32"/>
-        </w:rPr>
-        <w:t xml:space="preserve"> คือหน้าจอหลักและหน้าจอเดียวของคุณ พาดหัวหน้าจอว่า </w:t>
+        <w:t xml:space="preserve">ภาพรวม</w:t>
+      </w:r>
+      <w:r>
+        <w:rPr>
+          <w:sz w:val="32"/>
+          <w:szCs w:val="32"/>
+        </w:rPr>
+        <w:t xml:space="preserve">:</w:t>
+      </w:r>
+    </w:p>
+    <w:tbl>
+      <w:tblPr>
+        <w:tblW w:type="dxa" w:w="9600"/>
+        <w:tblBorders>
+          <w:top w:val="single" w:color="E1E6ED" w:sz="2"/>
+          <w:left w:val="single" w:color="E1E6ED" w:sz="2"/>
+          <w:bottom w:val="single" w:color="E1E6ED" w:sz="2"/>
+          <w:right w:val="single" w:color="E1E6ED" w:sz="2"/>
+          <w:insideH w:val="single" w:color="E1E6ED" w:sz="2"/>
+          <w:insideV w:val="single" w:color="E1E6ED" w:sz="2"/>
+        </w:tblBorders>
+      </w:tblPr>
+      <w:tblGrid>
+        <w:gridCol w:w="3400"/>
+        <w:gridCol w:w="6200"/>
+      </w:tblGrid>
+      <w:tr>
+        <w:trPr>
+          <w:cantSplit/>
+          <w:tblHeader/>
+        </w:trPr>
+        <w:tc>
+          <w:tcPr>
+            <w:tcW w:type="dxa" w:w="3400"/>
+            <w:shd w:fill="1A1A2E" w:color="auto" w:val="clear"/>
+            <w:tcMar>
+              <w:top w:type="dxa" w:w="80"/>
+              <w:left w:type="dxa" w:w="120"/>
+              <w:bottom w:type="dxa" w:w="80"/>
+              <w:right w:type="dxa" w:w="120"/>
+            </w:tcMar>
+          </w:tcPr>
+          <w:p>
+            <w:r>
+              <w:rPr>
+                <w:b/>
+                <w:bCs/>
+                <w:color w:val="FFFFFF"/>
+                <w:sz w:val="28"/>
+                <w:szCs w:val="28"/>
+              </w:rPr>
+              <w:t xml:space="preserve">เมนู</w:t>
+            </w:r>
+          </w:p>
+        </w:tc>
+        <w:tc>
+          <w:tcPr>
+            <w:tcW w:type="dxa" w:w="6200"/>
+            <w:shd w:fill="1A1A2E" w:color="auto" w:val="clear"/>
+            <w:tcMar>
+              <w:top w:type="dxa" w:w="80"/>
+              <w:left w:type="dxa" w:w="120"/>
+              <w:bottom w:type="dxa" w:w="80"/>
+              <w:right w:type="dxa" w:w="120"/>
+            </w:tcMar>
+          </w:tcPr>
+          <w:p>
+            <w:r>
+              <w:rPr>
+                <w:b/>
+                <w:bCs/>
+                <w:color w:val="FFFFFF"/>
+                <w:sz w:val="28"/>
+                <w:szCs w:val="28"/>
+              </w:rPr>
+              <w:t xml:space="preserve">หน้าที่</w:t>
+            </w:r>
+          </w:p>
+        </w:tc>
+      </w:tr>
+      <w:tr>
+        <w:trPr>
+          <w:cantSplit/>
+        </w:trPr>
+        <w:tc>
+          <w:tcPr>
+            <w:tcW w:type="dxa" w:w="3400"/>
+            <w:shd w:fill="FFFFFF" w:color="auto" w:val="clear"/>
+            <w:tcMar>
+              <w:top w:type="dxa" w:w="70"/>
+              <w:left w:type="dxa" w:w="120"/>
+              <w:bottom w:type="dxa" w:w="70"/>
+              <w:right w:type="dxa" w:w="120"/>
+            </w:tcMar>
+          </w:tcPr>
+          <w:p>
+            <w:pPr>
+              <w:spacing w:after="0"/>
+            </w:pPr>
+            <w:r>
+              <w:rPr>
+                <w:b/>
+                <w:bCs/>
+                <w:color w:val="245EA8"/>
+                <w:sz w:val="32"/>
+                <w:szCs w:val="32"/>
+              </w:rPr>
+              <w:t xml:space="preserve">แดชบอร์ด SOC</w:t>
+            </w:r>
+          </w:p>
+        </w:tc>
+        <w:tc>
+          <w:tcPr>
+            <w:tcW w:type="dxa" w:w="6200"/>
+            <w:shd w:fill="FFFFFF" w:color="auto" w:val="clear"/>
+            <w:tcMar>
+              <w:top w:type="dxa" w:w="70"/>
+              <w:left w:type="dxa" w:w="120"/>
+              <w:bottom w:type="dxa" w:w="70"/>
+              <w:right w:type="dxa" w:w="120"/>
+            </w:tcMar>
+          </w:tcPr>
+          <w:p>
+            <w:pPr>
+              <w:spacing w:after="0"/>
+            </w:pPr>
+            <w:r>
+              <w:rPr>
+                <w:sz w:val="28"/>
+                <w:szCs w:val="28"/>
+              </w:rPr>
+              <w:t xml:space="preserve">ภาพรวมการปฏิบัติงานของทีม SOC (ภาระงาน คิว และเคสที่เปิดอยู่) — เป็นหน้าแรกหลังเข้าสู่ระบบ แต่ออกแบบมาสำหรับงานประจำวันของผู้จัดการ SOC</w:t>
+            </w:r>
+          </w:p>
+        </w:tc>
+      </w:tr>
+      <w:tr>
+        <w:trPr>
+          <w:cantSplit/>
+        </w:trPr>
+        <w:tc>
+          <w:tcPr>
+            <w:tcW w:type="dxa" w:w="3400"/>
+            <w:shd w:fill="F7F8FA" w:color="auto" w:val="clear"/>
+            <w:tcMar>
+              <w:top w:type="dxa" w:w="70"/>
+              <w:left w:type="dxa" w:w="120"/>
+              <w:bottom w:type="dxa" w:w="70"/>
+              <w:right w:type="dxa" w:w="120"/>
+            </w:tcMar>
+          </w:tcPr>
+          <w:p>
+            <w:pPr>
+              <w:spacing w:after="0"/>
+            </w:pPr>
+            <w:r>
+              <w:rPr>
+                <w:b/>
+                <w:bCs/>
+                <w:color w:val="245EA8"/>
+                <w:sz w:val="32"/>
+                <w:szCs w:val="32"/>
+              </w:rPr>
+              <w:t xml:space="preserve">แดชบอร์ดผู้บริหาร</w:t>
+            </w:r>
+          </w:p>
+        </w:tc>
+        <w:tc>
+          <w:tcPr>
+            <w:tcW w:type="dxa" w:w="6200"/>
+            <w:shd w:fill="F7F8FA" w:color="auto" w:val="clear"/>
+            <w:tcMar>
+              <w:top w:type="dxa" w:w="70"/>
+              <w:left w:type="dxa" w:w="120"/>
+              <w:bottom w:type="dxa" w:w="70"/>
+              <w:right w:type="dxa" w:w="120"/>
+            </w:tcMar>
+          </w:tcPr>
+          <w:p>
+            <w:pPr>
+              <w:spacing w:after="0"/>
+            </w:pPr>
+            <w:r>
+              <w:rPr>
+                <w:sz w:val="28"/>
+                <w:szCs w:val="28"/>
+              </w:rPr>
+              <w:t xml:space="preserve">หน้าสรุปความเสี่ยงสำหรับผู้บริหาร — หน้าหลักที่คู่มือเล่มนี้อธิบาย</w:t>
+            </w:r>
+          </w:p>
+        </w:tc>
+      </w:tr>
+    </w:tbl>
+    <w:p>
+      <w:pPr>
+        <w:spacing w:after="140"/>
+      </w:pPr>
+    </w:p>
+    <w:p>
+      <w:pPr>
+        <w:spacing w:after="120"/>
+      </w:pPr>
+      <w:r>
+        <w:rPr>
+          <w:sz w:val="32"/>
+          <w:szCs w:val="32"/>
+        </w:rPr>
+        <w:t xml:space="preserve">เมนู </w:t>
       </w:r>
       <w:r>
         <w:rPr>
           <w:b/>
           <w:bCs/>
+          <w:color w:val="245EA8"/>
+          <w:sz w:val="32"/>
+          <w:szCs w:val="32"/>
+        </w:rPr>
+        <w:t xml:space="preserve">ภาพรวม › แดชบอร์ดผู้บริหาร</w:t>
+      </w:r>
+      <w:r>
+        <w:rPr>
+          <w:sz w:val="32"/>
+          <w:szCs w:val="32"/>
+        </w:rPr>
+        <w:t xml:space="preserve"> คือหน้าจอหลักของคุณ พาดหัวหน้าจอว่า </w:t>
+      </w:r>
+      <w:r>
+        <w:rPr>
+          <w:b/>
+          <w:bCs/>
           <w:sz w:val="32"/>
           <w:szCs w:val="32"/>
         </w:rPr>
@@ -875,7 +1143,7 @@
           <w:sz w:val="32"/>
           <w:szCs w:val="32"/>
         </w:rPr>
-        <w:t xml:space="preserve"> แบ่งเป็นส่วนสรุปสถานการณ์ ตัวชี้วัด ความคืบหน้าการปิดงาน กราฟสถานะ และตารางรายละเอียด</w:t>
+        <w:t xml:space="preserve"> แบ่งเป็นส่วนสรุปสถานการณ์ ตัวชี้วัด ความคืบหน้าการปิดงาน กราฟสถานะ ความคืบหน้าทีมตอบสนองเหตุการณ์ และตารางรายละเอียด</w:t>
       </w:r>
     </w:p>
     <w:p>
@@ -897,14 +1165,48 @@
           <w:sz w:val="32"/>
           <w:szCs w:val="32"/>
         </w:rPr>
-        <w:t xml:space="preserve">ข้อมูล ณ เวลา</w:t>
-      </w:r>
-      <w:r>
-        <w:rPr>
-          <w:sz w:val="32"/>
-          <w:szCs w:val="32"/>
-        </w:rPr>
-        <w:t xml:space="preserve"> เสมอ ใช้ยืนยันว่าตัวเลขที่คุณกำลังดูสดแค่ไหน ก่อนนำไปอ้างอิงในที่ประชุม</w:t>
+        <w:t xml:space="preserve">หน้าแดชบอร์ดอัปเดต</w:t>
+      </w:r>
+      <w:r>
+        <w:rPr>
+          <w:sz w:val="32"/>
+          <w:szCs w:val="32"/>
+        </w:rPr>
+        <w:t xml:space="preserve"> (เวลาที่เปิดหน้านี้) เสมอ ใช้ยืนยันว่าตัวเลขที่คุณกำลังดูสดแค่ไหน ก่อนนำไปอ้างอิงในที่ประชุม ใต้บรรทัดนั้นมี </w:t>
+      </w:r>
+      <w:r>
+        <w:rPr>
+          <w:b/>
+          <w:bCs/>
+          <w:color w:val="1F2D3D"/>
+          <w:sz w:val="32"/>
+          <w:szCs w:val="32"/>
+        </w:rPr>
+        <w:t xml:space="preserve">Wazuh poll สำเร็จล่าสุด</w:t>
+      </w:r>
+      <w:r>
+        <w:rPr>
+          <w:sz w:val="32"/>
+          <w:szCs w:val="32"/>
+        </w:rPr>
+        <w:t xml:space="preserve"> และ </w:t>
+      </w:r>
+      <w:r>
+        <w:rPr>
+          <w:b/>
+          <w:bCs/>
+          <w:color w:val="1F2D3D"/>
+          <w:sz w:val="32"/>
+          <w:szCs w:val="32"/>
+        </w:rPr>
+        <w:t xml:space="preserve">เหตุการณ์ Wazuh ล่าสุด</w:t>
+      </w:r>
+      <w:r>
+        <w:rPr>
+          <w:sz w:val="32"/>
+          <w:szCs w:val="32"/>
+        </w:rPr>
+        <w:t xml:space="preserve"> บอกว่าระบบรับการแจ้งเตือนจาก Wazuh ล่าสุดเมื่อใด — หากนานผิดปกติ ตัวเลขอาจยังไม่รวมเหตุการณ์ล่าสุด ให้แจ้งผู้จัดการ SOC</w:t>
       </w:r>
     </w:p>
     <w:tbl>
@@ -1045,7 +1347,7 @@
           <w:sz w:val="32"/>
           <w:szCs w:val="32"/>
         </w:rPr>
-        <w:t xml:space="preserve">ทุกตัวเลขบนหน้านี้ขึ้นกับช่วงเวลาที่เลือก เลือกได้ </w:t>
+        <w:t xml:space="preserve">เลือกช่วงเวลาได้ </w:t>
       </w:r>
       <w:r>
         <w:rPr>
@@ -1164,7 +1466,7 @@
           <w:sz w:val="32"/>
           <w:szCs w:val="32"/>
         </w:rPr>
-        <w:t xml:space="preserve"> คืนค่ากลับเป็นค่าเริ่มต้น</w:t>
+        <w:t xml:space="preserve"> คืนค่ากลับเป็นค่าเริ่มต้น ช่วงเวลานับจากวันที่เปิดเคส</w:t>
       </w:r>
     </w:p>
     <w:tbl>
@@ -1268,6 +1570,372 @@
         <w:t xml:space="preserve">แถบตัวกรองช่วงเวลาบนแดชบอร์ดผู้บริหาร</w:t>
       </w:r>
     </w:p>
+    <w:p>
+      <w:pPr>
+        <w:spacing w:after="120"/>
+      </w:pPr>
+      <w:r>
+        <w:rPr>
+          <w:sz w:val="32"/>
+          <w:szCs w:val="32"/>
+        </w:rPr>
+        <w:t xml:space="preserve">ตัวกรองนี้ไม่ได้มีผลกับทุกส่วนของหน้า — ดูป้ายสีเทาท้ายหัวข้อของแต่ละส่วน ซึ่งบอกช่วงเวลาที่ส่วนนั้นใช้:</w:t>
+      </w:r>
+    </w:p>
+    <w:tbl>
+      <w:tblPr>
+        <w:tblW w:type="dxa" w:w="9600"/>
+        <w:tblBorders>
+          <w:top w:val="single" w:color="E1E6ED" w:sz="2"/>
+          <w:left w:val="single" w:color="E1E6ED" w:sz="2"/>
+          <w:bottom w:val="single" w:color="E1E6ED" w:sz="2"/>
+          <w:right w:val="single" w:color="E1E6ED" w:sz="2"/>
+          <w:insideH w:val="single" w:color="E1E6ED" w:sz="2"/>
+          <w:insideV w:val="single" w:color="E1E6ED" w:sz="2"/>
+        </w:tblBorders>
+      </w:tblPr>
+      <w:tblGrid>
+        <w:gridCol w:w="4600"/>
+        <w:gridCol w:w="5000"/>
+      </w:tblGrid>
+      <w:tr>
+        <w:trPr>
+          <w:cantSplit/>
+          <w:tblHeader/>
+        </w:trPr>
+        <w:tc>
+          <w:tcPr>
+            <w:tcW w:type="dxa" w:w="4600"/>
+            <w:shd w:fill="1A1A2E" w:color="auto" w:val="clear"/>
+            <w:tcMar>
+              <w:top w:type="dxa" w:w="80"/>
+              <w:left w:type="dxa" w:w="120"/>
+              <w:bottom w:type="dxa" w:w="80"/>
+              <w:right w:type="dxa" w:w="120"/>
+            </w:tcMar>
+          </w:tcPr>
+          <w:p>
+            <w:r>
+              <w:rPr>
+                <w:b/>
+                <w:bCs/>
+                <w:color w:val="FFFFFF"/>
+                <w:sz w:val="28"/>
+                <w:szCs w:val="28"/>
+              </w:rPr>
+              <w:t xml:space="preserve">ส่วน</w:t>
+            </w:r>
+          </w:p>
+        </w:tc>
+        <w:tc>
+          <w:tcPr>
+            <w:tcW w:type="dxa" w:w="5000"/>
+            <w:shd w:fill="1A1A2E" w:color="auto" w:val="clear"/>
+            <w:tcMar>
+              <w:top w:type="dxa" w:w="80"/>
+              <w:left w:type="dxa" w:w="120"/>
+              <w:bottom w:type="dxa" w:w="80"/>
+              <w:right w:type="dxa" w:w="120"/>
+            </w:tcMar>
+          </w:tcPr>
+          <w:p>
+            <w:r>
+              <w:rPr>
+                <w:b/>
+                <w:bCs/>
+                <w:color w:val="FFFFFF"/>
+                <w:sz w:val="28"/>
+                <w:szCs w:val="28"/>
+              </w:rPr>
+              <w:t xml:space="preserve">ใช้ช่วงเวลาใด</w:t>
+            </w:r>
+          </w:p>
+        </w:tc>
+      </w:tr>
+      <w:tr>
+        <w:trPr>
+          <w:cantSplit/>
+        </w:trPr>
+        <w:tc>
+          <w:tcPr>
+            <w:tcW w:type="dxa" w:w="4600"/>
+            <w:shd w:fill="FFFFFF" w:color="auto" w:val="clear"/>
+            <w:tcMar>
+              <w:top w:type="dxa" w:w="70"/>
+              <w:left w:type="dxa" w:w="120"/>
+              <w:bottom w:type="dxa" w:w="70"/>
+              <w:right w:type="dxa" w:w="120"/>
+            </w:tcMar>
+          </w:tcPr>
+          <w:p>
+            <w:pPr>
+              <w:spacing w:after="0"/>
+            </w:pPr>
+            <w:r>
+              <w:rPr>
+                <w:sz w:val="28"/>
+                <w:szCs w:val="28"/>
+              </w:rPr>
+              <w:t xml:space="preserve">สรุปสถานการณ์ของทีม SOC (5.2)</w:t>
+            </w:r>
+          </w:p>
+        </w:tc>
+        <w:tc>
+          <w:tcPr>
+            <w:tcW w:type="dxa" w:w="5000"/>
+            <w:shd w:fill="FFFFFF" w:color="auto" w:val="clear"/>
+            <w:tcMar>
+              <w:top w:type="dxa" w:w="70"/>
+              <w:left w:type="dxa" w:w="120"/>
+              <w:bottom w:type="dxa" w:w="70"/>
+              <w:right w:type="dxa" w:w="120"/>
+            </w:tcMar>
+          </w:tcPr>
+          <w:p>
+            <w:pPr>
+              <w:spacing w:after="0"/>
+            </w:pPr>
+            <w:r>
+              <w:rPr>
+                <w:b/>
+                <w:bCs/>
+                <w:sz w:val="28"/>
+                <w:szCs w:val="28"/>
+              </w:rPr>
+              <w:t xml:space="preserve">คิวปัจจุบันทั้งหมด ไม่ขึ้นกับตัวกรอง</w:t>
+            </w:r>
+            <w:r>
+              <w:rPr>
+                <w:sz w:val="28"/>
+                <w:szCs w:val="28"/>
+              </w:rPr>
+              <w:t xml:space="preserve"> (ป้าย “คิวปัจจุบัน · ทุกช่วงเวลา”)</w:t>
+            </w:r>
+          </w:p>
+        </w:tc>
+      </w:tr>
+      <w:tr>
+        <w:trPr>
+          <w:cantSplit/>
+        </w:trPr>
+        <w:tc>
+          <w:tcPr>
+            <w:tcW w:type="dxa" w:w="4600"/>
+            <w:shd w:fill="F7F8FA" w:color="auto" w:val="clear"/>
+            <w:tcMar>
+              <w:top w:type="dxa" w:w="70"/>
+              <w:left w:type="dxa" w:w="120"/>
+              <w:bottom w:type="dxa" w:w="70"/>
+              <w:right w:type="dxa" w:w="120"/>
+            </w:tcMar>
+          </w:tcPr>
+          <w:p>
+            <w:pPr>
+              <w:spacing w:after="0"/>
+            </w:pPr>
+            <w:r>
+              <w:rPr>
+                <w:sz w:val="28"/>
+                <w:szCs w:val="28"/>
+              </w:rPr>
+              <w:t xml:space="preserve">การ์ดเคสทั้งหมด (High/Critical) (5.3)</w:t>
+            </w:r>
+          </w:p>
+        </w:tc>
+        <w:tc>
+          <w:tcPr>
+            <w:tcW w:type="dxa" w:w="5000"/>
+            <w:shd w:fill="F7F8FA" w:color="auto" w:val="clear"/>
+            <w:tcMar>
+              <w:top w:type="dxa" w:w="70"/>
+              <w:left w:type="dxa" w:w="120"/>
+              <w:bottom w:type="dxa" w:w="70"/>
+              <w:right w:type="dxa" w:w="120"/>
+            </w:tcMar>
+          </w:tcPr>
+          <w:p>
+            <w:pPr>
+              <w:spacing w:after="0"/>
+            </w:pPr>
+            <w:r>
+              <w:rPr>
+                <w:b/>
+                <w:bCs/>
+                <w:sz w:val="28"/>
+                <w:szCs w:val="28"/>
+              </w:rPr>
+              <w:t xml:space="preserve">ทุกช่วงเวลา ไม่ขึ้นกับตัวกรอง</w:t>
+            </w:r>
+          </w:p>
+        </w:tc>
+      </w:tr>
+      <w:tr>
+        <w:trPr>
+          <w:cantSplit/>
+        </w:trPr>
+        <w:tc>
+          <w:tcPr>
+            <w:tcW w:type="dxa" w:w="4600"/>
+            <w:shd w:fill="FFFFFF" w:color="auto" w:val="clear"/>
+            <w:tcMar>
+              <w:top w:type="dxa" w:w="70"/>
+              <w:left w:type="dxa" w:w="120"/>
+              <w:bottom w:type="dxa" w:w="70"/>
+              <w:right w:type="dxa" w:w="120"/>
+            </w:tcMar>
+          </w:tcPr>
+          <w:p>
+            <w:pPr>
+              <w:spacing w:after="0"/>
+            </w:pPr>
+            <w:r>
+              <w:rPr>
+                <w:sz w:val="28"/>
+                <w:szCs w:val="28"/>
+              </w:rPr>
+              <w:t xml:space="preserve">การ์ด MTTR (5.3)</w:t>
+            </w:r>
+          </w:p>
+        </w:tc>
+        <w:tc>
+          <w:tcPr>
+            <w:tcW w:type="dxa" w:w="5000"/>
+            <w:shd w:fill="FFFFFF" w:color="auto" w:val="clear"/>
+            <w:tcMar>
+              <w:top w:type="dxa" w:w="70"/>
+              <w:left w:type="dxa" w:w="120"/>
+              <w:bottom w:type="dxa" w:w="70"/>
+              <w:right w:type="dxa" w:w="120"/>
+            </w:tcMar>
+          </w:tcPr>
+          <w:p>
+            <w:pPr>
+              <w:spacing w:after="0"/>
+            </w:pPr>
+            <w:r>
+              <w:rPr>
+                <w:sz w:val="28"/>
+                <w:szCs w:val="28"/>
+              </w:rPr>
+              <w:t xml:space="preserve">เคสที่ปิดใน 30 วันล่าสุดเสมอ</w:t>
+            </w:r>
+          </w:p>
+        </w:tc>
+      </w:tr>
+      <w:tr>
+        <w:trPr>
+          <w:cantSplit/>
+        </w:trPr>
+        <w:tc>
+          <w:tcPr>
+            <w:tcW w:type="dxa" w:w="4600"/>
+            <w:shd w:fill="F7F8FA" w:color="auto" w:val="clear"/>
+            <w:tcMar>
+              <w:top w:type="dxa" w:w="70"/>
+              <w:left w:type="dxa" w:w="120"/>
+              <w:bottom w:type="dxa" w:w="70"/>
+              <w:right w:type="dxa" w:w="120"/>
+            </w:tcMar>
+          </w:tcPr>
+          <w:p>
+            <w:pPr>
+              <w:spacing w:after="0"/>
+            </w:pPr>
+            <w:r>
+              <w:rPr>
+                <w:sz w:val="28"/>
+                <w:szCs w:val="28"/>
+              </w:rPr>
+              <w:t xml:space="preserve">ความคืบหน้าการปิดเคส, กราฟ Pipeline และตาราง Ticket (5.4–5.5, 5.7)</w:t>
+            </w:r>
+          </w:p>
+        </w:tc>
+        <w:tc>
+          <w:tcPr>
+            <w:tcW w:type="dxa" w:w="5000"/>
+            <w:shd w:fill="F7F8FA" w:color="auto" w:val="clear"/>
+            <w:tcMar>
+              <w:top w:type="dxa" w:w="70"/>
+              <w:left w:type="dxa" w:w="120"/>
+              <w:bottom w:type="dxa" w:w="70"/>
+              <w:right w:type="dxa" w:w="120"/>
+            </w:tcMar>
+          </w:tcPr>
+          <w:p>
+            <w:pPr>
+              <w:spacing w:after="0"/>
+            </w:pPr>
+            <w:r>
+              <w:rPr>
+                <w:b/>
+                <w:bCs/>
+                <w:sz w:val="28"/>
+                <w:szCs w:val="28"/>
+              </w:rPr>
+              <w:t xml:space="preserve">ตามช่วงเวลาที่เลือก</w:t>
+            </w:r>
+          </w:p>
+        </w:tc>
+      </w:tr>
+      <w:tr>
+        <w:trPr>
+          <w:cantSplit/>
+        </w:trPr>
+        <w:tc>
+          <w:tcPr>
+            <w:tcW w:type="dxa" w:w="4600"/>
+            <w:shd w:fill="FFFFFF" w:color="auto" w:val="clear"/>
+            <w:tcMar>
+              <w:top w:type="dxa" w:w="70"/>
+              <w:left w:type="dxa" w:w="120"/>
+              <w:bottom w:type="dxa" w:w="70"/>
+              <w:right w:type="dxa" w:w="120"/>
+            </w:tcMar>
+          </w:tcPr>
+          <w:p>
+            <w:pPr>
+              <w:spacing w:after="0"/>
+            </w:pPr>
+            <w:r>
+              <w:rPr>
+                <w:sz w:val="28"/>
+                <w:szCs w:val="28"/>
+              </w:rPr>
+              <w:t xml:space="preserve">ทีมตอบสนองเหตุการณ์ (5.6)</w:t>
+            </w:r>
+          </w:p>
+        </w:tc>
+        <w:tc>
+          <w:tcPr>
+            <w:tcW w:type="dxa" w:w="5000"/>
+            <w:shd w:fill="FFFFFF" w:color="auto" w:val="clear"/>
+            <w:tcMar>
+              <w:top w:type="dxa" w:w="70"/>
+              <w:left w:type="dxa" w:w="120"/>
+              <w:bottom w:type="dxa" w:w="70"/>
+              <w:right w:type="dxa" w:w="120"/>
+            </w:tcMar>
+          </w:tcPr>
+          <w:p>
+            <w:pPr>
+              <w:spacing w:after="0"/>
+            </w:pPr>
+            <w:r>
+              <w:rPr>
+                <w:sz w:val="28"/>
+                <w:szCs w:val="28"/>
+              </w:rPr>
+              <w:t xml:space="preserve">คำขอค้างใช้คิวปัจจุบัน ส่วนรับเข้า/ส่งงานใช้วันที่ของคำขอในช่วงเวลาที่เลือก</w:t>
+            </w:r>
+          </w:p>
+        </w:tc>
+      </w:tr>
+    </w:tbl>
+    <w:p>
+      <w:pPr>
+        <w:spacing w:after="140"/>
+      </w:pPr>
+    </w:p>
     <w:tbl>
       <w:tblPr>
         <w:tblW w:type="dxa" w:w="9600"/>
@@ -1319,7 +1987,7 @@
                 <w:sz w:val="32"/>
                 <w:szCs w:val="32"/>
               </w:rPr>
-              <w:t xml:space="preserve">ก่อนเปรียบเทียบตัวเลขสองชุด ให้ตรวจว่าเลือกช่วงเวลาเดียวกัน — ตัวเลขเกือบทั้งหมดบนหน้านี้เปลี่ยนตามตัวกรอง</w:t>
+              <w:t xml:space="preserve">ก่อนเปรียบเทียบตัวเลขสองชุด ให้ตรวจว่าเลือกช่วงเวลาเดียวกัน และจำไว้ว่าสรุปสถานการณ์กับการ์ดเคสทั้งหมดไม่เปลี่ยนตามตัวกรอง</w:t>
             </w:r>
           </w:p>
         </w:tc>
@@ -1342,7 +2010,7 @@
           <w:sz w:val="32"/>
           <w:szCs w:val="32"/>
         </w:rPr>
-        <w:t xml:space="preserve">กล่องซ้ายบนสรุปสถานการณ์รวมเป็นคำเดียว เพื่อให้ตอบได้ทันทีว่าต้องลงมาดูรายละเอียดหรือไม่</w:t>
+        <w:t xml:space="preserve">กล่องซ้ายบนสรุปสถานการณ์รวมเป็นคำเดียว เพื่อให้ตอบได้ทันทีว่าต้องลงมาดูรายละเอียดหรือไม่ กล่องนี้ดูจากคิวงานปัจจุบันทั้งหมด ไม่ขึ้นกับช่วงเวลาที่เลือก</w:t>
       </w:r>
     </w:p>
     <w:tbl>
@@ -1714,7 +2382,7 @@
           <w:sz w:val="32"/>
           <w:szCs w:val="32"/>
         </w:rPr>
-        <w:t xml:space="preserve">เคสที่รอทีมตอบสนอง (ผู้เชี่ยวชาญพิสูจน์หลักฐาน / ทีมทดสอบเจาะระบบ)</w:t>
+        <w:t xml:space="preserve">เคสที่รอทีมตอบสนอง (Forensic Analyst / Red Team Manager)</w:t>
       </w:r>
     </w:p>
     <w:p>
@@ -1890,7 +2558,7 @@
                 <w:sz w:val="32"/>
                 <w:szCs w:val="32"/>
               </w:rPr>
-              <w:t xml:space="preserve"> — กดแล้วตารางรายละเอียดด้านล่าง (ดู 5.6) จะกรองให้เหลือเฉพาะเคสกลุ่มนั้น เป็นวิธีเร็วที่สุดในการตอบคำถามว่า “ตอนนี้งานค้างอยู่ที่ใคร”</w:t>
+              <w:t xml:space="preserve"> — กดแล้วตารางรายละเอียดด้านล่าง (ดู 5.7) จะกรองให้เหลือเฉพาะเคสกลุ่มนั้น เป็นวิธีเร็วที่สุดในการตอบคำถามว่า “ตอนนี้งานค้างอยู่ที่ใคร” การกดจะเปลี่ยนช่วงเวลาเป็น ทั้งหมด ให้ด้วย เพื่อให้ตารางตรงกับจำนวนบนบรรทัดนั้น</w:t>
             </w:r>
           </w:p>
         </w:tc>
@@ -2000,7 +2668,7 @@
                 <w:sz w:val="32"/>
                 <w:szCs w:val="32"/>
               </w:rPr>
-              <w:t xml:space="preserve">เคสทั้งหมด (High/Critical)</w:t>
+              <w:t xml:space="preserve">เคสทั้งหมด (High/Critical) · ทุกช่วงเวลา</w:t>
             </w:r>
           </w:p>
         </w:tc>
@@ -2024,7 +2692,7 @@
                 <w:sz w:val="32"/>
                 <w:szCs w:val="32"/>
               </w:rPr>
-              <w:t xml:space="preserve">จำนวนเคสระดับสูงและวิกฤตในช่วงที่เลือก พร้อมเทียบกับเดือนก่อนหน้า (</w:t>
+              <w:t xml:space="preserve">จำนวนเคสระดับสูงและวิกฤต</w:t>
             </w:r>
             <w:r>
               <w:rPr>
@@ -2033,14 +2701,46 @@
                 <w:sz w:val="32"/>
                 <w:szCs w:val="32"/>
               </w:rPr>
-              <w:t xml:space="preserve">↑ / ↓ / เท่ากับเดือนที่แล้ว</w:t>
+              <w:t xml:space="preserve">ทั้งหมดตั้งแต่เริ่มใช้ระบบ</w:t>
             </w:r>
             <w:r>
               <w:rPr>
                 <w:sz w:val="32"/>
                 <w:szCs w:val="32"/>
               </w:rPr>
-              <w:t xml:space="preserve">)</w:t>
+              <w:t xml:space="preserve"> (ไม่ขึ้นกับตัวกรอง) เหตุการณ์ที่กระทบหลายระบบ (Project Incident) นับเป็นหนึ่งเหตุการณ์ ใต้ตัวเลขเทียบจำนวนเคสที่เปิด</w:t>
+            </w:r>
+            <w:r>
+              <w:rPr>
+                <w:b/>
+                <w:bCs/>
+                <w:sz w:val="32"/>
+                <w:szCs w:val="32"/>
+              </w:rPr>
+              <w:t xml:space="preserve">ตั้งแต่ต้นเดือนนี้ถึงวันนี้</w:t>
+            </w:r>
+            <w:r>
+              <w:rPr>
+                <w:sz w:val="32"/>
+                <w:szCs w:val="32"/>
+              </w:rPr>
+              <w:t xml:space="preserve"> กับ</w:t>
+            </w:r>
+            <w:r>
+              <w:rPr>
+                <w:b/>
+                <w:bCs/>
+                <w:sz w:val="32"/>
+                <w:szCs w:val="32"/>
+              </w:rPr>
+              <w:t xml:space="preserve">ช่วงวันเดียวกันของเดือนก่อน</w:t>
+            </w:r>
+            <w:r>
+              <w:rPr>
+                <w:sz w:val="32"/>
+                <w:szCs w:val="32"/>
+              </w:rPr>
+              <w:t xml:space="preserve"> (↑ / ↓ / เท่ากับช่วงเดียวกันเดือนก่อน)</w:t>
             </w:r>
           </w:p>
         </w:tc>
@@ -2296,7 +2996,7 @@
           <w:sz w:val="32"/>
           <w:szCs w:val="32"/>
         </w:rPr>
-        <w:t xml:space="preserve">แถบสัดส่วนแสดงว่าเคสระดับสูง/วิกฤต </w:t>
+        <w:t xml:space="preserve">แถบสัดส่วนแสดงว่าเคสระดับสูง/วิกฤตที่เปิดในช่วงเวลาที่เลือก </w:t>
       </w:r>
       <w:r>
         <w:rPr>
@@ -2328,7 +3028,7 @@
           <w:sz w:val="32"/>
           <w:szCs w:val="32"/>
         </w:rPr>
-        <w:t xml:space="preserve"> พร้อมจำนวนกำกับทั้งสองฝั่ง ใช้ดูว่าทีมตามงานทันหรือมีของค้างสะสม</w:t>
+        <w:t xml:space="preserve"> พร้อมจำนวนกำกับทั้งสองฝั่ง ใช้ดูว่าทีมตามงานทันหรือมีของค้างสะสม เคสที่ยกเลิกไม่ถูกนับ</w:t>
       </w:r>
     </w:p>
     <w:p>
@@ -2348,8 +3048,418 @@
           <w:sz w:val="32"/>
           <w:szCs w:val="32"/>
         </w:rPr>
-        <w:t xml:space="preserve">กราฟแท่งแนวนอนแสดงว่างานค้างอยู่ที่ขั้นตอนใดบ้าง ทำให้เห็นจุดคอขวดของกระบวนการ เช่น ค้างที่การควบคุมของผู้ดูแลระบบ หรือค้างที่ขั้นตรวจรับ</w:t>
-      </w:r>
+        <w:t xml:space="preserve">กราฟแท่งแนวนอนแสดงเคสระดับสูง/วิกฤตในช่วงเวลาที่เลือก จัดกลุ่มตาม </w:t>
+      </w:r>
+      <w:r>
+        <w:rPr>
+          <w:b/>
+          <w:bCs/>
+          <w:sz w:val="32"/>
+          <w:szCs w:val="32"/>
+        </w:rPr>
+        <w:t xml:space="preserve">ระยะของการตอบสนองต่อเหตุการณ์</w:t>
+      </w:r>
+      <w:r>
+        <w:rPr>
+          <w:sz w:val="32"/>
+          <w:szCs w:val="32"/>
+        </w:rPr>
+        <w:t xml:space="preserve"> (ไม่ใช่สถานะรายตัว) ทำให้เห็นว่างานกองอยู่ที่ระยะใด:</w:t>
+      </w:r>
+    </w:p>
+    <w:tbl>
+      <w:tblPr>
+        <w:tblW w:type="dxa" w:w="9600"/>
+        <w:tblBorders>
+          <w:top w:val="single" w:color="E1E6ED" w:sz="2"/>
+          <w:left w:val="single" w:color="E1E6ED" w:sz="2"/>
+          <w:bottom w:val="single" w:color="E1E6ED" w:sz="2"/>
+          <w:right w:val="single" w:color="E1E6ED" w:sz="2"/>
+          <w:insideH w:val="single" w:color="E1E6ED" w:sz="2"/>
+          <w:insideV w:val="single" w:color="E1E6ED" w:sz="2"/>
+        </w:tblBorders>
+      </w:tblPr>
+      <w:tblGrid>
+        <w:gridCol w:w="3400"/>
+        <w:gridCol w:w="6200"/>
+      </w:tblGrid>
+      <w:tr>
+        <w:trPr>
+          <w:cantSplit/>
+          <w:tblHeader/>
+        </w:trPr>
+        <w:tc>
+          <w:tcPr>
+            <w:tcW w:type="dxa" w:w="3400"/>
+            <w:shd w:fill="1A1A2E" w:color="auto" w:val="clear"/>
+            <w:tcMar>
+              <w:top w:type="dxa" w:w="80"/>
+              <w:left w:type="dxa" w:w="120"/>
+              <w:bottom w:type="dxa" w:w="80"/>
+              <w:right w:type="dxa" w:w="120"/>
+            </w:tcMar>
+          </w:tcPr>
+          <w:p>
+            <w:r>
+              <w:rPr>
+                <w:b/>
+                <w:bCs/>
+                <w:color w:val="FFFFFF"/>
+                <w:sz w:val="28"/>
+                <w:szCs w:val="28"/>
+              </w:rPr>
+              <w:t xml:space="preserve">ระยะ (ชื่อบนกราฟ)</w:t>
+            </w:r>
+          </w:p>
+        </w:tc>
+        <w:tc>
+          <w:tcPr>
+            <w:tcW w:type="dxa" w:w="6200"/>
+            <w:shd w:fill="1A1A2E" w:color="auto" w:val="clear"/>
+            <w:tcMar>
+              <w:top w:type="dxa" w:w="80"/>
+              <w:left w:type="dxa" w:w="120"/>
+              <w:bottom w:type="dxa" w:w="80"/>
+              <w:right w:type="dxa" w:w="120"/>
+            </w:tcMar>
+          </w:tcPr>
+          <w:p>
+            <w:r>
+              <w:rPr>
+                <w:b/>
+                <w:bCs/>
+                <w:color w:val="FFFFFF"/>
+                <w:sz w:val="28"/>
+                <w:szCs w:val="28"/>
+              </w:rPr>
+              <w:t xml:space="preserve">ครอบคลุม</w:t>
+            </w:r>
+          </w:p>
+        </w:tc>
+      </w:tr>
+      <w:tr>
+        <w:trPr>
+          <w:cantSplit/>
+        </w:trPr>
+        <w:tc>
+          <w:tcPr>
+            <w:tcW w:type="dxa" w:w="3400"/>
+            <w:shd w:fill="FFFFFF" w:color="auto" w:val="clear"/>
+            <w:tcMar>
+              <w:top w:type="dxa" w:w="70"/>
+              <w:left w:type="dxa" w:w="120"/>
+              <w:bottom w:type="dxa" w:w="70"/>
+              <w:right w:type="dxa" w:w="120"/>
+            </w:tcMar>
+          </w:tcPr>
+          <w:p>
+            <w:pPr>
+              <w:spacing w:after="0"/>
+            </w:pPr>
+            <w:r>
+              <w:rPr>
+                <w:sz w:val="28"/>
+                <w:szCs w:val="28"/>
+              </w:rPr>
+              <w:t xml:space="preserve">Preparation</w:t>
+            </w:r>
+          </w:p>
+        </w:tc>
+        <w:tc>
+          <w:tcPr>
+            <w:tcW w:type="dxa" w:w="6200"/>
+            <w:shd w:fill="FFFFFF" w:color="auto" w:val="clear"/>
+            <w:tcMar>
+              <w:top w:type="dxa" w:w="70"/>
+              <w:left w:type="dxa" w:w="120"/>
+              <w:bottom w:type="dxa" w:w="70"/>
+              <w:right w:type="dxa" w:w="120"/>
+            </w:tcMar>
+          </w:tcPr>
+          <w:p>
+            <w:pPr>
+              <w:spacing w:after="0"/>
+            </w:pPr>
+            <w:r>
+              <w:rPr>
+                <w:sz w:val="28"/>
+                <w:szCs w:val="28"/>
+              </w:rPr>
+              <w:t xml:space="preserve">ตั๋วที่ยังจัดเตรียม ยังไม่ส่งเข้ากระบวนการ</w:t>
+            </w:r>
+          </w:p>
+        </w:tc>
+      </w:tr>
+      <w:tr>
+        <w:trPr>
+          <w:cantSplit/>
+        </w:trPr>
+        <w:tc>
+          <w:tcPr>
+            <w:tcW w:type="dxa" w:w="3400"/>
+            <w:shd w:fill="F7F8FA" w:color="auto" w:val="clear"/>
+            <w:tcMar>
+              <w:top w:type="dxa" w:w="70"/>
+              <w:left w:type="dxa" w:w="120"/>
+              <w:bottom w:type="dxa" w:w="70"/>
+              <w:right w:type="dxa" w:w="120"/>
+            </w:tcMar>
+          </w:tcPr>
+          <w:p>
+            <w:pPr>
+              <w:spacing w:after="0"/>
+            </w:pPr>
+            <w:r>
+              <w:rPr>
+                <w:sz w:val="28"/>
+                <w:szCs w:val="28"/>
+              </w:rPr>
+              <w:t xml:space="preserve">Identification</w:t>
+            </w:r>
+          </w:p>
+        </w:tc>
+        <w:tc>
+          <w:tcPr>
+            <w:tcW w:type="dxa" w:w="6200"/>
+            <w:shd w:fill="F7F8FA" w:color="auto" w:val="clear"/>
+            <w:tcMar>
+              <w:top w:type="dxa" w:w="70"/>
+              <w:left w:type="dxa" w:w="120"/>
+              <w:bottom w:type="dxa" w:w="70"/>
+              <w:right w:type="dxa" w:w="120"/>
+            </w:tcMar>
+          </w:tcPr>
+          <w:p>
+            <w:pPr>
+              <w:spacing w:after="0"/>
+            </w:pPr>
+            <w:r>
+              <w:rPr>
+                <w:sz w:val="28"/>
+                <w:szCs w:val="28"/>
+              </w:rPr>
+              <w:t xml:space="preserve">กำลังวินิจฉัย: ส่งต่อ Tier 2, รอผู้จัดการ SOC ตรวจ, รอผู้จัดการตรวจการปิด Event, กำลังเฝ้าระวัง</w:t>
+            </w:r>
+          </w:p>
+        </w:tc>
+      </w:tr>
+      <w:tr>
+        <w:trPr>
+          <w:cantSplit/>
+        </w:trPr>
+        <w:tc>
+          <w:tcPr>
+            <w:tcW w:type="dxa" w:w="3400"/>
+            <w:shd w:fill="FFFFFF" w:color="auto" w:val="clear"/>
+            <w:tcMar>
+              <w:top w:type="dxa" w:w="70"/>
+              <w:left w:type="dxa" w:w="120"/>
+              <w:bottom w:type="dxa" w:w="70"/>
+              <w:right w:type="dxa" w:w="120"/>
+            </w:tcMar>
+          </w:tcPr>
+          <w:p>
+            <w:pPr>
+              <w:spacing w:after="0"/>
+            </w:pPr>
+            <w:r>
+              <w:rPr>
+                <w:sz w:val="28"/>
+                <w:szCs w:val="28"/>
+              </w:rPr>
+              <w:t xml:space="preserve">Containment/Eradication</w:t>
+            </w:r>
+          </w:p>
+        </w:tc>
+        <w:tc>
+          <w:tcPr>
+            <w:tcW w:type="dxa" w:w="6200"/>
+            <w:shd w:fill="FFFFFF" w:color="auto" w:val="clear"/>
+            <w:tcMar>
+              <w:top w:type="dxa" w:w="70"/>
+              <w:left w:type="dxa" w:w="120"/>
+              <w:bottom w:type="dxa" w:w="70"/>
+              <w:right w:type="dxa" w:w="120"/>
+            </w:tcMar>
+          </w:tcPr>
+          <w:p>
+            <w:pPr>
+              <w:spacing w:after="0"/>
+            </w:pPr>
+            <w:r>
+              <w:rPr>
+                <w:sz w:val="28"/>
+                <w:szCs w:val="28"/>
+              </w:rPr>
+              <w:t xml:space="preserve">กำลังควบคุม/แก้ไข: รอผู้ดูแลระบบ, รายงานการควบคุมแล้ว, รอเจ้าของระบบ</w:t>
+            </w:r>
+          </w:p>
+        </w:tc>
+      </w:tr>
+      <w:tr>
+        <w:trPr>
+          <w:cantSplit/>
+        </w:trPr>
+        <w:tc>
+          <w:tcPr>
+            <w:tcW w:type="dxa" w:w="3400"/>
+            <w:shd w:fill="F7F8FA" w:color="auto" w:val="clear"/>
+            <w:tcMar>
+              <w:top w:type="dxa" w:w="70"/>
+              <w:left w:type="dxa" w:w="120"/>
+              <w:bottom w:type="dxa" w:w="70"/>
+              <w:right w:type="dxa" w:w="120"/>
+            </w:tcMar>
+          </w:tcPr>
+          <w:p>
+            <w:pPr>
+              <w:spacing w:after="0"/>
+            </w:pPr>
+            <w:r>
+              <w:rPr>
+                <w:sz w:val="28"/>
+                <w:szCs w:val="28"/>
+              </w:rPr>
+              <w:t xml:space="preserve">Recovery</w:t>
+            </w:r>
+          </w:p>
+        </w:tc>
+        <w:tc>
+          <w:tcPr>
+            <w:tcW w:type="dxa" w:w="6200"/>
+            <w:shd w:fill="F7F8FA" w:color="auto" w:val="clear"/>
+            <w:tcMar>
+              <w:top w:type="dxa" w:w="70"/>
+              <w:left w:type="dxa" w:w="120"/>
+              <w:bottom w:type="dxa" w:w="70"/>
+              <w:right w:type="dxa" w:w="120"/>
+            </w:tcMar>
+          </w:tcPr>
+          <w:p>
+            <w:pPr>
+              <w:spacing w:after="0"/>
+            </w:pPr>
+            <w:r>
+              <w:rPr>
+                <w:sz w:val="28"/>
+                <w:szCs w:val="28"/>
+              </w:rPr>
+              <w:t xml:space="preserve">งานเสร็จแล้ว รอตรวจรับหรืออนุมัติปิด</w:t>
+            </w:r>
+          </w:p>
+        </w:tc>
+      </w:tr>
+      <w:tr>
+        <w:trPr>
+          <w:cantSplit/>
+        </w:trPr>
+        <w:tc>
+          <w:tcPr>
+            <w:tcW w:type="dxa" w:w="3400"/>
+            <w:shd w:fill="FFFFFF" w:color="auto" w:val="clear"/>
+            <w:tcMar>
+              <w:top w:type="dxa" w:w="70"/>
+              <w:left w:type="dxa" w:w="120"/>
+              <w:bottom w:type="dxa" w:w="70"/>
+              <w:right w:type="dxa" w:w="120"/>
+            </w:tcMar>
+          </w:tcPr>
+          <w:p>
+            <w:pPr>
+              <w:spacing w:after="0"/>
+            </w:pPr>
+            <w:r>
+              <w:rPr>
+                <w:sz w:val="28"/>
+                <w:szCs w:val="28"/>
+              </w:rPr>
+              <w:t xml:space="preserve">Lessons Learned</w:t>
+            </w:r>
+          </w:p>
+        </w:tc>
+        <w:tc>
+          <w:tcPr>
+            <w:tcW w:type="dxa" w:w="6200"/>
+            <w:shd w:fill="FFFFFF" w:color="auto" w:val="clear"/>
+            <w:tcMar>
+              <w:top w:type="dxa" w:w="70"/>
+              <w:left w:type="dxa" w:w="120"/>
+              <w:bottom w:type="dxa" w:w="70"/>
+              <w:right w:type="dxa" w:w="120"/>
+            </w:tcMar>
+          </w:tcPr>
+          <w:p>
+            <w:pPr>
+              <w:spacing w:after="0"/>
+            </w:pPr>
+            <w:r>
+              <w:rPr>
+                <w:sz w:val="28"/>
+                <w:szCs w:val="28"/>
+              </w:rPr>
+              <w:t xml:space="preserve">ปิดแล้ว (อนุมัติ หรือปิดเป็น Event)</w:t>
+            </w:r>
+          </w:p>
+        </w:tc>
+      </w:tr>
+      <w:tr>
+        <w:trPr>
+          <w:cantSplit/>
+        </w:trPr>
+        <w:tc>
+          <w:tcPr>
+            <w:tcW w:type="dxa" w:w="3400"/>
+            <w:shd w:fill="F7F8FA" w:color="auto" w:val="clear"/>
+            <w:tcMar>
+              <w:top w:type="dxa" w:w="70"/>
+              <w:left w:type="dxa" w:w="120"/>
+              <w:bottom w:type="dxa" w:w="70"/>
+              <w:right w:type="dxa" w:w="120"/>
+            </w:tcMar>
+          </w:tcPr>
+          <w:p>
+            <w:pPr>
+              <w:spacing w:after="0"/>
+            </w:pPr>
+            <w:r>
+              <w:rPr>
+                <w:sz w:val="28"/>
+                <w:szCs w:val="28"/>
+              </w:rPr>
+              <w:t xml:space="preserve">ยกเลิกแล้ว</w:t>
+            </w:r>
+          </w:p>
+        </w:tc>
+        <w:tc>
+          <w:tcPr>
+            <w:tcW w:type="dxa" w:w="6200"/>
+            <w:shd w:fill="F7F8FA" w:color="auto" w:val="clear"/>
+            <w:tcMar>
+              <w:top w:type="dxa" w:w="70"/>
+              <w:left w:type="dxa" w:w="120"/>
+              <w:bottom w:type="dxa" w:w="70"/>
+              <w:right w:type="dxa" w:w="120"/>
+            </w:tcMar>
+          </w:tcPr>
+          <w:p>
+            <w:pPr>
+              <w:spacing w:after="0"/>
+            </w:pPr>
+            <w:r>
+              <w:rPr>
+                <w:sz w:val="28"/>
+                <w:szCs w:val="28"/>
+              </w:rPr>
+              <w:t xml:space="preserve">ตั๋วที่ถูกยกเลิก</w:t>
+            </w:r>
+          </w:p>
+        </w:tc>
+      </w:tr>
+    </w:tbl>
+    <w:p>
+      <w:pPr>
+        <w:spacing w:after="140"/>
+      </w:pPr>
     </w:p>
     <w:tbl>
       <w:tblPr>
@@ -2496,14 +3606,14 @@
           </w:p>
           <w:p>
             <w:pPr>
-              <w:spacing w:after="0"/>
+              <w:spacing w:after="60"/>
             </w:pPr>
             <w:r>
               <w:rPr>
                 <w:sz w:val="32"/>
                 <w:szCs w:val="32"/>
               </w:rPr>
-              <w:t xml:space="preserve">ชื่อสถานะที่แสดงเป็น </w:t>
+              <w:t xml:space="preserve">ชื่อระยะที่แสดงเป็น </w:t>
             </w:r>
             <w:r>
               <w:rPr>
@@ -2523,6 +3633,27 @@
               <w:t xml:space="preserve"> หมายถึงในกลุ่มนั้นมีเคสฉุกเฉินรวมอยู่ด้วย — เลื่อนเมาส์ไปบนแท่งเพื่อดูจำนวนแยกตามระดับ</w:t>
             </w:r>
           </w:p>
+          <w:p>
+            <w:pPr>
+              <w:spacing w:after="0"/>
+            </w:pPr>
+            <w:r>
+              <w:rPr>
+                <w:b/>
+                <w:bCs/>
+                <w:sz w:val="32"/>
+                <w:szCs w:val="32"/>
+              </w:rPr>
+              <w:t xml:space="preserve">กดที่แท่ง</w:t>
+            </w:r>
+            <w:r>
+              <w:rPr>
+                <w:sz w:val="32"/>
+                <w:szCs w:val="32"/>
+              </w:rPr>
+              <w:t xml:space="preserve"> เพื่อกรองตารางรายละเอียด (5.7) ให้เหลือเฉพาะเคสในระยะนั้น โดยยังใช้ช่วงเวลาเดิม</w:t>
+            </w:r>
+          </w:p>
         </w:tc>
       </w:tr>
     </w:tbl>
@@ -2531,7 +3662,7 @@
         <w:pStyle w:val="Heading2"/>
       </w:pPr>
       <w:r>
-        <w:t xml:space="preserve">5.6 ตารางรายละเอียด Ticket</w:t>
+        <w:t xml:space="preserve">5.6 ความคืบหน้าทีมตอบสนองเหตุการณ์</w:t>
       </w:r>
     </w:p>
     <w:p>
@@ -2543,144 +3674,320 @@
           <w:sz w:val="32"/>
           <w:szCs w:val="32"/>
         </w:rPr>
-        <w:t xml:space="preserve">ตารางท้ายหน้าแสดงรายเคส: </w:t>
-      </w:r>
-      <w:r>
-        <w:rPr>
-          <w:b/>
-          <w:bCs/>
-          <w:color w:val="1F2D3D"/>
-          <w:sz w:val="32"/>
-          <w:szCs w:val="32"/>
-        </w:rPr>
-        <w:t xml:space="preserve">เลขที่เคส (ID)</w:t>
-      </w:r>
-      <w:r>
-        <w:rPr>
-          <w:sz w:val="32"/>
-          <w:szCs w:val="32"/>
-        </w:rPr>
-        <w:t xml:space="preserve">, </w:t>
-      </w:r>
-      <w:r>
-        <w:rPr>
-          <w:b/>
-          <w:bCs/>
-          <w:color w:val="1F2D3D"/>
-          <w:sz w:val="32"/>
-          <w:szCs w:val="32"/>
-        </w:rPr>
-        <w:t xml:space="preserve">รายละเอียด</w:t>
-      </w:r>
-      <w:r>
-        <w:rPr>
-          <w:sz w:val="32"/>
-          <w:szCs w:val="32"/>
-        </w:rPr>
-        <w:t xml:space="preserve">, </w:t>
-      </w:r>
-      <w:r>
-        <w:rPr>
-          <w:b/>
-          <w:bCs/>
-          <w:color w:val="1F2D3D"/>
-          <w:sz w:val="32"/>
-          <w:szCs w:val="32"/>
-        </w:rPr>
-        <w:t xml:space="preserve">ผู้รับผิดชอบ</w:t>
-      </w:r>
-      <w:r>
-        <w:rPr>
-          <w:sz w:val="32"/>
-          <w:szCs w:val="32"/>
-        </w:rPr>
-        <w:t xml:space="preserve">, </w:t>
-      </w:r>
-      <w:r>
-        <w:rPr>
-          <w:b/>
-          <w:bCs/>
-          <w:color w:val="1F2D3D"/>
-          <w:sz w:val="32"/>
-          <w:szCs w:val="32"/>
-        </w:rPr>
-        <w:t xml:space="preserve">สถานะ Emergency</w:t>
-      </w:r>
-      <w:r>
-        <w:rPr>
-          <w:sz w:val="32"/>
-          <w:szCs w:val="32"/>
-        </w:rPr>
-        <w:t xml:space="preserve">, </w:t>
-      </w:r>
-      <w:r>
-        <w:rPr>
-          <w:b/>
-          <w:bCs/>
-          <w:color w:val="1F2D3D"/>
-          <w:sz w:val="32"/>
-          <w:szCs w:val="32"/>
-        </w:rPr>
-        <w:t xml:space="preserve">สถานะ</w:t>
-      </w:r>
-      <w:r>
-        <w:rPr>
-          <w:sz w:val="32"/>
-          <w:szCs w:val="32"/>
-        </w:rPr>
-        <w:t xml:space="preserve"> และ </w:t>
-      </w:r>
-      <w:r>
-        <w:rPr>
-          <w:b/>
-          <w:bCs/>
-          <w:color w:val="1F2D3D"/>
-          <w:sz w:val="32"/>
-          <w:szCs w:val="32"/>
-        </w:rPr>
-        <w:t xml:space="preserve">อัปเดตล่าสุด</w:t>
-      </w:r>
-      <w:r>
-        <w:rPr>
-          <w:sz w:val="32"/>
-          <w:szCs w:val="32"/>
-        </w:rPr>
-        <w:t xml:space="preserve"> เมื่อคุณกดเงื่อนไขในข้อ 5.2 ตารางจะขึ้นป้าย </w:t>
-      </w:r>
-      <w:r>
-        <w:rPr>
-          <w:b/>
-          <w:bCs/>
-          <w:color w:val="1F2D3D"/>
-          <w:sz w:val="32"/>
-          <w:szCs w:val="32"/>
-        </w:rPr>
-        <w:t xml:space="preserve">ตัวกรอง</w:t>
-      </w:r>
-      <w:r>
-        <w:rPr>
-          <w:sz w:val="32"/>
-          <w:szCs w:val="32"/>
-        </w:rPr>
-        <w:t xml:space="preserve"> บอกว่ากำลังกรองอะไรอยู่ กด </w:t>
-      </w:r>
-      <w:r>
-        <w:rPr>
-          <w:b/>
-          <w:bCs/>
-          <w:color w:val="1F2D3D"/>
-          <w:sz w:val="32"/>
-          <w:szCs w:val="32"/>
-        </w:rPr>
-        <w:t xml:space="preserve">ล้างตัวกรอง</w:t>
-      </w:r>
-      <w:r>
-        <w:rPr>
-          <w:sz w:val="32"/>
-          <w:szCs w:val="32"/>
-        </w:rPr>
-        <w:t xml:space="preserve"> เพื่อกลับไปดูทั้งหมด</w:t>
-      </w:r>
+        <w:t xml:space="preserve">ส่วนนี้อยู่ใต้กราฟ Pipeline แสดงความคืบหน้าของคำขอ VA, PenTest, Hardening และ Forensics / RCA โดยแยก VA/PT เดิมไว้ต่างหาก เพราะคำขอเดิมไม่ได้ระบุว่าเป็น VA หรือ PenTest</w:t>
+      </w:r>
+    </w:p>
+    <w:tbl>
+      <w:tblPr>
+        <w:tblW w:type="dxa" w:w="9600"/>
+        <w:tblBorders>
+          <w:top w:val="single" w:color="E1E6ED" w:sz="2"/>
+          <w:left w:val="single" w:color="E1E6ED" w:sz="2"/>
+          <w:bottom w:val="single" w:color="E1E6ED" w:sz="2"/>
+          <w:right w:val="single" w:color="E1E6ED" w:sz="2"/>
+          <w:insideH w:val="single" w:color="E1E6ED" w:sz="2"/>
+          <w:insideV w:val="single" w:color="E1E6ED" w:sz="2"/>
+        </w:tblBorders>
+      </w:tblPr>
+      <w:tblGrid>
+        <w:gridCol w:w="3400"/>
+        <w:gridCol w:w="6200"/>
+      </w:tblGrid>
+      <w:tr>
+        <w:trPr>
+          <w:cantSplit/>
+          <w:tblHeader/>
+        </w:trPr>
+        <w:tc>
+          <w:tcPr>
+            <w:tcW w:type="dxa" w:w="3400"/>
+            <w:shd w:fill="1A1A2E" w:color="auto" w:val="clear"/>
+            <w:tcMar>
+              <w:top w:type="dxa" w:w="80"/>
+              <w:left w:type="dxa" w:w="120"/>
+              <w:bottom w:type="dxa" w:w="80"/>
+              <w:right w:type="dxa" w:w="120"/>
+            </w:tcMar>
+          </w:tcPr>
+          <w:p>
+            <w:r>
+              <w:rPr>
+                <w:b/>
+                <w:bCs/>
+                <w:color w:val="FFFFFF"/>
+                <w:sz w:val="28"/>
+                <w:szCs w:val="28"/>
+              </w:rPr>
+              <w:t xml:space="preserve">ตัวเลข</w:t>
+            </w:r>
+          </w:p>
+        </w:tc>
+        <w:tc>
+          <w:tcPr>
+            <w:tcW w:type="dxa" w:w="6200"/>
+            <w:shd w:fill="1A1A2E" w:color="auto" w:val="clear"/>
+            <w:tcMar>
+              <w:top w:type="dxa" w:w="80"/>
+              <w:left w:type="dxa" w:w="120"/>
+              <w:bottom w:type="dxa" w:w="80"/>
+              <w:right w:type="dxa" w:w="120"/>
+            </w:tcMar>
+          </w:tcPr>
+          <w:p>
+            <w:r>
+              <w:rPr>
+                <w:b/>
+                <w:bCs/>
+                <w:color w:val="FFFFFF"/>
+                <w:sz w:val="28"/>
+                <w:szCs w:val="28"/>
+              </w:rPr>
+              <w:t xml:space="preserve">ความหมาย</w:t>
+            </w:r>
+          </w:p>
+        </w:tc>
+      </w:tr>
+      <w:tr>
+        <w:trPr>
+          <w:cantSplit/>
+        </w:trPr>
+        <w:tc>
+          <w:tcPr>
+            <w:tcW w:type="dxa" w:w="3400"/>
+            <w:shd w:fill="FFFFFF" w:color="auto" w:val="clear"/>
+            <w:tcMar>
+              <w:top w:type="dxa" w:w="70"/>
+              <w:left w:type="dxa" w:w="120"/>
+              <w:bottom w:type="dxa" w:w="70"/>
+              <w:right w:type="dxa" w:w="120"/>
+            </w:tcMar>
+          </w:tcPr>
+          <w:p>
+            <w:pPr>
+              <w:spacing w:after="0"/>
+            </w:pPr>
+            <w:r>
+              <w:rPr>
+                <w:sz w:val="28"/>
+                <w:szCs w:val="28"/>
+              </w:rPr>
+              <w:t xml:space="preserve">คำขอที่ค้างอยู่</w:t>
+            </w:r>
+          </w:p>
+        </w:tc>
+        <w:tc>
+          <w:tcPr>
+            <w:tcW w:type="dxa" w:w="6200"/>
+            <w:shd w:fill="FFFFFF" w:color="auto" w:val="clear"/>
+            <w:tcMar>
+              <w:top w:type="dxa" w:w="70"/>
+              <w:left w:type="dxa" w:w="120"/>
+              <w:bottom w:type="dxa" w:w="70"/>
+              <w:right w:type="dxa" w:w="120"/>
+            </w:tcMar>
+          </w:tcPr>
+          <w:p>
+            <w:pPr>
+              <w:spacing w:after="0"/>
+            </w:pPr>
+            <w:r>
+              <w:rPr>
+                <w:sz w:val="28"/>
+                <w:szCs w:val="28"/>
+              </w:rPr>
+              <w:t xml:space="preserve">คำขอที่เปิดหรือกำลังดำเนินการบน Ticket ที่ยังไม่ปิด นับคิวปัจจุบัน ไม่เปลี่ยนตามช่วงเวลา</w:t>
+            </w:r>
+          </w:p>
+        </w:tc>
+      </w:tr>
+      <w:tr>
+        <w:trPr>
+          <w:cantSplit/>
+        </w:trPr>
+        <w:tc>
+          <w:tcPr>
+            <w:tcW w:type="dxa" w:w="3400"/>
+            <w:shd w:fill="F7F8FA" w:color="auto" w:val="clear"/>
+            <w:tcMar>
+              <w:top w:type="dxa" w:w="70"/>
+              <w:left w:type="dxa" w:w="120"/>
+              <w:bottom w:type="dxa" w:w="70"/>
+              <w:right w:type="dxa" w:w="120"/>
+            </w:tcMar>
+          </w:tcPr>
+          <w:p>
+            <w:pPr>
+              <w:spacing w:after="0"/>
+            </w:pPr>
+            <w:r>
+              <w:rPr>
+                <w:sz w:val="28"/>
+                <w:szCs w:val="28"/>
+              </w:rPr>
+              <w:t xml:space="preserve">รับเข้าช่วงเวลานี้</w:t>
+            </w:r>
+          </w:p>
+        </w:tc>
+        <w:tc>
+          <w:tcPr>
+            <w:tcW w:type="dxa" w:w="6200"/>
+            <w:shd w:fill="F7F8FA" w:color="auto" w:val="clear"/>
+            <w:tcMar>
+              <w:top w:type="dxa" w:w="70"/>
+              <w:left w:type="dxa" w:w="120"/>
+              <w:bottom w:type="dxa" w:w="70"/>
+              <w:right w:type="dxa" w:w="120"/>
+            </w:tcMar>
+          </w:tcPr>
+          <w:p>
+            <w:pPr>
+              <w:spacing w:after="0"/>
+            </w:pPr>
+            <w:r>
+              <w:rPr>
+                <w:sz w:val="28"/>
+                <w:szCs w:val="28"/>
+              </w:rPr>
+              <w:t xml:space="preserve">คำขอที่สร้างในช่วงเวลาที่เลือก รวมคำขอที่ส่งงานหรือยกเลิกแล้ว</w:t>
+            </w:r>
+          </w:p>
+        </w:tc>
+      </w:tr>
+      <w:tr>
+        <w:trPr>
+          <w:cantSplit/>
+        </w:trPr>
+        <w:tc>
+          <w:tcPr>
+            <w:tcW w:type="dxa" w:w="3400"/>
+            <w:shd w:fill="FFFFFF" w:color="auto" w:val="clear"/>
+            <w:tcMar>
+              <w:top w:type="dxa" w:w="70"/>
+              <w:left w:type="dxa" w:w="120"/>
+              <w:bottom w:type="dxa" w:w="70"/>
+              <w:right w:type="dxa" w:w="120"/>
+            </w:tcMar>
+          </w:tcPr>
+          <w:p>
+            <w:pPr>
+              <w:spacing w:after="0"/>
+            </w:pPr>
+            <w:r>
+              <w:rPr>
+                <w:sz w:val="28"/>
+                <w:szCs w:val="28"/>
+              </w:rPr>
+              <w:t xml:space="preserve">ส่งงานช่วงเวลานี้</w:t>
+            </w:r>
+          </w:p>
+        </w:tc>
+        <w:tc>
+          <w:tcPr>
+            <w:tcW w:type="dxa" w:w="6200"/>
+            <w:shd w:fill="FFFFFF" w:color="auto" w:val="clear"/>
+            <w:tcMar>
+              <w:top w:type="dxa" w:w="70"/>
+              <w:left w:type="dxa" w:w="120"/>
+              <w:bottom w:type="dxa" w:w="70"/>
+              <w:right w:type="dxa" w:w="120"/>
+            </w:tcMar>
+          </w:tcPr>
+          <w:p>
+            <w:pPr>
+              <w:spacing w:after="0"/>
+            </w:pPr>
+            <w:r>
+              <w:rPr>
+                <w:sz w:val="28"/>
+                <w:szCs w:val="28"/>
+              </w:rPr>
+              <w:t xml:space="preserve">คำขอที่มีสถานะเสร็จสิ้นและเปลี่ยนเป็นสถานะนั้นในช่วงเวลาที่เลือก ข้อมูลเดิมบางรายการอาจใช้วันที่อัปเดตล่าสุดแทน</w:t>
+            </w:r>
+          </w:p>
+        </w:tc>
+      </w:tr>
+      <w:tr>
+        <w:trPr>
+          <w:cantSplit/>
+        </w:trPr>
+        <w:tc>
+          <w:tcPr>
+            <w:tcW w:type="dxa" w:w="3400"/>
+            <w:shd w:fill="F7F8FA" w:color="auto" w:val="clear"/>
+            <w:tcMar>
+              <w:top w:type="dxa" w:w="70"/>
+              <w:left w:type="dxa" w:w="120"/>
+              <w:bottom w:type="dxa" w:w="70"/>
+              <w:right w:type="dxa" w:w="120"/>
+            </w:tcMar>
+          </w:tcPr>
+          <w:p>
+            <w:pPr>
+              <w:spacing w:after="0"/>
+            </w:pPr>
+            <w:r>
+              <w:rPr>
+                <w:sz w:val="28"/>
+                <w:szCs w:val="28"/>
+              </w:rPr>
+              <w:t xml:space="preserve">Ticket High/Critical ที่รอทีมตอบสนอง</w:t>
+            </w:r>
+          </w:p>
+        </w:tc>
+        <w:tc>
+          <w:tcPr>
+            <w:tcW w:type="dxa" w:w="6200"/>
+            <w:shd w:fill="F7F8FA" w:color="auto" w:val="clear"/>
+            <w:tcMar>
+              <w:top w:type="dxa" w:w="70"/>
+              <w:left w:type="dxa" w:w="120"/>
+              <w:bottom w:type="dxa" w:w="70"/>
+              <w:right w:type="dxa" w:w="120"/>
+            </w:tcMar>
+          </w:tcPr>
+          <w:p>
+            <w:pPr>
+              <w:spacing w:after="0"/>
+            </w:pPr>
+            <w:r>
+              <w:rPr>
+                <w:sz w:val="28"/>
+                <w:szCs w:val="28"/>
+              </w:rPr>
+              <w:t xml:space="preserve">จำนวน Ticket ระดับ High/Critical ที่มีคำขอค้างอย่างน้อยหนึ่งรายการ นับ Ticket ไม่ซ้ำ</w:t>
+            </w:r>
+          </w:p>
+        </w:tc>
+      </w:tr>
+    </w:tbl>
+    <w:p>
+      <w:pPr>
+        <w:spacing w:after="120"/>
+      </w:pPr>
+      <w:r>
+        <w:rPr>
+          <w:sz w:val="32"/>
+          <w:szCs w:val="32"/>
+        </w:rPr>
+        <w:t xml:space="preserve">ตารางฟังก์ชันแสดงผู้จัดการ Red Team ที่กำหนดไว้ในระบบ พร้อมจำนวนค้าง เกิน 7 วัน รับเข้า และส่งงาน กดชื่อฟังก์ชันหรือตัวเลขเพื่อกรองรายการคำขอด้านล่าง งานเกิน 7 วันนับตั้งแต่สร้างคำขอ เป็นตัวช่วยดูงานค้าง ไม่ใช่การเกิน OLA</w:t>
+      </w:r>
+    </w:p>
+    <w:p>
+      <w:pPr>
+        <w:spacing w:after="120"/>
+      </w:pPr>
+      <w:r>
+        <w:rPr>
+          <w:sz w:val="32"/>
+          <w:szCs w:val="32"/>
+        </w:rPr>
+        <w:t xml:space="preserve">รายการคำขอแสดงเลขที่ Ticket และชื่อเรื่องแยกกันสองคอลัมน์ ตามด้วยระดับความรุนแรง ฟังก์ชัน ผู้รับผิดชอบ สถานะ อายุคำขอ และวันที่รับเข้า/ส่งงาน อายุของงานค้างนับถึงปัจจุบัน ส่วนงานที่เสร็จหรือยกเลิกนับถึงวันเปลี่ยนสถานะ กดปุ่ม ค้างทั้งหมด รอรับงาน กำลังทำ หรือ ส่งงานแล้ว เพื่อเปลี่ยนสถานะที่ดู คำขอที่ส่งงานแล้วใช้ช่วงเวลาที่เลือก สามารถกด ทุกฟังก์ชัน เพื่อล้างตัวกรองฟังก์ชัน และใช้ปุ่มก่อนหน้า/ถัดไปเพื่อดูรายการอื่น</w:t>
+      </w:r>
+    </w:p>
+    <w:p>
+      <w:pPr>
+        <w:spacing w:after="140"/>
+      </w:pPr>
     </w:p>
     <w:tbl>
       <w:tblPr>
@@ -2737,7 +4044,7 @@
                 <w:sz w:val="32"/>
                 <w:szCs w:val="32"/>
               </w:rPr>
-              <w:t xml:space="preserve">ตารางรายละเอียด Ticket พร้อมป้ายตัวกรองและปุ่มล้างตัวกรอง</w:t>
+              <w:t xml:space="preserve">ความคืบหน้าทีมตอบสนองและตัวกรองรายการคำขอ</w:t>
             </w:r>
           </w:p>
           <w:p>
@@ -2751,7 +4058,7 @@
                 <w:sz w:val="24"/>
                 <w:szCs w:val="24"/>
               </w:rPr>
-              <w:t xml:space="preserve">SHOT: EXE-ticket-table</w:t>
+              <w:t xml:space="preserve">SHOT: EXE-response-progress</w:t>
             </w:r>
           </w:p>
         </w:tc>
@@ -2771,6 +4078,309 @@
           <w:szCs w:val="28"/>
         </w:rPr>
         <w:t xml:space="preserve">รูปที่ 5-5  </w:t>
+      </w:r>
+      <w:r>
+        <w:rPr>
+          <w:i/>
+          <w:iCs/>
+          <w:color w:val="6C7888"/>
+          <w:sz w:val="28"/>
+          <w:szCs w:val="28"/>
+        </w:rPr>
+        <w:t xml:space="preserve">ความคืบหน้าทีมตอบสนองและตัวกรองรายการคำขอ</w:t>
+      </w:r>
+    </w:p>
+    <w:p>
+      <w:pPr>
+        <w:pStyle w:val="Heading2"/>
+      </w:pPr>
+      <w:r>
+        <w:t xml:space="preserve">5.7 ตารางรายละเอียด Ticket</w:t>
+      </w:r>
+    </w:p>
+    <w:p>
+      <w:pPr>
+        <w:spacing w:after="120"/>
+      </w:pPr>
+      <w:r>
+        <w:rPr>
+          <w:sz w:val="32"/>
+          <w:szCs w:val="32"/>
+        </w:rPr>
+        <w:t xml:space="preserve">ตารางท้ายหน้าแสดงเคสที่ยังไม่ปิดในช่วงเวลาที่เลือก หน้าละ 10 เรื่อง เรียงเคสที่ค้างในสถานะปัจจุบันนานที่สุดขึ้นก่อน คอลัมน์ได้แก่ </w:t>
+      </w:r>
+      <w:r>
+        <w:rPr>
+          <w:b/>
+          <w:bCs/>
+          <w:color w:val="1F2D3D"/>
+          <w:sz w:val="32"/>
+          <w:szCs w:val="32"/>
+        </w:rPr>
+        <w:t xml:space="preserve">เลขที่ Ticket</w:t>
+      </w:r>
+      <w:r>
+        <w:rPr>
+          <w:sz w:val="32"/>
+          <w:szCs w:val="32"/>
+        </w:rPr>
+        <w:t xml:space="preserve">, </w:t>
+      </w:r>
+      <w:r>
+        <w:rPr>
+          <w:b/>
+          <w:bCs/>
+          <w:color w:val="1F2D3D"/>
+          <w:sz w:val="32"/>
+          <w:szCs w:val="32"/>
+        </w:rPr>
+        <w:t xml:space="preserve">ชื่อเรื่อง</w:t>
+      </w:r>
+      <w:r>
+        <w:rPr>
+          <w:sz w:val="32"/>
+          <w:szCs w:val="32"/>
+        </w:rPr>
+        <w:t xml:space="preserve">, </w:t>
+      </w:r>
+      <w:r>
+        <w:rPr>
+          <w:b/>
+          <w:bCs/>
+          <w:color w:val="1F2D3D"/>
+          <w:sz w:val="32"/>
+          <w:szCs w:val="32"/>
+        </w:rPr>
+        <w:t xml:space="preserve">สรุปเหตุการณ์</w:t>
+      </w:r>
+      <w:r>
+        <w:rPr>
+          <w:sz w:val="32"/>
+          <w:szCs w:val="32"/>
+        </w:rPr>
+        <w:t xml:space="preserve">, </w:t>
+      </w:r>
+      <w:r>
+        <w:rPr>
+          <w:b/>
+          <w:bCs/>
+          <w:color w:val="1F2D3D"/>
+          <w:sz w:val="32"/>
+          <w:szCs w:val="32"/>
+        </w:rPr>
+        <w:t xml:space="preserve">ผู้รับผิดชอบ</w:t>
+      </w:r>
+      <w:r>
+        <w:rPr>
+          <w:sz w:val="32"/>
+          <w:szCs w:val="32"/>
+        </w:rPr>
+        <w:t xml:space="preserve">, </w:t>
+      </w:r>
+      <w:r>
+        <w:rPr>
+          <w:b/>
+          <w:bCs/>
+          <w:color w:val="1F2D3D"/>
+          <w:sz w:val="32"/>
+          <w:szCs w:val="32"/>
+        </w:rPr>
+        <w:t xml:space="preserve">สถานะ Emergency</w:t>
+      </w:r>
+      <w:r>
+        <w:rPr>
+          <w:sz w:val="32"/>
+          <w:szCs w:val="32"/>
+        </w:rPr>
+        <w:t xml:space="preserve">, </w:t>
+      </w:r>
+      <w:r>
+        <w:rPr>
+          <w:b/>
+          <w:bCs/>
+          <w:color w:val="1F2D3D"/>
+          <w:sz w:val="32"/>
+          <w:szCs w:val="32"/>
+        </w:rPr>
+        <w:t xml:space="preserve">สถานะ</w:t>
+      </w:r>
+      <w:r>
+        <w:rPr>
+          <w:sz w:val="32"/>
+          <w:szCs w:val="32"/>
+        </w:rPr>
+        <w:t xml:space="preserve">, </w:t>
+      </w:r>
+      <w:r>
+        <w:rPr>
+          <w:b/>
+          <w:bCs/>
+          <w:color w:val="1F2D3D"/>
+          <w:sz w:val="32"/>
+          <w:szCs w:val="32"/>
+        </w:rPr>
+        <w:t xml:space="preserve">อยู่สถานะนี้</w:t>
+      </w:r>
+      <w:r>
+        <w:rPr>
+          <w:sz w:val="32"/>
+          <w:szCs w:val="32"/>
+        </w:rPr>
+        <w:t xml:space="preserve"> (ค้างอยู่ในสถานะปัจจุบันมานานเท่าใด) และ </w:t>
+      </w:r>
+      <w:r>
+        <w:rPr>
+          <w:b/>
+          <w:bCs/>
+          <w:color w:val="1F2D3D"/>
+          <w:sz w:val="32"/>
+          <w:szCs w:val="32"/>
+        </w:rPr>
+        <w:t xml:space="preserve">อัปเดตล่าสุด</w:t>
+      </w:r>
+      <w:r>
+        <w:rPr>
+          <w:sz w:val="32"/>
+          <w:szCs w:val="32"/>
+        </w:rPr>
+        <w:t xml:space="preserve"> เมื่อคุณกดเงื่อนไขในข้อ 5.2 หรือแท่งกราฟในข้อ 5.5 ตารางจะขึ้นป้าย </w:t>
+      </w:r>
+      <w:r>
+        <w:rPr>
+          <w:b/>
+          <w:bCs/>
+          <w:color w:val="1F2D3D"/>
+          <w:sz w:val="32"/>
+          <w:szCs w:val="32"/>
+        </w:rPr>
+        <w:t xml:space="preserve">ตัวกรอง</w:t>
+      </w:r>
+      <w:r>
+        <w:rPr>
+          <w:sz w:val="32"/>
+          <w:szCs w:val="32"/>
+        </w:rPr>
+        <w:t xml:space="preserve"> บอกว่ากำลังกรองอะไรอยู่ กด </w:t>
+      </w:r>
+      <w:r>
+        <w:rPr>
+          <w:b/>
+          <w:bCs/>
+          <w:color w:val="1F2D3D"/>
+          <w:sz w:val="32"/>
+          <w:szCs w:val="32"/>
+        </w:rPr>
+        <w:t xml:space="preserve">ล้างตัวกรอง</w:t>
+      </w:r>
+      <w:r>
+        <w:rPr>
+          <w:sz w:val="32"/>
+          <w:szCs w:val="32"/>
+        </w:rPr>
+        <w:t xml:space="preserve"> เพื่อกลับไปดูทั้งหมด</w:t>
+      </w:r>
+    </w:p>
+    <w:p>
+      <w:pPr>
+        <w:spacing w:after="120"/>
+      </w:pPr>
+      <w:r>
+        <w:rPr>
+          <w:sz w:val="32"/>
+          <w:szCs w:val="32"/>
+        </w:rPr>
+        <w:t xml:space="preserve">ชื่อเรื่องเป็นคอลัมน์ถัดจากเลขที่ Ticket คอลัมน์สรุปเหตุการณ์แสดงข้อความจากช่อง สรุปเหตุการณ์ ในแบบฟอร์ม Ticket หาก Ticket เดิมไม่มีข้อมูลในช่องนั้น ระบบจะแสดงรายละเอียดเหตุการณ์แทน</w:t>
+      </w:r>
+    </w:p>
+    <w:tbl>
+      <w:tblPr>
+        <w:tblW w:type="dxa" w:w="9600"/>
+        <w:tblBorders>
+          <w:top w:val="dashed" w:color="9DB4D4" w:sz="6"/>
+          <w:left w:val="dashed" w:color="9DB4D4" w:sz="6"/>
+          <w:bottom w:val="dashed" w:color="9DB4D4" w:sz="6"/>
+          <w:right w:val="dashed" w:color="9DB4D4" w:sz="6"/>
+          <w:insideH w:val="single" w:color="auto" w:sz="4"/>
+          <w:insideV w:val="single" w:color="auto" w:sz="4"/>
+        </w:tblBorders>
+      </w:tblPr>
+      <w:tblGrid>
+        <w:gridCol w:w="9600"/>
+      </w:tblGrid>
+      <w:tr>
+        <w:tc>
+          <w:tcPr>
+            <w:tcW w:type="dxa" w:w="9600"/>
+            <w:shd w:fill="F7F8FA" w:color="auto" w:val="clear"/>
+            <w:tcMar>
+              <w:top w:type="dxa" w:w="520"/>
+              <w:left w:type="dxa" w:w="200"/>
+              <w:bottom w:type="dxa" w:w="520"/>
+              <w:right w:type="dxa" w:w="200"/>
+            </w:tcMar>
+            <w:vAlign w:val="center"/>
+          </w:tcPr>
+          <w:p>
+            <w:pPr>
+              <w:spacing w:after="40"/>
+              <w:jc w:val="center"/>
+            </w:pPr>
+            <w:r>
+              <w:rPr>
+                <w:b/>
+                <w:bCs/>
+                <w:color w:val="6C7888"/>
+                <w:sz w:val="30"/>
+                <w:szCs w:val="30"/>
+              </w:rPr>
+              <w:t xml:space="preserve">[ ตำแหน่งภาพหน้าจอ ]</w:t>
+            </w:r>
+          </w:p>
+          <w:p>
+            <w:pPr>
+              <w:spacing w:after="40"/>
+              <w:jc w:val="center"/>
+            </w:pPr>
+            <w:r>
+              <w:rPr>
+                <w:color w:val="1F2D3D"/>
+                <w:sz w:val="32"/>
+                <w:szCs w:val="32"/>
+              </w:rPr>
+              <w:t xml:space="preserve">ตารางรายละเอียด Ticket พร้อมป้ายตัวกรองและปุ่มล้างตัวกรอง</w:t>
+            </w:r>
+          </w:p>
+          <w:p>
+            <w:pPr>
+              <w:jc w:val="center"/>
+            </w:pPr>
+            <w:r>
+              <w:rPr>
+                <w:rFonts w:ascii="Consolas" w:cs="Consolas" w:eastAsia="Consolas" w:hAnsi="Consolas"/>
+                <w:color w:val="9AA6B4"/>
+                <w:sz w:val="24"/>
+                <w:szCs w:val="24"/>
+              </w:rPr>
+              <w:t xml:space="preserve">SHOT: EXE-ticket-table</w:t>
+            </w:r>
+          </w:p>
+        </w:tc>
+      </w:tr>
+    </w:tbl>
+    <w:p>
+      <w:pPr>
+        <w:spacing w:after="160" w:before="60"/>
+        <w:jc w:val="center"/>
+      </w:pPr>
+      <w:r>
+        <w:rPr>
+          <w:b/>
+          <w:bCs/>
+          <w:color w:val="245EA8"/>
+          <w:sz w:val="28"/>
+          <w:szCs w:val="28"/>
+        </w:rPr>
+        <w:t xml:space="preserve">รูปที่ 5-6  </w:t>
       </w:r>
       <w:r>
         <w:rPr>
@@ -2834,7 +4444,7 @@
                 <w:sz w:val="32"/>
                 <w:szCs w:val="32"/>
               </w:rPr>
-              <w:t xml:space="preserve">ตารางนี้อ่านอย่างเดียว คุณเปิดหน้ารายละเอียดของแต่ละเคสไม่ได้ หากต้องการเจาะลึกเคสใดเป็นการเฉพาะ ให้ประสานกับผู้จัดการ SOC</w:t>
+              <w:t xml:space="preserve">ตารางนี้อ่านอย่างเดียว เลขที่เคสแสดงเป็นลิงก์ แต่บทบาทของคุณเปิดหน้ารายละเอียดเคสไม่ได้ — กดแล้วจะขึ้นหน้าไม่พบข้อมูล หากต้องการเจาะลึกเคสใดเป็นการเฉพาะ ให้ประสานกับผู้จัดการ SOC</w:t>
             </w:r>
           </w:p>
         </w:tc>
@@ -3049,7 +4659,7 @@
           <w:sz w:val="32"/>
           <w:szCs w:val="32"/>
         </w:rPr>
-        <w:t xml:space="preserve">บทบาทผู้บริหารออกแบบให้เห็นเฉพาะแดชบอร์ดสรุป เพื่อให้โฟกัสที่ภาพรวม ไม่ใช่รายเคส หากต้องการรายละเอียดเคสใดเป็นการเฉพาะ ให้ประสานกับผู้จัดการ SOC</w:t>
+        <w:t xml:space="preserve">บทบาทผู้บริหารออกแบบให้เห็นเฉพาะแดชบอร์ด เพื่อให้โฟกัสที่ภาพรวม ไม่ใช่รายเคส หากต้องการรายละเอียดเคสใดเป็นการเฉพาะ ให้ประสานกับผู้จัดการ SOC</w:t>
       </w:r>
     </w:p>
     <w:p>
@@ -3057,6 +4667,26 @@
         <w:pStyle w:val="Heading3"/>
       </w:pPr>
       <w:r>
+        <w:t xml:space="preserve">ทำไมเข้าสู่ระบบแล้วไม่เจอแดชบอร์ดผู้บริหารทันที?</w:t>
+      </w:r>
+    </w:p>
+    <w:p>
+      <w:pPr>
+        <w:spacing w:after="120"/>
+      </w:pPr>
+      <w:r>
+        <w:rPr>
+          <w:sz w:val="32"/>
+          <w:szCs w:val="32"/>
+        </w:rPr>
+        <w:t xml:space="preserve">หน้าแรกหลังเข้าสู่ระบบคือแดชบอร์ด SOC กดเมนู “ภาพรวม › แดชบอร์ดผู้บริหาร” เพื่อเปิดหน้าสรุปของคุณ (ดูหัวข้อ 3 และ 4)</w:t>
+      </w:r>
+    </w:p>
+    <w:p>
+      <w:pPr>
+        <w:pStyle w:val="Heading3"/>
+      </w:pPr>
+      <w:r>
         <w:t xml:space="preserve">ตัวเลขอัปเดตบ่อยแค่ไหน?</w:t>
       </w:r>
     </w:p>
@@ -3069,7 +4699,7 @@
           <w:sz w:val="32"/>
           <w:szCs w:val="32"/>
         </w:rPr>
-        <w:t xml:space="preserve">แดชบอร์ดสรุปจากข้อมูลล่าสุดในระบบ เวลาที่ดึงข้อมูลแสดงไว้ที่หัวหน้าจอ (“ข้อมูล ณ เวลา”) และช่วงเวลาที่ใช้คำนวณบางตัวชี้วัด เช่น MTTR จะระบุไว้ใต้การ์ดนั้น ๆ</w:t>
+        <w:t xml:space="preserve">แดชบอร์ดสรุปจากข้อมูลล่าสุดในระบบ เวลาที่ดึงข้อมูลแสดงไว้ที่หัวหน้าจอ (“หน้าแดชบอร์ดอัปเดต”) หน้านี้โหลดตัวเลขใหม่เองทุก 5 นาทีขณะเปิดค้างไว้ (เว้นช่วงที่คุณกำลังคลิกหรือพิมพ์อยู่) และช่วงเวลาที่ใช้คำนวณบางตัวชี้วัด เช่น MTTR จะระบุไว้ใต้การ์ดนั้น ๆ</w:t>
       </w:r>
     </w:p>
     <w:p>
@@ -3089,7 +4719,7 @@
           <w:sz w:val="32"/>
           <w:szCs w:val="32"/>
         </w:rPr>
-        <w:t xml:space="preserve">ตรวจช่วงเวลาที่เลือกในแถบตัวกรองเป็นอันดับแรก (ดู 5.1) ตัวเลขเกือบทั้งหมดบนหน้านี้เปลี่ยนตามช่วงเวลาที่เลือก ขณะที่ MTTR คิดจากเคสที่ปิดใน 30 วันล่าสุดเสมอ ไม่ได้คิดตามช่วงที่เลือก</w:t>
+        <w:t xml:space="preserve">ตรวจช่วงเวลาที่เลือกในแถบตัวกรองเป็นอันดับแรก (ดู 5.1) ความคืบหน้าการปิดเคส กราฟ และตารางเปลี่ยนตามช่วงเวลาที่เลือก แต่สรุปสถานการณ์และการ์ดเคสทั้งหมดดูทุกช่วงเวลาเสมอ และ MTTR คิดจากเคสที่ปิดใน 30 วันล่าสุดเสมอ</w:t>
       </w:r>
     </w:p>
     <w:p>
@@ -3109,7 +4739,7 @@
           <w:sz w:val="32"/>
           <w:szCs w:val="32"/>
         </w:rPr>
-        <w:t xml:space="preserve">ที่กล่องสรุปสถานการณ์ กดบรรทัดเงื่อนไขที่สนใจ เช่น “เคสที่รอผู้ดูแลระบบ / เจ้าของระบบ” ตารางด้านล่างจะกรองให้เหลือเฉพาะเคสกลุ่มนั้นพร้อมชื่อผู้รับผิดชอบ (ดู 5.2 และ 5.6)</w:t>
+        <w:t xml:space="preserve">ที่กล่องสรุปสถานการณ์ กดบรรทัดเงื่อนไขที่สนใจ เช่น “เคสที่รอผู้ดูแลระบบ / เจ้าของระบบ” ตารางด้านล่างจะกรองให้เหลือเฉพาะเคสกลุ่มนั้นพร้อมชื่อผู้รับผิดชอบ (ดู 5.2 และ 5.7)</w:t>
       </w:r>
     </w:p>
     <w:p>

--- a/docs/user-guides/manuals/user-manual-executive.th.docx
+++ b/docs/user-guides/manuals/user-manual-executive.th.docx
@@ -197,7 +197,7 @@
           <w:sz w:val="28"/>
           <w:szCs w:val="28"/>
         </w:rPr>
-        <w:t xml:space="preserve">ปรับปรุงล่าสุด 25 กันยายน 2026</w:t>
+        <w:t xml:space="preserve">ปรับปรุงล่าสุด 30 กันยายน 2026</w:t>
       </w:r>
     </w:p>
     <w:p>
@@ -1143,8 +1143,296 @@
           <w:sz w:val="32"/>
           <w:szCs w:val="32"/>
         </w:rPr>
-        <w:t xml:space="preserve"> แบ่งเป็นส่วนสรุปสถานการณ์ ตัวชี้วัด ความคืบหน้าการปิดงาน กราฟสถานะ ความคืบหน้าทีมตอบสนองเหตุการณ์ และตารางรายละเอียด</w:t>
-      </w:r>
+        <w:t xml:space="preserve"> หน้าจอเรียงจากบนลงล่างให้ตอบคำถามสำคัญได้ก่อน แล้วจึงให้รายละเอียดเมื่อคุณต้องการ:</w:t>
+      </w:r>
+    </w:p>
+    <w:tbl>
+      <w:tblPr>
+        <w:tblW w:type="dxa" w:w="9600"/>
+        <w:tblBorders>
+          <w:top w:val="single" w:color="E1E6ED" w:sz="2"/>
+          <w:left w:val="single" w:color="E1E6ED" w:sz="2"/>
+          <w:bottom w:val="single" w:color="E1E6ED" w:sz="2"/>
+          <w:right w:val="single" w:color="E1E6ED" w:sz="2"/>
+          <w:insideH w:val="single" w:color="E1E6ED" w:sz="2"/>
+          <w:insideV w:val="single" w:color="E1E6ED" w:sz="2"/>
+        </w:tblBorders>
+      </w:tblPr>
+      <w:tblGrid>
+        <w:gridCol w:w="3400"/>
+        <w:gridCol w:w="6200"/>
+      </w:tblGrid>
+      <w:tr>
+        <w:trPr>
+          <w:cantSplit/>
+          <w:tblHeader/>
+        </w:trPr>
+        <w:tc>
+          <w:tcPr>
+            <w:tcW w:type="dxa" w:w="3400"/>
+            <w:shd w:fill="1A1A2E" w:color="auto" w:val="clear"/>
+            <w:tcMar>
+              <w:top w:type="dxa" w:w="80"/>
+              <w:left w:type="dxa" w:w="120"/>
+              <w:bottom w:type="dxa" w:w="80"/>
+              <w:right w:type="dxa" w:w="120"/>
+            </w:tcMar>
+          </w:tcPr>
+          <w:p>
+            <w:r>
+              <w:rPr>
+                <w:b/>
+                <w:bCs/>
+                <w:color w:val="FFFFFF"/>
+                <w:sz w:val="28"/>
+                <w:szCs w:val="28"/>
+              </w:rPr>
+              <w:t xml:space="preserve">ลำดับบนหน้าจอ</w:t>
+            </w:r>
+          </w:p>
+        </w:tc>
+        <w:tc>
+          <w:tcPr>
+            <w:tcW w:type="dxa" w:w="6200"/>
+            <w:shd w:fill="1A1A2E" w:color="auto" w:val="clear"/>
+            <w:tcMar>
+              <w:top w:type="dxa" w:w="80"/>
+              <w:left w:type="dxa" w:w="120"/>
+              <w:bottom w:type="dxa" w:w="80"/>
+              <w:right w:type="dxa" w:w="120"/>
+            </w:tcMar>
+          </w:tcPr>
+          <w:p>
+            <w:r>
+              <w:rPr>
+                <w:b/>
+                <w:bCs/>
+                <w:color w:val="FFFFFF"/>
+                <w:sz w:val="28"/>
+                <w:szCs w:val="28"/>
+              </w:rPr>
+              <w:t xml:space="preserve">ตอบคำถาม</w:t>
+            </w:r>
+          </w:p>
+        </w:tc>
+      </w:tr>
+      <w:tr>
+        <w:trPr>
+          <w:cantSplit/>
+        </w:trPr>
+        <w:tc>
+          <w:tcPr>
+            <w:tcW w:type="dxa" w:w="3400"/>
+            <w:shd w:fill="FFFFFF" w:color="auto" w:val="clear"/>
+            <w:tcMar>
+              <w:top w:type="dxa" w:w="70"/>
+              <w:left w:type="dxa" w:w="120"/>
+              <w:bottom w:type="dxa" w:w="70"/>
+              <w:right w:type="dxa" w:w="120"/>
+            </w:tcMar>
+          </w:tcPr>
+          <w:p>
+            <w:pPr>
+              <w:spacing w:after="0"/>
+            </w:pPr>
+            <w:r>
+              <w:rPr>
+                <w:sz w:val="28"/>
+                <w:szCs w:val="28"/>
+              </w:rPr>
+              <w:t xml:space="preserve">การ์ดตัวชี้วัดหลัก 4 ใบ (5.2)</w:t>
+            </w:r>
+          </w:p>
+        </w:tc>
+        <w:tc>
+          <w:tcPr>
+            <w:tcW w:type="dxa" w:w="6200"/>
+            <w:shd w:fill="FFFFFF" w:color="auto" w:val="clear"/>
+            <w:tcMar>
+              <w:top w:type="dxa" w:w="70"/>
+              <w:left w:type="dxa" w:w="120"/>
+              <w:bottom w:type="dxa" w:w="70"/>
+              <w:right w:type="dxa" w:w="120"/>
+            </w:tcMar>
+          </w:tcPr>
+          <w:p>
+            <w:pPr>
+              <w:spacing w:after="0"/>
+            </w:pPr>
+            <w:r>
+              <w:rPr>
+                <w:sz w:val="28"/>
+                <w:szCs w:val="28"/>
+              </w:rPr>
+              <w:t xml:space="preserve">ตอนนี้มีเรื่องเร่งด่วนหรือไม่ และทีมแก้ไขเหตุการณ์เร็วแค่ไหน</w:t>
+            </w:r>
+          </w:p>
+        </w:tc>
+      </w:tr>
+      <w:tr>
+        <w:trPr>
+          <w:cantSplit/>
+        </w:trPr>
+        <w:tc>
+          <w:tcPr>
+            <w:tcW w:type="dxa" w:w="3400"/>
+            <w:shd w:fill="F7F8FA" w:color="auto" w:val="clear"/>
+            <w:tcMar>
+              <w:top w:type="dxa" w:w="70"/>
+              <w:left w:type="dxa" w:w="120"/>
+              <w:bottom w:type="dxa" w:w="70"/>
+              <w:right w:type="dxa" w:w="120"/>
+            </w:tcMar>
+          </w:tcPr>
+          <w:p>
+            <w:pPr>
+              <w:spacing w:after="0"/>
+            </w:pPr>
+            <w:r>
+              <w:rPr>
+                <w:sz w:val="28"/>
+                <w:szCs w:val="28"/>
+              </w:rPr>
+              <w:t xml:space="preserve">แถวงานค้าง (5.3)</w:t>
+            </w:r>
+          </w:p>
+        </w:tc>
+        <w:tc>
+          <w:tcPr>
+            <w:tcW w:type="dxa" w:w="6200"/>
+            <w:shd w:fill="F7F8FA" w:color="auto" w:val="clear"/>
+            <w:tcMar>
+              <w:top w:type="dxa" w:w="70"/>
+              <w:left w:type="dxa" w:w="120"/>
+              <w:bottom w:type="dxa" w:w="70"/>
+              <w:right w:type="dxa" w:w="120"/>
+            </w:tcMar>
+          </w:tcPr>
+          <w:p>
+            <w:pPr>
+              <w:spacing w:after="0"/>
+            </w:pPr>
+            <w:r>
+              <w:rPr>
+                <w:sz w:val="28"/>
+                <w:szCs w:val="28"/>
+              </w:rPr>
+              <w:t xml:space="preserve">ฟังก์ชันใดของทีมตอบสนองทำให้งานค้าง · งานเข้าเร็วกว่างานเสร็จหรือไม่ · เคส High/Critical ปิดไปแล้วเท่าใด</w:t>
+            </w:r>
+          </w:p>
+        </w:tc>
+      </w:tr>
+      <w:tr>
+        <w:trPr>
+          <w:cantSplit/>
+        </w:trPr>
+        <w:tc>
+          <w:tcPr>
+            <w:tcW w:type="dxa" w:w="3400"/>
+            <w:shd w:fill="FFFFFF" w:color="auto" w:val="clear"/>
+            <w:tcMar>
+              <w:top w:type="dxa" w:w="70"/>
+              <w:left w:type="dxa" w:w="120"/>
+              <w:bottom w:type="dxa" w:w="70"/>
+              <w:right w:type="dxa" w:w="120"/>
+            </w:tcMar>
+          </w:tcPr>
+          <w:p>
+            <w:pPr>
+              <w:spacing w:after="0"/>
+            </w:pPr>
+            <w:r>
+              <w:rPr>
+                <w:sz w:val="28"/>
+                <w:szCs w:val="28"/>
+              </w:rPr>
+              <w:t xml:space="preserve">กราฟ Pipeline (5.4)</w:t>
+            </w:r>
+          </w:p>
+        </w:tc>
+        <w:tc>
+          <w:tcPr>
+            <w:tcW w:type="dxa" w:w="6200"/>
+            <w:shd w:fill="FFFFFF" w:color="auto" w:val="clear"/>
+            <w:tcMar>
+              <w:top w:type="dxa" w:w="70"/>
+              <w:left w:type="dxa" w:w="120"/>
+              <w:bottom w:type="dxa" w:w="70"/>
+              <w:right w:type="dxa" w:w="120"/>
+            </w:tcMar>
+          </w:tcPr>
+          <w:p>
+            <w:pPr>
+              <w:spacing w:after="0"/>
+            </w:pPr>
+            <w:r>
+              <w:rPr>
+                <w:sz w:val="28"/>
+                <w:szCs w:val="28"/>
+              </w:rPr>
+              <w:t xml:space="preserve">เคส High/Critical กองอยู่ที่ขั้นตอนใด</w:t>
+            </w:r>
+          </w:p>
+        </w:tc>
+      </w:tr>
+      <w:tr>
+        <w:trPr>
+          <w:cantSplit/>
+        </w:trPr>
+        <w:tc>
+          <w:tcPr>
+            <w:tcW w:type="dxa" w:w="3400"/>
+            <w:shd w:fill="F7F8FA" w:color="auto" w:val="clear"/>
+            <w:tcMar>
+              <w:top w:type="dxa" w:w="70"/>
+              <w:left w:type="dxa" w:w="120"/>
+              <w:bottom w:type="dxa" w:w="70"/>
+              <w:right w:type="dxa" w:w="120"/>
+            </w:tcMar>
+          </w:tcPr>
+          <w:p>
+            <w:pPr>
+              <w:spacing w:after="0"/>
+            </w:pPr>
+            <w:r>
+              <w:rPr>
+                <w:sz w:val="28"/>
+                <w:szCs w:val="28"/>
+              </w:rPr>
+              <w:t xml:space="preserve">รายละเอียดเพิ่มเติม (5.5)</w:t>
+            </w:r>
+          </w:p>
+        </w:tc>
+        <w:tc>
+          <w:tcPr>
+            <w:tcW w:type="dxa" w:w="6200"/>
+            <w:shd w:fill="F7F8FA" w:color="auto" w:val="clear"/>
+            <w:tcMar>
+              <w:top w:type="dxa" w:w="70"/>
+              <w:left w:type="dxa" w:w="120"/>
+              <w:bottom w:type="dxa" w:w="70"/>
+              <w:right w:type="dxa" w:w="120"/>
+            </w:tcMar>
+          </w:tcPr>
+          <w:p>
+            <w:pPr>
+              <w:spacing w:after="0"/>
+            </w:pPr>
+            <w:r>
+              <w:rPr>
+                <w:sz w:val="28"/>
+                <w:szCs w:val="28"/>
+              </w:rPr>
+              <w:t xml:space="preserve">ตัวเลขเหล่านั้นมาจากเคสหรือคำขอใดบ้าง — เปิดดูเมื่อต้องการ</w:t>
+            </w:r>
+          </w:p>
+        </w:tc>
+      </w:tr>
+    </w:tbl>
+    <w:p>
+      <w:pPr>
+        <w:spacing w:after="140"/>
+      </w:pPr>
     </w:p>
     <w:p>
       <w:pPr>
@@ -1264,7 +1552,7 @@
                 <w:sz w:val="32"/>
                 <w:szCs w:val="32"/>
               </w:rPr>
-              <w:t xml:space="preserve">แดชบอร์ดผู้บริหาร แสดงสถานะความเสี่ยง การ์ดตัวชี้วัด และกราฟแนวโน้ม</w:t>
+              <w:t xml:space="preserve">แดชบอร์ดผู้บริหาร: การ์ดตัวชี้วัด แถวงานค้าง และกราฟ Pipeline</w:t>
             </w:r>
           </w:p>
           <w:p>
@@ -1307,7 +1595,7 @@
           <w:sz w:val="28"/>
           <w:szCs w:val="28"/>
         </w:rPr>
-        <w:t xml:space="preserve">แดชบอร์ดผู้บริหาร แสดงสถานะความเสี่ยง การ์ดตัวชี้วัด และกราฟแนวโน้ม</w:t>
+        <w:t xml:space="preserve">แดชบอร์ดผู้บริหาร: การ์ดตัวชี้วัด แถวงานค้าง และกราฟ Pipeline</w:t>
       </w:r>
     </w:p>
     <w:p>
@@ -1335,7 +1623,7 @@
         <w:pStyle w:val="Heading2"/>
       </w:pPr>
       <w:r>
-        <w:t xml:space="preserve">5.1 แถบตัวกรองช่วงเวลา</w:t>
+        <w:t xml:space="preserve">5.1 แถบตัวกรองช่วงเวลาและป้ายกำกับตัวเลข</w:t>
       </w:r>
     </w:p>
     <w:p>
@@ -1415,7 +1703,7 @@
           <w:sz w:val="32"/>
           <w:szCs w:val="32"/>
         </w:rPr>
-        <w:t xml:space="preserve"> และกำหนดช่วงวันที่เองได้ด้วย </w:t>
+        <w:t xml:space="preserve"> หรือกด </w:t>
       </w:r>
       <w:r>
         <w:rPr>
@@ -1432,7 +1720,7 @@
           <w:sz w:val="32"/>
           <w:szCs w:val="32"/>
         </w:rPr>
-        <w:t xml:space="preserve"> แล้วกด </w:t>
+        <w:t xml:space="preserve"> เพื่อเลือกช่วงวันที่ แล้วกด </w:t>
       </w:r>
       <w:r>
         <w:rPr>
@@ -1466,7 +1754,7 @@
           <w:sz w:val="32"/>
           <w:szCs w:val="32"/>
         </w:rPr>
-        <w:t xml:space="preserve"> คืนค่ากลับเป็นค่าเริ่มต้น ช่วงเวลานับจากวันที่เปิดเคส</w:t>
+        <w:t xml:space="preserve"> คืนค่ากลับเป็นทั้งหมด ช่วงเวลานับจากวันที่เปิดเคส (สำหรับคำขอทีมตอบสนอง นับจากวันที่สร้างคำขอ)</w:t>
       </w:r>
     </w:p>
     <w:tbl>
@@ -1524,7 +1812,7 @@
                 <w:sz w:val="32"/>
                 <w:szCs w:val="32"/>
               </w:rPr>
-              <w:t xml:space="preserve">แถบตัวกรองช่วงเวลาบนแดชบอร์ดผู้บริหาร</w:t>
+              <w:t xml:space="preserve">แถบตัวกรองช่วงเวลา พร้อมป้ายช่วงเวลาและป้าย LIVE</w:t>
             </w:r>
           </w:p>
           <w:p>
@@ -1567,7 +1855,7 @@
           <w:sz w:val="28"/>
           <w:szCs w:val="28"/>
         </w:rPr>
-        <w:t xml:space="preserve">แถบตัวกรองช่วงเวลาบนแดชบอร์ดผู้บริหาร</w:t>
+        <w:t xml:space="preserve">แถบตัวกรองช่วงเวลา พร้อมป้ายช่วงเวลาและป้าย LIVE</w:t>
       </w:r>
     </w:p>
     <w:p>
@@ -1579,7 +1867,7 @@
           <w:sz w:val="32"/>
           <w:szCs w:val="32"/>
         </w:rPr>
-        <w:t xml:space="preserve">ตัวกรองนี้ไม่ได้มีผลกับทุกส่วนของหน้า — ดูป้ายสีเทาท้ายหัวข้อของแต่ละส่วน ซึ่งบอกช่วงเวลาที่ส่วนนั้นใช้:</w:t>
+        <w:t xml:space="preserve">ตัวกรองไม่ได้มีผลกับทุกตัวเลข ให้ดูคำอธิบายสีเทาใต้ตัวเลขหรือข้างหัวข้อ:</w:t>
       </w:r>
     </w:p>
     <w:tbl>
@@ -1595,8 +1883,8 @@
         </w:tblBorders>
       </w:tblPr>
       <w:tblGrid>
-        <w:gridCol w:w="4600"/>
-        <w:gridCol w:w="5000"/>
+        <w:gridCol w:w="3600"/>
+        <w:gridCol w:w="6000"/>
       </w:tblGrid>
       <w:tr>
         <w:trPr>
@@ -1605,7 +1893,7 @@
         </w:trPr>
         <w:tc>
           <w:tcPr>
-            <w:tcW w:type="dxa" w:w="4600"/>
+            <w:tcW w:type="dxa" w:w="3600"/>
             <w:shd w:fill="1A1A2E" w:color="auto" w:val="clear"/>
             <w:tcMar>
               <w:top w:type="dxa" w:w="80"/>
@@ -1623,13 +1911,13 @@
                 <w:sz w:val="28"/>
                 <w:szCs w:val="28"/>
               </w:rPr>
-              <w:t xml:space="preserve">ส่วน</w:t>
-            </w:r>
-          </w:p>
-        </w:tc>
-        <w:tc>
-          <w:tcPr>
-            <w:tcW w:type="dxa" w:w="5000"/>
+              <w:t xml:space="preserve">คำอธิบาย</w:t>
+            </w:r>
+          </w:p>
+        </w:tc>
+        <w:tc>
+          <w:tcPr>
+            <w:tcW w:type="dxa" w:w="6000"/>
             <w:shd w:fill="1A1A2E" w:color="auto" w:val="clear"/>
             <w:tcMar>
               <w:top w:type="dxa" w:w="80"/>
@@ -1647,7 +1935,7 @@
                 <w:sz w:val="28"/>
                 <w:szCs w:val="28"/>
               </w:rPr>
-              <w:t xml:space="preserve">ใช้ช่วงเวลาใด</w:t>
+              <w:t xml:space="preserve">หมายถึง</w:t>
             </w:r>
           </w:p>
         </w:tc>
@@ -1658,7 +1946,7 @@
         </w:trPr>
         <w:tc>
           <w:tcPr>
-            <w:tcW w:type="dxa" w:w="4600"/>
+            <w:tcW w:type="dxa" w:w="3600"/>
             <w:shd w:fill="FFFFFF" w:color="auto" w:val="clear"/>
             <w:tcMar>
               <w:top w:type="dxa" w:w="70"/>
@@ -1673,16 +1961,18 @@
             </w:pPr>
             <w:r>
               <w:rPr>
-                <w:sz w:val="28"/>
-                <w:szCs w:val="28"/>
-              </w:rPr>
-              <w:t xml:space="preserve">สรุปสถานการณ์ของทีม SOC (5.2)</w:t>
-            </w:r>
-          </w:p>
-        </w:tc>
-        <w:tc>
-          <w:tcPr>
-            <w:tcW w:type="dxa" w:w="5000"/>
+                <w:b/>
+                <w:bCs/>
+                <w:sz w:val="32"/>
+                <w:szCs w:val="32"/>
+              </w:rPr>
+              <w:t xml:space="preserve">LIVE</w:t>
+            </w:r>
+          </w:p>
+        </w:tc>
+        <w:tc>
+          <w:tcPr>
+            <w:tcW w:type="dxa" w:w="6000"/>
             <w:shd w:fill="FFFFFF" w:color="auto" w:val="clear"/>
             <w:tcMar>
               <w:top w:type="dxa" w:w="70"/>
@@ -1697,19 +1987,10 @@
             </w:pPr>
             <w:r>
               <w:rPr>
-                <w:b/>
-                <w:bCs/>
-                <w:sz w:val="28"/>
-                <w:szCs w:val="28"/>
-              </w:rPr>
-              <w:t xml:space="preserve">คิวปัจจุบันทั้งหมด ไม่ขึ้นกับตัวกรอง</w:t>
-            </w:r>
-            <w:r>
-              <w:rPr>
-                <w:sz w:val="28"/>
-                <w:szCs w:val="28"/>
-              </w:rPr>
-              <w:t xml:space="preserve"> (ป้าย “คิวปัจจุบัน · ทุกช่วงเวลา”)</w:t>
+                <w:sz w:val="28"/>
+                <w:szCs w:val="28"/>
+              </w:rPr>
+              <w:t xml:space="preserve">คิวงานปัจจุบัน ณ ตอนนี้ — ไม่เปลี่ยนตามช่วงเวลาที่เลือก</w:t>
             </w:r>
           </w:p>
         </w:tc>
@@ -1720,7 +2001,7 @@
         </w:trPr>
         <w:tc>
           <w:tcPr>
-            <w:tcW w:type="dxa" w:w="4600"/>
+            <w:tcW w:type="dxa" w:w="3600"/>
             <w:shd w:fill="F7F8FA" w:color="auto" w:val="clear"/>
             <w:tcMar>
               <w:top w:type="dxa" w:w="70"/>
@@ -1735,16 +2016,25 @@
             </w:pPr>
             <w:r>
               <w:rPr>
-                <w:sz w:val="28"/>
-                <w:szCs w:val="28"/>
-              </w:rPr>
-              <w:t xml:space="preserve">การ์ดเคสทั้งหมด (High/Critical) (5.3)</w:t>
-            </w:r>
-          </w:p>
-        </w:tc>
-        <w:tc>
-          <w:tcPr>
-            <w:tcW w:type="dxa" w:w="5000"/>
+                <w:b/>
+                <w:bCs/>
+                <w:sz w:val="32"/>
+                <w:szCs w:val="32"/>
+              </w:rPr>
+              <w:t xml:space="preserve">ชื่อช่วงเวลา</w:t>
+            </w:r>
+            <w:r>
+              <w:rPr>
+                <w:sz w:val="32"/>
+                <w:szCs w:val="32"/>
+              </w:rPr>
+              <w:t xml:space="preserve"> (เช่น เดือนนี้)</w:t>
+            </w:r>
+          </w:p>
+        </w:tc>
+        <w:tc>
+          <w:tcPr>
+            <w:tcW w:type="dxa" w:w="6000"/>
             <w:shd w:fill="F7F8FA" w:color="auto" w:val="clear"/>
             <w:tcMar>
               <w:top w:type="dxa" w:w="70"/>
@@ -1759,12 +2049,10 @@
             </w:pPr>
             <w:r>
               <w:rPr>
-                <w:b/>
-                <w:bCs/>
-                <w:sz w:val="28"/>
-                <w:szCs w:val="28"/>
-              </w:rPr>
-              <w:t xml:space="preserve">ทุกช่วงเวลา ไม่ขึ้นกับตัวกรอง</w:t>
+                <w:sz w:val="28"/>
+                <w:szCs w:val="28"/>
+              </w:rPr>
+              <w:t xml:space="preserve">นับเฉพาะในช่วงเวลาที่เลือก</w:t>
             </w:r>
           </w:p>
         </w:tc>
@@ -1775,7 +2063,7 @@
         </w:trPr>
         <w:tc>
           <w:tcPr>
-            <w:tcW w:type="dxa" w:w="4600"/>
+            <w:tcW w:type="dxa" w:w="3600"/>
             <w:shd w:fill="FFFFFF" w:color="auto" w:val="clear"/>
             <w:tcMar>
               <w:top w:type="dxa" w:w="70"/>
@@ -1790,16 +2078,18 @@
             </w:pPr>
             <w:r>
               <w:rPr>
-                <w:sz w:val="28"/>
-                <w:szCs w:val="28"/>
-              </w:rPr>
-              <w:t xml:space="preserve">การ์ด MTTR (5.3)</w:t>
-            </w:r>
-          </w:p>
-        </w:tc>
-        <w:tc>
-          <w:tcPr>
-            <w:tcW w:type="dxa" w:w="5000"/>
+                <w:b/>
+                <w:bCs/>
+                <w:sz w:val="32"/>
+                <w:szCs w:val="32"/>
+              </w:rPr>
+              <w:t xml:space="preserve">30 วันล่าสุด / ทุกช่วงเวลา</w:t>
+            </w:r>
+          </w:p>
+        </w:tc>
+        <w:tc>
+          <w:tcPr>
+            <w:tcW w:type="dxa" w:w="6000"/>
             <w:shd w:fill="FFFFFF" w:color="auto" w:val="clear"/>
             <w:tcMar>
               <w:top w:type="dxa" w:w="70"/>
@@ -1817,7 +2107,83 @@
                 <w:sz w:val="28"/>
                 <w:szCs w:val="28"/>
               </w:rPr>
-              <w:t xml:space="preserve">เคสที่ปิดใน 30 วันล่าสุดเสมอ</w:t>
+              <w:t xml:space="preserve">ช่วงคงที่ ไม่เปลี่ยนตามตัวกรอง</w:t>
+            </w:r>
+          </w:p>
+        </w:tc>
+      </w:tr>
+    </w:tbl>
+    <w:p>
+      <w:pPr>
+        <w:spacing w:after="140"/>
+      </w:pPr>
+    </w:p>
+    <w:tbl>
+      <w:tblPr>
+        <w:tblW w:type="dxa" w:w="9600"/>
+        <w:tblBorders>
+          <w:top w:val="single" w:color="E1E6ED" w:sz="2"/>
+          <w:left w:val="single" w:color="E1E6ED" w:sz="2"/>
+          <w:bottom w:val="single" w:color="E1E6ED" w:sz="2"/>
+          <w:right w:val="single" w:color="E1E6ED" w:sz="2"/>
+          <w:insideH w:val="single" w:color="E1E6ED" w:sz="2"/>
+          <w:insideV w:val="single" w:color="E1E6ED" w:sz="2"/>
+        </w:tblBorders>
+      </w:tblPr>
+      <w:tblGrid>
+        <w:gridCol w:w="5200"/>
+        <w:gridCol w:w="4400"/>
+      </w:tblGrid>
+      <w:tr>
+        <w:trPr>
+          <w:cantSplit/>
+          <w:tblHeader/>
+        </w:trPr>
+        <w:tc>
+          <w:tcPr>
+            <w:tcW w:type="dxa" w:w="5200"/>
+            <w:shd w:fill="1A1A2E" w:color="auto" w:val="clear"/>
+            <w:tcMar>
+              <w:top w:type="dxa" w:w="80"/>
+              <w:left w:type="dxa" w:w="120"/>
+              <w:bottom w:type="dxa" w:w="80"/>
+              <w:right w:type="dxa" w:w="120"/>
+            </w:tcMar>
+          </w:tcPr>
+          <w:p>
+            <w:r>
+              <w:rPr>
+                <w:b/>
+                <w:bCs/>
+                <w:color w:val="FFFFFF"/>
+                <w:sz w:val="28"/>
+                <w:szCs w:val="28"/>
+              </w:rPr>
+              <w:t xml:space="preserve">ส่วน</w:t>
+            </w:r>
+          </w:p>
+        </w:tc>
+        <w:tc>
+          <w:tcPr>
+            <w:tcW w:type="dxa" w:w="4400"/>
+            <w:shd w:fill="1A1A2E" w:color="auto" w:val="clear"/>
+            <w:tcMar>
+              <w:top w:type="dxa" w:w="80"/>
+              <w:left w:type="dxa" w:w="120"/>
+              <w:bottom w:type="dxa" w:w="80"/>
+              <w:right w:type="dxa" w:w="120"/>
+            </w:tcMar>
+          </w:tcPr>
+          <w:p>
+            <w:r>
+              <w:rPr>
+                <w:b/>
+                <w:bCs/>
+                <w:color w:val="FFFFFF"/>
+                <w:sz w:val="28"/>
+                <w:szCs w:val="28"/>
+              </w:rPr>
+              <w:t xml:space="preserve">ใช้ช่วงเวลาใด</w:t>
             </w:r>
           </w:p>
         </w:tc>
@@ -1828,51 +2194,51 @@
         </w:trPr>
         <w:tc>
           <w:tcPr>
-            <w:tcW w:type="dxa" w:w="4600"/>
-            <w:shd w:fill="F7F8FA" w:color="auto" w:val="clear"/>
-            <w:tcMar>
-              <w:top w:type="dxa" w:w="70"/>
-              <w:left w:type="dxa" w:w="120"/>
-              <w:bottom w:type="dxa" w:w="70"/>
-              <w:right w:type="dxa" w:w="120"/>
-            </w:tcMar>
-          </w:tcPr>
-          <w:p>
-            <w:pPr>
-              <w:spacing w:after="0"/>
-            </w:pPr>
-            <w:r>
-              <w:rPr>
-                <w:sz w:val="28"/>
-                <w:szCs w:val="28"/>
-              </w:rPr>
-              <w:t xml:space="preserve">ความคืบหน้าการปิดเคส, กราฟ Pipeline และตาราง Ticket (5.4–5.5, 5.7)</w:t>
-            </w:r>
-          </w:p>
-        </w:tc>
-        <w:tc>
-          <w:tcPr>
-            <w:tcW w:type="dxa" w:w="5000"/>
-            <w:shd w:fill="F7F8FA" w:color="auto" w:val="clear"/>
-            <w:tcMar>
-              <w:top w:type="dxa" w:w="70"/>
-              <w:left w:type="dxa" w:w="120"/>
-              <w:bottom w:type="dxa" w:w="70"/>
-              <w:right w:type="dxa" w:w="120"/>
-            </w:tcMar>
-          </w:tcPr>
-          <w:p>
-            <w:pPr>
-              <w:spacing w:after="0"/>
-            </w:pPr>
-            <w:r>
-              <w:rPr>
-                <w:b/>
-                <w:bCs/>
-                <w:sz w:val="28"/>
-                <w:szCs w:val="28"/>
-              </w:rPr>
-              <w:t xml:space="preserve">ตามช่วงเวลาที่เลือก</w:t>
+            <w:tcW w:type="dxa" w:w="5200"/>
+            <w:shd w:fill="FFFFFF" w:color="auto" w:val="clear"/>
+            <w:tcMar>
+              <w:top w:type="dxa" w:w="70"/>
+              <w:left w:type="dxa" w:w="120"/>
+              <w:bottom w:type="dxa" w:w="70"/>
+              <w:right w:type="dxa" w:w="120"/>
+            </w:tcMar>
+          </w:tcPr>
+          <w:p>
+            <w:pPr>
+              <w:spacing w:after="0"/>
+            </w:pPr>
+            <w:r>
+              <w:rPr>
+                <w:sz w:val="28"/>
+                <w:szCs w:val="28"/>
+              </w:rPr>
+              <w:t xml:space="preserve">การ์ดเคสฉุกเฉินที่ยังไม่ปิด และ Ticket เกินกำหนด OLA (5.2)</w:t>
+            </w:r>
+          </w:p>
+        </w:tc>
+        <w:tc>
+          <w:tcPr>
+            <w:tcW w:type="dxa" w:w="4400"/>
+            <w:shd w:fill="FFFFFF" w:color="auto" w:val="clear"/>
+            <w:tcMar>
+              <w:top w:type="dxa" w:w="70"/>
+              <w:left w:type="dxa" w:w="120"/>
+              <w:bottom w:type="dxa" w:w="70"/>
+              <w:right w:type="dxa" w:w="120"/>
+            </w:tcMar>
+          </w:tcPr>
+          <w:p>
+            <w:pPr>
+              <w:spacing w:after="0"/>
+            </w:pPr>
+            <w:r>
+              <w:rPr>
+                <w:b/>
+                <w:bCs/>
+                <w:sz w:val="28"/>
+                <w:szCs w:val="28"/>
+              </w:rPr>
+              <w:t xml:space="preserve">LIVE — คิวปัจจุบัน</w:t>
             </w:r>
           </w:p>
         </w:tc>
@@ -1883,7 +2249,60 @@
         </w:trPr>
         <w:tc>
           <w:tcPr>
-            <w:tcW w:type="dxa" w:w="4600"/>
+            <w:tcW w:type="dxa" w:w="5200"/>
+            <w:shd w:fill="F7F8FA" w:color="auto" w:val="clear"/>
+            <w:tcMar>
+              <w:top w:type="dxa" w:w="70"/>
+              <w:left w:type="dxa" w:w="120"/>
+              <w:bottom w:type="dxa" w:w="70"/>
+              <w:right w:type="dxa" w:w="120"/>
+            </w:tcMar>
+          </w:tcPr>
+          <w:p>
+            <w:pPr>
+              <w:spacing w:after="0"/>
+            </w:pPr>
+            <w:r>
+              <w:rPr>
+                <w:sz w:val="28"/>
+                <w:szCs w:val="28"/>
+              </w:rPr>
+              <w:t xml:space="preserve">การ์ด MTTR (5.2)</w:t>
+            </w:r>
+          </w:p>
+        </w:tc>
+        <w:tc>
+          <w:tcPr>
+            <w:tcW w:type="dxa" w:w="4400"/>
+            <w:shd w:fill="F7F8FA" w:color="auto" w:val="clear"/>
+            <w:tcMar>
+              <w:top w:type="dxa" w:w="70"/>
+              <w:left w:type="dxa" w:w="120"/>
+              <w:bottom w:type="dxa" w:w="70"/>
+              <w:right w:type="dxa" w:w="120"/>
+            </w:tcMar>
+          </w:tcPr>
+          <w:p>
+            <w:pPr>
+              <w:spacing w:after="0"/>
+            </w:pPr>
+            <w:r>
+              <w:rPr>
+                <w:sz w:val="28"/>
+                <w:szCs w:val="28"/>
+              </w:rPr>
+              <w:t xml:space="preserve">เคสที่ปิดใน 30 วันล่าสุดเสมอ</w:t>
+            </w:r>
+          </w:p>
+        </w:tc>
+      </w:tr>
+      <w:tr>
+        <w:trPr>
+          <w:cantSplit/>
+        </w:trPr>
+        <w:tc>
+          <w:tcPr>
+            <w:tcW w:type="dxa" w:w="5200"/>
             <w:shd w:fill="FFFFFF" w:color="auto" w:val="clear"/>
             <w:tcMar>
               <w:top w:type="dxa" w:w="70"/>
@@ -1901,13 +2320,13 @@
                 <w:sz w:val="28"/>
                 <w:szCs w:val="28"/>
               </w:rPr>
-              <w:t xml:space="preserve">ทีมตอบสนองเหตุการณ์ (5.6)</w:t>
-            </w:r>
-          </w:p>
-        </w:tc>
-        <w:tc>
-          <w:tcPr>
-            <w:tcW w:type="dxa" w:w="5000"/>
+              <w:t xml:space="preserve">การ์ดเคสทั้งหมด (High/Critical) (5.2)</w:t>
+            </w:r>
+          </w:p>
+        </w:tc>
+        <w:tc>
+          <w:tcPr>
+            <w:tcW w:type="dxa" w:w="4400"/>
             <w:shd w:fill="FFFFFF" w:color="auto" w:val="clear"/>
             <w:tcMar>
               <w:top w:type="dxa" w:w="70"/>
@@ -1925,7 +2344,225 @@
                 <w:sz w:val="28"/>
                 <w:szCs w:val="28"/>
               </w:rPr>
-              <w:t xml:space="preserve">คำขอค้างใช้คิวปัจจุบัน ส่วนรับเข้า/ส่งงานใช้วันที่ของคำขอในช่วงเวลาที่เลือก</w:t>
+              <w:t xml:space="preserve">ทุกช่วงเวลา ไม่ขึ้นกับตัวกรอง</w:t>
+            </w:r>
+          </w:p>
+        </w:tc>
+      </w:tr>
+      <w:tr>
+        <w:trPr>
+          <w:cantSplit/>
+        </w:trPr>
+        <w:tc>
+          <w:tcPr>
+            <w:tcW w:type="dxa" w:w="5200"/>
+            <w:shd w:fill="F7F8FA" w:color="auto" w:val="clear"/>
+            <w:tcMar>
+              <w:top w:type="dxa" w:w="70"/>
+              <w:left w:type="dxa" w:w="120"/>
+              <w:bottom w:type="dxa" w:w="70"/>
+              <w:right w:type="dxa" w:w="120"/>
+            </w:tcMar>
+          </w:tcPr>
+          <w:p>
+            <w:pPr>
+              <w:spacing w:after="0"/>
+            </w:pPr>
+            <w:r>
+              <w:rPr>
+                <w:sz w:val="28"/>
+                <w:szCs w:val="28"/>
+              </w:rPr>
+              <w:t xml:space="preserve">ฟังก์ชันที่ทำให้งานค้าง (5.3)</w:t>
+            </w:r>
+          </w:p>
+        </w:tc>
+        <w:tc>
+          <w:tcPr>
+            <w:tcW w:type="dxa" w:w="4400"/>
+            <w:shd w:fill="F7F8FA" w:color="auto" w:val="clear"/>
+            <w:tcMar>
+              <w:top w:type="dxa" w:w="70"/>
+              <w:left w:type="dxa" w:w="120"/>
+              <w:bottom w:type="dxa" w:w="70"/>
+              <w:right w:type="dxa" w:w="120"/>
+            </w:tcMar>
+          </w:tcPr>
+          <w:p>
+            <w:pPr>
+              <w:spacing w:after="0"/>
+            </w:pPr>
+            <w:r>
+              <w:rPr>
+                <w:b/>
+                <w:bCs/>
+                <w:sz w:val="28"/>
+                <w:szCs w:val="28"/>
+              </w:rPr>
+              <w:t xml:space="preserve">LIVE — คิวปัจจุบัน</w:t>
+            </w:r>
+          </w:p>
+        </w:tc>
+      </w:tr>
+      <w:tr>
+        <w:trPr>
+          <w:cantSplit/>
+        </w:trPr>
+        <w:tc>
+          <w:tcPr>
+            <w:tcW w:type="dxa" w:w="5200"/>
+            <w:shd w:fill="FFFFFF" w:color="auto" w:val="clear"/>
+            <w:tcMar>
+              <w:top w:type="dxa" w:w="70"/>
+              <w:left w:type="dxa" w:w="120"/>
+              <w:bottom w:type="dxa" w:w="70"/>
+              <w:right w:type="dxa" w:w="120"/>
+            </w:tcMar>
+          </w:tcPr>
+          <w:p>
+            <w:pPr>
+              <w:spacing w:after="0"/>
+            </w:pPr>
+            <w:r>
+              <w:rPr>
+                <w:sz w:val="28"/>
+                <w:szCs w:val="28"/>
+              </w:rPr>
+              <w:t xml:space="preserve">งานเข้า เทียบ งานเสร็จ, High/Critical ที่ยังไม่ปิด, กราฟ Pipeline, ตาราง Ticket (5.3–5.5)</w:t>
+            </w:r>
+          </w:p>
+        </w:tc>
+        <w:tc>
+          <w:tcPr>
+            <w:tcW w:type="dxa" w:w="4400"/>
+            <w:shd w:fill="FFFFFF" w:color="auto" w:val="clear"/>
+            <w:tcMar>
+              <w:top w:type="dxa" w:w="70"/>
+              <w:left w:type="dxa" w:w="120"/>
+              <w:bottom w:type="dxa" w:w="70"/>
+              <w:right w:type="dxa" w:w="120"/>
+            </w:tcMar>
+          </w:tcPr>
+          <w:p>
+            <w:pPr>
+              <w:spacing w:after="0"/>
+            </w:pPr>
+            <w:r>
+              <w:rPr>
+                <w:b/>
+                <w:bCs/>
+                <w:sz w:val="28"/>
+                <w:szCs w:val="28"/>
+              </w:rPr>
+              <w:t xml:space="preserve">ตามช่วงเวลาที่เลือก</w:t>
+            </w:r>
+          </w:p>
+        </w:tc>
+      </w:tr>
+      <w:tr>
+        <w:trPr>
+          <w:cantSplit/>
+        </w:trPr>
+        <w:tc>
+          <w:tcPr>
+            <w:tcW w:type="dxa" w:w="5200"/>
+            <w:shd w:fill="F7F8FA" w:color="auto" w:val="clear"/>
+            <w:tcMar>
+              <w:top w:type="dxa" w:w="70"/>
+              <w:left w:type="dxa" w:w="120"/>
+              <w:bottom w:type="dxa" w:w="70"/>
+              <w:right w:type="dxa" w:w="120"/>
+            </w:tcMar>
+          </w:tcPr>
+          <w:p>
+            <w:pPr>
+              <w:spacing w:after="0"/>
+            </w:pPr>
+            <w:r>
+              <w:rPr>
+                <w:sz w:val="28"/>
+                <w:szCs w:val="28"/>
+              </w:rPr>
+              <w:t xml:space="preserve">เกณฑ์สรุปสถานการณ์ (5.5.1)</w:t>
+            </w:r>
+          </w:p>
+        </w:tc>
+        <w:tc>
+          <w:tcPr>
+            <w:tcW w:type="dxa" w:w="4400"/>
+            <w:shd w:fill="F7F8FA" w:color="auto" w:val="clear"/>
+            <w:tcMar>
+              <w:top w:type="dxa" w:w="70"/>
+              <w:left w:type="dxa" w:w="120"/>
+              <w:bottom w:type="dxa" w:w="70"/>
+              <w:right w:type="dxa" w:w="120"/>
+            </w:tcMar>
+          </w:tcPr>
+          <w:p>
+            <w:pPr>
+              <w:spacing w:after="0"/>
+            </w:pPr>
+            <w:r>
+              <w:rPr>
+                <w:b/>
+                <w:bCs/>
+                <w:sz w:val="28"/>
+                <w:szCs w:val="28"/>
+              </w:rPr>
+              <w:t xml:space="preserve">LIVE — คิวปัจจุบัน</w:t>
+            </w:r>
+          </w:p>
+        </w:tc>
+      </w:tr>
+      <w:tr>
+        <w:trPr>
+          <w:cantSplit/>
+        </w:trPr>
+        <w:tc>
+          <w:tcPr>
+            <w:tcW w:type="dxa" w:w="5200"/>
+            <w:shd w:fill="FFFFFF" w:color="auto" w:val="clear"/>
+            <w:tcMar>
+              <w:top w:type="dxa" w:w="70"/>
+              <w:left w:type="dxa" w:w="120"/>
+              <w:bottom w:type="dxa" w:w="70"/>
+              <w:right w:type="dxa" w:w="120"/>
+            </w:tcMar>
+          </w:tcPr>
+          <w:p>
+            <w:pPr>
+              <w:spacing w:after="0"/>
+            </w:pPr>
+            <w:r>
+              <w:rPr>
+                <w:sz w:val="28"/>
+                <w:szCs w:val="28"/>
+              </w:rPr>
+              <w:t xml:space="preserve">ทีมตอบสนองเหตุการณ์ (5.5.2)</w:t>
+            </w:r>
+          </w:p>
+        </w:tc>
+        <w:tc>
+          <w:tcPr>
+            <w:tcW w:type="dxa" w:w="4400"/>
+            <w:shd w:fill="FFFFFF" w:color="auto" w:val="clear"/>
+            <w:tcMar>
+              <w:top w:type="dxa" w:w="70"/>
+              <w:left w:type="dxa" w:w="120"/>
+              <w:bottom w:type="dxa" w:w="70"/>
+              <w:right w:type="dxa" w:w="120"/>
+            </w:tcMar>
+          </w:tcPr>
+          <w:p>
+            <w:pPr>
+              <w:spacing w:after="0"/>
+            </w:pPr>
+            <w:r>
+              <w:rPr>
+                <w:sz w:val="28"/>
+                <w:szCs w:val="28"/>
+              </w:rPr>
+              <w:t xml:space="preserve">คำขอค้างเป็น LIVE ส่วนรับเข้า/ส่งงานใช้ช่วงเวลาที่เลือก</w:t>
             </w:r>
           </w:p>
         </w:tc>
@@ -1987,7 +2624,7 @@
                 <w:sz w:val="32"/>
                 <w:szCs w:val="32"/>
               </w:rPr>
-              <w:t xml:space="preserve">ก่อนเปรียบเทียบตัวเลขสองชุด ให้ตรวจว่าเลือกช่วงเวลาเดียวกัน และจำไว้ว่าสรุปสถานการณ์กับการ์ดเคสทั้งหมดไม่เปลี่ยนตามตัวกรอง</w:t>
+              <w:t xml:space="preserve">ก่อนเปรียบเทียบตัวเลขสองชุด ให้ตรวจว่าเลือกช่วงเวลาเดียวกัน และดูป้ายว่าตัวเลขนั้นเป็น LIVE ตามช่วงเวลา หรือช่วงคงที่</w:t>
             </w:r>
           </w:p>
         </w:tc>
@@ -1998,7 +2635,7 @@
         <w:pStyle w:val="Heading2"/>
       </w:pPr>
       <w:r>
-        <w:t xml:space="preserve">5.2 สรุปสถานการณ์ของทีม SOC</w:t>
+        <w:t xml:space="preserve">5.2 การ์ดตัวชี้วัดหลัก</w:t>
       </w:r>
     </w:p>
     <w:p>
@@ -2010,7 +2647,1798 @@
           <w:sz w:val="32"/>
           <w:szCs w:val="32"/>
         </w:rPr>
-        <w:t xml:space="preserve">กล่องซ้ายบนสรุปสถานการณ์รวมเป็นคำเดียว เพื่อให้ตอบได้ทันทีว่าต้องลงมาดูรายละเอียดหรือไม่ กล่องนี้ดูจากคิวงานปัจจุบันทั้งหมด ไม่ขึ้นกับช่วงเวลาที่เลือก</w:t>
+        <w:t xml:space="preserve">แถวบนสุดเป็นแถบตัวชี้วัด 4 ช่องในกรอบเดียว แต่ละช่องมีตัวเลขเดียว ตัวเลขเป็นสีปกติ และจะเป็นสีแดง (มีจุดแดงหน้าชื่อ) เฉพาะเมื่อมีเรื่องที่ต้องจัดการ:</w:t>
+      </w:r>
+    </w:p>
+    <w:tbl>
+      <w:tblPr>
+        <w:tblW w:type="dxa" w:w="9600"/>
+        <w:tblBorders>
+          <w:top w:val="single" w:color="E1E6ED" w:sz="2"/>
+          <w:left w:val="single" w:color="E1E6ED" w:sz="2"/>
+          <w:bottom w:val="single" w:color="E1E6ED" w:sz="2"/>
+          <w:right w:val="single" w:color="E1E6ED" w:sz="2"/>
+          <w:insideH w:val="single" w:color="E1E6ED" w:sz="2"/>
+          <w:insideV w:val="single" w:color="E1E6ED" w:sz="2"/>
+        </w:tblBorders>
+      </w:tblPr>
+      <w:tblGrid>
+        <w:gridCol w:w="3600"/>
+        <w:gridCol w:w="6000"/>
+      </w:tblGrid>
+      <w:tr>
+        <w:trPr>
+          <w:cantSplit/>
+          <w:tblHeader/>
+        </w:trPr>
+        <w:tc>
+          <w:tcPr>
+            <w:tcW w:type="dxa" w:w="3600"/>
+            <w:shd w:fill="1A1A2E" w:color="auto" w:val="clear"/>
+            <w:tcMar>
+              <w:top w:type="dxa" w:w="80"/>
+              <w:left w:type="dxa" w:w="120"/>
+              <w:bottom w:type="dxa" w:w="80"/>
+              <w:right w:type="dxa" w:w="120"/>
+            </w:tcMar>
+          </w:tcPr>
+          <w:p>
+            <w:r>
+              <w:rPr>
+                <w:b/>
+                <w:bCs/>
+                <w:color w:val="FFFFFF"/>
+                <w:sz w:val="28"/>
+                <w:szCs w:val="28"/>
+              </w:rPr>
+              <w:t xml:space="preserve">การ์ด</w:t>
+            </w:r>
+          </w:p>
+        </w:tc>
+        <w:tc>
+          <w:tcPr>
+            <w:tcW w:type="dxa" w:w="6000"/>
+            <w:shd w:fill="1A1A2E" w:color="auto" w:val="clear"/>
+            <w:tcMar>
+              <w:top w:type="dxa" w:w="80"/>
+              <w:left w:type="dxa" w:w="120"/>
+              <w:bottom w:type="dxa" w:w="80"/>
+              <w:right w:type="dxa" w:w="120"/>
+            </w:tcMar>
+          </w:tcPr>
+          <w:p>
+            <w:r>
+              <w:rPr>
+                <w:b/>
+                <w:bCs/>
+                <w:color w:val="FFFFFF"/>
+                <w:sz w:val="28"/>
+                <w:szCs w:val="28"/>
+              </w:rPr>
+              <w:t xml:space="preserve">ความหมาย</w:t>
+            </w:r>
+          </w:p>
+        </w:tc>
+      </w:tr>
+      <w:tr>
+        <w:trPr>
+          <w:cantSplit/>
+        </w:trPr>
+        <w:tc>
+          <w:tcPr>
+            <w:tcW w:type="dxa" w:w="3600"/>
+            <w:shd w:fill="FFFFFF" w:color="auto" w:val="clear"/>
+            <w:tcMar>
+              <w:top w:type="dxa" w:w="70"/>
+              <w:left w:type="dxa" w:w="120"/>
+              <w:bottom w:type="dxa" w:w="70"/>
+              <w:right w:type="dxa" w:w="120"/>
+            </w:tcMar>
+          </w:tcPr>
+          <w:p>
+            <w:pPr>
+              <w:spacing w:after="0"/>
+            </w:pPr>
+            <w:r>
+              <w:rPr>
+                <w:b/>
+                <w:bCs/>
+                <w:sz w:val="32"/>
+                <w:szCs w:val="32"/>
+              </w:rPr>
+              <w:t xml:space="preserve">เคสฉุกเฉินที่ยังไม่ปิด</w:t>
+            </w:r>
+            <w:r>
+              <w:rPr>
+                <w:sz w:val="32"/>
+                <w:szCs w:val="32"/>
+              </w:rPr>
+              <w:t xml:space="preserve"> · LIVE</w:t>
+            </w:r>
+          </w:p>
+        </w:tc>
+        <w:tc>
+          <w:tcPr>
+            <w:tcW w:type="dxa" w:w="6000"/>
+            <w:shd w:fill="FFFFFF" w:color="auto" w:val="clear"/>
+            <w:tcMar>
+              <w:top w:type="dxa" w:w="70"/>
+              <w:left w:type="dxa" w:w="120"/>
+              <w:bottom w:type="dxa" w:w="70"/>
+              <w:right w:type="dxa" w:w="120"/>
+            </w:tcMar>
+          </w:tcPr>
+          <w:p>
+            <w:pPr>
+              <w:spacing w:after="0"/>
+            </w:pPr>
+            <w:r>
+              <w:rPr>
+                <w:sz w:val="28"/>
+                <w:szCs w:val="28"/>
+              </w:rPr>
+              <w:t xml:space="preserve">จำนวนเคสที่ผู้จัดการ SOC กำหนดเป็นฉุกเฉินและยังไม่ปิด นับเป็นเคส (Project Incident หลายระบบนับเป็น 1) — ตัวเลขเป็นสีแดงเมื่อมีอย่างน้อย 1 เคส</w:t>
+            </w:r>
+          </w:p>
+        </w:tc>
+      </w:tr>
+      <w:tr>
+        <w:trPr>
+          <w:cantSplit/>
+        </w:trPr>
+        <w:tc>
+          <w:tcPr>
+            <w:tcW w:type="dxa" w:w="3600"/>
+            <w:shd w:fill="F7F8FA" w:color="auto" w:val="clear"/>
+            <w:tcMar>
+              <w:top w:type="dxa" w:w="70"/>
+              <w:left w:type="dxa" w:w="120"/>
+              <w:bottom w:type="dxa" w:w="70"/>
+              <w:right w:type="dxa" w:w="120"/>
+            </w:tcMar>
+          </w:tcPr>
+          <w:p>
+            <w:pPr>
+              <w:spacing w:after="0"/>
+            </w:pPr>
+            <w:r>
+              <w:rPr>
+                <w:b/>
+                <w:bCs/>
+                <w:sz w:val="32"/>
+                <w:szCs w:val="32"/>
+              </w:rPr>
+              <w:t xml:space="preserve">Ticket เกินกำหนด OLA</w:t>
+            </w:r>
+            <w:r>
+              <w:rPr>
+                <w:sz w:val="32"/>
+                <w:szCs w:val="32"/>
+              </w:rPr>
+              <w:t xml:space="preserve"> · LIVE</w:t>
+            </w:r>
+          </w:p>
+        </w:tc>
+        <w:tc>
+          <w:tcPr>
+            <w:tcW w:type="dxa" w:w="6000"/>
+            <w:shd w:fill="F7F8FA" w:color="auto" w:val="clear"/>
+            <w:tcMar>
+              <w:top w:type="dxa" w:w="70"/>
+              <w:left w:type="dxa" w:w="120"/>
+              <w:bottom w:type="dxa" w:w="70"/>
+              <w:right w:type="dxa" w:w="120"/>
+            </w:tcMar>
+          </w:tcPr>
+          <w:p>
+            <w:pPr>
+              <w:spacing w:after="0"/>
+            </w:pPr>
+            <w:r>
+              <w:rPr>
+                <w:sz w:val="28"/>
+                <w:szCs w:val="28"/>
+              </w:rPr>
+              <w:t xml:space="preserve">จำนวน Ticket ที่ยังไม่ปิดและเลยกำหนดควบคุม (contain) แล้ว นับเป็น Ticket — ตัวเลขเป็นสีแดงเมื่อมีอย่างน้อย 1 รายการ</w:t>
+            </w:r>
+          </w:p>
+        </w:tc>
+      </w:tr>
+      <w:tr>
+        <w:trPr>
+          <w:cantSplit/>
+        </w:trPr>
+        <w:tc>
+          <w:tcPr>
+            <w:tcW w:type="dxa" w:w="3600"/>
+            <w:shd w:fill="FFFFFF" w:color="auto" w:val="clear"/>
+            <w:tcMar>
+              <w:top w:type="dxa" w:w="70"/>
+              <w:left w:type="dxa" w:w="120"/>
+              <w:bottom w:type="dxa" w:w="70"/>
+              <w:right w:type="dxa" w:w="120"/>
+            </w:tcMar>
+          </w:tcPr>
+          <w:p>
+            <w:pPr>
+              <w:spacing w:after="0"/>
+            </w:pPr>
+            <w:r>
+              <w:rPr>
+                <w:b/>
+                <w:bCs/>
+                <w:sz w:val="32"/>
+                <w:szCs w:val="32"/>
+              </w:rPr>
+              <w:t xml:space="preserve">MTTR (มัธยฐาน)</w:t>
+            </w:r>
+            <w:r>
+              <w:rPr>
+                <w:sz w:val="32"/>
+                <w:szCs w:val="32"/>
+              </w:rPr>
+              <w:t xml:space="preserve"> · 30 วันล่าสุด</w:t>
+            </w:r>
+          </w:p>
+        </w:tc>
+        <w:tc>
+          <w:tcPr>
+            <w:tcW w:type="dxa" w:w="6000"/>
+            <w:shd w:fill="FFFFFF" w:color="auto" w:val="clear"/>
+            <w:tcMar>
+              <w:top w:type="dxa" w:w="70"/>
+              <w:left w:type="dxa" w:w="120"/>
+              <w:bottom w:type="dxa" w:w="70"/>
+              <w:right w:type="dxa" w:w="120"/>
+            </w:tcMar>
+          </w:tcPr>
+          <w:p>
+            <w:pPr>
+              <w:spacing w:after="0"/>
+            </w:pPr>
+            <w:r>
+              <w:rPr>
+                <w:sz w:val="28"/>
+                <w:szCs w:val="28"/>
+              </w:rPr>
+              <w:t xml:space="preserve">ระยะเวลาที่ใช้แก้ไขเหตุการณ์โดยทั่วไป (ค่ากลาง) หน่วยเป็นชั่วโมง คิดจากเคสที่ปิดใน 30 วันล่าสุด — ยิ่งต่ำยิ่งดี ใต้ตัวเลขมีค่าเฉลี่ยและจำนวนเคสที่ใช้คำนวณ (n) และหากเกิน 2 วันจะแสดงจำนวนวันโดยประมาณให้ด้วย</w:t>
+            </w:r>
+          </w:p>
+        </w:tc>
+      </w:tr>
+      <w:tr>
+        <w:trPr>
+          <w:cantSplit/>
+        </w:trPr>
+        <w:tc>
+          <w:tcPr>
+            <w:tcW w:type="dxa" w:w="3600"/>
+            <w:shd w:fill="F7F8FA" w:color="auto" w:val="clear"/>
+            <w:tcMar>
+              <w:top w:type="dxa" w:w="70"/>
+              <w:left w:type="dxa" w:w="120"/>
+              <w:bottom w:type="dxa" w:w="70"/>
+              <w:right w:type="dxa" w:w="120"/>
+            </w:tcMar>
+          </w:tcPr>
+          <w:p>
+            <w:pPr>
+              <w:spacing w:after="0"/>
+            </w:pPr>
+            <w:r>
+              <w:rPr>
+                <w:b/>
+                <w:bCs/>
+                <w:sz w:val="32"/>
+                <w:szCs w:val="32"/>
+              </w:rPr>
+              <w:t xml:space="preserve">เคสทั้งหมด (High/Critical)</w:t>
+            </w:r>
+            <w:r>
+              <w:rPr>
+                <w:sz w:val="32"/>
+                <w:szCs w:val="32"/>
+              </w:rPr>
+              <w:t xml:space="preserve"> · ทุกช่วงเวลา</w:t>
+            </w:r>
+          </w:p>
+        </w:tc>
+        <w:tc>
+          <w:tcPr>
+            <w:tcW w:type="dxa" w:w="6000"/>
+            <w:shd w:fill="F7F8FA" w:color="auto" w:val="clear"/>
+            <w:tcMar>
+              <w:top w:type="dxa" w:w="70"/>
+              <w:left w:type="dxa" w:w="120"/>
+              <w:bottom w:type="dxa" w:w="70"/>
+              <w:right w:type="dxa" w:w="120"/>
+            </w:tcMar>
+          </w:tcPr>
+          <w:p>
+            <w:pPr>
+              <w:spacing w:after="0"/>
+            </w:pPr>
+            <w:r>
+              <w:rPr>
+                <w:sz w:val="32"/>
+                <w:szCs w:val="32"/>
+              </w:rPr>
+              <w:t xml:space="preserve">จำนวนเคสระดับสูงและวิกฤต</w:t>
+            </w:r>
+            <w:r>
+              <w:rPr>
+                <w:b/>
+                <w:bCs/>
+                <w:sz w:val="32"/>
+                <w:szCs w:val="32"/>
+              </w:rPr>
+              <w:t xml:space="preserve">ทั้งหมดตั้งแต่เริ่มใช้ระบบ</w:t>
+            </w:r>
+            <w:r>
+              <w:rPr>
+                <w:sz w:val="32"/>
+                <w:szCs w:val="32"/>
+              </w:rPr>
+              <w:t xml:space="preserve"> ใต้ตัวเลขเทียบจำนวนเคสที่เปิด</w:t>
+            </w:r>
+            <w:r>
+              <w:rPr>
+                <w:b/>
+                <w:bCs/>
+                <w:sz w:val="32"/>
+                <w:szCs w:val="32"/>
+              </w:rPr>
+              <w:t xml:space="preserve">ตั้งแต่ต้นเดือนนี้ถึงวันนี้</w:t>
+            </w:r>
+            <w:r>
+              <w:rPr>
+                <w:sz w:val="32"/>
+                <w:szCs w:val="32"/>
+              </w:rPr>
+              <w:t xml:space="preserve"> กับ</w:t>
+            </w:r>
+            <w:r>
+              <w:rPr>
+                <w:b/>
+                <w:bCs/>
+                <w:sz w:val="32"/>
+                <w:szCs w:val="32"/>
+              </w:rPr>
+              <w:t xml:space="preserve">ช่วงวันเดียวกันของเดือนก่อน</w:t>
+            </w:r>
+            <w:r>
+              <w:rPr>
+                <w:sz w:val="32"/>
+                <w:szCs w:val="32"/>
+              </w:rPr>
+              <w:t xml:space="preserve"> (↑ สีแดง = เพิ่มขึ้น / ↓ = ลดลง)</w:t>
+            </w:r>
+          </w:p>
+        </w:tc>
+      </w:tr>
+    </w:tbl>
+    <w:p>
+      <w:pPr>
+        <w:spacing w:after="140"/>
+      </w:pPr>
+    </w:p>
+    <w:tbl>
+      <w:tblPr>
+        <w:tblW w:type="dxa" w:w="9600"/>
+        <w:tblBorders>
+          <w:top w:val="dashed" w:color="9DB4D4" w:sz="6"/>
+          <w:left w:val="dashed" w:color="9DB4D4" w:sz="6"/>
+          <w:bottom w:val="dashed" w:color="9DB4D4" w:sz="6"/>
+          <w:right w:val="dashed" w:color="9DB4D4" w:sz="6"/>
+          <w:insideH w:val="single" w:color="auto" w:sz="4"/>
+          <w:insideV w:val="single" w:color="auto" w:sz="4"/>
+        </w:tblBorders>
+      </w:tblPr>
+      <w:tblGrid>
+        <w:gridCol w:w="9600"/>
+      </w:tblGrid>
+      <w:tr>
+        <w:tc>
+          <w:tcPr>
+            <w:tcW w:type="dxa" w:w="9600"/>
+            <w:shd w:fill="F7F8FA" w:color="auto" w:val="clear"/>
+            <w:tcMar>
+              <w:top w:type="dxa" w:w="520"/>
+              <w:left w:type="dxa" w:w="200"/>
+              <w:bottom w:type="dxa" w:w="520"/>
+              <w:right w:type="dxa" w:w="200"/>
+            </w:tcMar>
+            <w:vAlign w:val="center"/>
+          </w:tcPr>
+          <w:p>
+            <w:pPr>
+              <w:spacing w:after="40"/>
+              <w:jc w:val="center"/>
+            </w:pPr>
+            <w:r>
+              <w:rPr>
+                <w:b/>
+                <w:bCs/>
+                <w:color w:val="6C7888"/>
+                <w:sz w:val="30"/>
+                <w:szCs w:val="30"/>
+              </w:rPr>
+              <w:t xml:space="preserve">[ ตำแหน่งภาพหน้าจอ ]</w:t>
+            </w:r>
+          </w:p>
+          <w:p>
+            <w:pPr>
+              <w:spacing w:after="40"/>
+              <w:jc w:val="center"/>
+            </w:pPr>
+            <w:r>
+              <w:rPr>
+                <w:color w:val="1F2D3D"/>
+                <w:sz w:val="32"/>
+                <w:szCs w:val="32"/>
+              </w:rPr>
+              <w:t xml:space="preserve">การ์ดตัวชี้วัดหลัก 4 ใบ</w:t>
+            </w:r>
+          </w:p>
+          <w:p>
+            <w:pPr>
+              <w:jc w:val="center"/>
+            </w:pPr>
+            <w:r>
+              <w:rPr>
+                <w:rFonts w:ascii="Consolas" w:cs="Consolas" w:eastAsia="Consolas" w:hAnsi="Consolas"/>
+                <w:color w:val="9AA6B4"/>
+                <w:sz w:val="24"/>
+                <w:szCs w:val="24"/>
+              </w:rPr>
+              <w:t xml:space="preserve">SHOT: EXE-kpi-cards</w:t>
+            </w:r>
+          </w:p>
+        </w:tc>
+      </w:tr>
+    </w:tbl>
+    <w:p>
+      <w:pPr>
+        <w:spacing w:after="160" w:before="60"/>
+        <w:jc w:val="center"/>
+      </w:pPr>
+      <w:r>
+        <w:rPr>
+          <w:b/>
+          <w:bCs/>
+          <w:color w:val="245EA8"/>
+          <w:sz w:val="28"/>
+          <w:szCs w:val="28"/>
+        </w:rPr>
+        <w:t xml:space="preserve">รูปที่ 5-2  </w:t>
+      </w:r>
+      <w:r>
+        <w:rPr>
+          <w:i/>
+          <w:iCs/>
+          <w:color w:val="6C7888"/>
+          <w:sz w:val="28"/>
+          <w:szCs w:val="28"/>
+        </w:rPr>
+        <w:t xml:space="preserve">การ์ดตัวชี้วัดหลัก 4 ใบ</w:t>
+      </w:r>
+    </w:p>
+    <w:tbl>
+      <w:tblPr>
+        <w:tblW w:type="dxa" w:w="9600"/>
+        <w:tblBorders>
+          <w:top w:val="single" w:color="EAF1FB" w:sz="2"/>
+          <w:left w:val="single" w:color="245EA8" w:sz="28"/>
+          <w:bottom w:val="single" w:color="EAF1FB" w:sz="2"/>
+          <w:right w:val="single" w:color="EAF1FB" w:sz="2"/>
+          <w:insideH w:val="single" w:color="auto" w:sz="4"/>
+          <w:insideV w:val="single" w:color="auto" w:sz="4"/>
+        </w:tblBorders>
+      </w:tblPr>
+      <w:tblGrid>
+        <w:gridCol w:w="9600"/>
+      </w:tblGrid>
+      <w:tr>
+        <w:tc>
+          <w:tcPr>
+            <w:tcW w:type="dxa" w:w="9600"/>
+            <w:shd w:fill="EAF1FB" w:color="auto" w:val="clear"/>
+            <w:tcMar>
+              <w:top w:type="dxa" w:w="140"/>
+              <w:left w:type="dxa" w:w="200"/>
+              <w:bottom w:type="dxa" w:w="140"/>
+              <w:right w:type="dxa" w:w="200"/>
+            </w:tcMar>
+          </w:tcPr>
+          <w:p>
+            <w:pPr>
+              <w:spacing w:after="60"/>
+            </w:pPr>
+            <w:r>
+              <w:rPr>
+                <w:b/>
+                <w:bCs/>
+                <w:color w:val="245EA8"/>
+                <w:sz w:val="30"/>
+                <w:szCs w:val="30"/>
+              </w:rPr>
+              <w:t xml:space="preserve">เคล็ดลับ</w:t>
+            </w:r>
+          </w:p>
+          <w:p>
+            <w:pPr>
+              <w:spacing w:after="0"/>
+            </w:pPr>
+            <w:r>
+              <w:rPr>
+                <w:sz w:val="32"/>
+                <w:szCs w:val="32"/>
+              </w:rPr>
+              <w:t xml:space="preserve">การ์ดเคสฉุกเฉินและการ์ด Ticket เกินกำหนด OLA </w:t>
+            </w:r>
+            <w:r>
+              <w:rPr>
+                <w:b/>
+                <w:bCs/>
+                <w:sz w:val="32"/>
+                <w:szCs w:val="32"/>
+              </w:rPr>
+              <w:t xml:space="preserve">กดได้</w:t>
+            </w:r>
+            <w:r>
+              <w:rPr>
+                <w:sz w:val="32"/>
+                <w:szCs w:val="32"/>
+              </w:rPr>
+              <w:t xml:space="preserve"> — กดแล้วส่วน รายละเอียด Ticket (5.5.3) จะเปิดและกรองให้เหลือเฉพาะรายการนั้น การกดจะเปลี่ยนช่วงเวลาเป็น ทั้งหมด ให้ด้วย เพื่อให้ตารางตรงกับตัวเลขบนการ์ด</w:t>
+            </w:r>
+          </w:p>
+        </w:tc>
+      </w:tr>
+    </w:tbl>
+    <w:p>
+      <w:pPr>
+        <w:spacing w:after="80"/>
+      </w:pPr>
+    </w:p>
+    <w:tbl>
+      <w:tblPr>
+        <w:tblW w:type="dxa" w:w="9600"/>
+        <w:tblBorders>
+          <w:top w:val="single" w:color="F1F3F6" w:sz="2"/>
+          <w:left w:val="single" w:color="6C7888" w:sz="28"/>
+          <w:bottom w:val="single" w:color="F1F3F6" w:sz="2"/>
+          <w:right w:val="single" w:color="F1F3F6" w:sz="2"/>
+          <w:insideH w:val="single" w:color="auto" w:sz="4"/>
+          <w:insideV w:val="single" w:color="auto" w:sz="4"/>
+        </w:tblBorders>
+      </w:tblPr>
+      <w:tblGrid>
+        <w:gridCol w:w="9600"/>
+      </w:tblGrid>
+      <w:tr>
+        <w:tc>
+          <w:tcPr>
+            <w:tcW w:type="dxa" w:w="9600"/>
+            <w:shd w:fill="F1F3F6" w:color="auto" w:val="clear"/>
+            <w:tcMar>
+              <w:top w:type="dxa" w:w="140"/>
+              <w:left w:type="dxa" w:w="200"/>
+              <w:bottom w:type="dxa" w:w="140"/>
+              <w:right w:type="dxa" w:w="200"/>
+            </w:tcMar>
+          </w:tcPr>
+          <w:p>
+            <w:pPr>
+              <w:spacing w:after="60"/>
+            </w:pPr>
+            <w:r>
+              <w:rPr>
+                <w:b/>
+                <w:bCs/>
+                <w:color w:val="6C7888"/>
+                <w:sz w:val="30"/>
+                <w:szCs w:val="30"/>
+              </w:rPr>
+              <w:t xml:space="preserve">สิ่งที่ต้องจำ</w:t>
+            </w:r>
+          </w:p>
+          <w:p>
+            <w:pPr>
+              <w:spacing w:after="0"/>
+            </w:pPr>
+            <w:r>
+              <w:rPr>
+                <w:sz w:val="32"/>
+                <w:szCs w:val="32"/>
+              </w:rPr>
+              <w:t xml:space="preserve">การ์ด MTTR ระบุจำนวนเคสที่ใช้คำนวณ (เช่น </w:t>
+            </w:r>
+            <w:r>
+              <w:rPr>
+                <w:rFonts w:ascii="Consolas" w:cs="Consolas" w:eastAsia="Consolas" w:hAnsi="Consolas"/>
+                <w:sz w:val="32"/>
+                <w:szCs w:val="32"/>
+              </w:rPr>
+              <w:t xml:space="preserve">n=12</w:t>
+            </w:r>
+            <w:r>
+              <w:rPr>
+                <w:sz w:val="32"/>
+                <w:szCs w:val="32"/>
+              </w:rPr>
+              <w:t xml:space="preserve">) — หากจำนวนน้อย ค่าที่ได้จะแกว่งง่าย ควรดูแนวโน้มหลายเดือนประกอบ และหากไม่มีเคสปิดเลยใน 30 วันล่าสุด การ์ดจะแสดง – พร้อมข้อความว่าไม่มีเคสที่ปิด แทนการแสดงเลข 0</w:t>
+            </w:r>
+          </w:p>
+        </w:tc>
+      </w:tr>
+    </w:tbl>
+    <w:p>
+      <w:pPr>
+        <w:pStyle w:val="Heading2"/>
+      </w:pPr>
+      <w:r>
+        <w:t xml:space="preserve">5.3 แถวงานค้าง</w:t>
+      </w:r>
+    </w:p>
+    <w:p>
+      <w:pPr>
+        <w:spacing w:after="120"/>
+      </w:pPr>
+      <w:r>
+        <w:rPr>
+          <w:sz w:val="32"/>
+          <w:szCs w:val="32"/>
+        </w:rPr>
+        <w:t xml:space="preserve">แถวที่สองมีการ์ดใหญ่ด้านซ้าย และการ์ดสองใบซ้อนกันด้านขวา ทุกใบกดได้เพื่อเปิดรายละเอียดที่เกี่ยวข้อง</w:t>
+      </w:r>
+    </w:p>
+    <w:p>
+      <w:pPr>
+        <w:pStyle w:val="Heading3"/>
+      </w:pPr>
+      <w:r>
+        <w:t xml:space="preserve">ฟังก์ชันที่ทำให้งานค้าง (LIVE)</w:t>
+      </w:r>
+    </w:p>
+    <w:p>
+      <w:pPr>
+        <w:spacing w:after="120"/>
+      </w:pPr>
+      <w:r>
+        <w:rPr>
+          <w:sz w:val="32"/>
+          <w:szCs w:val="32"/>
+        </w:rPr>
+        <w:t xml:space="preserve">แสดงชื่อฟังก์ชันของทีมตอบสนองที่มีคำขอค้างเกิน 7 วันมากที่สุด (หากเท่ากัน ดูจำนวนคำขอค้างรวม) พร้อมจำนวนคำขอค้างและจำนวนที่เกิน 7 วัน ด้านล่างเป็นแถบเทียบทุกฟังก์ชัน ได้แก่ VA, PenTest, Hardening, Forensics / RCA และประเภทเดิม VA/PT (เดิม) ซึ่งแยกไว้ต่างหาก เพราะคำขอเดิมไม่ได้ระบุว่าเป็น VA หรือ PenTest (หากระบบยังมีคำขอประเภท Hardening (เดิม) จะแสดงแยกเช่นกัน) ส่วนสีส้มเข้มของแถบคือคำขอที่ค้างเกิน 7 วัน</w:t>
+      </w:r>
+    </w:p>
+    <w:p>
+      <w:pPr>
+        <w:spacing w:after="120"/>
+      </w:pPr>
+      <w:r>
+        <w:rPr>
+          <w:sz w:val="32"/>
+          <w:szCs w:val="32"/>
+        </w:rPr>
+        <w:t xml:space="preserve">ใต้ชื่อฟังก์ชันมีบรรทัด “กระทบ Ticket High/Critical” ซึ่งนับเป็น Ticket ไม่ซ้ำ — Ticket หนึ่งเรื่องอาจมีคำขอหลายรายการ กดการ์ดนี้เพื่อเปิดรายการคำขอของฟังก์ชันนั้น (5.5.2)</w:t>
+      </w:r>
+    </w:p>
+    <w:p>
+      <w:pPr>
+        <w:pStyle w:val="Heading3"/>
+      </w:pPr>
+      <w:r>
+        <w:t xml:space="preserve">งานเข้า เทียบ งานเสร็จ (ตามช่วงเวลา)</w:t>
+      </w:r>
+    </w:p>
+    <w:p>
+      <w:pPr>
+        <w:spacing w:after="120"/>
+      </w:pPr>
+      <w:r>
+        <w:rPr>
+          <w:sz w:val="32"/>
+          <w:szCs w:val="32"/>
+        </w:rPr>
+        <w:t xml:space="preserve">ประโยคบนการ์ดสรุปผลทันที เช่น </w:t>
+      </w:r>
+      <w:r>
+        <w:rPr>
+          <w:b/>
+          <w:bCs/>
+          <w:sz w:val="32"/>
+          <w:szCs w:val="32"/>
+        </w:rPr>
+        <w:t xml:space="preserve">“งานเข้าเร็วกว่างานเสร็จ 8 คำขอ”</w:t>
+      </w:r>
+      <w:r>
+        <w:rPr>
+          <w:sz w:val="32"/>
+          <w:szCs w:val="32"/>
+        </w:rPr>
+        <w:t xml:space="preserve"> หรือ </w:t>
+      </w:r>
+      <w:r>
+        <w:rPr>
+          <w:b/>
+          <w:bCs/>
+          <w:sz w:val="32"/>
+          <w:szCs w:val="32"/>
+        </w:rPr>
+        <w:t xml:space="preserve">“ทีมส่งงานทัน”</w:t>
+      </w:r>
+      <w:r>
+        <w:rPr>
+          <w:sz w:val="32"/>
+          <w:szCs w:val="32"/>
+        </w:rPr>
+        <w:t xml:space="preserve"> ตามด้วยแถบ รับเข้า (คำขอที่สร้างในช่วงเวลา) และ ส่งงาน (คำขอที่เสร็จสิ้นในช่วงเวลา) หน่วยเป็นคำขอ รวมทุกฟังก์ชัน กดการ์ดเพื่อดูรายการคำขอที่รับเข้า</w:t>
+      </w:r>
+    </w:p>
+    <w:p>
+      <w:pPr>
+        <w:pStyle w:val="Heading3"/>
+      </w:pPr>
+      <w:r>
+        <w:t xml:space="preserve">High/Critical ที่ยังไม่ปิด (ตามช่วงเวลา)</w:t>
+      </w:r>
+    </w:p>
+    <w:p>
+      <w:pPr>
+        <w:spacing w:after="120"/>
+      </w:pPr>
+      <w:r>
+        <w:rPr>
+          <w:sz w:val="32"/>
+          <w:szCs w:val="32"/>
+        </w:rPr>
+        <w:t xml:space="preserve">จำนวน Ticket ระดับสูง/วิกฤตที่เปิดในช่วงเวลาที่เลือกและยังไม่ปิด ข้างกันเป็นสัดส่วนที่ปิดแล้ว (เช่น ปิดแล้ว 47% · 62 จาก 131 เคส) พร้อมแถบ (ส่วนสีน้ำเงินคือที่ปิดแล้ว) เคสที่ยกเลิกไม่ถูกนับ กดการ์ดเพื่อเปิดตาราง Ticket ที่กรองเฉพาะ High/Critical</w:t>
+      </w:r>
+    </w:p>
+    <w:tbl>
+      <w:tblPr>
+        <w:tblW w:type="dxa" w:w="9600"/>
+        <w:tblBorders>
+          <w:top w:val="dashed" w:color="9DB4D4" w:sz="6"/>
+          <w:left w:val="dashed" w:color="9DB4D4" w:sz="6"/>
+          <w:bottom w:val="dashed" w:color="9DB4D4" w:sz="6"/>
+          <w:right w:val="dashed" w:color="9DB4D4" w:sz="6"/>
+          <w:insideH w:val="single" w:color="auto" w:sz="4"/>
+          <w:insideV w:val="single" w:color="auto" w:sz="4"/>
+        </w:tblBorders>
+      </w:tblPr>
+      <w:tblGrid>
+        <w:gridCol w:w="9600"/>
+      </w:tblGrid>
+      <w:tr>
+        <w:tc>
+          <w:tcPr>
+            <w:tcW w:type="dxa" w:w="9600"/>
+            <w:shd w:fill="F7F8FA" w:color="auto" w:val="clear"/>
+            <w:tcMar>
+              <w:top w:type="dxa" w:w="520"/>
+              <w:left w:type="dxa" w:w="200"/>
+              <w:bottom w:type="dxa" w:w="520"/>
+              <w:right w:type="dxa" w:w="200"/>
+            </w:tcMar>
+            <w:vAlign w:val="center"/>
+          </w:tcPr>
+          <w:p>
+            <w:pPr>
+              <w:spacing w:after="40"/>
+              <w:jc w:val="center"/>
+            </w:pPr>
+            <w:r>
+              <w:rPr>
+                <w:b/>
+                <w:bCs/>
+                <w:color w:val="6C7888"/>
+                <w:sz w:val="30"/>
+                <w:szCs w:val="30"/>
+              </w:rPr>
+              <w:t xml:space="preserve">[ ตำแหน่งภาพหน้าจอ ]</w:t>
+            </w:r>
+          </w:p>
+          <w:p>
+            <w:pPr>
+              <w:spacing w:after="40"/>
+              <w:jc w:val="center"/>
+            </w:pPr>
+            <w:r>
+              <w:rPr>
+                <w:color w:val="1F2D3D"/>
+                <w:sz w:val="32"/>
+                <w:szCs w:val="32"/>
+              </w:rPr>
+              <w:t xml:space="preserve">แถวงานค้าง: ฟังก์ชันที่ทำให้งานค้าง งานเข้าเทียบงานเสร็จ และ High/Critical ที่ยังไม่ปิด</w:t>
+            </w:r>
+          </w:p>
+          <w:p>
+            <w:pPr>
+              <w:jc w:val="center"/>
+            </w:pPr>
+            <w:r>
+              <w:rPr>
+                <w:rFonts w:ascii="Consolas" w:cs="Consolas" w:eastAsia="Consolas" w:hAnsi="Consolas"/>
+                <w:color w:val="9AA6B4"/>
+                <w:sz w:val="24"/>
+                <w:szCs w:val="24"/>
+              </w:rPr>
+              <w:t xml:space="preserve">SHOT: EXE-backlog-row</w:t>
+            </w:r>
+          </w:p>
+        </w:tc>
+      </w:tr>
+    </w:tbl>
+    <w:p>
+      <w:pPr>
+        <w:spacing w:after="160" w:before="60"/>
+        <w:jc w:val="center"/>
+      </w:pPr>
+      <w:r>
+        <w:rPr>
+          <w:b/>
+          <w:bCs/>
+          <w:color w:val="245EA8"/>
+          <w:sz w:val="28"/>
+          <w:szCs w:val="28"/>
+        </w:rPr>
+        <w:t xml:space="preserve">รูปที่ 5-3  </w:t>
+      </w:r>
+      <w:r>
+        <w:rPr>
+          <w:i/>
+          <w:iCs/>
+          <w:color w:val="6C7888"/>
+          <w:sz w:val="28"/>
+          <w:szCs w:val="28"/>
+        </w:rPr>
+        <w:t xml:space="preserve">แถวงานค้าง: ฟังก์ชันที่ทำให้งานค้าง งานเข้าเทียบงานเสร็จ และ High/Critical ที่ยังไม่ปิด</w:t>
+      </w:r>
+    </w:p>
+    <w:tbl>
+      <w:tblPr>
+        <w:tblW w:type="dxa" w:w="9600"/>
+        <w:tblBorders>
+          <w:top w:val="single" w:color="F1F3F6" w:sz="2"/>
+          <w:left w:val="single" w:color="6C7888" w:sz="28"/>
+          <w:bottom w:val="single" w:color="F1F3F6" w:sz="2"/>
+          <w:right w:val="single" w:color="F1F3F6" w:sz="2"/>
+          <w:insideH w:val="single" w:color="auto" w:sz="4"/>
+          <w:insideV w:val="single" w:color="auto" w:sz="4"/>
+        </w:tblBorders>
+      </w:tblPr>
+      <w:tblGrid>
+        <w:gridCol w:w="9600"/>
+      </w:tblGrid>
+      <w:tr>
+        <w:tc>
+          <w:tcPr>
+            <w:tcW w:type="dxa" w:w="9600"/>
+            <w:shd w:fill="F1F3F6" w:color="auto" w:val="clear"/>
+            <w:tcMar>
+              <w:top w:type="dxa" w:w="140"/>
+              <w:left w:type="dxa" w:w="200"/>
+              <w:bottom w:type="dxa" w:w="140"/>
+              <w:right w:type="dxa" w:w="200"/>
+            </w:tcMar>
+          </w:tcPr>
+          <w:p>
+            <w:pPr>
+              <w:spacing w:after="60"/>
+            </w:pPr>
+            <w:r>
+              <w:rPr>
+                <w:b/>
+                <w:bCs/>
+                <w:color w:val="6C7888"/>
+                <w:sz w:val="30"/>
+                <w:szCs w:val="30"/>
+              </w:rPr>
+              <w:t xml:space="preserve">สิ่งที่ต้องจำ</w:t>
+            </w:r>
+          </w:p>
+          <w:p>
+            <w:pPr>
+              <w:spacing w:after="60"/>
+            </w:pPr>
+            <w:r>
+              <w:rPr>
+                <w:sz w:val="32"/>
+                <w:szCs w:val="32"/>
+              </w:rPr>
+              <w:t xml:space="preserve">การ์ด High/Critical ที่ยังไม่ปิดนับเป็น </w:t>
+            </w:r>
+            <w:r>
+              <w:rPr>
+                <w:b/>
+                <w:bCs/>
+                <w:sz w:val="32"/>
+                <w:szCs w:val="32"/>
+              </w:rPr>
+              <w:t xml:space="preserve">Ticket</w:t>
+            </w:r>
+            <w:r>
+              <w:rPr>
+                <w:sz w:val="32"/>
+                <w:szCs w:val="32"/>
+              </w:rPr>
+              <w:t xml:space="preserve"> ส่วนสัดส่วนการปิดนับเป็น </w:t>
+            </w:r>
+            <w:r>
+              <w:rPr>
+                <w:b/>
+                <w:bCs/>
+                <w:sz w:val="32"/>
+                <w:szCs w:val="32"/>
+              </w:rPr>
+              <w:t xml:space="preserve">เคส</w:t>
+            </w:r>
+            <w:r>
+              <w:rPr>
+                <w:sz w:val="32"/>
+                <w:szCs w:val="32"/>
+              </w:rPr>
+              <w:t xml:space="preserve"> — เหตุการณ์ที่กระทบหลายระบบ (Project Incident) มีหลาย Ticket แต่นับเป็นเคสเดียว ตัวเลขสองจำนวนนี้จึงอาจรวมกันไม่ตรง</w:t>
+            </w:r>
+          </w:p>
+          <w:p>
+            <w:pPr>
+              <w:spacing w:after="0"/>
+            </w:pPr>
+            <w:r>
+              <w:rPr>
+                <w:sz w:val="32"/>
+                <w:szCs w:val="32"/>
+              </w:rPr>
+              <w:t xml:space="preserve">“เกิน 7 วัน” คืออายุของคำขอนับจากวันที่สร้าง เป็นตัวช่วยดูงานค้าง ไม่ใช่การเกิน OLA</w:t>
+            </w:r>
+          </w:p>
+        </w:tc>
+      </w:tr>
+    </w:tbl>
+    <w:p>
+      <w:pPr>
+        <w:pStyle w:val="Heading2"/>
+      </w:pPr>
+      <w:r>
+        <w:t xml:space="preserve">5.4 กราฟสถานะ Ticket ทั้งหมด (Pipeline)</w:t>
+      </w:r>
+    </w:p>
+    <w:p>
+      <w:pPr>
+        <w:spacing w:after="120"/>
+      </w:pPr>
+      <w:r>
+        <w:rPr>
+          <w:sz w:val="32"/>
+          <w:szCs w:val="32"/>
+        </w:rPr>
+        <w:t xml:space="preserve">กราฟแท่งแนวนอนแสดงเคสระดับสูง/วิกฤตในช่วงเวลาที่เลือก แยกสี Critical (แดง) และ High (ส้ม) จัดกลุ่มตาม </w:t>
+      </w:r>
+      <w:r>
+        <w:rPr>
+          <w:b/>
+          <w:bCs/>
+          <w:sz w:val="32"/>
+          <w:szCs w:val="32"/>
+        </w:rPr>
+        <w:t xml:space="preserve">ระยะของการตอบสนองต่อเหตุการณ์</w:t>
+      </w:r>
+      <w:r>
+        <w:rPr>
+          <w:sz w:val="32"/>
+          <w:szCs w:val="32"/>
+        </w:rPr>
+        <w:t xml:space="preserve"> (ไม่ใช่สถานะรายตัว) ตัวเลขท้ายแท่งคือจำนวนรวม ทำให้เห็นว่างานกองอยู่ที่ระยะใด:</w:t>
+      </w:r>
+    </w:p>
+    <w:tbl>
+      <w:tblPr>
+        <w:tblW w:type="dxa" w:w="9600"/>
+        <w:tblBorders>
+          <w:top w:val="single" w:color="E1E6ED" w:sz="2"/>
+          <w:left w:val="single" w:color="E1E6ED" w:sz="2"/>
+          <w:bottom w:val="single" w:color="E1E6ED" w:sz="2"/>
+          <w:right w:val="single" w:color="E1E6ED" w:sz="2"/>
+          <w:insideH w:val="single" w:color="E1E6ED" w:sz="2"/>
+          <w:insideV w:val="single" w:color="E1E6ED" w:sz="2"/>
+        </w:tblBorders>
+      </w:tblPr>
+      <w:tblGrid>
+        <w:gridCol w:w="3400"/>
+        <w:gridCol w:w="6200"/>
+      </w:tblGrid>
+      <w:tr>
+        <w:trPr>
+          <w:cantSplit/>
+          <w:tblHeader/>
+        </w:trPr>
+        <w:tc>
+          <w:tcPr>
+            <w:tcW w:type="dxa" w:w="3400"/>
+            <w:shd w:fill="1A1A2E" w:color="auto" w:val="clear"/>
+            <w:tcMar>
+              <w:top w:type="dxa" w:w="80"/>
+              <w:left w:type="dxa" w:w="120"/>
+              <w:bottom w:type="dxa" w:w="80"/>
+              <w:right w:type="dxa" w:w="120"/>
+            </w:tcMar>
+          </w:tcPr>
+          <w:p>
+            <w:r>
+              <w:rPr>
+                <w:b/>
+                <w:bCs/>
+                <w:color w:val="FFFFFF"/>
+                <w:sz w:val="28"/>
+                <w:szCs w:val="28"/>
+              </w:rPr>
+              <w:t xml:space="preserve">ระยะ (ชื่อบนกราฟ)</w:t>
+            </w:r>
+          </w:p>
+        </w:tc>
+        <w:tc>
+          <w:tcPr>
+            <w:tcW w:type="dxa" w:w="6200"/>
+            <w:shd w:fill="1A1A2E" w:color="auto" w:val="clear"/>
+            <w:tcMar>
+              <w:top w:type="dxa" w:w="80"/>
+              <w:left w:type="dxa" w:w="120"/>
+              <w:bottom w:type="dxa" w:w="80"/>
+              <w:right w:type="dxa" w:w="120"/>
+            </w:tcMar>
+          </w:tcPr>
+          <w:p>
+            <w:r>
+              <w:rPr>
+                <w:b/>
+                <w:bCs/>
+                <w:color w:val="FFFFFF"/>
+                <w:sz w:val="28"/>
+                <w:szCs w:val="28"/>
+              </w:rPr>
+              <w:t xml:space="preserve">ครอบคลุม</w:t>
+            </w:r>
+          </w:p>
+        </w:tc>
+      </w:tr>
+      <w:tr>
+        <w:trPr>
+          <w:cantSplit/>
+        </w:trPr>
+        <w:tc>
+          <w:tcPr>
+            <w:tcW w:type="dxa" w:w="3400"/>
+            <w:shd w:fill="FFFFFF" w:color="auto" w:val="clear"/>
+            <w:tcMar>
+              <w:top w:type="dxa" w:w="70"/>
+              <w:left w:type="dxa" w:w="120"/>
+              <w:bottom w:type="dxa" w:w="70"/>
+              <w:right w:type="dxa" w:w="120"/>
+            </w:tcMar>
+          </w:tcPr>
+          <w:p>
+            <w:pPr>
+              <w:spacing w:after="0"/>
+            </w:pPr>
+            <w:r>
+              <w:rPr>
+                <w:sz w:val="28"/>
+                <w:szCs w:val="28"/>
+              </w:rPr>
+              <w:t xml:space="preserve">Preparation</w:t>
+            </w:r>
+          </w:p>
+        </w:tc>
+        <w:tc>
+          <w:tcPr>
+            <w:tcW w:type="dxa" w:w="6200"/>
+            <w:shd w:fill="FFFFFF" w:color="auto" w:val="clear"/>
+            <w:tcMar>
+              <w:top w:type="dxa" w:w="70"/>
+              <w:left w:type="dxa" w:w="120"/>
+              <w:bottom w:type="dxa" w:w="70"/>
+              <w:right w:type="dxa" w:w="120"/>
+            </w:tcMar>
+          </w:tcPr>
+          <w:p>
+            <w:pPr>
+              <w:spacing w:after="0"/>
+            </w:pPr>
+            <w:r>
+              <w:rPr>
+                <w:sz w:val="28"/>
+                <w:szCs w:val="28"/>
+              </w:rPr>
+              <w:t xml:space="preserve">ตั๋วที่ยังจัดเตรียม ยังไม่ส่งเข้ากระบวนการ</w:t>
+            </w:r>
+          </w:p>
+        </w:tc>
+      </w:tr>
+      <w:tr>
+        <w:trPr>
+          <w:cantSplit/>
+        </w:trPr>
+        <w:tc>
+          <w:tcPr>
+            <w:tcW w:type="dxa" w:w="3400"/>
+            <w:shd w:fill="F7F8FA" w:color="auto" w:val="clear"/>
+            <w:tcMar>
+              <w:top w:type="dxa" w:w="70"/>
+              <w:left w:type="dxa" w:w="120"/>
+              <w:bottom w:type="dxa" w:w="70"/>
+              <w:right w:type="dxa" w:w="120"/>
+            </w:tcMar>
+          </w:tcPr>
+          <w:p>
+            <w:pPr>
+              <w:spacing w:after="0"/>
+            </w:pPr>
+            <w:r>
+              <w:rPr>
+                <w:sz w:val="28"/>
+                <w:szCs w:val="28"/>
+              </w:rPr>
+              <w:t xml:space="preserve">Identification</w:t>
+            </w:r>
+          </w:p>
+        </w:tc>
+        <w:tc>
+          <w:tcPr>
+            <w:tcW w:type="dxa" w:w="6200"/>
+            <w:shd w:fill="F7F8FA" w:color="auto" w:val="clear"/>
+            <w:tcMar>
+              <w:top w:type="dxa" w:w="70"/>
+              <w:left w:type="dxa" w:w="120"/>
+              <w:bottom w:type="dxa" w:w="70"/>
+              <w:right w:type="dxa" w:w="120"/>
+            </w:tcMar>
+          </w:tcPr>
+          <w:p>
+            <w:pPr>
+              <w:spacing w:after="0"/>
+            </w:pPr>
+            <w:r>
+              <w:rPr>
+                <w:sz w:val="28"/>
+                <w:szCs w:val="28"/>
+              </w:rPr>
+              <w:t xml:space="preserve">กำลังวินิจฉัย: ส่งต่อ Tier 2, รอผู้จัดการ SOC ตรวจ, รอผู้จัดการตรวจการปิด Event, กำลังเฝ้าระวัง</w:t>
+            </w:r>
+          </w:p>
+        </w:tc>
+      </w:tr>
+      <w:tr>
+        <w:trPr>
+          <w:cantSplit/>
+        </w:trPr>
+        <w:tc>
+          <w:tcPr>
+            <w:tcW w:type="dxa" w:w="3400"/>
+            <w:shd w:fill="FFFFFF" w:color="auto" w:val="clear"/>
+            <w:tcMar>
+              <w:top w:type="dxa" w:w="70"/>
+              <w:left w:type="dxa" w:w="120"/>
+              <w:bottom w:type="dxa" w:w="70"/>
+              <w:right w:type="dxa" w:w="120"/>
+            </w:tcMar>
+          </w:tcPr>
+          <w:p>
+            <w:pPr>
+              <w:spacing w:after="0"/>
+            </w:pPr>
+            <w:r>
+              <w:rPr>
+                <w:sz w:val="28"/>
+                <w:szCs w:val="28"/>
+              </w:rPr>
+              <w:t xml:space="preserve">Containment/Eradication</w:t>
+            </w:r>
+          </w:p>
+        </w:tc>
+        <w:tc>
+          <w:tcPr>
+            <w:tcW w:type="dxa" w:w="6200"/>
+            <w:shd w:fill="FFFFFF" w:color="auto" w:val="clear"/>
+            <w:tcMar>
+              <w:top w:type="dxa" w:w="70"/>
+              <w:left w:type="dxa" w:w="120"/>
+              <w:bottom w:type="dxa" w:w="70"/>
+              <w:right w:type="dxa" w:w="120"/>
+            </w:tcMar>
+          </w:tcPr>
+          <w:p>
+            <w:pPr>
+              <w:spacing w:after="0"/>
+            </w:pPr>
+            <w:r>
+              <w:rPr>
+                <w:sz w:val="28"/>
+                <w:szCs w:val="28"/>
+              </w:rPr>
+              <w:t xml:space="preserve">กำลังควบคุม/แก้ไข: รอผู้ดูแลระบบ, รายงานการควบคุมแล้ว, รอเจ้าของระบบ, เจ้าของแจ้งแก้ไขแล้ว</w:t>
+            </w:r>
+          </w:p>
+        </w:tc>
+      </w:tr>
+      <w:tr>
+        <w:trPr>
+          <w:cantSplit/>
+        </w:trPr>
+        <w:tc>
+          <w:tcPr>
+            <w:tcW w:type="dxa" w:w="3400"/>
+            <w:shd w:fill="F7F8FA" w:color="auto" w:val="clear"/>
+            <w:tcMar>
+              <w:top w:type="dxa" w:w="70"/>
+              <w:left w:type="dxa" w:w="120"/>
+              <w:bottom w:type="dxa" w:w="70"/>
+              <w:right w:type="dxa" w:w="120"/>
+            </w:tcMar>
+          </w:tcPr>
+          <w:p>
+            <w:pPr>
+              <w:spacing w:after="0"/>
+            </w:pPr>
+            <w:r>
+              <w:rPr>
+                <w:sz w:val="28"/>
+                <w:szCs w:val="28"/>
+              </w:rPr>
+              <w:t xml:space="preserve">Recovery</w:t>
+            </w:r>
+          </w:p>
+        </w:tc>
+        <w:tc>
+          <w:tcPr>
+            <w:tcW w:type="dxa" w:w="6200"/>
+            <w:shd w:fill="F7F8FA" w:color="auto" w:val="clear"/>
+            <w:tcMar>
+              <w:top w:type="dxa" w:w="70"/>
+              <w:left w:type="dxa" w:w="120"/>
+              <w:bottom w:type="dxa" w:w="70"/>
+              <w:right w:type="dxa" w:w="120"/>
+            </w:tcMar>
+          </w:tcPr>
+          <w:p>
+            <w:pPr>
+              <w:spacing w:after="0"/>
+            </w:pPr>
+            <w:r>
+              <w:rPr>
+                <w:sz w:val="28"/>
+                <w:szCs w:val="28"/>
+              </w:rPr>
+              <w:t xml:space="preserve">งานเสร็จแล้ว รอตรวจรับหรืออนุมัติปิด</w:t>
+            </w:r>
+          </w:p>
+        </w:tc>
+      </w:tr>
+      <w:tr>
+        <w:trPr>
+          <w:cantSplit/>
+        </w:trPr>
+        <w:tc>
+          <w:tcPr>
+            <w:tcW w:type="dxa" w:w="3400"/>
+            <w:shd w:fill="FFFFFF" w:color="auto" w:val="clear"/>
+            <w:tcMar>
+              <w:top w:type="dxa" w:w="70"/>
+              <w:left w:type="dxa" w:w="120"/>
+              <w:bottom w:type="dxa" w:w="70"/>
+              <w:right w:type="dxa" w:w="120"/>
+            </w:tcMar>
+          </w:tcPr>
+          <w:p>
+            <w:pPr>
+              <w:spacing w:after="0"/>
+            </w:pPr>
+            <w:r>
+              <w:rPr>
+                <w:sz w:val="28"/>
+                <w:szCs w:val="28"/>
+              </w:rPr>
+              <w:t xml:space="preserve">Lessons Learned</w:t>
+            </w:r>
+          </w:p>
+        </w:tc>
+        <w:tc>
+          <w:tcPr>
+            <w:tcW w:type="dxa" w:w="6200"/>
+            <w:shd w:fill="FFFFFF" w:color="auto" w:val="clear"/>
+            <w:tcMar>
+              <w:top w:type="dxa" w:w="70"/>
+              <w:left w:type="dxa" w:w="120"/>
+              <w:bottom w:type="dxa" w:w="70"/>
+              <w:right w:type="dxa" w:w="120"/>
+            </w:tcMar>
+          </w:tcPr>
+          <w:p>
+            <w:pPr>
+              <w:spacing w:after="0"/>
+            </w:pPr>
+            <w:r>
+              <w:rPr>
+                <w:sz w:val="28"/>
+                <w:szCs w:val="28"/>
+              </w:rPr>
+              <w:t xml:space="preserve">ปิดแล้ว (อนุมัติ หรือปิดเป็น Event)</w:t>
+            </w:r>
+          </w:p>
+        </w:tc>
+      </w:tr>
+      <w:tr>
+        <w:trPr>
+          <w:cantSplit/>
+        </w:trPr>
+        <w:tc>
+          <w:tcPr>
+            <w:tcW w:type="dxa" w:w="3400"/>
+            <w:shd w:fill="F7F8FA" w:color="auto" w:val="clear"/>
+            <w:tcMar>
+              <w:top w:type="dxa" w:w="70"/>
+              <w:left w:type="dxa" w:w="120"/>
+              <w:bottom w:type="dxa" w:w="70"/>
+              <w:right w:type="dxa" w:w="120"/>
+            </w:tcMar>
+          </w:tcPr>
+          <w:p>
+            <w:pPr>
+              <w:spacing w:after="0"/>
+            </w:pPr>
+            <w:r>
+              <w:rPr>
+                <w:sz w:val="28"/>
+                <w:szCs w:val="28"/>
+              </w:rPr>
+              <w:t xml:space="preserve">ยกเลิกแล้ว</w:t>
+            </w:r>
+          </w:p>
+        </w:tc>
+        <w:tc>
+          <w:tcPr>
+            <w:tcW w:type="dxa" w:w="6200"/>
+            <w:shd w:fill="F7F8FA" w:color="auto" w:val="clear"/>
+            <w:tcMar>
+              <w:top w:type="dxa" w:w="70"/>
+              <w:left w:type="dxa" w:w="120"/>
+              <w:bottom w:type="dxa" w:w="70"/>
+              <w:right w:type="dxa" w:w="120"/>
+            </w:tcMar>
+          </w:tcPr>
+          <w:p>
+            <w:pPr>
+              <w:spacing w:after="0"/>
+            </w:pPr>
+            <w:r>
+              <w:rPr>
+                <w:sz w:val="28"/>
+                <w:szCs w:val="28"/>
+              </w:rPr>
+              <w:t xml:space="preserve">ตั๋วที่ถูกยกเลิก</w:t>
+            </w:r>
+          </w:p>
+        </w:tc>
+      </w:tr>
+    </w:tbl>
+    <w:p>
+      <w:pPr>
+        <w:spacing w:after="140"/>
+      </w:pPr>
+    </w:p>
+    <w:tbl>
+      <w:tblPr>
+        <w:tblW w:type="dxa" w:w="9600"/>
+        <w:tblBorders>
+          <w:top w:val="dashed" w:color="9DB4D4" w:sz="6"/>
+          <w:left w:val="dashed" w:color="9DB4D4" w:sz="6"/>
+          <w:bottom w:val="dashed" w:color="9DB4D4" w:sz="6"/>
+          <w:right w:val="dashed" w:color="9DB4D4" w:sz="6"/>
+          <w:insideH w:val="single" w:color="auto" w:sz="4"/>
+          <w:insideV w:val="single" w:color="auto" w:sz="4"/>
+        </w:tblBorders>
+      </w:tblPr>
+      <w:tblGrid>
+        <w:gridCol w:w="9600"/>
+      </w:tblGrid>
+      <w:tr>
+        <w:tc>
+          <w:tcPr>
+            <w:tcW w:type="dxa" w:w="9600"/>
+            <w:shd w:fill="F7F8FA" w:color="auto" w:val="clear"/>
+            <w:tcMar>
+              <w:top w:type="dxa" w:w="520"/>
+              <w:left w:type="dxa" w:w="200"/>
+              <w:bottom w:type="dxa" w:w="520"/>
+              <w:right w:type="dxa" w:w="200"/>
+            </w:tcMar>
+            <w:vAlign w:val="center"/>
+          </w:tcPr>
+          <w:p>
+            <w:pPr>
+              <w:spacing w:after="40"/>
+              <w:jc w:val="center"/>
+            </w:pPr>
+            <w:r>
+              <w:rPr>
+                <w:b/>
+                <w:bCs/>
+                <w:color w:val="6C7888"/>
+                <w:sz w:val="30"/>
+                <w:szCs w:val="30"/>
+              </w:rPr>
+              <w:t xml:space="preserve">[ ตำแหน่งภาพหน้าจอ ]</w:t>
+            </w:r>
+          </w:p>
+          <w:p>
+            <w:pPr>
+              <w:spacing w:after="40"/>
+              <w:jc w:val="center"/>
+            </w:pPr>
+            <w:r>
+              <w:rPr>
+                <w:color w:val="1F2D3D"/>
+                <w:sz w:val="32"/>
+                <w:szCs w:val="32"/>
+              </w:rPr>
+              <w:t xml:space="preserve">กราฟสถานะ Ticket ทั้งหมด (Pipeline) บนแดชบอร์ดผู้บริหาร</w:t>
+            </w:r>
+          </w:p>
+          <w:p>
+            <w:pPr>
+              <w:jc w:val="center"/>
+            </w:pPr>
+            <w:r>
+              <w:rPr>
+                <w:rFonts w:ascii="Consolas" w:cs="Consolas" w:eastAsia="Consolas" w:hAnsi="Consolas"/>
+                <w:color w:val="9AA6B4"/>
+                <w:sz w:val="24"/>
+                <w:szCs w:val="24"/>
+              </w:rPr>
+              <w:t xml:space="preserve">SHOT: EXE-pipeline-chart</w:t>
+            </w:r>
+          </w:p>
+        </w:tc>
+      </w:tr>
+    </w:tbl>
+    <w:p>
+      <w:pPr>
+        <w:spacing w:after="160" w:before="60"/>
+        <w:jc w:val="center"/>
+      </w:pPr>
+      <w:r>
+        <w:rPr>
+          <w:b/>
+          <w:bCs/>
+          <w:color w:val="245EA8"/>
+          <w:sz w:val="28"/>
+          <w:szCs w:val="28"/>
+        </w:rPr>
+        <w:t xml:space="preserve">รูปที่ 5-4  </w:t>
+      </w:r>
+      <w:r>
+        <w:rPr>
+          <w:i/>
+          <w:iCs/>
+          <w:color w:val="6C7888"/>
+          <w:sz w:val="28"/>
+          <w:szCs w:val="28"/>
+        </w:rPr>
+        <w:t xml:space="preserve">กราฟสถานะ Ticket ทั้งหมด (Pipeline) บนแดชบอร์ดผู้บริหาร</w:t>
+      </w:r>
+    </w:p>
+    <w:tbl>
+      <w:tblPr>
+        <w:tblW w:type="dxa" w:w="9600"/>
+        <w:tblBorders>
+          <w:top w:val="single" w:color="EAF1FB" w:sz="2"/>
+          <w:left w:val="single" w:color="245EA8" w:sz="28"/>
+          <w:bottom w:val="single" w:color="EAF1FB" w:sz="2"/>
+          <w:right w:val="single" w:color="EAF1FB" w:sz="2"/>
+          <w:insideH w:val="single" w:color="auto" w:sz="4"/>
+          <w:insideV w:val="single" w:color="auto" w:sz="4"/>
+        </w:tblBorders>
+      </w:tblPr>
+      <w:tblGrid>
+        <w:gridCol w:w="9600"/>
+      </w:tblGrid>
+      <w:tr>
+        <w:tc>
+          <w:tcPr>
+            <w:tcW w:type="dxa" w:w="9600"/>
+            <w:shd w:fill="EAF1FB" w:color="auto" w:val="clear"/>
+            <w:tcMar>
+              <w:top w:type="dxa" w:w="140"/>
+              <w:left w:type="dxa" w:w="200"/>
+              <w:bottom w:type="dxa" w:w="140"/>
+              <w:right w:type="dxa" w:w="200"/>
+            </w:tcMar>
+          </w:tcPr>
+          <w:p>
+            <w:pPr>
+              <w:spacing w:after="60"/>
+            </w:pPr>
+            <w:r>
+              <w:rPr>
+                <w:b/>
+                <w:bCs/>
+                <w:color w:val="245EA8"/>
+                <w:sz w:val="30"/>
+                <w:szCs w:val="30"/>
+              </w:rPr>
+              <w:t xml:space="preserve">เคล็ดลับ</w:t>
+            </w:r>
+          </w:p>
+          <w:p>
+            <w:pPr>
+              <w:spacing w:after="60"/>
+            </w:pPr>
+            <w:r>
+              <w:rPr>
+                <w:sz w:val="32"/>
+                <w:szCs w:val="32"/>
+              </w:rPr>
+              <w:t xml:space="preserve">ชื่อระยะที่แสดงเป็น </w:t>
+            </w:r>
+            <w:r>
+              <w:rPr>
+                <w:b/>
+                <w:bCs/>
+                <w:color w:val="E63946"/>
+                <w:sz w:val="32"/>
+                <w:szCs w:val="32"/>
+              </w:rPr>
+              <w:t xml:space="preserve">สีแดง</w:t>
+            </w:r>
+            <w:r>
+              <w:rPr>
+                <w:sz w:val="32"/>
+                <w:szCs w:val="32"/>
+              </w:rPr>
+              <w:t xml:space="preserve"> หมายถึงในกลุ่มนั้นมีเคสฉุกเฉินรวมอยู่ด้วย — เลื่อนเมาส์ไปบนแท่งเพื่อดูจำนวนแยกตามระดับและจำนวนเคสฉุกเฉิน</w:t>
+            </w:r>
+          </w:p>
+          <w:p>
+            <w:pPr>
+              <w:spacing w:after="0"/>
+            </w:pPr>
+            <w:r>
+              <w:rPr>
+                <w:b/>
+                <w:bCs/>
+                <w:sz w:val="32"/>
+                <w:szCs w:val="32"/>
+              </w:rPr>
+              <w:t xml:space="preserve">กดที่แท่ง</w:t>
+            </w:r>
+            <w:r>
+              <w:rPr>
+                <w:sz w:val="32"/>
+                <w:szCs w:val="32"/>
+              </w:rPr>
+              <w:t xml:space="preserve"> เพื่อเปิดส่วน รายละเอียด Ticket (5.5.3) ที่กรองเฉพาะเคสในระยะนั้น โดยยังใช้ช่วงเวลาเดิม ระยะที่กำลังกรองจะมีเครื่องหมาย ▶ หน้าชื่อ และหัวกราฟขึ้นป้าย </w:t>
+            </w:r>
+            <w:r>
+              <w:rPr>
+                <w:b/>
+                <w:bCs/>
+                <w:sz w:val="32"/>
+                <w:szCs w:val="32"/>
+              </w:rPr>
+              <w:t xml:space="preserve">กำลังกรองตาราง</w:t>
+            </w:r>
+            <w:r>
+              <w:rPr>
+                <w:sz w:val="32"/>
+                <w:szCs w:val="32"/>
+              </w:rPr>
+              <w:t xml:space="preserve"> พร้อมปุ่ม </w:t>
+            </w:r>
+            <w:r>
+              <w:rPr>
+                <w:b/>
+                <w:bCs/>
+                <w:sz w:val="32"/>
+                <w:szCs w:val="32"/>
+              </w:rPr>
+              <w:t xml:space="preserve">ล้างตัวกรอง</w:t>
+            </w:r>
+          </w:p>
+        </w:tc>
+      </w:tr>
+    </w:tbl>
+    <w:p>
+      <w:pPr>
+        <w:pStyle w:val="Heading2"/>
+      </w:pPr>
+      <w:r>
+        <w:t xml:space="preserve">5.5 รายละเอียดเพิ่มเติม</w:t>
+      </w:r>
+    </w:p>
+    <w:p>
+      <w:pPr>
+        <w:spacing w:after="120"/>
+      </w:pPr>
+      <w:r>
+        <w:rPr>
+          <w:sz w:val="32"/>
+          <w:szCs w:val="32"/>
+        </w:rPr>
+        <w:t xml:space="preserve">ใต้กราฟเป็นส่วนรายละเอียด 3 ส่วน ซึ่งพับไว้ตามค่าเริ่มต้นเพื่อให้หน้าจอไม่แน่นเกินไป กดหัวข้อเพื่อเปิดหรือปิด </w:t>
+      </w:r>
+      <w:r>
+        <w:rPr>
+          <w:b/>
+          <w:bCs/>
+          <w:sz w:val="32"/>
+          <w:szCs w:val="32"/>
+        </w:rPr>
+        <w:t xml:space="preserve">เปิดได้หลายส่วนพร้อมกัน</w:t>
+      </w:r>
+      <w:r>
+        <w:rPr>
+          <w:sz w:val="32"/>
+          <w:szCs w:val="32"/>
+        </w:rPr>
+        <w:t xml:space="preserve"> และส่วนที่เปิดไว้จะยังเปิดอยู่เมื่อคุณเปลี่ยนตัวกรอง ปุ่ม </w:t>
+      </w:r>
+      <w:r>
+        <w:rPr>
+          <w:b/>
+          <w:bCs/>
+          <w:color w:val="1F2D3D"/>
+          <w:sz w:val="32"/>
+          <w:szCs w:val="32"/>
+        </w:rPr>
+        <w:t xml:space="preserve">ขยายทั้งหมด</w:t>
+      </w:r>
+      <w:r>
+        <w:rPr>
+          <w:sz w:val="32"/>
+          <w:szCs w:val="32"/>
+        </w:rPr>
+        <w:t xml:space="preserve"> และ </w:t>
+      </w:r>
+      <w:r>
+        <w:rPr>
+          <w:b/>
+          <w:bCs/>
+          <w:color w:val="1F2D3D"/>
+          <w:sz w:val="32"/>
+          <w:szCs w:val="32"/>
+        </w:rPr>
+        <w:t xml:space="preserve">ย่อทั้งหมด</w:t>
+      </w:r>
+      <w:r>
+        <w:rPr>
+          <w:sz w:val="32"/>
+          <w:szCs w:val="32"/>
+        </w:rPr>
+        <w:t xml:space="preserve"> เปิดหรือปิดทั้งสามส่วนในครั้งเดียว หัวข้อของแต่ละส่วนมีตัวเลขสรุปให้อ่านได้โดยไม่ต้องเปิด</w:t>
+      </w:r>
+    </w:p>
+    <w:tbl>
+      <w:tblPr>
+        <w:tblW w:type="dxa" w:w="9600"/>
+        <w:tblBorders>
+          <w:top w:val="dashed" w:color="9DB4D4" w:sz="6"/>
+          <w:left w:val="dashed" w:color="9DB4D4" w:sz="6"/>
+          <w:bottom w:val="dashed" w:color="9DB4D4" w:sz="6"/>
+          <w:right w:val="dashed" w:color="9DB4D4" w:sz="6"/>
+          <w:insideH w:val="single" w:color="auto" w:sz="4"/>
+          <w:insideV w:val="single" w:color="auto" w:sz="4"/>
+        </w:tblBorders>
+      </w:tblPr>
+      <w:tblGrid>
+        <w:gridCol w:w="9600"/>
+      </w:tblGrid>
+      <w:tr>
+        <w:tc>
+          <w:tcPr>
+            <w:tcW w:type="dxa" w:w="9600"/>
+            <w:shd w:fill="F7F8FA" w:color="auto" w:val="clear"/>
+            <w:tcMar>
+              <w:top w:type="dxa" w:w="520"/>
+              <w:left w:type="dxa" w:w="200"/>
+              <w:bottom w:type="dxa" w:w="520"/>
+              <w:right w:type="dxa" w:w="200"/>
+            </w:tcMar>
+            <w:vAlign w:val="center"/>
+          </w:tcPr>
+          <w:p>
+            <w:pPr>
+              <w:spacing w:after="40"/>
+              <w:jc w:val="center"/>
+            </w:pPr>
+            <w:r>
+              <w:rPr>
+                <w:b/>
+                <w:bCs/>
+                <w:color w:val="6C7888"/>
+                <w:sz w:val="30"/>
+                <w:szCs w:val="30"/>
+              </w:rPr>
+              <w:t xml:space="preserve">[ ตำแหน่งภาพหน้าจอ ]</w:t>
+            </w:r>
+          </w:p>
+          <w:p>
+            <w:pPr>
+              <w:spacing w:after="40"/>
+              <w:jc w:val="center"/>
+            </w:pPr>
+            <w:r>
+              <w:rPr>
+                <w:color w:val="1F2D3D"/>
+                <w:sz w:val="32"/>
+                <w:szCs w:val="32"/>
+              </w:rPr>
+              <w:t xml:space="preserve">ส่วนรายละเอียดเพิ่มเติม พร้อมปุ่มขยายทั้งหมด/ย่อทั้งหมด</w:t>
+            </w:r>
+          </w:p>
+          <w:p>
+            <w:pPr>
+              <w:jc w:val="center"/>
+            </w:pPr>
+            <w:r>
+              <w:rPr>
+                <w:rFonts w:ascii="Consolas" w:cs="Consolas" w:eastAsia="Consolas" w:hAnsi="Consolas"/>
+                <w:color w:val="9AA6B4"/>
+                <w:sz w:val="24"/>
+                <w:szCs w:val="24"/>
+              </w:rPr>
+              <w:t xml:space="preserve">SHOT: EXE-details</w:t>
+            </w:r>
+          </w:p>
+        </w:tc>
+      </w:tr>
+    </w:tbl>
+    <w:p>
+      <w:pPr>
+        <w:spacing w:after="160" w:before="60"/>
+        <w:jc w:val="center"/>
+      </w:pPr>
+      <w:r>
+        <w:rPr>
+          <w:b/>
+          <w:bCs/>
+          <w:color w:val="245EA8"/>
+          <w:sz w:val="28"/>
+          <w:szCs w:val="28"/>
+        </w:rPr>
+        <w:t xml:space="preserve">รูปที่ 5-5  </w:t>
+      </w:r>
+      <w:r>
+        <w:rPr>
+          <w:i/>
+          <w:iCs/>
+          <w:color w:val="6C7888"/>
+          <w:sz w:val="28"/>
+          <w:szCs w:val="28"/>
+        </w:rPr>
+        <w:t xml:space="preserve">ส่วนรายละเอียดเพิ่มเติม พร้อมปุ่มขยายทั้งหมด/ย่อทั้งหมด</w:t>
+      </w:r>
+    </w:p>
+    <w:p>
+      <w:pPr>
+        <w:pStyle w:val="Heading3"/>
+      </w:pPr>
+      <w:r>
+        <w:t xml:space="preserve">5.5.1 เกณฑ์สรุปสถานการณ์ (LIVE)</w:t>
+      </w:r>
+    </w:p>
+    <w:p>
+      <w:pPr>
+        <w:spacing w:after="120"/>
+      </w:pPr>
+      <w:r>
+        <w:rPr>
+          <w:sz w:val="32"/>
+          <w:szCs w:val="32"/>
+        </w:rPr>
+        <w:t xml:space="preserve">หัวข้อของส่วนนี้ขึ้นต้นด้วยผลสรุปสถานการณ์รวมเป็นคำเดียว ตามด้วยจำนวนเกณฑ์ในแต่ละระดับ (เช่น ต้องเฝ้าระวัง · เตือน 2 · รอดำเนินการ 5 · ปกติ 0):</w:t>
       </w:r>
     </w:p>
     <w:tbl>
@@ -2243,7 +4671,7 @@
                 <w:sz w:val="28"/>
                 <w:szCs w:val="28"/>
               </w:rPr>
-              <w:t xml:space="preserve">มี Incident ที่ต้องจัดการทันที — ควรสอบถามผู้จัดการ SOC</w:t>
+              <w:t xml:space="preserve">มีเคสฉุกเฉิน หรือมี Ticket เกินกำหนด OLA — ควรสอบถามผู้จัดการ SOC</w:t>
             </w:r>
           </w:p>
         </w:tc>
@@ -2263,7 +4691,7 @@
           <w:sz w:val="32"/>
           <w:szCs w:val="32"/>
         </w:rPr>
-        <w:t xml:space="preserve">ใต้ผลสรุปเป็นรายการเงื่อนไขที่ใช้ตัดสิน พร้อมจำนวนเคสของแต่ละข้อ:</w:t>
+        <w:t xml:space="preserve">เมื่อเปิดส่วนนี้ จะเห็นเกณฑ์ที่ใช้ตัดสินทั้ง 7 ข้อ พร้อมจำนวนและหน่วย (เคส หรือ Ticket):</w:t>
       </w:r>
     </w:p>
     <w:p>
@@ -2382,13 +4810,471 @@
           <w:sz w:val="32"/>
           <w:szCs w:val="32"/>
         </w:rPr>
-        <w:t xml:space="preserve">เคสที่รอทีมตอบสนอง (Forensic Analyst / Red Team Manager)</w:t>
+        <w:t xml:space="preserve">เคสที่รอทีมตอบสนอง (Forensic Analyst / Red Team Manager) — ซ้อนกับกลุ่มอื่นได้</w:t>
       </w:r>
     </w:p>
     <w:p>
       <w:pPr>
         <w:spacing w:after="80"/>
       </w:pPr>
+    </w:p>
+    <w:tbl>
+      <w:tblPr>
+        <w:tblW w:type="dxa" w:w="9600"/>
+        <w:tblBorders>
+          <w:top w:val="single" w:color="EAF1FB" w:sz="2"/>
+          <w:left w:val="single" w:color="245EA8" w:sz="28"/>
+          <w:bottom w:val="single" w:color="EAF1FB" w:sz="2"/>
+          <w:right w:val="single" w:color="EAF1FB" w:sz="2"/>
+          <w:insideH w:val="single" w:color="auto" w:sz="4"/>
+          <w:insideV w:val="single" w:color="auto" w:sz="4"/>
+        </w:tblBorders>
+      </w:tblPr>
+      <w:tblGrid>
+        <w:gridCol w:w="9600"/>
+      </w:tblGrid>
+      <w:tr>
+        <w:tc>
+          <w:tcPr>
+            <w:tcW w:type="dxa" w:w="9600"/>
+            <w:shd w:fill="EAF1FB" w:color="auto" w:val="clear"/>
+            <w:tcMar>
+              <w:top w:type="dxa" w:w="140"/>
+              <w:left w:type="dxa" w:w="200"/>
+              <w:bottom w:type="dxa" w:w="140"/>
+              <w:right w:type="dxa" w:w="200"/>
+            </w:tcMar>
+          </w:tcPr>
+          <w:p>
+            <w:pPr>
+              <w:spacing w:after="60"/>
+            </w:pPr>
+            <w:r>
+              <w:rPr>
+                <w:b/>
+                <w:bCs/>
+                <w:color w:val="245EA8"/>
+                <w:sz w:val="30"/>
+                <w:szCs w:val="30"/>
+              </w:rPr>
+              <w:t xml:space="preserve">เคล็ดลับ</w:t>
+            </w:r>
+          </w:p>
+          <w:p>
+            <w:pPr>
+              <w:spacing w:after="0"/>
+            </w:pPr>
+            <w:r>
+              <w:rPr>
+                <w:sz w:val="32"/>
+                <w:szCs w:val="32"/>
+              </w:rPr>
+              <w:t xml:space="preserve">แต่ละข้อ </w:t>
+            </w:r>
+            <w:r>
+              <w:rPr>
+                <w:b/>
+                <w:bCs/>
+                <w:sz w:val="32"/>
+                <w:szCs w:val="32"/>
+              </w:rPr>
+              <w:t xml:space="preserve">กดได้</w:t>
+            </w:r>
+            <w:r>
+              <w:rPr>
+                <w:sz w:val="32"/>
+                <w:szCs w:val="32"/>
+              </w:rPr>
+              <w:t xml:space="preserve"> — กดแล้วส่วน รายละเอียด Ticket จะเปิดและกรองให้เหลือเฉพาะเคสกลุ่มนั้น เป็นวิธีเร็วที่สุดในการตอบคำถามว่า “ตอนนี้งานค้างอยู่ที่ใคร” การกดจะเปลี่ยนช่วงเวลาเป็น ทั้งหมด ให้ด้วย</w:t>
+            </w:r>
+          </w:p>
+        </w:tc>
+      </w:tr>
+    </w:tbl>
+    <w:p>
+      <w:pPr>
+        <w:pStyle w:val="Heading3"/>
+      </w:pPr>
+      <w:r>
+        <w:t xml:space="preserve">5.5.2 ทีมตอบสนองเหตุการณ์ แยกตามฟังก์ชัน</w:t>
+      </w:r>
+    </w:p>
+    <w:p>
+      <w:pPr>
+        <w:spacing w:after="120"/>
+      </w:pPr>
+      <w:r>
+        <w:rPr>
+          <w:sz w:val="32"/>
+          <w:szCs w:val="32"/>
+        </w:rPr>
+        <w:t xml:space="preserve">ตารางฟังก์ชันแสดงผู้จัดการที่กำหนดไว้ในระบบ จำนวนคำขอค้าง (LIVE พร้อมแถบแยกส่วนที่เกิน 7 วัน) จำนวนเกิน 7 วัน (LIVE) และจำนวนรับเข้า/ส่งงานในช่วงเวลาที่เลือก ประเภทเดิม VA/PT (เดิม) และ Hardening (เดิม) มีป้าย ประเภทเดิม กำกับ กดชื่อฟังก์ชันหรือตัวเลขเพื่อกรองรายการคำขอด้านล่าง</w:t>
+      </w:r>
+    </w:p>
+    <w:p>
+      <w:pPr>
+        <w:spacing w:after="120"/>
+      </w:pPr>
+      <w:r>
+        <w:rPr>
+          <w:sz w:val="32"/>
+          <w:szCs w:val="32"/>
+        </w:rPr>
+        <w:t xml:space="preserve">ปุ่มกรองรายการคำขอมี 5 ปุ่ม แต่ละปุ่มแสดงจำนวนกำกับ:</w:t>
+      </w:r>
+    </w:p>
+    <w:tbl>
+      <w:tblPr>
+        <w:tblW w:type="dxa" w:w="9600"/>
+        <w:tblBorders>
+          <w:top w:val="single" w:color="E1E6ED" w:sz="2"/>
+          <w:left w:val="single" w:color="E1E6ED" w:sz="2"/>
+          <w:bottom w:val="single" w:color="E1E6ED" w:sz="2"/>
+          <w:right w:val="single" w:color="E1E6ED" w:sz="2"/>
+          <w:insideH w:val="single" w:color="E1E6ED" w:sz="2"/>
+          <w:insideV w:val="single" w:color="E1E6ED" w:sz="2"/>
+        </w:tblBorders>
+      </w:tblPr>
+      <w:tblGrid>
+        <w:gridCol w:w="3600"/>
+        <w:gridCol w:w="6000"/>
+      </w:tblGrid>
+      <w:tr>
+        <w:trPr>
+          <w:cantSplit/>
+          <w:tblHeader/>
+        </w:trPr>
+        <w:tc>
+          <w:tcPr>
+            <w:tcW w:type="dxa" w:w="3600"/>
+            <w:shd w:fill="1A1A2E" w:color="auto" w:val="clear"/>
+            <w:tcMar>
+              <w:top w:type="dxa" w:w="80"/>
+              <w:left w:type="dxa" w:w="120"/>
+              <w:bottom w:type="dxa" w:w="80"/>
+              <w:right w:type="dxa" w:w="120"/>
+            </w:tcMar>
+          </w:tcPr>
+          <w:p>
+            <w:r>
+              <w:rPr>
+                <w:b/>
+                <w:bCs/>
+                <w:color w:val="FFFFFF"/>
+                <w:sz w:val="28"/>
+                <w:szCs w:val="28"/>
+              </w:rPr>
+              <w:t xml:space="preserve">ปุ่ม</w:t>
+            </w:r>
+          </w:p>
+        </w:tc>
+        <w:tc>
+          <w:tcPr>
+            <w:tcW w:type="dxa" w:w="6000"/>
+            <w:shd w:fill="1A1A2E" w:color="auto" w:val="clear"/>
+            <w:tcMar>
+              <w:top w:type="dxa" w:w="80"/>
+              <w:left w:type="dxa" w:w="120"/>
+              <w:bottom w:type="dxa" w:w="80"/>
+              <w:right w:type="dxa" w:w="120"/>
+            </w:tcMar>
+          </w:tcPr>
+          <w:p>
+            <w:r>
+              <w:rPr>
+                <w:b/>
+                <w:bCs/>
+                <w:color w:val="FFFFFF"/>
+                <w:sz w:val="28"/>
+                <w:szCs w:val="28"/>
+              </w:rPr>
+              <w:t xml:space="preserve">แสดง</w:t>
+            </w:r>
+          </w:p>
+        </w:tc>
+      </w:tr>
+      <w:tr>
+        <w:trPr>
+          <w:cantSplit/>
+        </w:trPr>
+        <w:tc>
+          <w:tcPr>
+            <w:tcW w:type="dxa" w:w="3600"/>
+            <w:shd w:fill="FFFFFF" w:color="auto" w:val="clear"/>
+            <w:tcMar>
+              <w:top w:type="dxa" w:w="70"/>
+              <w:left w:type="dxa" w:w="120"/>
+              <w:bottom w:type="dxa" w:w="70"/>
+              <w:right w:type="dxa" w:w="120"/>
+            </w:tcMar>
+          </w:tcPr>
+          <w:p>
+            <w:pPr>
+              <w:spacing w:after="0"/>
+            </w:pPr>
+            <w:r>
+              <w:rPr>
+                <w:sz w:val="28"/>
+                <w:szCs w:val="28"/>
+              </w:rPr>
+              <w:t xml:space="preserve">ค้างทั้งหมด (LIVE)</w:t>
+            </w:r>
+          </w:p>
+        </w:tc>
+        <w:tc>
+          <w:tcPr>
+            <w:tcW w:type="dxa" w:w="6000"/>
+            <w:shd w:fill="FFFFFF" w:color="auto" w:val="clear"/>
+            <w:tcMar>
+              <w:top w:type="dxa" w:w="70"/>
+              <w:left w:type="dxa" w:w="120"/>
+              <w:bottom w:type="dxa" w:w="70"/>
+              <w:right w:type="dxa" w:w="120"/>
+            </w:tcMar>
+          </w:tcPr>
+          <w:p>
+            <w:pPr>
+              <w:spacing w:after="0"/>
+            </w:pPr>
+            <w:r>
+              <w:rPr>
+                <w:sz w:val="28"/>
+                <w:szCs w:val="28"/>
+              </w:rPr>
+              <w:t xml:space="preserve">คำขอที่เปิดหรือกำลังดำเนินการบน Ticket ที่ยังไม่ปิด เรียง High/Critical และคำขอที่เก่ากว่าขึ้นก่อน</w:t>
+            </w:r>
+          </w:p>
+        </w:tc>
+      </w:tr>
+      <w:tr>
+        <w:trPr>
+          <w:cantSplit/>
+        </w:trPr>
+        <w:tc>
+          <w:tcPr>
+            <w:tcW w:type="dxa" w:w="3600"/>
+            <w:shd w:fill="F7F8FA" w:color="auto" w:val="clear"/>
+            <w:tcMar>
+              <w:top w:type="dxa" w:w="70"/>
+              <w:left w:type="dxa" w:w="120"/>
+              <w:bottom w:type="dxa" w:w="70"/>
+              <w:right w:type="dxa" w:w="120"/>
+            </w:tcMar>
+          </w:tcPr>
+          <w:p>
+            <w:pPr>
+              <w:spacing w:after="0"/>
+            </w:pPr>
+            <w:r>
+              <w:rPr>
+                <w:sz w:val="28"/>
+                <w:szCs w:val="28"/>
+              </w:rPr>
+              <w:t xml:space="preserve">ค้างเกิน 7 วัน (LIVE)</w:t>
+            </w:r>
+          </w:p>
+        </w:tc>
+        <w:tc>
+          <w:tcPr>
+            <w:tcW w:type="dxa" w:w="6000"/>
+            <w:shd w:fill="F7F8FA" w:color="auto" w:val="clear"/>
+            <w:tcMar>
+              <w:top w:type="dxa" w:w="70"/>
+              <w:left w:type="dxa" w:w="120"/>
+              <w:bottom w:type="dxa" w:w="70"/>
+              <w:right w:type="dxa" w:w="120"/>
+            </w:tcMar>
+          </w:tcPr>
+          <w:p>
+            <w:pPr>
+              <w:spacing w:after="0"/>
+            </w:pPr>
+            <w:r>
+              <w:rPr>
+                <w:sz w:val="28"/>
+                <w:szCs w:val="28"/>
+              </w:rPr>
+              <w:t xml:space="preserve">คำขอค้างที่สร้างมาเกิน 7 วัน (อายุคำขอ ไม่ใช่การเกิน OLA)</w:t>
+            </w:r>
+          </w:p>
+        </w:tc>
+      </w:tr>
+      <w:tr>
+        <w:trPr>
+          <w:cantSplit/>
+        </w:trPr>
+        <w:tc>
+          <w:tcPr>
+            <w:tcW w:type="dxa" w:w="3600"/>
+            <w:shd w:fill="FFFFFF" w:color="auto" w:val="clear"/>
+            <w:tcMar>
+              <w:top w:type="dxa" w:w="70"/>
+              <w:left w:type="dxa" w:w="120"/>
+              <w:bottom w:type="dxa" w:w="70"/>
+              <w:right w:type="dxa" w:w="120"/>
+            </w:tcMar>
+          </w:tcPr>
+          <w:p>
+            <w:pPr>
+              <w:spacing w:after="0"/>
+            </w:pPr>
+            <w:r>
+              <w:rPr>
+                <w:sz w:val="28"/>
+                <w:szCs w:val="28"/>
+              </w:rPr>
+              <w:t xml:space="preserve">ของ Ticket High/Critical (LIVE)</w:t>
+            </w:r>
+          </w:p>
+        </w:tc>
+        <w:tc>
+          <w:tcPr>
+            <w:tcW w:type="dxa" w:w="6000"/>
+            <w:shd w:fill="FFFFFF" w:color="auto" w:val="clear"/>
+            <w:tcMar>
+              <w:top w:type="dxa" w:w="70"/>
+              <w:left w:type="dxa" w:w="120"/>
+              <w:bottom w:type="dxa" w:w="70"/>
+              <w:right w:type="dxa" w:w="120"/>
+            </w:tcMar>
+          </w:tcPr>
+          <w:p>
+            <w:pPr>
+              <w:spacing w:after="0"/>
+            </w:pPr>
+            <w:r>
+              <w:rPr>
+                <w:sz w:val="28"/>
+                <w:szCs w:val="28"/>
+              </w:rPr>
+              <w:t xml:space="preserve">คำขอค้างของ Ticket ระดับสูง/วิกฤต — นับเป็นคำขอ (1 Ticket อาจมีหลายคำขอ)</w:t>
+            </w:r>
+          </w:p>
+        </w:tc>
+      </w:tr>
+      <w:tr>
+        <w:trPr>
+          <w:cantSplit/>
+        </w:trPr>
+        <w:tc>
+          <w:tcPr>
+            <w:tcW w:type="dxa" w:w="3600"/>
+            <w:shd w:fill="F7F8FA" w:color="auto" w:val="clear"/>
+            <w:tcMar>
+              <w:top w:type="dxa" w:w="70"/>
+              <w:left w:type="dxa" w:w="120"/>
+              <w:bottom w:type="dxa" w:w="70"/>
+              <w:right w:type="dxa" w:w="120"/>
+            </w:tcMar>
+          </w:tcPr>
+          <w:p>
+            <w:pPr>
+              <w:spacing w:after="0"/>
+            </w:pPr>
+            <w:r>
+              <w:rPr>
+                <w:sz w:val="28"/>
+                <w:szCs w:val="28"/>
+              </w:rPr>
+              <w:t xml:space="preserve">รับเข้า · ช่วงเวลา</w:t>
+            </w:r>
+          </w:p>
+        </w:tc>
+        <w:tc>
+          <w:tcPr>
+            <w:tcW w:type="dxa" w:w="6000"/>
+            <w:shd w:fill="F7F8FA" w:color="auto" w:val="clear"/>
+            <w:tcMar>
+              <w:top w:type="dxa" w:w="70"/>
+              <w:left w:type="dxa" w:w="120"/>
+              <w:bottom w:type="dxa" w:w="70"/>
+              <w:right w:type="dxa" w:w="120"/>
+            </w:tcMar>
+          </w:tcPr>
+          <w:p>
+            <w:pPr>
+              <w:spacing w:after="0"/>
+            </w:pPr>
+            <w:r>
+              <w:rPr>
+                <w:sz w:val="28"/>
+                <w:szCs w:val="28"/>
+              </w:rPr>
+              <w:t xml:space="preserve">คำขอที่สร้างในช่วงเวลาที่เลือก รวมคำขอที่เสร็จหรือยกเลิกแล้ว</w:t>
+            </w:r>
+          </w:p>
+        </w:tc>
+      </w:tr>
+      <w:tr>
+        <w:trPr>
+          <w:cantSplit/>
+        </w:trPr>
+        <w:tc>
+          <w:tcPr>
+            <w:tcW w:type="dxa" w:w="3600"/>
+            <w:shd w:fill="FFFFFF" w:color="auto" w:val="clear"/>
+            <w:tcMar>
+              <w:top w:type="dxa" w:w="70"/>
+              <w:left w:type="dxa" w:w="120"/>
+              <w:bottom w:type="dxa" w:w="70"/>
+              <w:right w:type="dxa" w:w="120"/>
+            </w:tcMar>
+          </w:tcPr>
+          <w:p>
+            <w:pPr>
+              <w:spacing w:after="0"/>
+            </w:pPr>
+            <w:r>
+              <w:rPr>
+                <w:sz w:val="28"/>
+                <w:szCs w:val="28"/>
+              </w:rPr>
+              <w:t xml:space="preserve">ส่งงาน · ช่วงเวลา</w:t>
+            </w:r>
+          </w:p>
+        </w:tc>
+        <w:tc>
+          <w:tcPr>
+            <w:tcW w:type="dxa" w:w="6000"/>
+            <w:shd w:fill="FFFFFF" w:color="auto" w:val="clear"/>
+            <w:tcMar>
+              <w:top w:type="dxa" w:w="70"/>
+              <w:left w:type="dxa" w:w="120"/>
+              <w:bottom w:type="dxa" w:w="70"/>
+              <w:right w:type="dxa" w:w="120"/>
+            </w:tcMar>
+          </w:tcPr>
+          <w:p>
+            <w:pPr>
+              <w:spacing w:after="0"/>
+            </w:pPr>
+            <w:r>
+              <w:rPr>
+                <w:sz w:val="28"/>
+                <w:szCs w:val="28"/>
+              </w:rPr>
+              <w:t xml:space="preserve">คำขอที่เปลี่ยนเป็นเสร็จสิ้นในช่วงเวลาที่เลือก ล่าสุดก่อน ข้อมูลเดิมบางรายการอาจใช้วันที่อัปเดตล่าสุดแทน</w:t>
+            </w:r>
+          </w:p>
+        </w:tc>
+      </w:tr>
+    </w:tbl>
+    <w:p>
+      <w:pPr>
+        <w:spacing w:after="140"/>
+      </w:pPr>
+    </w:p>
+    <w:p>
+      <w:pPr>
+        <w:spacing w:after="120"/>
+      </w:pPr>
+      <w:r>
+        <w:rPr>
+          <w:sz w:val="32"/>
+          <w:szCs w:val="32"/>
+        </w:rPr>
+        <w:t xml:space="preserve">รายการคำขอแสดงเลขที่ Ticket และชื่อเรื่องแยกกันสองคอลัมน์ ตามด้วยระดับความรุนแรง ฟังก์ชัน ผู้รับผิดชอบ สถานะ อายุคำขอ (คำขอค้างเกิน 7 วันมีป้ายกำกับ) และวันที่รับเข้า/ส่งงาน หน้าละ 8 รายการ ใช้ปุ่มก่อนหน้า/ถัดไปเพื่อดูรายการอื่น ปุ่ม ฟังก์ชัน: … × ล้างตัวกรองฟังก์ชัน หากช่วงเวลาที่เลือกไม่มีคำขอ ระบบจะแจ้งว่าคำขอที่ค้างในคิวปัจจุบันยังมีกี่รายการ และมีปุ่มกลับไปดูคำขอค้างทั้งหมด</w:t>
+      </w:r>
     </w:p>
     <w:tbl>
       <w:tblPr>
@@ -2445,7 +5331,7 @@
                 <w:sz w:val="32"/>
                 <w:szCs w:val="32"/>
               </w:rPr>
-              <w:t xml:space="preserve">กล่องสรุปสถานการณ์ของทีม SOC พร้อมรายการเงื่อนไขและจำนวนเคส</w:t>
+              <w:t xml:space="preserve">ตารางฟังก์ชันและรายการคำขอของทีมตอบสนอง</w:t>
             </w:r>
           </w:p>
           <w:p>
@@ -2459,7 +5345,7 @@
                 <w:sz w:val="24"/>
                 <w:szCs w:val="24"/>
               </w:rPr>
-              <w:t xml:space="preserve">SHOT: EXE-situation-panel</w:t>
+              <w:t xml:space="preserve">SHOT: EXE-response-progress</w:t>
             </w:r>
           </w:p>
         </w:tc>
@@ -2478,7 +5364,7 @@
           <w:sz w:val="28"/>
           <w:szCs w:val="28"/>
         </w:rPr>
-        <w:t xml:space="preserve">รูปที่ 5-2  </w:t>
+        <w:t xml:space="preserve">รูปที่ 5-6  </w:t>
       </w:r>
       <w:r>
         <w:rPr>
@@ -2488,7 +5374,446 @@
           <w:sz w:val="28"/>
           <w:szCs w:val="28"/>
         </w:rPr>
-        <w:t xml:space="preserve">กล่องสรุปสถานการณ์ของทีม SOC พร้อมรายการเงื่อนไขและจำนวนเคส</w:t>
+        <w:t xml:space="preserve">ตารางฟังก์ชันและรายการคำขอของทีมตอบสนอง</w:t>
+      </w:r>
+    </w:p>
+    <w:p>
+      <w:pPr>
+        <w:pStyle w:val="Heading3"/>
+      </w:pPr>
+      <w:r>
+        <w:t xml:space="preserve">5.5.3 รายละเอียด Ticket</w:t>
+      </w:r>
+    </w:p>
+    <w:p>
+      <w:pPr>
+        <w:spacing w:after="120"/>
+      </w:pPr>
+      <w:r>
+        <w:rPr>
+          <w:sz w:val="32"/>
+          <w:szCs w:val="32"/>
+        </w:rPr>
+        <w:t xml:space="preserve">ตารางแสดงเคสที่ยังไม่ปิดในช่วงเวลาที่เลือก หน้าละ 10 เรื่อง เรียงเคสที่ค้างในสถานะปัจจุบันนานที่สุดขึ้นก่อน คอลัมน์ได้แก่ </w:t>
+      </w:r>
+      <w:r>
+        <w:rPr>
+          <w:b/>
+          <w:bCs/>
+          <w:color w:val="1F2D3D"/>
+          <w:sz w:val="32"/>
+          <w:szCs w:val="32"/>
+        </w:rPr>
+        <w:t xml:space="preserve">เลขที่ Ticket</w:t>
+      </w:r>
+      <w:r>
+        <w:rPr>
+          <w:sz w:val="32"/>
+          <w:szCs w:val="32"/>
+        </w:rPr>
+        <w:t xml:space="preserve">, </w:t>
+      </w:r>
+      <w:r>
+        <w:rPr>
+          <w:b/>
+          <w:bCs/>
+          <w:color w:val="1F2D3D"/>
+          <w:sz w:val="32"/>
+          <w:szCs w:val="32"/>
+        </w:rPr>
+        <w:t xml:space="preserve">ชื่อเรื่อง</w:t>
+      </w:r>
+      <w:r>
+        <w:rPr>
+          <w:sz w:val="32"/>
+          <w:szCs w:val="32"/>
+        </w:rPr>
+        <w:t xml:space="preserve">, </w:t>
+      </w:r>
+      <w:r>
+        <w:rPr>
+          <w:b/>
+          <w:bCs/>
+          <w:color w:val="1F2D3D"/>
+          <w:sz w:val="32"/>
+          <w:szCs w:val="32"/>
+        </w:rPr>
+        <w:t xml:space="preserve">ความรุนแรง</w:t>
+      </w:r>
+      <w:r>
+        <w:rPr>
+          <w:sz w:val="32"/>
+          <w:szCs w:val="32"/>
+        </w:rPr>
+        <w:t xml:space="preserve">, </w:t>
+      </w:r>
+      <w:r>
+        <w:rPr>
+          <w:b/>
+          <w:bCs/>
+          <w:color w:val="1F2D3D"/>
+          <w:sz w:val="32"/>
+          <w:szCs w:val="32"/>
+        </w:rPr>
+        <w:t xml:space="preserve">สรุปเหตุการณ์</w:t>
+      </w:r>
+      <w:r>
+        <w:rPr>
+          <w:sz w:val="32"/>
+          <w:szCs w:val="32"/>
+        </w:rPr>
+        <w:t xml:space="preserve">, </w:t>
+      </w:r>
+      <w:r>
+        <w:rPr>
+          <w:b/>
+          <w:bCs/>
+          <w:color w:val="1F2D3D"/>
+          <w:sz w:val="32"/>
+          <w:szCs w:val="32"/>
+        </w:rPr>
+        <w:t xml:space="preserve">ผู้รับผิดชอบ</w:t>
+      </w:r>
+      <w:r>
+        <w:rPr>
+          <w:sz w:val="32"/>
+          <w:szCs w:val="32"/>
+        </w:rPr>
+        <w:t xml:space="preserve">, </w:t>
+      </w:r>
+      <w:r>
+        <w:rPr>
+          <w:b/>
+          <w:bCs/>
+          <w:color w:val="1F2D3D"/>
+          <w:sz w:val="32"/>
+          <w:szCs w:val="32"/>
+        </w:rPr>
+        <w:t xml:space="preserve">สถานะ Emergency</w:t>
+      </w:r>
+      <w:r>
+        <w:rPr>
+          <w:sz w:val="32"/>
+          <w:szCs w:val="32"/>
+        </w:rPr>
+        <w:t xml:space="preserve">, </w:t>
+      </w:r>
+      <w:r>
+        <w:rPr>
+          <w:b/>
+          <w:bCs/>
+          <w:color w:val="1F2D3D"/>
+          <w:sz w:val="32"/>
+          <w:szCs w:val="32"/>
+        </w:rPr>
+        <w:t xml:space="preserve">สถานะ</w:t>
+      </w:r>
+      <w:r>
+        <w:rPr>
+          <w:sz w:val="32"/>
+          <w:szCs w:val="32"/>
+        </w:rPr>
+        <w:t xml:space="preserve"> (มีป้าย เกิน OLA เมื่อเลยกำหนดควบคุม), </w:t>
+      </w:r>
+      <w:r>
+        <w:rPr>
+          <w:b/>
+          <w:bCs/>
+          <w:color w:val="1F2D3D"/>
+          <w:sz w:val="32"/>
+          <w:szCs w:val="32"/>
+        </w:rPr>
+        <w:t xml:space="preserve">อยู่สถานะนี้</w:t>
+      </w:r>
+      <w:r>
+        <w:rPr>
+          <w:sz w:val="32"/>
+          <w:szCs w:val="32"/>
+        </w:rPr>
+        <w:t xml:space="preserve"> (ค้างอยู่ในสถานะปัจจุบันมานานเท่าใด) และ </w:t>
+      </w:r>
+      <w:r>
+        <w:rPr>
+          <w:b/>
+          <w:bCs/>
+          <w:color w:val="1F2D3D"/>
+          <w:sz w:val="32"/>
+          <w:szCs w:val="32"/>
+        </w:rPr>
+        <w:t xml:space="preserve">อัปเดตล่าสุด</w:t>
+      </w:r>
+    </w:p>
+    <w:p>
+      <w:pPr>
+        <w:spacing w:after="120"/>
+      </w:pPr>
+      <w:r>
+        <w:rPr>
+          <w:sz w:val="32"/>
+          <w:szCs w:val="32"/>
+        </w:rPr>
+        <w:t xml:space="preserve">คอลัมน์สรุปเหตุการณ์แสดงข้อความจากช่อง สรุปเหตุการณ์ ในแบบฟอร์ม Ticket หาก Ticket เดิมไม่มีข้อมูลในช่องนั้น ระบบจะแสดงรายละเอียดเหตุการณ์แทน เหตุการณ์ที่กระทบหลายระบบมีป้าย Project กำกับใต้เลขที่ Ticket</w:t>
+      </w:r>
+    </w:p>
+    <w:p>
+      <w:pPr>
+        <w:spacing w:after="120"/>
+      </w:pPr>
+      <w:r>
+        <w:rPr>
+          <w:sz w:val="32"/>
+          <w:szCs w:val="32"/>
+        </w:rPr>
+        <w:t xml:space="preserve">เมื่อกรองจากการ์ด เกณฑ์ หรือแท่งกราฟ ตารางจะขึ้นป้าย </w:t>
+      </w:r>
+      <w:r>
+        <w:rPr>
+          <w:b/>
+          <w:bCs/>
+          <w:color w:val="1F2D3D"/>
+          <w:sz w:val="32"/>
+          <w:szCs w:val="32"/>
+        </w:rPr>
+        <w:t xml:space="preserve">ตัวกรอง</w:t>
+      </w:r>
+      <w:r>
+        <w:rPr>
+          <w:sz w:val="32"/>
+          <w:szCs w:val="32"/>
+        </w:rPr>
+        <w:t xml:space="preserve"> บอกว่ากำลังกรองอะไรอยู่ กด </w:t>
+      </w:r>
+      <w:r>
+        <w:rPr>
+          <w:b/>
+          <w:bCs/>
+          <w:color w:val="1F2D3D"/>
+          <w:sz w:val="32"/>
+          <w:szCs w:val="32"/>
+        </w:rPr>
+        <w:t xml:space="preserve">ล้างตัวกรอง</w:t>
+      </w:r>
+      <w:r>
+        <w:rPr>
+          <w:sz w:val="32"/>
+          <w:szCs w:val="32"/>
+        </w:rPr>
+        <w:t xml:space="preserve"> เพื่อกลับไปดูทั้งหมด ปุ่ม </w:t>
+      </w:r>
+      <w:r>
+        <w:rPr>
+          <w:b/>
+          <w:bCs/>
+          <w:color w:val="1F2D3D"/>
+          <w:sz w:val="32"/>
+          <w:szCs w:val="32"/>
+        </w:rPr>
+        <w:t xml:space="preserve">เฉพาะ High/Critical</w:t>
+      </w:r>
+      <w:r>
+        <w:rPr>
+          <w:sz w:val="32"/>
+          <w:szCs w:val="32"/>
+        </w:rPr>
+        <w:t xml:space="preserve"> ซ่อนเคสระดับกลาง/ต่ำ เพื่อให้ตารางตรงกับกราฟ Pipeline ซึ่งนับเฉพาะ High/Critical — เมื่อกรองจากแท่งกราฟแล้วจำนวนไม่ตรงกัน ระบบจะขึ้นกล่องเตือนอธิบายไว้</w:t>
+      </w:r>
+    </w:p>
+    <w:tbl>
+      <w:tblPr>
+        <w:tblW w:type="dxa" w:w="9600"/>
+        <w:tblBorders>
+          <w:top w:val="dashed" w:color="9DB4D4" w:sz="6"/>
+          <w:left w:val="dashed" w:color="9DB4D4" w:sz="6"/>
+          <w:bottom w:val="dashed" w:color="9DB4D4" w:sz="6"/>
+          <w:right w:val="dashed" w:color="9DB4D4" w:sz="6"/>
+          <w:insideH w:val="single" w:color="auto" w:sz="4"/>
+          <w:insideV w:val="single" w:color="auto" w:sz="4"/>
+        </w:tblBorders>
+      </w:tblPr>
+      <w:tblGrid>
+        <w:gridCol w:w="9600"/>
+      </w:tblGrid>
+      <w:tr>
+        <w:tc>
+          <w:tcPr>
+            <w:tcW w:type="dxa" w:w="9600"/>
+            <w:shd w:fill="F7F8FA" w:color="auto" w:val="clear"/>
+            <w:tcMar>
+              <w:top w:type="dxa" w:w="520"/>
+              <w:left w:type="dxa" w:w="200"/>
+              <w:bottom w:type="dxa" w:w="520"/>
+              <w:right w:type="dxa" w:w="200"/>
+            </w:tcMar>
+            <w:vAlign w:val="center"/>
+          </w:tcPr>
+          <w:p>
+            <w:pPr>
+              <w:spacing w:after="40"/>
+              <w:jc w:val="center"/>
+            </w:pPr>
+            <w:r>
+              <w:rPr>
+                <w:b/>
+                <w:bCs/>
+                <w:color w:val="6C7888"/>
+                <w:sz w:val="30"/>
+                <w:szCs w:val="30"/>
+              </w:rPr>
+              <w:t xml:space="preserve">[ ตำแหน่งภาพหน้าจอ ]</w:t>
+            </w:r>
+          </w:p>
+          <w:p>
+            <w:pPr>
+              <w:spacing w:after="40"/>
+              <w:jc w:val="center"/>
+            </w:pPr>
+            <w:r>
+              <w:rPr>
+                <w:color w:val="1F2D3D"/>
+                <w:sz w:val="32"/>
+                <w:szCs w:val="32"/>
+              </w:rPr>
+              <w:t xml:space="preserve">ตารางรายละเอียด Ticket พร้อมป้ายตัวกรองและปุ่มเฉพาะ High/Critical</w:t>
+            </w:r>
+          </w:p>
+          <w:p>
+            <w:pPr>
+              <w:jc w:val="center"/>
+            </w:pPr>
+            <w:r>
+              <w:rPr>
+                <w:rFonts w:ascii="Consolas" w:cs="Consolas" w:eastAsia="Consolas" w:hAnsi="Consolas"/>
+                <w:color w:val="9AA6B4"/>
+                <w:sz w:val="24"/>
+                <w:szCs w:val="24"/>
+              </w:rPr>
+              <w:t xml:space="preserve">SHOT: EXE-ticket-table</w:t>
+            </w:r>
+          </w:p>
+        </w:tc>
+      </w:tr>
+    </w:tbl>
+    <w:p>
+      <w:pPr>
+        <w:spacing w:after="160" w:before="60"/>
+        <w:jc w:val="center"/>
+      </w:pPr>
+      <w:r>
+        <w:rPr>
+          <w:b/>
+          <w:bCs/>
+          <w:color w:val="245EA8"/>
+          <w:sz w:val="28"/>
+          <w:szCs w:val="28"/>
+        </w:rPr>
+        <w:t xml:space="preserve">รูปที่ 5-7  </w:t>
+      </w:r>
+      <w:r>
+        <w:rPr>
+          <w:i/>
+          <w:iCs/>
+          <w:color w:val="6C7888"/>
+          <w:sz w:val="28"/>
+          <w:szCs w:val="28"/>
+        </w:rPr>
+        <w:t xml:space="preserve">ตารางรายละเอียด Ticket พร้อมป้ายตัวกรองและปุ่มเฉพาะ High/Critical</w:t>
+      </w:r>
+    </w:p>
+    <w:tbl>
+      <w:tblPr>
+        <w:tblW w:type="dxa" w:w="9600"/>
+        <w:tblBorders>
+          <w:top w:val="single" w:color="F1F3F6" w:sz="2"/>
+          <w:left w:val="single" w:color="6C7888" w:sz="28"/>
+          <w:bottom w:val="single" w:color="F1F3F6" w:sz="2"/>
+          <w:right w:val="single" w:color="F1F3F6" w:sz="2"/>
+          <w:insideH w:val="single" w:color="auto" w:sz="4"/>
+          <w:insideV w:val="single" w:color="auto" w:sz="4"/>
+        </w:tblBorders>
+      </w:tblPr>
+      <w:tblGrid>
+        <w:gridCol w:w="9600"/>
+      </w:tblGrid>
+      <w:tr>
+        <w:tc>
+          <w:tcPr>
+            <w:tcW w:type="dxa" w:w="9600"/>
+            <w:shd w:fill="F1F3F6" w:color="auto" w:val="clear"/>
+            <w:tcMar>
+              <w:top w:type="dxa" w:w="140"/>
+              <w:left w:type="dxa" w:w="200"/>
+              <w:bottom w:type="dxa" w:w="140"/>
+              <w:right w:type="dxa" w:w="200"/>
+            </w:tcMar>
+          </w:tcPr>
+          <w:p>
+            <w:pPr>
+              <w:spacing w:after="60"/>
+            </w:pPr>
+            <w:r>
+              <w:rPr>
+                <w:b/>
+                <w:bCs/>
+                <w:color w:val="6C7888"/>
+                <w:sz w:val="30"/>
+                <w:szCs w:val="30"/>
+              </w:rPr>
+              <w:t xml:space="preserve">สิ่งที่ต้องจำ</w:t>
+            </w:r>
+          </w:p>
+          <w:p>
+            <w:pPr>
+              <w:spacing w:after="0"/>
+            </w:pPr>
+            <w:r>
+              <w:rPr>
+                <w:sz w:val="32"/>
+                <w:szCs w:val="32"/>
+              </w:rPr>
+              <w:t xml:space="preserve">ตารางนี้อ่านอย่างเดียว เลขที่ Ticket แสดงเป็นข้อความ เพราะบทบาทผู้บริหารเปิดหน้ารายละเอียดเคสไม่ได้ หากต้องการเจาะลึกเคสใดเป็นการเฉพาะ ให้ประสานกับผู้จัดการ SOC</w:t>
+            </w:r>
+          </w:p>
+        </w:tc>
+      </w:tr>
+    </w:tbl>
+    <w:p>
+      <w:pPr>
+        <w:pStyle w:val="Heading2"/>
+      </w:pPr>
+      <w:r>
+        <w:t xml:space="preserve">5.6 การอัปเดตหน้าจอเมื่อกดตัวกรอง</w:t>
+      </w:r>
+    </w:p>
+    <w:p>
+      <w:pPr>
+        <w:spacing w:after="120"/>
+      </w:pPr>
+      <w:r>
+        <w:rPr>
+          <w:sz w:val="32"/>
+          <w:szCs w:val="32"/>
+        </w:rPr>
+        <w:t xml:space="preserve">เมื่อกดตัวกรอง การ์ด หรือแท่งกราฟ หน้าจอจะอัปเดตเฉพาะข้อมูลโดยไม่โหลดหน้าใหม่ และคงตำแหน่งที่คุณกำลังดูไว้ ส่วนที่ข้อมูลเปลี่ยนจะมีกรอบสีน้ำเงินกะพริบประมาณ 2 วินาที พร้อมป้ายบอกว่าตอนนี้แสดงอะไร (เช่น ค้างเกิน 7 วัน · 6 คำขอ) หากส่วนนั้นพับอยู่หรืออยู่นอกหน้าจอ ระบบจะเปิดและเลื่อนไปให้</w:t>
+      </w:r>
+    </w:p>
+    <w:p>
+      <w:pPr>
+        <w:spacing w:after="120"/>
+      </w:pPr>
+      <w:r>
+        <w:rPr>
+          <w:sz w:val="32"/>
+          <w:szCs w:val="32"/>
+        </w:rPr>
+        <w:t xml:space="preserve">เมื่อเปลี่ยนช่วงเวลา ป้ายช่วงเวลาในแถบตัวกรองและทุกส่วนที่นับตามช่วงเวลาจะมีกรอบสีน้ำเงินเช่นกัน ปุ่มย้อนกลับของเบราว์เซอร์ใช้กลับไปยังตัวกรองก่อนหน้าได้ตามปกติ</w:t>
+      </w:r>
+    </w:p>
+    <w:p>
+      <w:pPr>
+        <w:pStyle w:val="Heading1"/>
+      </w:pPr>
+      <w:r>
+        <w:t xml:space="preserve">6. ข้อควรรู้ในการตีความตัวเลข</w:t>
       </w:r>
     </w:p>
     <w:tbl>
@@ -2542,23 +5867,23 @@
                 <w:sz w:val="32"/>
                 <w:szCs w:val="32"/>
               </w:rPr>
-              <w:t xml:space="preserve">แต่ละบรรทัดในรายการนี้ </w:t>
-            </w:r>
-            <w:r>
-              <w:rPr>
-                <w:b/>
-                <w:bCs/>
-                <w:sz w:val="32"/>
-                <w:szCs w:val="32"/>
-              </w:rPr>
-              <w:t xml:space="preserve">กดได้</w:t>
-            </w:r>
-            <w:r>
-              <w:rPr>
-                <w:sz w:val="32"/>
-                <w:szCs w:val="32"/>
-              </w:rPr>
-              <w:t xml:space="preserve"> — กดแล้วตารางรายละเอียดด้านล่าง (ดู 5.7) จะกรองให้เหลือเฉพาะเคสกลุ่มนั้น เป็นวิธีเร็วที่สุดในการตอบคำถามว่า “ตอนนี้งานค้างอยู่ที่ใคร” การกดจะเปลี่ยนช่วงเวลาเป็น ทั้งหมด ให้ด้วย เพื่อให้ตารางตรงกับจำนวนบนบรรทัดนั้น</w:t>
+              <w:t xml:space="preserve">OLA คือกรอบเวลามาตรฐาน </w:t>
+            </w:r>
+            <w:r>
+              <w:rPr>
+                <w:b/>
+                <w:bCs/>
+                <w:sz w:val="32"/>
+                <w:szCs w:val="32"/>
+              </w:rPr>
+              <w:t xml:space="preserve">ภายในองค์กร</w:t>
+            </w:r>
+            <w:r>
+              <w:rPr>
+                <w:sz w:val="32"/>
+                <w:szCs w:val="32"/>
+              </w:rPr>
+              <w:t xml:space="preserve"> (ไม่ใช่ SLA ต่อลูกค้าภายนอก) การเกินกำหนดสะท้อนแรงกดดันด้านเวลา ไม่ใช่การผิดสัญญาเชิงพาณิชย์</w:t>
             </w:r>
           </w:p>
         </w:tc>
@@ -2566,346 +5891,8 @@
     </w:tbl>
     <w:p>
       <w:pPr>
-        <w:pStyle w:val="Heading2"/>
-      </w:pPr>
-      <w:r>
-        <w:t xml:space="preserve">5.3 การ์ดตัวชี้วัด</w:t>
-      </w:r>
-    </w:p>
-    <w:tbl>
-      <w:tblPr>
-        <w:tblW w:type="dxa" w:w="9600"/>
-        <w:tblBorders>
-          <w:top w:val="single" w:color="E1E6ED" w:sz="2"/>
-          <w:left w:val="single" w:color="E1E6ED" w:sz="2"/>
-          <w:bottom w:val="single" w:color="E1E6ED" w:sz="2"/>
-          <w:right w:val="single" w:color="E1E6ED" w:sz="2"/>
-          <w:insideH w:val="single" w:color="E1E6ED" w:sz="2"/>
-          <w:insideV w:val="single" w:color="E1E6ED" w:sz="2"/>
-        </w:tblBorders>
-      </w:tblPr>
-      <w:tblGrid>
-        <w:gridCol w:w="3800"/>
-        <w:gridCol w:w="5800"/>
-      </w:tblGrid>
-      <w:tr>
-        <w:trPr>
-          <w:cantSplit/>
-          <w:tblHeader/>
-        </w:trPr>
-        <w:tc>
-          <w:tcPr>
-            <w:tcW w:type="dxa" w:w="3800"/>
-            <w:shd w:fill="1A1A2E" w:color="auto" w:val="clear"/>
-            <w:tcMar>
-              <w:top w:type="dxa" w:w="80"/>
-              <w:left w:type="dxa" w:w="120"/>
-              <w:bottom w:type="dxa" w:w="80"/>
-              <w:right w:type="dxa" w:w="120"/>
-            </w:tcMar>
-          </w:tcPr>
-          <w:p>
-            <w:r>
-              <w:rPr>
-                <w:b/>
-                <w:bCs/>
-                <w:color w:val="FFFFFF"/>
-                <w:sz w:val="28"/>
-                <w:szCs w:val="28"/>
-              </w:rPr>
-              <w:t xml:space="preserve">ตัวชี้วัด</w:t>
-            </w:r>
-          </w:p>
-        </w:tc>
-        <w:tc>
-          <w:tcPr>
-            <w:tcW w:type="dxa" w:w="5800"/>
-            <w:shd w:fill="1A1A2E" w:color="auto" w:val="clear"/>
-            <w:tcMar>
-              <w:top w:type="dxa" w:w="80"/>
-              <w:left w:type="dxa" w:w="120"/>
-              <w:bottom w:type="dxa" w:w="80"/>
-              <w:right w:type="dxa" w:w="120"/>
-            </w:tcMar>
-          </w:tcPr>
-          <w:p>
-            <w:r>
-              <w:rPr>
-                <w:b/>
-                <w:bCs/>
-                <w:color w:val="FFFFFF"/>
-                <w:sz w:val="28"/>
-                <w:szCs w:val="28"/>
-              </w:rPr>
-              <w:t xml:space="preserve">ความหมาย</w:t>
-            </w:r>
-          </w:p>
-        </w:tc>
-      </w:tr>
-      <w:tr>
-        <w:trPr>
-          <w:cantSplit/>
-        </w:trPr>
-        <w:tc>
-          <w:tcPr>
-            <w:tcW w:type="dxa" w:w="3800"/>
-            <w:shd w:fill="FFFFFF" w:color="auto" w:val="clear"/>
-            <w:tcMar>
-              <w:top w:type="dxa" w:w="70"/>
-              <w:left w:type="dxa" w:w="120"/>
-              <w:bottom w:type="dxa" w:w="70"/>
-              <w:right w:type="dxa" w:w="120"/>
-            </w:tcMar>
-          </w:tcPr>
-          <w:p>
-            <w:pPr>
-              <w:spacing w:after="0"/>
-            </w:pPr>
-            <w:r>
-              <w:rPr>
-                <w:b/>
-                <w:bCs/>
-                <w:sz w:val="32"/>
-                <w:szCs w:val="32"/>
-              </w:rPr>
-              <w:t xml:space="preserve">เคสทั้งหมด (High/Critical) · ทุกช่วงเวลา</w:t>
-            </w:r>
-          </w:p>
-        </w:tc>
-        <w:tc>
-          <w:tcPr>
-            <w:tcW w:type="dxa" w:w="5800"/>
-            <w:shd w:fill="FFFFFF" w:color="auto" w:val="clear"/>
-            <w:tcMar>
-              <w:top w:type="dxa" w:w="70"/>
-              <w:left w:type="dxa" w:w="120"/>
-              <w:bottom w:type="dxa" w:w="70"/>
-              <w:right w:type="dxa" w:w="120"/>
-            </w:tcMar>
-          </w:tcPr>
-          <w:p>
-            <w:pPr>
-              <w:spacing w:after="0"/>
-            </w:pPr>
-            <w:r>
-              <w:rPr>
-                <w:sz w:val="32"/>
-                <w:szCs w:val="32"/>
-              </w:rPr>
-              <w:t xml:space="preserve">จำนวนเคสระดับสูงและวิกฤต</w:t>
-            </w:r>
-            <w:r>
-              <w:rPr>
-                <w:b/>
-                <w:bCs/>
-                <w:sz w:val="32"/>
-                <w:szCs w:val="32"/>
-              </w:rPr>
-              <w:t xml:space="preserve">ทั้งหมดตั้งแต่เริ่มใช้ระบบ</w:t>
-            </w:r>
-            <w:r>
-              <w:rPr>
-                <w:sz w:val="32"/>
-                <w:szCs w:val="32"/>
-              </w:rPr>
-              <w:t xml:space="preserve"> (ไม่ขึ้นกับตัวกรอง) เหตุการณ์ที่กระทบหลายระบบ (Project Incident) นับเป็นหนึ่งเหตุการณ์ ใต้ตัวเลขเทียบจำนวนเคสที่เปิด</w:t>
-            </w:r>
-            <w:r>
-              <w:rPr>
-                <w:b/>
-                <w:bCs/>
-                <w:sz w:val="32"/>
-                <w:szCs w:val="32"/>
-              </w:rPr>
-              <w:t xml:space="preserve">ตั้งแต่ต้นเดือนนี้ถึงวันนี้</w:t>
-            </w:r>
-            <w:r>
-              <w:rPr>
-                <w:sz w:val="32"/>
-                <w:szCs w:val="32"/>
-              </w:rPr>
-              <w:t xml:space="preserve"> กับ</w:t>
-            </w:r>
-            <w:r>
-              <w:rPr>
-                <w:b/>
-                <w:bCs/>
-                <w:sz w:val="32"/>
-                <w:szCs w:val="32"/>
-              </w:rPr>
-              <w:t xml:space="preserve">ช่วงวันเดียวกันของเดือนก่อน</w:t>
-            </w:r>
-            <w:r>
-              <w:rPr>
-                <w:sz w:val="32"/>
-                <w:szCs w:val="32"/>
-              </w:rPr>
-              <w:t xml:space="preserve"> (↑ / ↓ / เท่ากับช่วงเดียวกันเดือนก่อน)</w:t>
-            </w:r>
-          </w:p>
-        </w:tc>
-      </w:tr>
-      <w:tr>
-        <w:trPr>
-          <w:cantSplit/>
-        </w:trPr>
-        <w:tc>
-          <w:tcPr>
-            <w:tcW w:type="dxa" w:w="3800"/>
-            <w:shd w:fill="F7F8FA" w:color="auto" w:val="clear"/>
-            <w:tcMar>
-              <w:top w:type="dxa" w:w="70"/>
-              <w:left w:type="dxa" w:w="120"/>
-              <w:bottom w:type="dxa" w:w="70"/>
-              <w:right w:type="dxa" w:w="120"/>
-            </w:tcMar>
-          </w:tcPr>
-          <w:p>
-            <w:pPr>
-              <w:spacing w:after="0"/>
-            </w:pPr>
-            <w:r>
-              <w:rPr>
-                <w:b/>
-                <w:bCs/>
-                <w:sz w:val="32"/>
-                <w:szCs w:val="32"/>
-              </w:rPr>
-              <w:t xml:space="preserve">มัธยฐานเวลาในการแก้ไข (MTTR)</w:t>
-            </w:r>
-          </w:p>
-        </w:tc>
-        <w:tc>
-          <w:tcPr>
-            <w:tcW w:type="dxa" w:w="5800"/>
-            <w:shd w:fill="F7F8FA" w:color="auto" w:val="clear"/>
-            <w:tcMar>
-              <w:top w:type="dxa" w:w="70"/>
-              <w:left w:type="dxa" w:w="120"/>
-              <w:bottom w:type="dxa" w:w="70"/>
-              <w:right w:type="dxa" w:w="120"/>
-            </w:tcMar>
-          </w:tcPr>
-          <w:p>
-            <w:pPr>
-              <w:spacing w:after="0"/>
-            </w:pPr>
-            <w:r>
-              <w:rPr>
-                <w:sz w:val="28"/>
-                <w:szCs w:val="28"/>
-              </w:rPr>
-              <w:t xml:space="preserve">ระยะเวลาที่ใช้แก้ไขเหตุการณ์โดยทั่วไป (ค่ากลาง) คิดจากเคสที่ปิดใน 30 วันล่าสุด — ยิ่งต่ำยิ่งดี</w:t>
-            </w:r>
-          </w:p>
-        </w:tc>
-      </w:tr>
-    </w:tbl>
-    <w:p>
-      <w:pPr>
-        <w:spacing w:after="140"/>
-      </w:pPr>
-    </w:p>
-    <w:tbl>
-      <w:tblPr>
-        <w:tblW w:type="dxa" w:w="9600"/>
-        <w:tblBorders>
-          <w:top w:val="dashed" w:color="9DB4D4" w:sz="6"/>
-          <w:left w:val="dashed" w:color="9DB4D4" w:sz="6"/>
-          <w:bottom w:val="dashed" w:color="9DB4D4" w:sz="6"/>
-          <w:right w:val="dashed" w:color="9DB4D4" w:sz="6"/>
-          <w:insideH w:val="single" w:color="auto" w:sz="4"/>
-          <w:insideV w:val="single" w:color="auto" w:sz="4"/>
-        </w:tblBorders>
-      </w:tblPr>
-      <w:tblGrid>
-        <w:gridCol w:w="9600"/>
-      </w:tblGrid>
-      <w:tr>
-        <w:tc>
-          <w:tcPr>
-            <w:tcW w:type="dxa" w:w="9600"/>
-            <w:shd w:fill="F7F8FA" w:color="auto" w:val="clear"/>
-            <w:tcMar>
-              <w:top w:type="dxa" w:w="520"/>
-              <w:left w:type="dxa" w:w="200"/>
-              <w:bottom w:type="dxa" w:w="520"/>
-              <w:right w:type="dxa" w:w="200"/>
-            </w:tcMar>
-            <w:vAlign w:val="center"/>
-          </w:tcPr>
-          <w:p>
-            <w:pPr>
-              <w:spacing w:after="40"/>
-              <w:jc w:val="center"/>
-            </w:pPr>
-            <w:r>
-              <w:rPr>
-                <w:b/>
-                <w:bCs/>
-                <w:color w:val="6C7888"/>
-                <w:sz w:val="30"/>
-                <w:szCs w:val="30"/>
-              </w:rPr>
-              <w:t xml:space="preserve">[ ตำแหน่งภาพหน้าจอ ]</w:t>
-            </w:r>
-          </w:p>
-          <w:p>
-            <w:pPr>
-              <w:spacing w:after="40"/>
-              <w:jc w:val="center"/>
-            </w:pPr>
-            <w:r>
-              <w:rPr>
-                <w:color w:val="1F2D3D"/>
-                <w:sz w:val="32"/>
-                <w:szCs w:val="32"/>
-              </w:rPr>
-              <w:t xml:space="preserve">การ์ดตัวชี้วัดเคสทั้งหมดและ MTTR พร้อมการเปรียบเทียบกับเดือนก่อน</w:t>
-            </w:r>
-          </w:p>
-          <w:p>
-            <w:pPr>
-              <w:jc w:val="center"/>
-            </w:pPr>
-            <w:r>
-              <w:rPr>
-                <w:rFonts w:ascii="Consolas" w:cs="Consolas" w:eastAsia="Consolas" w:hAnsi="Consolas"/>
-                <w:color w:val="9AA6B4"/>
-                <w:sz w:val="24"/>
-                <w:szCs w:val="24"/>
-              </w:rPr>
-              <w:t xml:space="preserve">SHOT: EXE-kpi-cards</w:t>
-            </w:r>
-          </w:p>
-        </w:tc>
-      </w:tr>
-    </w:tbl>
-    <w:p>
-      <w:pPr>
-        <w:spacing w:after="160" w:before="60"/>
-        <w:jc w:val="center"/>
-      </w:pPr>
-      <w:r>
-        <w:rPr>
-          <w:b/>
-          <w:bCs/>
-          <w:color w:val="245EA8"/>
-          <w:sz w:val="28"/>
-          <w:szCs w:val="28"/>
-        </w:rPr>
-        <w:t xml:space="preserve">รูปที่ 5-3  </w:t>
-      </w:r>
-      <w:r>
-        <w:rPr>
-          <w:i/>
-          <w:iCs/>
-          <w:color w:val="6C7888"/>
-          <w:sz w:val="28"/>
-          <w:szCs w:val="28"/>
-        </w:rPr>
-        <w:t xml:space="preserve">การ์ดตัวชี้วัดเคสทั้งหมดและ MTTR พร้อมการเปรียบเทียบกับเดือนก่อน</w:t>
-      </w:r>
+        <w:spacing w:after="80"/>
+      </w:pPr>
     </w:p>
     <w:tbl>
       <w:tblPr>
@@ -2958,22 +5945,55 @@
                 <w:sz w:val="32"/>
                 <w:szCs w:val="32"/>
               </w:rPr>
-              <w:t xml:space="preserve">การ์ด MTTR ระบุจำนวนเคสที่ใช้คำนวณไว้ใต้ตัวเลข (เช่น </w:t>
-            </w:r>
-            <w:r>
-              <w:rPr>
-                <w:rFonts w:ascii="Consolas" w:cs="Consolas" w:eastAsia="Consolas" w:hAnsi="Consolas"/>
-                <w:sz w:val="32"/>
-                <w:szCs w:val="32"/>
-              </w:rPr>
-              <w:t xml:space="preserve">n = 12</w:t>
-            </w:r>
-            <w:r>
-              <w:rPr>
-                <w:sz w:val="32"/>
-                <w:szCs w:val="32"/>
-              </w:rPr>
-              <w:t xml:space="preserve">) — หากจำนวนน้อย ค่าที่ได้จะแกว่งง่าย ควรดูแนวโน้มหลายเดือนประกอบ และหากไม่มีเคสปิดเลยใน 30 วันล่าสุด ระบบจะแจ้งว่าไม่มีข้อมูล แทนการแสดงเลข 0</w:t>
+              <w:t xml:space="preserve">หน่วยนับบนหน้าจอมีสามแบบ: </w:t>
+            </w:r>
+            <w:r>
+              <w:rPr>
+                <w:b/>
+                <w:bCs/>
+                <w:sz w:val="32"/>
+                <w:szCs w:val="32"/>
+              </w:rPr>
+              <w:t xml:space="preserve">เคส</w:t>
+            </w:r>
+            <w:r>
+              <w:rPr>
+                <w:sz w:val="32"/>
+                <w:szCs w:val="32"/>
+              </w:rPr>
+              <w:t xml:space="preserve"> (เหตุการณ์ — Project Incident หลายระบบนับเป็น 1), </w:t>
+            </w:r>
+            <w:r>
+              <w:rPr>
+                <w:b/>
+                <w:bCs/>
+                <w:sz w:val="32"/>
+                <w:szCs w:val="32"/>
+              </w:rPr>
+              <w:t xml:space="preserve">Ticket</w:t>
+            </w:r>
+            <w:r>
+              <w:rPr>
+                <w:sz w:val="32"/>
+                <w:szCs w:val="32"/>
+              </w:rPr>
+              <w:t xml:space="preserve"> (รายการงานรายระบบ) และ </w:t>
+            </w:r>
+            <w:r>
+              <w:rPr>
+                <w:b/>
+                <w:bCs/>
+                <w:sz w:val="32"/>
+                <w:szCs w:val="32"/>
+              </w:rPr>
+              <w:t xml:space="preserve">คำขอ</w:t>
+            </w:r>
+            <w:r>
+              <w:rPr>
+                <w:sz w:val="32"/>
+                <w:szCs w:val="32"/>
+              </w:rPr>
+              <w:t xml:space="preserve"> (งานที่ส่งให้ทีมตอบสนอง — Ticket หนึ่งเรื่องอาจมีหลายคำขอ) ทุกตัวเลขระบุหน่วยกำกับไว้</w:t>
             </w:r>
           </w:p>
         </w:tc>
@@ -2981,1417 +6001,8 @@
     </w:tbl>
     <w:p>
       <w:pPr>
-        <w:pStyle w:val="Heading2"/>
-      </w:pPr>
-      <w:r>
-        <w:t xml:space="preserve">5.4 ความคืบหน้าการปิดเคส</w:t>
-      </w:r>
-    </w:p>
-    <w:p>
-      <w:pPr>
-        <w:spacing w:after="120"/>
-      </w:pPr>
-      <w:r>
-        <w:rPr>
-          <w:sz w:val="32"/>
-          <w:szCs w:val="32"/>
-        </w:rPr>
-        <w:t xml:space="preserve">แถบสัดส่วนแสดงว่าเคสระดับสูง/วิกฤตที่เปิดในช่วงเวลาที่เลือก </w:t>
-      </w:r>
-      <w:r>
-        <w:rPr>
-          <w:b/>
-          <w:bCs/>
-          <w:sz w:val="32"/>
-          <w:szCs w:val="32"/>
-        </w:rPr>
-        <w:t xml:space="preserve">ปิดไปแล้วกี่เรื่อง</w:t>
-      </w:r>
-      <w:r>
-        <w:rPr>
-          <w:sz w:val="32"/>
-          <w:szCs w:val="32"/>
-        </w:rPr>
-        <w:t xml:space="preserve"> เทียบกับที่ </w:t>
-      </w:r>
-      <w:r>
-        <w:rPr>
-          <w:b/>
-          <w:bCs/>
-          <w:sz w:val="32"/>
-          <w:szCs w:val="32"/>
-        </w:rPr>
-        <w:t xml:space="preserve">ยังดำเนินการอยู่</w:t>
-      </w:r>
-      <w:r>
-        <w:rPr>
-          <w:sz w:val="32"/>
-          <w:szCs w:val="32"/>
-        </w:rPr>
-        <w:t xml:space="preserve"> พร้อมจำนวนกำกับทั้งสองฝั่ง ใช้ดูว่าทีมตามงานทันหรือมีของค้างสะสม เคสที่ยกเลิกไม่ถูกนับ</w:t>
-      </w:r>
-    </w:p>
-    <w:p>
-      <w:pPr>
-        <w:pStyle w:val="Heading2"/>
-      </w:pPr>
-      <w:r>
-        <w:t xml:space="preserve">5.5 กราฟสถานะ Ticket ทั้งหมด (Pipeline)</w:t>
-      </w:r>
-    </w:p>
-    <w:p>
-      <w:pPr>
-        <w:spacing w:after="120"/>
-      </w:pPr>
-      <w:r>
-        <w:rPr>
-          <w:sz w:val="32"/>
-          <w:szCs w:val="32"/>
-        </w:rPr>
-        <w:t xml:space="preserve">กราฟแท่งแนวนอนแสดงเคสระดับสูง/วิกฤตในช่วงเวลาที่เลือก จัดกลุ่มตาม </w:t>
-      </w:r>
-      <w:r>
-        <w:rPr>
-          <w:b/>
-          <w:bCs/>
-          <w:sz w:val="32"/>
-          <w:szCs w:val="32"/>
-        </w:rPr>
-        <w:t xml:space="preserve">ระยะของการตอบสนองต่อเหตุการณ์</w:t>
-      </w:r>
-      <w:r>
-        <w:rPr>
-          <w:sz w:val="32"/>
-          <w:szCs w:val="32"/>
-        </w:rPr>
-        <w:t xml:space="preserve"> (ไม่ใช่สถานะรายตัว) ทำให้เห็นว่างานกองอยู่ที่ระยะใด:</w:t>
-      </w:r>
-    </w:p>
-    <w:tbl>
-      <w:tblPr>
-        <w:tblW w:type="dxa" w:w="9600"/>
-        <w:tblBorders>
-          <w:top w:val="single" w:color="E1E6ED" w:sz="2"/>
-          <w:left w:val="single" w:color="E1E6ED" w:sz="2"/>
-          <w:bottom w:val="single" w:color="E1E6ED" w:sz="2"/>
-          <w:right w:val="single" w:color="E1E6ED" w:sz="2"/>
-          <w:insideH w:val="single" w:color="E1E6ED" w:sz="2"/>
-          <w:insideV w:val="single" w:color="E1E6ED" w:sz="2"/>
-        </w:tblBorders>
-      </w:tblPr>
-      <w:tblGrid>
-        <w:gridCol w:w="3400"/>
-        <w:gridCol w:w="6200"/>
-      </w:tblGrid>
-      <w:tr>
-        <w:trPr>
-          <w:cantSplit/>
-          <w:tblHeader/>
-        </w:trPr>
-        <w:tc>
-          <w:tcPr>
-            <w:tcW w:type="dxa" w:w="3400"/>
-            <w:shd w:fill="1A1A2E" w:color="auto" w:val="clear"/>
-            <w:tcMar>
-              <w:top w:type="dxa" w:w="80"/>
-              <w:left w:type="dxa" w:w="120"/>
-              <w:bottom w:type="dxa" w:w="80"/>
-              <w:right w:type="dxa" w:w="120"/>
-            </w:tcMar>
-          </w:tcPr>
-          <w:p>
-            <w:r>
-              <w:rPr>
-                <w:b/>
-                <w:bCs/>
-                <w:color w:val="FFFFFF"/>
-                <w:sz w:val="28"/>
-                <w:szCs w:val="28"/>
-              </w:rPr>
-              <w:t xml:space="preserve">ระยะ (ชื่อบนกราฟ)</w:t>
-            </w:r>
-          </w:p>
-        </w:tc>
-        <w:tc>
-          <w:tcPr>
-            <w:tcW w:type="dxa" w:w="6200"/>
-            <w:shd w:fill="1A1A2E" w:color="auto" w:val="clear"/>
-            <w:tcMar>
-              <w:top w:type="dxa" w:w="80"/>
-              <w:left w:type="dxa" w:w="120"/>
-              <w:bottom w:type="dxa" w:w="80"/>
-              <w:right w:type="dxa" w:w="120"/>
-            </w:tcMar>
-          </w:tcPr>
-          <w:p>
-            <w:r>
-              <w:rPr>
-                <w:b/>
-                <w:bCs/>
-                <w:color w:val="FFFFFF"/>
-                <w:sz w:val="28"/>
-                <w:szCs w:val="28"/>
-              </w:rPr>
-              <w:t xml:space="preserve">ครอบคลุม</w:t>
-            </w:r>
-          </w:p>
-        </w:tc>
-      </w:tr>
-      <w:tr>
-        <w:trPr>
-          <w:cantSplit/>
-        </w:trPr>
-        <w:tc>
-          <w:tcPr>
-            <w:tcW w:type="dxa" w:w="3400"/>
-            <w:shd w:fill="FFFFFF" w:color="auto" w:val="clear"/>
-            <w:tcMar>
-              <w:top w:type="dxa" w:w="70"/>
-              <w:left w:type="dxa" w:w="120"/>
-              <w:bottom w:type="dxa" w:w="70"/>
-              <w:right w:type="dxa" w:w="120"/>
-            </w:tcMar>
-          </w:tcPr>
-          <w:p>
-            <w:pPr>
-              <w:spacing w:after="0"/>
-            </w:pPr>
-            <w:r>
-              <w:rPr>
-                <w:sz w:val="28"/>
-                <w:szCs w:val="28"/>
-              </w:rPr>
-              <w:t xml:space="preserve">Preparation</w:t>
-            </w:r>
-          </w:p>
-        </w:tc>
-        <w:tc>
-          <w:tcPr>
-            <w:tcW w:type="dxa" w:w="6200"/>
-            <w:shd w:fill="FFFFFF" w:color="auto" w:val="clear"/>
-            <w:tcMar>
-              <w:top w:type="dxa" w:w="70"/>
-              <w:left w:type="dxa" w:w="120"/>
-              <w:bottom w:type="dxa" w:w="70"/>
-              <w:right w:type="dxa" w:w="120"/>
-            </w:tcMar>
-          </w:tcPr>
-          <w:p>
-            <w:pPr>
-              <w:spacing w:after="0"/>
-            </w:pPr>
-            <w:r>
-              <w:rPr>
-                <w:sz w:val="28"/>
-                <w:szCs w:val="28"/>
-              </w:rPr>
-              <w:t xml:space="preserve">ตั๋วที่ยังจัดเตรียม ยังไม่ส่งเข้ากระบวนการ</w:t>
-            </w:r>
-          </w:p>
-        </w:tc>
-      </w:tr>
-      <w:tr>
-        <w:trPr>
-          <w:cantSplit/>
-        </w:trPr>
-        <w:tc>
-          <w:tcPr>
-            <w:tcW w:type="dxa" w:w="3400"/>
-            <w:shd w:fill="F7F8FA" w:color="auto" w:val="clear"/>
-            <w:tcMar>
-              <w:top w:type="dxa" w:w="70"/>
-              <w:left w:type="dxa" w:w="120"/>
-              <w:bottom w:type="dxa" w:w="70"/>
-              <w:right w:type="dxa" w:w="120"/>
-            </w:tcMar>
-          </w:tcPr>
-          <w:p>
-            <w:pPr>
-              <w:spacing w:after="0"/>
-            </w:pPr>
-            <w:r>
-              <w:rPr>
-                <w:sz w:val="28"/>
-                <w:szCs w:val="28"/>
-              </w:rPr>
-              <w:t xml:space="preserve">Identification</w:t>
-            </w:r>
-          </w:p>
-        </w:tc>
-        <w:tc>
-          <w:tcPr>
-            <w:tcW w:type="dxa" w:w="6200"/>
-            <w:shd w:fill="F7F8FA" w:color="auto" w:val="clear"/>
-            <w:tcMar>
-              <w:top w:type="dxa" w:w="70"/>
-              <w:left w:type="dxa" w:w="120"/>
-              <w:bottom w:type="dxa" w:w="70"/>
-              <w:right w:type="dxa" w:w="120"/>
-            </w:tcMar>
-          </w:tcPr>
-          <w:p>
-            <w:pPr>
-              <w:spacing w:after="0"/>
-            </w:pPr>
-            <w:r>
-              <w:rPr>
-                <w:sz w:val="28"/>
-                <w:szCs w:val="28"/>
-              </w:rPr>
-              <w:t xml:space="preserve">กำลังวินิจฉัย: ส่งต่อ Tier 2, รอผู้จัดการ SOC ตรวจ, รอผู้จัดการตรวจการปิด Event, กำลังเฝ้าระวัง</w:t>
-            </w:r>
-          </w:p>
-        </w:tc>
-      </w:tr>
-      <w:tr>
-        <w:trPr>
-          <w:cantSplit/>
-        </w:trPr>
-        <w:tc>
-          <w:tcPr>
-            <w:tcW w:type="dxa" w:w="3400"/>
-            <w:shd w:fill="FFFFFF" w:color="auto" w:val="clear"/>
-            <w:tcMar>
-              <w:top w:type="dxa" w:w="70"/>
-              <w:left w:type="dxa" w:w="120"/>
-              <w:bottom w:type="dxa" w:w="70"/>
-              <w:right w:type="dxa" w:w="120"/>
-            </w:tcMar>
-          </w:tcPr>
-          <w:p>
-            <w:pPr>
-              <w:spacing w:after="0"/>
-            </w:pPr>
-            <w:r>
-              <w:rPr>
-                <w:sz w:val="28"/>
-                <w:szCs w:val="28"/>
-              </w:rPr>
-              <w:t xml:space="preserve">Containment/Eradication</w:t>
-            </w:r>
-          </w:p>
-        </w:tc>
-        <w:tc>
-          <w:tcPr>
-            <w:tcW w:type="dxa" w:w="6200"/>
-            <w:shd w:fill="FFFFFF" w:color="auto" w:val="clear"/>
-            <w:tcMar>
-              <w:top w:type="dxa" w:w="70"/>
-              <w:left w:type="dxa" w:w="120"/>
-              <w:bottom w:type="dxa" w:w="70"/>
-              <w:right w:type="dxa" w:w="120"/>
-            </w:tcMar>
-          </w:tcPr>
-          <w:p>
-            <w:pPr>
-              <w:spacing w:after="0"/>
-            </w:pPr>
-            <w:r>
-              <w:rPr>
-                <w:sz w:val="28"/>
-                <w:szCs w:val="28"/>
-              </w:rPr>
-              <w:t xml:space="preserve">กำลังควบคุม/แก้ไข: รอผู้ดูแลระบบ, รายงานการควบคุมแล้ว, รอเจ้าของระบบ</w:t>
-            </w:r>
-          </w:p>
-        </w:tc>
-      </w:tr>
-      <w:tr>
-        <w:trPr>
-          <w:cantSplit/>
-        </w:trPr>
-        <w:tc>
-          <w:tcPr>
-            <w:tcW w:type="dxa" w:w="3400"/>
-            <w:shd w:fill="F7F8FA" w:color="auto" w:val="clear"/>
-            <w:tcMar>
-              <w:top w:type="dxa" w:w="70"/>
-              <w:left w:type="dxa" w:w="120"/>
-              <w:bottom w:type="dxa" w:w="70"/>
-              <w:right w:type="dxa" w:w="120"/>
-            </w:tcMar>
-          </w:tcPr>
-          <w:p>
-            <w:pPr>
-              <w:spacing w:after="0"/>
-            </w:pPr>
-            <w:r>
-              <w:rPr>
-                <w:sz w:val="28"/>
-                <w:szCs w:val="28"/>
-              </w:rPr>
-              <w:t xml:space="preserve">Recovery</w:t>
-            </w:r>
-          </w:p>
-        </w:tc>
-        <w:tc>
-          <w:tcPr>
-            <w:tcW w:type="dxa" w:w="6200"/>
-            <w:shd w:fill="F7F8FA" w:color="auto" w:val="clear"/>
-            <w:tcMar>
-              <w:top w:type="dxa" w:w="70"/>
-              <w:left w:type="dxa" w:w="120"/>
-              <w:bottom w:type="dxa" w:w="70"/>
-              <w:right w:type="dxa" w:w="120"/>
-            </w:tcMar>
-          </w:tcPr>
-          <w:p>
-            <w:pPr>
-              <w:spacing w:after="0"/>
-            </w:pPr>
-            <w:r>
-              <w:rPr>
-                <w:sz w:val="28"/>
-                <w:szCs w:val="28"/>
-              </w:rPr>
-              <w:t xml:space="preserve">งานเสร็จแล้ว รอตรวจรับหรืออนุมัติปิด</w:t>
-            </w:r>
-          </w:p>
-        </w:tc>
-      </w:tr>
-      <w:tr>
-        <w:trPr>
-          <w:cantSplit/>
-        </w:trPr>
-        <w:tc>
-          <w:tcPr>
-            <w:tcW w:type="dxa" w:w="3400"/>
-            <w:shd w:fill="FFFFFF" w:color="auto" w:val="clear"/>
-            <w:tcMar>
-              <w:top w:type="dxa" w:w="70"/>
-              <w:left w:type="dxa" w:w="120"/>
-              <w:bottom w:type="dxa" w:w="70"/>
-              <w:right w:type="dxa" w:w="120"/>
-            </w:tcMar>
-          </w:tcPr>
-          <w:p>
-            <w:pPr>
-              <w:spacing w:after="0"/>
-            </w:pPr>
-            <w:r>
-              <w:rPr>
-                <w:sz w:val="28"/>
-                <w:szCs w:val="28"/>
-              </w:rPr>
-              <w:t xml:space="preserve">Lessons Learned</w:t>
-            </w:r>
-          </w:p>
-        </w:tc>
-        <w:tc>
-          <w:tcPr>
-            <w:tcW w:type="dxa" w:w="6200"/>
-            <w:shd w:fill="FFFFFF" w:color="auto" w:val="clear"/>
-            <w:tcMar>
-              <w:top w:type="dxa" w:w="70"/>
-              <w:left w:type="dxa" w:w="120"/>
-              <w:bottom w:type="dxa" w:w="70"/>
-              <w:right w:type="dxa" w:w="120"/>
-            </w:tcMar>
-          </w:tcPr>
-          <w:p>
-            <w:pPr>
-              <w:spacing w:after="0"/>
-            </w:pPr>
-            <w:r>
-              <w:rPr>
-                <w:sz w:val="28"/>
-                <w:szCs w:val="28"/>
-              </w:rPr>
-              <w:t xml:space="preserve">ปิดแล้ว (อนุมัติ หรือปิดเป็น Event)</w:t>
-            </w:r>
-          </w:p>
-        </w:tc>
-      </w:tr>
-      <w:tr>
-        <w:trPr>
-          <w:cantSplit/>
-        </w:trPr>
-        <w:tc>
-          <w:tcPr>
-            <w:tcW w:type="dxa" w:w="3400"/>
-            <w:shd w:fill="F7F8FA" w:color="auto" w:val="clear"/>
-            <w:tcMar>
-              <w:top w:type="dxa" w:w="70"/>
-              <w:left w:type="dxa" w:w="120"/>
-              <w:bottom w:type="dxa" w:w="70"/>
-              <w:right w:type="dxa" w:w="120"/>
-            </w:tcMar>
-          </w:tcPr>
-          <w:p>
-            <w:pPr>
-              <w:spacing w:after="0"/>
-            </w:pPr>
-            <w:r>
-              <w:rPr>
-                <w:sz w:val="28"/>
-                <w:szCs w:val="28"/>
-              </w:rPr>
-              <w:t xml:space="preserve">ยกเลิกแล้ว</w:t>
-            </w:r>
-          </w:p>
-        </w:tc>
-        <w:tc>
-          <w:tcPr>
-            <w:tcW w:type="dxa" w:w="6200"/>
-            <w:shd w:fill="F7F8FA" w:color="auto" w:val="clear"/>
-            <w:tcMar>
-              <w:top w:type="dxa" w:w="70"/>
-              <w:left w:type="dxa" w:w="120"/>
-              <w:bottom w:type="dxa" w:w="70"/>
-              <w:right w:type="dxa" w:w="120"/>
-            </w:tcMar>
-          </w:tcPr>
-          <w:p>
-            <w:pPr>
-              <w:spacing w:after="0"/>
-            </w:pPr>
-            <w:r>
-              <w:rPr>
-                <w:sz w:val="28"/>
-                <w:szCs w:val="28"/>
-              </w:rPr>
-              <w:t xml:space="preserve">ตั๋วที่ถูกยกเลิก</w:t>
-            </w:r>
-          </w:p>
-        </w:tc>
-      </w:tr>
-    </w:tbl>
-    <w:p>
-      <w:pPr>
-        <w:spacing w:after="140"/>
-      </w:pPr>
-    </w:p>
-    <w:tbl>
-      <w:tblPr>
-        <w:tblW w:type="dxa" w:w="9600"/>
-        <w:tblBorders>
-          <w:top w:val="dashed" w:color="9DB4D4" w:sz="6"/>
-          <w:left w:val="dashed" w:color="9DB4D4" w:sz="6"/>
-          <w:bottom w:val="dashed" w:color="9DB4D4" w:sz="6"/>
-          <w:right w:val="dashed" w:color="9DB4D4" w:sz="6"/>
-          <w:insideH w:val="single" w:color="auto" w:sz="4"/>
-          <w:insideV w:val="single" w:color="auto" w:sz="4"/>
-        </w:tblBorders>
-      </w:tblPr>
-      <w:tblGrid>
-        <w:gridCol w:w="9600"/>
-      </w:tblGrid>
-      <w:tr>
-        <w:tc>
-          <w:tcPr>
-            <w:tcW w:type="dxa" w:w="9600"/>
-            <w:shd w:fill="F7F8FA" w:color="auto" w:val="clear"/>
-            <w:tcMar>
-              <w:top w:type="dxa" w:w="520"/>
-              <w:left w:type="dxa" w:w="200"/>
-              <w:bottom w:type="dxa" w:w="520"/>
-              <w:right w:type="dxa" w:w="200"/>
-            </w:tcMar>
-            <w:vAlign w:val="center"/>
-          </w:tcPr>
-          <w:p>
-            <w:pPr>
-              <w:spacing w:after="40"/>
-              <w:jc w:val="center"/>
-            </w:pPr>
-            <w:r>
-              <w:rPr>
-                <w:b/>
-                <w:bCs/>
-                <w:color w:val="6C7888"/>
-                <w:sz w:val="30"/>
-                <w:szCs w:val="30"/>
-              </w:rPr>
-              <w:t xml:space="preserve">[ ตำแหน่งภาพหน้าจอ ]</w:t>
-            </w:r>
-          </w:p>
-          <w:p>
-            <w:pPr>
-              <w:spacing w:after="40"/>
-              <w:jc w:val="center"/>
-            </w:pPr>
-            <w:r>
-              <w:rPr>
-                <w:color w:val="1F2D3D"/>
-                <w:sz w:val="32"/>
-                <w:szCs w:val="32"/>
-              </w:rPr>
-              <w:t xml:space="preserve">กราฟสถานะ Ticket ทั้งหมด (Pipeline) บนแดชบอร์ดผู้บริหาร</w:t>
-            </w:r>
-          </w:p>
-          <w:p>
-            <w:pPr>
-              <w:jc w:val="center"/>
-            </w:pPr>
-            <w:r>
-              <w:rPr>
-                <w:rFonts w:ascii="Consolas" w:cs="Consolas" w:eastAsia="Consolas" w:hAnsi="Consolas"/>
-                <w:color w:val="9AA6B4"/>
-                <w:sz w:val="24"/>
-                <w:szCs w:val="24"/>
-              </w:rPr>
-              <w:t xml:space="preserve">SHOT: EXE-pipeline-chart</w:t>
-            </w:r>
-          </w:p>
-        </w:tc>
-      </w:tr>
-    </w:tbl>
-    <w:p>
-      <w:pPr>
-        <w:spacing w:after="160" w:before="60"/>
-        <w:jc w:val="center"/>
-      </w:pPr>
-      <w:r>
-        <w:rPr>
-          <w:b/>
-          <w:bCs/>
-          <w:color w:val="245EA8"/>
-          <w:sz w:val="28"/>
-          <w:szCs w:val="28"/>
-        </w:rPr>
-        <w:t xml:space="preserve">รูปที่ 5-4  </w:t>
-      </w:r>
-      <w:r>
-        <w:rPr>
-          <w:i/>
-          <w:iCs/>
-          <w:color w:val="6C7888"/>
-          <w:sz w:val="28"/>
-          <w:szCs w:val="28"/>
-        </w:rPr>
-        <w:t xml:space="preserve">กราฟสถานะ Ticket ทั้งหมด (Pipeline) บนแดชบอร์ดผู้บริหาร</w:t>
-      </w:r>
-    </w:p>
-    <w:tbl>
-      <w:tblPr>
-        <w:tblW w:type="dxa" w:w="9600"/>
-        <w:tblBorders>
-          <w:top w:val="single" w:color="EAF1FB" w:sz="2"/>
-          <w:left w:val="single" w:color="245EA8" w:sz="28"/>
-          <w:bottom w:val="single" w:color="EAF1FB" w:sz="2"/>
-          <w:right w:val="single" w:color="EAF1FB" w:sz="2"/>
-          <w:insideH w:val="single" w:color="auto" w:sz="4"/>
-          <w:insideV w:val="single" w:color="auto" w:sz="4"/>
-        </w:tblBorders>
-      </w:tblPr>
-      <w:tblGrid>
-        <w:gridCol w:w="9600"/>
-      </w:tblGrid>
-      <w:tr>
-        <w:tc>
-          <w:tcPr>
-            <w:tcW w:type="dxa" w:w="9600"/>
-            <w:shd w:fill="EAF1FB" w:color="auto" w:val="clear"/>
-            <w:tcMar>
-              <w:top w:type="dxa" w:w="140"/>
-              <w:left w:type="dxa" w:w="200"/>
-              <w:bottom w:type="dxa" w:w="140"/>
-              <w:right w:type="dxa" w:w="200"/>
-            </w:tcMar>
-          </w:tcPr>
-          <w:p>
-            <w:pPr>
-              <w:spacing w:after="60"/>
-            </w:pPr>
-            <w:r>
-              <w:rPr>
-                <w:b/>
-                <w:bCs/>
-                <w:color w:val="245EA8"/>
-                <w:sz w:val="30"/>
-                <w:szCs w:val="30"/>
-              </w:rPr>
-              <w:t xml:space="preserve">เคล็ดลับ</w:t>
-            </w:r>
-          </w:p>
-          <w:p>
-            <w:pPr>
-              <w:spacing w:after="60"/>
-            </w:pPr>
-            <w:r>
-              <w:rPr>
-                <w:sz w:val="32"/>
-                <w:szCs w:val="32"/>
-              </w:rPr>
-              <w:t xml:space="preserve">ชื่อระยะที่แสดงเป็น </w:t>
-            </w:r>
-            <w:r>
-              <w:rPr>
-                <w:b/>
-                <w:bCs/>
-                <w:color w:val="E63946"/>
-                <w:sz w:val="32"/>
-                <w:szCs w:val="32"/>
-              </w:rPr>
-              <w:t xml:space="preserve">สีแดง</w:t>
-            </w:r>
-            <w:r>
-              <w:rPr>
-                <w:sz w:val="32"/>
-                <w:szCs w:val="32"/>
-              </w:rPr>
-              <w:t xml:space="preserve"> หมายถึงในกลุ่มนั้นมีเคสฉุกเฉินรวมอยู่ด้วย — เลื่อนเมาส์ไปบนแท่งเพื่อดูจำนวนแยกตามระดับ</w:t>
-            </w:r>
-          </w:p>
-          <w:p>
-            <w:pPr>
-              <w:spacing w:after="0"/>
-            </w:pPr>
-            <w:r>
-              <w:rPr>
-                <w:b/>
-                <w:bCs/>
-                <w:sz w:val="32"/>
-                <w:szCs w:val="32"/>
-              </w:rPr>
-              <w:t xml:space="preserve">กดที่แท่ง</w:t>
-            </w:r>
-            <w:r>
-              <w:rPr>
-                <w:sz w:val="32"/>
-                <w:szCs w:val="32"/>
-              </w:rPr>
-              <w:t xml:space="preserve"> เพื่อกรองตารางรายละเอียด (5.7) ให้เหลือเฉพาะเคสในระยะนั้น โดยยังใช้ช่วงเวลาเดิม</w:t>
-            </w:r>
-          </w:p>
-        </w:tc>
-      </w:tr>
-    </w:tbl>
-    <w:p>
-      <w:pPr>
-        <w:pStyle w:val="Heading2"/>
-      </w:pPr>
-      <w:r>
-        <w:t xml:space="preserve">5.6 ความคืบหน้าทีมตอบสนองเหตุการณ์</w:t>
-      </w:r>
-    </w:p>
-    <w:p>
-      <w:pPr>
-        <w:spacing w:after="120"/>
-      </w:pPr>
-      <w:r>
-        <w:rPr>
-          <w:sz w:val="32"/>
-          <w:szCs w:val="32"/>
-        </w:rPr>
-        <w:t xml:space="preserve">ส่วนนี้อยู่ใต้กราฟ Pipeline แสดงความคืบหน้าของคำขอ VA, PenTest, Hardening และ Forensics / RCA โดยแยก VA/PT เดิมไว้ต่างหาก เพราะคำขอเดิมไม่ได้ระบุว่าเป็น VA หรือ PenTest</w:t>
-      </w:r>
-    </w:p>
-    <w:tbl>
-      <w:tblPr>
-        <w:tblW w:type="dxa" w:w="9600"/>
-        <w:tblBorders>
-          <w:top w:val="single" w:color="E1E6ED" w:sz="2"/>
-          <w:left w:val="single" w:color="E1E6ED" w:sz="2"/>
-          <w:bottom w:val="single" w:color="E1E6ED" w:sz="2"/>
-          <w:right w:val="single" w:color="E1E6ED" w:sz="2"/>
-          <w:insideH w:val="single" w:color="E1E6ED" w:sz="2"/>
-          <w:insideV w:val="single" w:color="E1E6ED" w:sz="2"/>
-        </w:tblBorders>
-      </w:tblPr>
-      <w:tblGrid>
-        <w:gridCol w:w="3400"/>
-        <w:gridCol w:w="6200"/>
-      </w:tblGrid>
-      <w:tr>
-        <w:trPr>
-          <w:cantSplit/>
-          <w:tblHeader/>
-        </w:trPr>
-        <w:tc>
-          <w:tcPr>
-            <w:tcW w:type="dxa" w:w="3400"/>
-            <w:shd w:fill="1A1A2E" w:color="auto" w:val="clear"/>
-            <w:tcMar>
-              <w:top w:type="dxa" w:w="80"/>
-              <w:left w:type="dxa" w:w="120"/>
-              <w:bottom w:type="dxa" w:w="80"/>
-              <w:right w:type="dxa" w:w="120"/>
-            </w:tcMar>
-          </w:tcPr>
-          <w:p>
-            <w:r>
-              <w:rPr>
-                <w:b/>
-                <w:bCs/>
-                <w:color w:val="FFFFFF"/>
-                <w:sz w:val="28"/>
-                <w:szCs w:val="28"/>
-              </w:rPr>
-              <w:t xml:space="preserve">ตัวเลข</w:t>
-            </w:r>
-          </w:p>
-        </w:tc>
-        <w:tc>
-          <w:tcPr>
-            <w:tcW w:type="dxa" w:w="6200"/>
-            <w:shd w:fill="1A1A2E" w:color="auto" w:val="clear"/>
-            <w:tcMar>
-              <w:top w:type="dxa" w:w="80"/>
-              <w:left w:type="dxa" w:w="120"/>
-              <w:bottom w:type="dxa" w:w="80"/>
-              <w:right w:type="dxa" w:w="120"/>
-            </w:tcMar>
-          </w:tcPr>
-          <w:p>
-            <w:r>
-              <w:rPr>
-                <w:b/>
-                <w:bCs/>
-                <w:color w:val="FFFFFF"/>
-                <w:sz w:val="28"/>
-                <w:szCs w:val="28"/>
-              </w:rPr>
-              <w:t xml:space="preserve">ความหมาย</w:t>
-            </w:r>
-          </w:p>
-        </w:tc>
-      </w:tr>
-      <w:tr>
-        <w:trPr>
-          <w:cantSplit/>
-        </w:trPr>
-        <w:tc>
-          <w:tcPr>
-            <w:tcW w:type="dxa" w:w="3400"/>
-            <w:shd w:fill="FFFFFF" w:color="auto" w:val="clear"/>
-            <w:tcMar>
-              <w:top w:type="dxa" w:w="70"/>
-              <w:left w:type="dxa" w:w="120"/>
-              <w:bottom w:type="dxa" w:w="70"/>
-              <w:right w:type="dxa" w:w="120"/>
-            </w:tcMar>
-          </w:tcPr>
-          <w:p>
-            <w:pPr>
-              <w:spacing w:after="0"/>
-            </w:pPr>
-            <w:r>
-              <w:rPr>
-                <w:sz w:val="28"/>
-                <w:szCs w:val="28"/>
-              </w:rPr>
-              <w:t xml:space="preserve">คำขอที่ค้างอยู่</w:t>
-            </w:r>
-          </w:p>
-        </w:tc>
-        <w:tc>
-          <w:tcPr>
-            <w:tcW w:type="dxa" w:w="6200"/>
-            <w:shd w:fill="FFFFFF" w:color="auto" w:val="clear"/>
-            <w:tcMar>
-              <w:top w:type="dxa" w:w="70"/>
-              <w:left w:type="dxa" w:w="120"/>
-              <w:bottom w:type="dxa" w:w="70"/>
-              <w:right w:type="dxa" w:w="120"/>
-            </w:tcMar>
-          </w:tcPr>
-          <w:p>
-            <w:pPr>
-              <w:spacing w:after="0"/>
-            </w:pPr>
-            <w:r>
-              <w:rPr>
-                <w:sz w:val="28"/>
-                <w:szCs w:val="28"/>
-              </w:rPr>
-              <w:t xml:space="preserve">คำขอที่เปิดหรือกำลังดำเนินการบน Ticket ที่ยังไม่ปิด นับคิวปัจจุบัน ไม่เปลี่ยนตามช่วงเวลา</w:t>
-            </w:r>
-          </w:p>
-        </w:tc>
-      </w:tr>
-      <w:tr>
-        <w:trPr>
-          <w:cantSplit/>
-        </w:trPr>
-        <w:tc>
-          <w:tcPr>
-            <w:tcW w:type="dxa" w:w="3400"/>
-            <w:shd w:fill="F7F8FA" w:color="auto" w:val="clear"/>
-            <w:tcMar>
-              <w:top w:type="dxa" w:w="70"/>
-              <w:left w:type="dxa" w:w="120"/>
-              <w:bottom w:type="dxa" w:w="70"/>
-              <w:right w:type="dxa" w:w="120"/>
-            </w:tcMar>
-          </w:tcPr>
-          <w:p>
-            <w:pPr>
-              <w:spacing w:after="0"/>
-            </w:pPr>
-            <w:r>
-              <w:rPr>
-                <w:sz w:val="28"/>
-                <w:szCs w:val="28"/>
-              </w:rPr>
-              <w:t xml:space="preserve">รับเข้าช่วงเวลานี้</w:t>
-            </w:r>
-          </w:p>
-        </w:tc>
-        <w:tc>
-          <w:tcPr>
-            <w:tcW w:type="dxa" w:w="6200"/>
-            <w:shd w:fill="F7F8FA" w:color="auto" w:val="clear"/>
-            <w:tcMar>
-              <w:top w:type="dxa" w:w="70"/>
-              <w:left w:type="dxa" w:w="120"/>
-              <w:bottom w:type="dxa" w:w="70"/>
-              <w:right w:type="dxa" w:w="120"/>
-            </w:tcMar>
-          </w:tcPr>
-          <w:p>
-            <w:pPr>
-              <w:spacing w:after="0"/>
-            </w:pPr>
-            <w:r>
-              <w:rPr>
-                <w:sz w:val="28"/>
-                <w:szCs w:val="28"/>
-              </w:rPr>
-              <w:t xml:space="preserve">คำขอที่สร้างในช่วงเวลาที่เลือก รวมคำขอที่ส่งงานหรือยกเลิกแล้ว</w:t>
-            </w:r>
-          </w:p>
-        </w:tc>
-      </w:tr>
-      <w:tr>
-        <w:trPr>
-          <w:cantSplit/>
-        </w:trPr>
-        <w:tc>
-          <w:tcPr>
-            <w:tcW w:type="dxa" w:w="3400"/>
-            <w:shd w:fill="FFFFFF" w:color="auto" w:val="clear"/>
-            <w:tcMar>
-              <w:top w:type="dxa" w:w="70"/>
-              <w:left w:type="dxa" w:w="120"/>
-              <w:bottom w:type="dxa" w:w="70"/>
-              <w:right w:type="dxa" w:w="120"/>
-            </w:tcMar>
-          </w:tcPr>
-          <w:p>
-            <w:pPr>
-              <w:spacing w:after="0"/>
-            </w:pPr>
-            <w:r>
-              <w:rPr>
-                <w:sz w:val="28"/>
-                <w:szCs w:val="28"/>
-              </w:rPr>
-              <w:t xml:space="preserve">ส่งงานช่วงเวลานี้</w:t>
-            </w:r>
-          </w:p>
-        </w:tc>
-        <w:tc>
-          <w:tcPr>
-            <w:tcW w:type="dxa" w:w="6200"/>
-            <w:shd w:fill="FFFFFF" w:color="auto" w:val="clear"/>
-            <w:tcMar>
-              <w:top w:type="dxa" w:w="70"/>
-              <w:left w:type="dxa" w:w="120"/>
-              <w:bottom w:type="dxa" w:w="70"/>
-              <w:right w:type="dxa" w:w="120"/>
-            </w:tcMar>
-          </w:tcPr>
-          <w:p>
-            <w:pPr>
-              <w:spacing w:after="0"/>
-            </w:pPr>
-            <w:r>
-              <w:rPr>
-                <w:sz w:val="28"/>
-                <w:szCs w:val="28"/>
-              </w:rPr>
-              <w:t xml:space="preserve">คำขอที่มีสถานะเสร็จสิ้นและเปลี่ยนเป็นสถานะนั้นในช่วงเวลาที่เลือก ข้อมูลเดิมบางรายการอาจใช้วันที่อัปเดตล่าสุดแทน</w:t>
-            </w:r>
-          </w:p>
-        </w:tc>
-      </w:tr>
-      <w:tr>
-        <w:trPr>
-          <w:cantSplit/>
-        </w:trPr>
-        <w:tc>
-          <w:tcPr>
-            <w:tcW w:type="dxa" w:w="3400"/>
-            <w:shd w:fill="F7F8FA" w:color="auto" w:val="clear"/>
-            <w:tcMar>
-              <w:top w:type="dxa" w:w="70"/>
-              <w:left w:type="dxa" w:w="120"/>
-              <w:bottom w:type="dxa" w:w="70"/>
-              <w:right w:type="dxa" w:w="120"/>
-            </w:tcMar>
-          </w:tcPr>
-          <w:p>
-            <w:pPr>
-              <w:spacing w:after="0"/>
-            </w:pPr>
-            <w:r>
-              <w:rPr>
-                <w:sz w:val="28"/>
-                <w:szCs w:val="28"/>
-              </w:rPr>
-              <w:t xml:space="preserve">Ticket High/Critical ที่รอทีมตอบสนอง</w:t>
-            </w:r>
-          </w:p>
-        </w:tc>
-        <w:tc>
-          <w:tcPr>
-            <w:tcW w:type="dxa" w:w="6200"/>
-            <w:shd w:fill="F7F8FA" w:color="auto" w:val="clear"/>
-            <w:tcMar>
-              <w:top w:type="dxa" w:w="70"/>
-              <w:left w:type="dxa" w:w="120"/>
-              <w:bottom w:type="dxa" w:w="70"/>
-              <w:right w:type="dxa" w:w="120"/>
-            </w:tcMar>
-          </w:tcPr>
-          <w:p>
-            <w:pPr>
-              <w:spacing w:after="0"/>
-            </w:pPr>
-            <w:r>
-              <w:rPr>
-                <w:sz w:val="28"/>
-                <w:szCs w:val="28"/>
-              </w:rPr>
-              <w:t xml:space="preserve">จำนวน Ticket ระดับ High/Critical ที่มีคำขอค้างอย่างน้อยหนึ่งรายการ นับ Ticket ไม่ซ้ำ</w:t>
-            </w:r>
-          </w:p>
-        </w:tc>
-      </w:tr>
-    </w:tbl>
-    <w:p>
-      <w:pPr>
-        <w:spacing w:after="120"/>
-      </w:pPr>
-      <w:r>
-        <w:rPr>
-          <w:sz w:val="32"/>
-          <w:szCs w:val="32"/>
-        </w:rPr>
-        <w:t xml:space="preserve">ตารางฟังก์ชันแสดงผู้จัดการ Red Team ที่กำหนดไว้ในระบบ พร้อมจำนวนค้าง เกิน 7 วัน รับเข้า และส่งงาน กดชื่อฟังก์ชันหรือตัวเลขเพื่อกรองรายการคำขอด้านล่าง งานเกิน 7 วันนับตั้งแต่สร้างคำขอ เป็นตัวช่วยดูงานค้าง ไม่ใช่การเกิน OLA</w:t>
-      </w:r>
-    </w:p>
-    <w:p>
-      <w:pPr>
-        <w:spacing w:after="120"/>
-      </w:pPr>
-      <w:r>
-        <w:rPr>
-          <w:sz w:val="32"/>
-          <w:szCs w:val="32"/>
-        </w:rPr>
-        <w:t xml:space="preserve">รายการคำขอแสดงเลขที่ Ticket และชื่อเรื่องแยกกันสองคอลัมน์ ตามด้วยระดับความรุนแรง ฟังก์ชัน ผู้รับผิดชอบ สถานะ อายุคำขอ และวันที่รับเข้า/ส่งงาน อายุของงานค้างนับถึงปัจจุบัน ส่วนงานที่เสร็จหรือยกเลิกนับถึงวันเปลี่ยนสถานะ กดปุ่ม ค้างทั้งหมด รอรับงาน กำลังทำ หรือ ส่งงานแล้ว เพื่อเปลี่ยนสถานะที่ดู คำขอที่ส่งงานแล้วใช้ช่วงเวลาที่เลือก สามารถกด ทุกฟังก์ชัน เพื่อล้างตัวกรองฟังก์ชัน และใช้ปุ่มก่อนหน้า/ถัดไปเพื่อดูรายการอื่น</w:t>
-      </w:r>
-    </w:p>
-    <w:p>
-      <w:pPr>
-        <w:spacing w:after="140"/>
-      </w:pPr>
-    </w:p>
-    <w:tbl>
-      <w:tblPr>
-        <w:tblW w:type="dxa" w:w="9600"/>
-        <w:tblBorders>
-          <w:top w:val="dashed" w:color="9DB4D4" w:sz="6"/>
-          <w:left w:val="dashed" w:color="9DB4D4" w:sz="6"/>
-          <w:bottom w:val="dashed" w:color="9DB4D4" w:sz="6"/>
-          <w:right w:val="dashed" w:color="9DB4D4" w:sz="6"/>
-          <w:insideH w:val="single" w:color="auto" w:sz="4"/>
-          <w:insideV w:val="single" w:color="auto" w:sz="4"/>
-        </w:tblBorders>
-      </w:tblPr>
-      <w:tblGrid>
-        <w:gridCol w:w="9600"/>
-      </w:tblGrid>
-      <w:tr>
-        <w:tc>
-          <w:tcPr>
-            <w:tcW w:type="dxa" w:w="9600"/>
-            <w:shd w:fill="F7F8FA" w:color="auto" w:val="clear"/>
-            <w:tcMar>
-              <w:top w:type="dxa" w:w="520"/>
-              <w:left w:type="dxa" w:w="200"/>
-              <w:bottom w:type="dxa" w:w="520"/>
-              <w:right w:type="dxa" w:w="200"/>
-            </w:tcMar>
-            <w:vAlign w:val="center"/>
-          </w:tcPr>
-          <w:p>
-            <w:pPr>
-              <w:spacing w:after="40"/>
-              <w:jc w:val="center"/>
-            </w:pPr>
-            <w:r>
-              <w:rPr>
-                <w:b/>
-                <w:bCs/>
-                <w:color w:val="6C7888"/>
-                <w:sz w:val="30"/>
-                <w:szCs w:val="30"/>
-              </w:rPr>
-              <w:t xml:space="preserve">[ ตำแหน่งภาพหน้าจอ ]</w:t>
-            </w:r>
-          </w:p>
-          <w:p>
-            <w:pPr>
-              <w:spacing w:after="40"/>
-              <w:jc w:val="center"/>
-            </w:pPr>
-            <w:r>
-              <w:rPr>
-                <w:color w:val="1F2D3D"/>
-                <w:sz w:val="32"/>
-                <w:szCs w:val="32"/>
-              </w:rPr>
-              <w:t xml:space="preserve">ความคืบหน้าทีมตอบสนองและตัวกรองรายการคำขอ</w:t>
-            </w:r>
-          </w:p>
-          <w:p>
-            <w:pPr>
-              <w:jc w:val="center"/>
-            </w:pPr>
-            <w:r>
-              <w:rPr>
-                <w:rFonts w:ascii="Consolas" w:cs="Consolas" w:eastAsia="Consolas" w:hAnsi="Consolas"/>
-                <w:color w:val="9AA6B4"/>
-                <w:sz w:val="24"/>
-                <w:szCs w:val="24"/>
-              </w:rPr>
-              <w:t xml:space="preserve">SHOT: EXE-response-progress</w:t>
-            </w:r>
-          </w:p>
-        </w:tc>
-      </w:tr>
-    </w:tbl>
-    <w:p>
-      <w:pPr>
-        <w:spacing w:after="160" w:before="60"/>
-        <w:jc w:val="center"/>
-      </w:pPr>
-      <w:r>
-        <w:rPr>
-          <w:b/>
-          <w:bCs/>
-          <w:color w:val="245EA8"/>
-          <w:sz w:val="28"/>
-          <w:szCs w:val="28"/>
-        </w:rPr>
-        <w:t xml:space="preserve">รูปที่ 5-5  </w:t>
-      </w:r>
-      <w:r>
-        <w:rPr>
-          <w:i/>
-          <w:iCs/>
-          <w:color w:val="6C7888"/>
-          <w:sz w:val="28"/>
-          <w:szCs w:val="28"/>
-        </w:rPr>
-        <w:t xml:space="preserve">ความคืบหน้าทีมตอบสนองและตัวกรองรายการคำขอ</w:t>
-      </w:r>
-    </w:p>
-    <w:p>
-      <w:pPr>
-        <w:pStyle w:val="Heading2"/>
-      </w:pPr>
-      <w:r>
-        <w:t xml:space="preserve">5.7 ตารางรายละเอียด Ticket</w:t>
-      </w:r>
-    </w:p>
-    <w:p>
-      <w:pPr>
-        <w:spacing w:after="120"/>
-      </w:pPr>
-      <w:r>
-        <w:rPr>
-          <w:sz w:val="32"/>
-          <w:szCs w:val="32"/>
-        </w:rPr>
-        <w:t xml:space="preserve">ตารางท้ายหน้าแสดงเคสที่ยังไม่ปิดในช่วงเวลาที่เลือก หน้าละ 10 เรื่อง เรียงเคสที่ค้างในสถานะปัจจุบันนานที่สุดขึ้นก่อน คอลัมน์ได้แก่ </w:t>
-      </w:r>
-      <w:r>
-        <w:rPr>
-          <w:b/>
-          <w:bCs/>
-          <w:color w:val="1F2D3D"/>
-          <w:sz w:val="32"/>
-          <w:szCs w:val="32"/>
-        </w:rPr>
-        <w:t xml:space="preserve">เลขที่ Ticket</w:t>
-      </w:r>
-      <w:r>
-        <w:rPr>
-          <w:sz w:val="32"/>
-          <w:szCs w:val="32"/>
-        </w:rPr>
-        <w:t xml:space="preserve">, </w:t>
-      </w:r>
-      <w:r>
-        <w:rPr>
-          <w:b/>
-          <w:bCs/>
-          <w:color w:val="1F2D3D"/>
-          <w:sz w:val="32"/>
-          <w:szCs w:val="32"/>
-        </w:rPr>
-        <w:t xml:space="preserve">ชื่อเรื่อง</w:t>
-      </w:r>
-      <w:r>
-        <w:rPr>
-          <w:sz w:val="32"/>
-          <w:szCs w:val="32"/>
-        </w:rPr>
-        <w:t xml:space="preserve">, </w:t>
-      </w:r>
-      <w:r>
-        <w:rPr>
-          <w:b/>
-          <w:bCs/>
-          <w:color w:val="1F2D3D"/>
-          <w:sz w:val="32"/>
-          <w:szCs w:val="32"/>
-        </w:rPr>
-        <w:t xml:space="preserve">สรุปเหตุการณ์</w:t>
-      </w:r>
-      <w:r>
-        <w:rPr>
-          <w:sz w:val="32"/>
-          <w:szCs w:val="32"/>
-        </w:rPr>
-        <w:t xml:space="preserve">, </w:t>
-      </w:r>
-      <w:r>
-        <w:rPr>
-          <w:b/>
-          <w:bCs/>
-          <w:color w:val="1F2D3D"/>
-          <w:sz w:val="32"/>
-          <w:szCs w:val="32"/>
-        </w:rPr>
-        <w:t xml:space="preserve">ผู้รับผิดชอบ</w:t>
-      </w:r>
-      <w:r>
-        <w:rPr>
-          <w:sz w:val="32"/>
-          <w:szCs w:val="32"/>
-        </w:rPr>
-        <w:t xml:space="preserve">, </w:t>
-      </w:r>
-      <w:r>
-        <w:rPr>
-          <w:b/>
-          <w:bCs/>
-          <w:color w:val="1F2D3D"/>
-          <w:sz w:val="32"/>
-          <w:szCs w:val="32"/>
-        </w:rPr>
-        <w:t xml:space="preserve">สถานะ Emergency</w:t>
-      </w:r>
-      <w:r>
-        <w:rPr>
-          <w:sz w:val="32"/>
-          <w:szCs w:val="32"/>
-        </w:rPr>
-        <w:t xml:space="preserve">, </w:t>
-      </w:r>
-      <w:r>
-        <w:rPr>
-          <w:b/>
-          <w:bCs/>
-          <w:color w:val="1F2D3D"/>
-          <w:sz w:val="32"/>
-          <w:szCs w:val="32"/>
-        </w:rPr>
-        <w:t xml:space="preserve">สถานะ</w:t>
-      </w:r>
-      <w:r>
-        <w:rPr>
-          <w:sz w:val="32"/>
-          <w:szCs w:val="32"/>
-        </w:rPr>
-        <w:t xml:space="preserve">, </w:t>
-      </w:r>
-      <w:r>
-        <w:rPr>
-          <w:b/>
-          <w:bCs/>
-          <w:color w:val="1F2D3D"/>
-          <w:sz w:val="32"/>
-          <w:szCs w:val="32"/>
-        </w:rPr>
-        <w:t xml:space="preserve">อยู่สถานะนี้</w:t>
-      </w:r>
-      <w:r>
-        <w:rPr>
-          <w:sz w:val="32"/>
-          <w:szCs w:val="32"/>
-        </w:rPr>
-        <w:t xml:space="preserve"> (ค้างอยู่ในสถานะปัจจุบันมานานเท่าใด) และ </w:t>
-      </w:r>
-      <w:r>
-        <w:rPr>
-          <w:b/>
-          <w:bCs/>
-          <w:color w:val="1F2D3D"/>
-          <w:sz w:val="32"/>
-          <w:szCs w:val="32"/>
-        </w:rPr>
-        <w:t xml:space="preserve">อัปเดตล่าสุด</w:t>
-      </w:r>
-      <w:r>
-        <w:rPr>
-          <w:sz w:val="32"/>
-          <w:szCs w:val="32"/>
-        </w:rPr>
-        <w:t xml:space="preserve"> เมื่อคุณกดเงื่อนไขในข้อ 5.2 หรือแท่งกราฟในข้อ 5.5 ตารางจะขึ้นป้าย </w:t>
-      </w:r>
-      <w:r>
-        <w:rPr>
-          <w:b/>
-          <w:bCs/>
-          <w:color w:val="1F2D3D"/>
-          <w:sz w:val="32"/>
-          <w:szCs w:val="32"/>
-        </w:rPr>
-        <w:t xml:space="preserve">ตัวกรอง</w:t>
-      </w:r>
-      <w:r>
-        <w:rPr>
-          <w:sz w:val="32"/>
-          <w:szCs w:val="32"/>
-        </w:rPr>
-        <w:t xml:space="preserve"> บอกว่ากำลังกรองอะไรอยู่ กด </w:t>
-      </w:r>
-      <w:r>
-        <w:rPr>
-          <w:b/>
-          <w:bCs/>
-          <w:color w:val="1F2D3D"/>
-          <w:sz w:val="32"/>
-          <w:szCs w:val="32"/>
-        </w:rPr>
-        <w:t xml:space="preserve">ล้างตัวกรอง</w:t>
-      </w:r>
-      <w:r>
-        <w:rPr>
-          <w:sz w:val="32"/>
-          <w:szCs w:val="32"/>
-        </w:rPr>
-        <w:t xml:space="preserve"> เพื่อกลับไปดูทั้งหมด</w:t>
-      </w:r>
-    </w:p>
-    <w:p>
-      <w:pPr>
-        <w:spacing w:after="120"/>
-      </w:pPr>
-      <w:r>
-        <w:rPr>
-          <w:sz w:val="32"/>
-          <w:szCs w:val="32"/>
-        </w:rPr>
-        <w:t xml:space="preserve">ชื่อเรื่องเป็นคอลัมน์ถัดจากเลขที่ Ticket คอลัมน์สรุปเหตุการณ์แสดงข้อความจากช่อง สรุปเหตุการณ์ ในแบบฟอร์ม Ticket หาก Ticket เดิมไม่มีข้อมูลในช่องนั้น ระบบจะแสดงรายละเอียดเหตุการณ์แทน</w:t>
-      </w:r>
-    </w:p>
-    <w:tbl>
-      <w:tblPr>
-        <w:tblW w:type="dxa" w:w="9600"/>
-        <w:tblBorders>
-          <w:top w:val="dashed" w:color="9DB4D4" w:sz="6"/>
-          <w:left w:val="dashed" w:color="9DB4D4" w:sz="6"/>
-          <w:bottom w:val="dashed" w:color="9DB4D4" w:sz="6"/>
-          <w:right w:val="dashed" w:color="9DB4D4" w:sz="6"/>
-          <w:insideH w:val="single" w:color="auto" w:sz="4"/>
-          <w:insideV w:val="single" w:color="auto" w:sz="4"/>
-        </w:tblBorders>
-      </w:tblPr>
-      <w:tblGrid>
-        <w:gridCol w:w="9600"/>
-      </w:tblGrid>
-      <w:tr>
-        <w:tc>
-          <w:tcPr>
-            <w:tcW w:type="dxa" w:w="9600"/>
-            <w:shd w:fill="F7F8FA" w:color="auto" w:val="clear"/>
-            <w:tcMar>
-              <w:top w:type="dxa" w:w="520"/>
-              <w:left w:type="dxa" w:w="200"/>
-              <w:bottom w:type="dxa" w:w="520"/>
-              <w:right w:type="dxa" w:w="200"/>
-            </w:tcMar>
-            <w:vAlign w:val="center"/>
-          </w:tcPr>
-          <w:p>
-            <w:pPr>
-              <w:spacing w:after="40"/>
-              <w:jc w:val="center"/>
-            </w:pPr>
-            <w:r>
-              <w:rPr>
-                <w:b/>
-                <w:bCs/>
-                <w:color w:val="6C7888"/>
-                <w:sz w:val="30"/>
-                <w:szCs w:val="30"/>
-              </w:rPr>
-              <w:t xml:space="preserve">[ ตำแหน่งภาพหน้าจอ ]</w:t>
-            </w:r>
-          </w:p>
-          <w:p>
-            <w:pPr>
-              <w:spacing w:after="40"/>
-              <w:jc w:val="center"/>
-            </w:pPr>
-            <w:r>
-              <w:rPr>
-                <w:color w:val="1F2D3D"/>
-                <w:sz w:val="32"/>
-                <w:szCs w:val="32"/>
-              </w:rPr>
-              <w:t xml:space="preserve">ตารางรายละเอียด Ticket พร้อมป้ายตัวกรองและปุ่มล้างตัวกรอง</w:t>
-            </w:r>
-          </w:p>
-          <w:p>
-            <w:pPr>
-              <w:jc w:val="center"/>
-            </w:pPr>
-            <w:r>
-              <w:rPr>
-                <w:rFonts w:ascii="Consolas" w:cs="Consolas" w:eastAsia="Consolas" w:hAnsi="Consolas"/>
-                <w:color w:val="9AA6B4"/>
-                <w:sz w:val="24"/>
-                <w:szCs w:val="24"/>
-              </w:rPr>
-              <w:t xml:space="preserve">SHOT: EXE-ticket-table</w:t>
-            </w:r>
-          </w:p>
-        </w:tc>
-      </w:tr>
-    </w:tbl>
-    <w:p>
-      <w:pPr>
-        <w:spacing w:after="160" w:before="60"/>
-        <w:jc w:val="center"/>
-      </w:pPr>
-      <w:r>
-        <w:rPr>
-          <w:b/>
-          <w:bCs/>
-          <w:color w:val="245EA8"/>
-          <w:sz w:val="28"/>
-          <w:szCs w:val="28"/>
-        </w:rPr>
-        <w:t xml:space="preserve">รูปที่ 5-6  </w:t>
-      </w:r>
-      <w:r>
-        <w:rPr>
-          <w:i/>
-          <w:iCs/>
-          <w:color w:val="6C7888"/>
-          <w:sz w:val="28"/>
-          <w:szCs w:val="28"/>
-        </w:rPr>
-        <w:t xml:space="preserve">ตารางรายละเอียด Ticket พร้อมป้ายตัวกรองและปุ่มล้างตัวกรอง</w:t>
-      </w:r>
+        <w:spacing w:after="80"/>
+      </w:pPr>
     </w:p>
     <w:tbl>
       <w:tblPr>
@@ -4441,10 +6052,51 @@
             </w:pPr>
             <w:r>
               <w:rPr>
-                <w:sz w:val="32"/>
-                <w:szCs w:val="32"/>
-              </w:rPr>
-              <w:t xml:space="preserve">ตารางนี้อ่านอย่างเดียว เลขที่เคสแสดงเป็นลิงก์ แต่บทบาทของคุณเปิดหน้ารายละเอียดเคสไม่ได้ — กดแล้วจะขึ้นหน้าไม่พบข้อมูล หากต้องการเจาะลึกเคสใดเป็นการเฉพาะ ให้ประสานกับผู้จัดการ SOC</w:t>
+                <w:b/>
+                <w:bCs/>
+                <w:sz w:val="32"/>
+                <w:szCs w:val="32"/>
+              </w:rPr>
+              <w:t xml:space="preserve">เพิ่ม v1.5.0: </w:t>
+            </w:r>
+            <w:r>
+              <w:rPr>
+                <w:sz w:val="32"/>
+                <w:szCs w:val="32"/>
+              </w:rPr>
+              <w:t xml:space="preserve">ตั๋วที่ </w:t>
+            </w:r>
+            <w:r>
+              <w:rPr>
+                <w:b/>
+                <w:bCs/>
+                <w:sz w:val="32"/>
+                <w:szCs w:val="32"/>
+              </w:rPr>
+              <w:t xml:space="preserve">ยกเลิก (Cancelled)</w:t>
+            </w:r>
+            <w:r>
+              <w:rPr>
+                <w:sz w:val="32"/>
+                <w:szCs w:val="32"/>
+              </w:rPr>
+              <w:t xml:space="preserve"> — เช่น รายการซ้ำหรือเปิดผิด — จะถูกแยกแสดงต่างหากและ </w:t>
+            </w:r>
+            <w:r>
+              <w:rPr>
+                <w:b/>
+                <w:bCs/>
+                <w:sz w:val="32"/>
+                <w:szCs w:val="32"/>
+              </w:rPr>
+              <w:t xml:space="preserve">ไม่ถูกนับใน MTTR และสัดส่วนการปิดงานสำเร็จ</w:t>
+            </w:r>
+            <w:r>
+              <w:rPr>
+                <w:sz w:val="32"/>
+                <w:szCs w:val="32"/>
+              </w:rPr>
+              <w:t xml:space="preserve"> ตัวเลขผลการดำเนินงานจึงไม่ถูกบิดเบือนจากตั๋วที่ยกเลิก</w:t>
             </w:r>
           </w:p>
         </w:tc>
@@ -4455,190 +6107,6 @@
         <w:pStyle w:val="Heading1"/>
       </w:pPr>
       <w:r>
-        <w:t xml:space="preserve">6. ข้อควรรู้ในการตีความตัวเลข</w:t>
-      </w:r>
-    </w:p>
-    <w:tbl>
-      <w:tblPr>
-        <w:tblW w:type="dxa" w:w="9600"/>
-        <w:tblBorders>
-          <w:top w:val="single" w:color="EAF1FB" w:sz="2"/>
-          <w:left w:val="single" w:color="245EA8" w:sz="28"/>
-          <w:bottom w:val="single" w:color="EAF1FB" w:sz="2"/>
-          <w:right w:val="single" w:color="EAF1FB" w:sz="2"/>
-          <w:insideH w:val="single" w:color="auto" w:sz="4"/>
-          <w:insideV w:val="single" w:color="auto" w:sz="4"/>
-        </w:tblBorders>
-      </w:tblPr>
-      <w:tblGrid>
-        <w:gridCol w:w="9600"/>
-      </w:tblGrid>
-      <w:tr>
-        <w:tc>
-          <w:tcPr>
-            <w:tcW w:type="dxa" w:w="9600"/>
-            <w:shd w:fill="EAF1FB" w:color="auto" w:val="clear"/>
-            <w:tcMar>
-              <w:top w:type="dxa" w:w="140"/>
-              <w:left w:type="dxa" w:w="200"/>
-              <w:bottom w:type="dxa" w:w="140"/>
-              <w:right w:type="dxa" w:w="200"/>
-            </w:tcMar>
-          </w:tcPr>
-          <w:p>
-            <w:pPr>
-              <w:spacing w:after="60"/>
-            </w:pPr>
-            <w:r>
-              <w:rPr>
-                <w:b/>
-                <w:bCs/>
-                <w:color w:val="245EA8"/>
-                <w:sz w:val="30"/>
-                <w:szCs w:val="30"/>
-              </w:rPr>
-              <w:t xml:space="preserve">เคล็ดลับ</w:t>
-            </w:r>
-          </w:p>
-          <w:p>
-            <w:pPr>
-              <w:spacing w:after="0"/>
-            </w:pPr>
-            <w:r>
-              <w:rPr>
-                <w:sz w:val="32"/>
-                <w:szCs w:val="32"/>
-              </w:rPr>
-              <w:t xml:space="preserve">OLA คือกรอบเวลามาตรฐาน </w:t>
-            </w:r>
-            <w:r>
-              <w:rPr>
-                <w:b/>
-                <w:bCs/>
-                <w:sz w:val="32"/>
-                <w:szCs w:val="32"/>
-              </w:rPr>
-              <w:t xml:space="preserve">ภายในองค์กร</w:t>
-            </w:r>
-            <w:r>
-              <w:rPr>
-                <w:sz w:val="32"/>
-                <w:szCs w:val="32"/>
-              </w:rPr>
-              <w:t xml:space="preserve"> (ไม่ใช่ SLA ต่อลูกค้าภายนอก) การเกินกำหนดสะท้อนแรงกดดันด้านเวลา ไม่ใช่การผิดสัญญาเชิงพาณิชย์</w:t>
-            </w:r>
-          </w:p>
-        </w:tc>
-      </w:tr>
-    </w:tbl>
-    <w:p>
-      <w:pPr>
-        <w:spacing w:after="80"/>
-      </w:pPr>
-    </w:p>
-    <w:tbl>
-      <w:tblPr>
-        <w:tblW w:type="dxa" w:w="9600"/>
-        <w:tblBorders>
-          <w:top w:val="single" w:color="F1F3F6" w:sz="2"/>
-          <w:left w:val="single" w:color="6C7888" w:sz="28"/>
-          <w:bottom w:val="single" w:color="F1F3F6" w:sz="2"/>
-          <w:right w:val="single" w:color="F1F3F6" w:sz="2"/>
-          <w:insideH w:val="single" w:color="auto" w:sz="4"/>
-          <w:insideV w:val="single" w:color="auto" w:sz="4"/>
-        </w:tblBorders>
-      </w:tblPr>
-      <w:tblGrid>
-        <w:gridCol w:w="9600"/>
-      </w:tblGrid>
-      <w:tr>
-        <w:tc>
-          <w:tcPr>
-            <w:tcW w:type="dxa" w:w="9600"/>
-            <w:shd w:fill="F1F3F6" w:color="auto" w:val="clear"/>
-            <w:tcMar>
-              <w:top w:type="dxa" w:w="140"/>
-              <w:left w:type="dxa" w:w="200"/>
-              <w:bottom w:type="dxa" w:w="140"/>
-              <w:right w:type="dxa" w:w="200"/>
-            </w:tcMar>
-          </w:tcPr>
-          <w:p>
-            <w:pPr>
-              <w:spacing w:after="60"/>
-            </w:pPr>
-            <w:r>
-              <w:rPr>
-                <w:b/>
-                <w:bCs/>
-                <w:color w:val="6C7888"/>
-                <w:sz w:val="30"/>
-                <w:szCs w:val="30"/>
-              </w:rPr>
-              <w:t xml:space="preserve">สิ่งที่ต้องจำ</w:t>
-            </w:r>
-          </w:p>
-          <w:p>
-            <w:pPr>
-              <w:spacing w:after="0"/>
-            </w:pPr>
-            <w:r>
-              <w:rPr>
-                <w:b/>
-                <w:bCs/>
-                <w:sz w:val="32"/>
-                <w:szCs w:val="32"/>
-              </w:rPr>
-              <w:t xml:space="preserve">เพิ่ม v1.5.0: </w:t>
-            </w:r>
-            <w:r>
-              <w:rPr>
-                <w:sz w:val="32"/>
-                <w:szCs w:val="32"/>
-              </w:rPr>
-              <w:t xml:space="preserve">ตั๋วที่ </w:t>
-            </w:r>
-            <w:r>
-              <w:rPr>
-                <w:b/>
-                <w:bCs/>
-                <w:sz w:val="32"/>
-                <w:szCs w:val="32"/>
-              </w:rPr>
-              <w:t xml:space="preserve">ยกเลิก (Cancelled)</w:t>
-            </w:r>
-            <w:r>
-              <w:rPr>
-                <w:sz w:val="32"/>
-                <w:szCs w:val="32"/>
-              </w:rPr>
-              <w:t xml:space="preserve"> — เช่น รายการซ้ำหรือเปิดผิด — จะถูกแยกแสดงต่างหากและ </w:t>
-            </w:r>
-            <w:r>
-              <w:rPr>
-                <w:b/>
-                <w:bCs/>
-                <w:sz w:val="32"/>
-                <w:szCs w:val="32"/>
-              </w:rPr>
-              <w:t xml:space="preserve">ไม่ถูกนับใน MTTR และสัดส่วนการปิดงานสำเร็จ</w:t>
-            </w:r>
-            <w:r>
-              <w:rPr>
-                <w:sz w:val="32"/>
-                <w:szCs w:val="32"/>
-              </w:rPr>
-              <w:t xml:space="preserve"> ตัวเลขผลการดำเนินงานจึงไม่ถูกบิดเบือนจากตั๋วที่ยกเลิก</w:t>
-            </w:r>
-          </w:p>
-        </w:tc>
-      </w:tr>
-    </w:tbl>
-    <w:p>
-      <w:pPr>
-        <w:pStyle w:val="Heading1"/>
-      </w:pPr>
-      <w:r>
         <w:t xml:space="preserve">7. คำถามที่พบบ่อย</w:t>
       </w:r>
     </w:p>
@@ -4699,7 +6167,7 @@
           <w:sz w:val="32"/>
           <w:szCs w:val="32"/>
         </w:rPr>
-        <w:t xml:space="preserve">แดชบอร์ดสรุปจากข้อมูลล่าสุดในระบบ เวลาที่ดึงข้อมูลแสดงไว้ที่หัวหน้าจอ (“หน้าแดชบอร์ดอัปเดต”) หน้านี้โหลดตัวเลขใหม่เองทุก 5 นาทีขณะเปิดค้างไว้ (เว้นช่วงที่คุณกำลังคลิกหรือพิมพ์อยู่) และช่วงเวลาที่ใช้คำนวณบางตัวชี้วัด เช่น MTTR จะระบุไว้ใต้การ์ดนั้น ๆ</w:t>
+        <w:t xml:space="preserve">แดชบอร์ดสรุปจากข้อมูลล่าสุดในระบบ เวลาที่ดึงข้อมูลแสดงไว้ที่หัวหน้าจอ (“หน้าแดชบอร์ดอัปเดต”) หน้านี้ดึงตัวเลขใหม่เองทุก 5 นาทีขณะเปิดค้างไว้ (เว้นช่วงที่คุณกำลังคลิกหรือพิมพ์อยู่) โดยไม่เลื่อนหน้าจอและไม่ปิดส่วนที่คุณเปิดไว้</w:t>
       </w:r>
     </w:p>
     <w:p>
@@ -4719,7 +6187,7 @@
           <w:sz w:val="32"/>
           <w:szCs w:val="32"/>
         </w:rPr>
-        <w:t xml:space="preserve">ตรวจช่วงเวลาที่เลือกในแถบตัวกรองเป็นอันดับแรก (ดู 5.1) ความคืบหน้าการปิดเคส กราฟ และตารางเปลี่ยนตามช่วงเวลาที่เลือก แต่สรุปสถานการณ์และการ์ดเคสทั้งหมดดูทุกช่วงเวลาเสมอ และ MTTR คิดจากเคสที่ปิดใน 30 วันล่าสุดเสมอ</w:t>
+        <w:t xml:space="preserve">ตรวจช่วงเวลาที่เลือกในแถบตัวกรองเป็นอันดับแรก (ดู 5.1) และดูป้ายของตัวเลขนั้น: ตัวเลขที่มีป้าย LIVE เป็นคิวปัจจุบันเสมอ การ์ดเคสทั้งหมด (High/Critical) ดูทุกช่วงเวลา และ MTTR คิดจากเคสที่ปิดใน 30 วันล่าสุดเสมอ ส่วนที่เหลือเปลี่ยนตามช่วงเวลาที่เลือก</w:t>
       </w:r>
     </w:p>
     <w:p>
@@ -4739,7 +6207,47 @@
           <w:sz w:val="32"/>
           <w:szCs w:val="32"/>
         </w:rPr>
-        <w:t xml:space="preserve">ที่กล่องสรุปสถานการณ์ กดบรรทัดเงื่อนไขที่สนใจ เช่น “เคสที่รอผู้ดูแลระบบ / เจ้าของระบบ” ตารางด้านล่างจะกรองให้เหลือเฉพาะเคสกลุ่มนั้นพร้อมชื่อผู้รับผิดชอบ (ดู 5.2 และ 5.7)</w:t>
+        <w:t xml:space="preserve">เปิดส่วน เกณฑ์สรุปสถานการณ์ แล้วกดข้อที่สนใจ เช่น “เคสที่รอผู้ดูแลระบบ / เจ้าของระบบ” ส่วนรายละเอียด Ticket จะเปิดและกรองให้เหลือเฉพาะเคสกลุ่มนั้นพร้อมชื่อผู้รับผิดชอบ (ดู 5.5.1 และ 5.5.3) หากสนใจงานของทีมตอบสนอง ให้ดูการ์ด ฟังก์ชันที่ทำให้งานค้าง (5.3)</w:t>
+      </w:r>
+    </w:p>
+    <w:p>
+      <w:pPr>
+        <w:pStyle w:val="Heading3"/>
+      </w:pPr>
+      <w:r>
+        <w:t xml:space="preserve">ทำไมหน้าแรกไม่มีรายชื่อ Ticket ที่ค้างนาน?</w:t>
+      </w:r>
+    </w:p>
+    <w:p>
+      <w:pPr>
+        <w:spacing w:after="120"/>
+      </w:pPr>
+      <w:r>
+        <w:rPr>
+          <w:sz w:val="32"/>
+          <w:szCs w:val="32"/>
+        </w:rPr>
+        <w:t xml:space="preserve">การติดตาม Ticket รายเรื่องเป็นงานของผู้จัดการ SOC หน้าจอของผู้บริหารจึงแสดงเป็นตัวเลขรวมและกราฟ หากต้องการดูรายชื่อ กดการ์ด High/Critical ที่ยังไม่ปิด หรือเปิดส่วน รายละเอียด Ticket ซึ่งเรียงเรื่องที่ค้างนานที่สุดขึ้นก่อนอยู่แล้ว</w:t>
+      </w:r>
+    </w:p>
+    <w:p>
+      <w:pPr>
+        <w:pStyle w:val="Heading3"/>
+      </w:pPr>
+      <w:r>
+        <w:t xml:space="preserve">ทำไมจำนวนบนการ์ด High/Critical ที่ยังไม่ปิดไม่ตรงกับสัดส่วนการปิด?</w:t>
+      </w:r>
+    </w:p>
+    <w:p>
+      <w:pPr>
+        <w:spacing w:after="120"/>
+      </w:pPr>
+      <w:r>
+        <w:rPr>
+          <w:sz w:val="32"/>
+          <w:szCs w:val="32"/>
+        </w:rPr>
+        <w:t xml:space="preserve">ตัวเลขใหญ่นับเป็น Ticket ส่วนสัดส่วนการปิดนับเป็นเคส เหตุการณ์ที่กระทบหลายระบบมีหลาย Ticket แต่เป็นเคสเดียว (ดู 5.3 และหัวข้อ 6)</w:t>
       </w:r>
     </w:p>
     <w:p>
@@ -4956,7 +6464,7 @@
                 <w:sz w:val="32"/>
                 <w:szCs w:val="32"/>
               </w:rPr>
-              <w:t xml:space="preserve">Incident</w:t>
+              <w:t xml:space="preserve">LIVE</w:t>
             </w:r>
           </w:p>
         </w:tc>
@@ -4980,7 +6488,7 @@
                 <w:sz w:val="28"/>
                 <w:szCs w:val="28"/>
               </w:rPr>
-              <w:t xml:space="preserve">เหตุการณ์ที่เป็นภัยจริงและต้องดำเนินการ</w:t>
+              <w:t xml:space="preserve">ป้ายบอกว่าตัวเลขเป็นคิวงานปัจจุบัน ไม่เปลี่ยนตามช่วงเวลาที่เลือก</w:t>
             </w:r>
           </w:p>
         </w:tc>
@@ -5011,7 +6519,7 @@
                 <w:sz w:val="32"/>
                 <w:szCs w:val="32"/>
               </w:rPr>
-              <w:t xml:space="preserve">Event</w:t>
+              <w:t xml:space="preserve">Incident</w:t>
             </w:r>
           </w:p>
         </w:tc>
@@ -5035,7 +6543,7 @@
                 <w:sz w:val="28"/>
                 <w:szCs w:val="28"/>
               </w:rPr>
-              <w:t xml:space="preserve">เหตุการณ์ที่ตรวจแล้วไม่เป็นภัยจริง จึงปิดโดยไม่ต้องแก้ไขระบบ</w:t>
+              <w:t xml:space="preserve">เหตุการณ์ที่เป็นภัยจริงและต้องดำเนินการ</w:t>
             </w:r>
           </w:p>
         </w:tc>
@@ -5066,7 +6574,7 @@
                 <w:sz w:val="32"/>
                 <w:szCs w:val="32"/>
               </w:rPr>
-              <w:t xml:space="preserve">Emergency (ฉุกเฉิน)</w:t>
+              <w:t xml:space="preserve">Event</w:t>
             </w:r>
           </w:p>
         </w:tc>
@@ -5090,7 +6598,7 @@
                 <w:sz w:val="28"/>
                 <w:szCs w:val="28"/>
               </w:rPr>
-              <w:t xml:space="preserve">เครื่องหมายเร่งด่วนที่ผู้จัดการ SOC เป็นผู้กำหนด บังคับให้ต้องผ่านการอนุมัติก่อนปิดเคส</w:t>
+              <w:t xml:space="preserve">เหตุการณ์ที่ตรวจแล้วไม่เป็นภัยจริง จึงปิดโดยไม่ต้องแก้ไขระบบ</w:t>
             </w:r>
           </w:p>
         </w:tc>
@@ -5121,7 +6629,7 @@
                 <w:sz w:val="32"/>
                 <w:szCs w:val="32"/>
               </w:rPr>
-              <w:t xml:space="preserve">Pipeline</w:t>
+              <w:t xml:space="preserve">Emergency (ฉุกเฉิน)</w:t>
             </w:r>
           </w:p>
         </w:tc>
@@ -5129,6 +6637,171 @@
           <w:tcPr>
             <w:tcW w:type="dxa" w:w="6600"/>
             <w:shd w:fill="F7F8FA" w:color="auto" w:val="clear"/>
+            <w:tcMar>
+              <w:top w:type="dxa" w:w="70"/>
+              <w:left w:type="dxa" w:w="120"/>
+              <w:bottom w:type="dxa" w:w="70"/>
+              <w:right w:type="dxa" w:w="120"/>
+            </w:tcMar>
+          </w:tcPr>
+          <w:p>
+            <w:pPr>
+              <w:spacing w:after="0"/>
+            </w:pPr>
+            <w:r>
+              <w:rPr>
+                <w:sz w:val="28"/>
+                <w:szCs w:val="28"/>
+              </w:rPr>
+              <w:t xml:space="preserve">เครื่องหมายเร่งด่วนที่ผู้จัดการ SOC เป็นผู้กำหนด บังคับให้ต้องผ่านการอนุมัติก่อนปิดเคส</w:t>
+            </w:r>
+          </w:p>
+        </w:tc>
+      </w:tr>
+      <w:tr>
+        <w:trPr>
+          <w:cantSplit/>
+        </w:trPr>
+        <w:tc>
+          <w:tcPr>
+            <w:tcW w:type="dxa" w:w="3000"/>
+            <w:shd w:fill="FFFFFF" w:color="auto" w:val="clear"/>
+            <w:tcMar>
+              <w:top w:type="dxa" w:w="70"/>
+              <w:left w:type="dxa" w:w="120"/>
+              <w:bottom w:type="dxa" w:w="70"/>
+              <w:right w:type="dxa" w:w="120"/>
+            </w:tcMar>
+          </w:tcPr>
+          <w:p>
+            <w:pPr>
+              <w:spacing w:after="0"/>
+            </w:pPr>
+            <w:r>
+              <w:rPr>
+                <w:b/>
+                <w:bCs/>
+                <w:sz w:val="32"/>
+                <w:szCs w:val="32"/>
+              </w:rPr>
+              <w:t xml:space="preserve">Project Incident</w:t>
+            </w:r>
+          </w:p>
+        </w:tc>
+        <w:tc>
+          <w:tcPr>
+            <w:tcW w:type="dxa" w:w="6600"/>
+            <w:shd w:fill="FFFFFF" w:color="auto" w:val="clear"/>
+            <w:tcMar>
+              <w:top w:type="dxa" w:w="70"/>
+              <w:left w:type="dxa" w:w="120"/>
+              <w:bottom w:type="dxa" w:w="70"/>
+              <w:right w:type="dxa" w:w="120"/>
+            </w:tcMar>
+          </w:tcPr>
+          <w:p>
+            <w:pPr>
+              <w:spacing w:after="0"/>
+            </w:pPr>
+            <w:r>
+              <w:rPr>
+                <w:sz w:val="28"/>
+                <w:szCs w:val="28"/>
+              </w:rPr>
+              <w:t xml:space="preserve">เหตุการณ์เดียวที่กระทบหลายระบบ มีหลาย Ticket แต่นับเป็นหนึ่งเคส</w:t>
+            </w:r>
+          </w:p>
+        </w:tc>
+      </w:tr>
+      <w:tr>
+        <w:trPr>
+          <w:cantSplit/>
+        </w:trPr>
+        <w:tc>
+          <w:tcPr>
+            <w:tcW w:type="dxa" w:w="3000"/>
+            <w:shd w:fill="F7F8FA" w:color="auto" w:val="clear"/>
+            <w:tcMar>
+              <w:top w:type="dxa" w:w="70"/>
+              <w:left w:type="dxa" w:w="120"/>
+              <w:bottom w:type="dxa" w:w="70"/>
+              <w:right w:type="dxa" w:w="120"/>
+            </w:tcMar>
+          </w:tcPr>
+          <w:p>
+            <w:pPr>
+              <w:spacing w:after="0"/>
+            </w:pPr>
+            <w:r>
+              <w:rPr>
+                <w:b/>
+                <w:bCs/>
+                <w:sz w:val="32"/>
+                <w:szCs w:val="32"/>
+              </w:rPr>
+              <w:t xml:space="preserve">คำขอทีมตอบสนอง</w:t>
+            </w:r>
+          </w:p>
+        </w:tc>
+        <w:tc>
+          <w:tcPr>
+            <w:tcW w:type="dxa" w:w="6600"/>
+            <w:shd w:fill="F7F8FA" w:color="auto" w:val="clear"/>
+            <w:tcMar>
+              <w:top w:type="dxa" w:w="70"/>
+              <w:left w:type="dxa" w:w="120"/>
+              <w:bottom w:type="dxa" w:w="70"/>
+              <w:right w:type="dxa" w:w="120"/>
+            </w:tcMar>
+          </w:tcPr>
+          <w:p>
+            <w:pPr>
+              <w:spacing w:after="0"/>
+            </w:pPr>
+            <w:r>
+              <w:rPr>
+                <w:sz w:val="28"/>
+                <w:szCs w:val="28"/>
+              </w:rPr>
+              <w:t xml:space="preserve">งาน VA, PenTest, Hardening หรือ Forensics / RCA ที่ผู้จัดการ SOC ส่งให้ทีมตอบสนองบน Ticket หนึ่งเรื่อง</w:t>
+            </w:r>
+          </w:p>
+        </w:tc>
+      </w:tr>
+      <w:tr>
+        <w:trPr>
+          <w:cantSplit/>
+        </w:trPr>
+        <w:tc>
+          <w:tcPr>
+            <w:tcW w:type="dxa" w:w="3000"/>
+            <w:shd w:fill="FFFFFF" w:color="auto" w:val="clear"/>
+            <w:tcMar>
+              <w:top w:type="dxa" w:w="70"/>
+              <w:left w:type="dxa" w:w="120"/>
+              <w:bottom w:type="dxa" w:w="70"/>
+              <w:right w:type="dxa" w:w="120"/>
+            </w:tcMar>
+          </w:tcPr>
+          <w:p>
+            <w:pPr>
+              <w:spacing w:after="0"/>
+            </w:pPr>
+            <w:r>
+              <w:rPr>
+                <w:b/>
+                <w:bCs/>
+                <w:sz w:val="32"/>
+                <w:szCs w:val="32"/>
+              </w:rPr>
+              <w:t xml:space="preserve">Pipeline</w:t>
+            </w:r>
+          </w:p>
+        </w:tc>
+        <w:tc>
+          <w:tcPr>
+            <w:tcW w:type="dxa" w:w="6600"/>
+            <w:shd w:fill="FFFFFF" w:color="auto" w:val="clear"/>
             <w:tcMar>
               <w:top w:type="dxa" w:w="70"/>
               <w:left w:type="dxa" w:w="120"/>

--- a/docs/user-guides/manuals/user-manual-executive.th.docx
+++ b/docs/user-guides/manuals/user-manual-executive.th.docx
@@ -3374,7 +3374,7 @@
           <w:sz w:val="32"/>
           <w:szCs w:val="32"/>
         </w:rPr>
-        <w:t xml:space="preserve"> ตามด้วยแถบ รับเข้า (คำขอที่สร้างในช่วงเวลา) และ ส่งงาน (คำขอที่เสร็จสิ้นในช่วงเวลา) หน่วยเป็นคำขอ รวมทุกฟังก์ชัน กดการ์ดเพื่อดูรายการคำขอที่รับเข้า</w:t>
+        <w:t xml:space="preserve"> ใต้ประโยคเป็นกราฟเส้นสะสมสองเส้น: เส้นทึบสีน้ำเงินคือ รับเข้า (คำขอที่สร้างในช่วงเวลา) เส้นประสีเทาคือ ส่งงาน (คำขอที่เสร็จสิ้นในช่วงเวลา) ทั้งสองเส้นเริ่มนับจากต้นช่วงเวลา พื้นที่แรเงาระหว่างสองเส้นคือส่วนที่รับเข้ามากกว่าส่งงาน — ถ้าช่องว่างกว้างขึ้นเรื่อย ๆ แปลว่างานสะสมเพิ่มขึ้น ชี้ที่กราฟเพื่อดูยอดสะสม ส่วนต่าง และจำนวนเฉพาะวันนั้น ช่วงไม่เกินประมาณ 2 เดือนแสดงรายวัน ช่วงที่ยาวกว่านั้น (เช่น “ทั้งหมด”) แสดงรายสัปดาห์ ส่วนช่วง “วันนี้” สั้นเกินกว่าจะเห็นแนวโน้ม จึงแสดงเป็นแถบยอดรวมแทน หน่วยเป็นคำขอ รวมทุกฟังก์ชัน กดลูกศร › มุมขวาบนของการ์ดเพื่อดูรายการคำขอที่รับเข้า (ปรับปรุง 30 ก.ย. 2026)</w:t>
       </w:r>
     </w:p>
     <w:p>
@@ -3452,7 +3452,7 @@
                 <w:sz w:val="32"/>
                 <w:szCs w:val="32"/>
               </w:rPr>
-              <w:t xml:space="preserve">แถวงานค้าง: ฟังก์ชันที่ทำให้งานค้าง งานเข้าเทียบงานเสร็จ และ High/Critical ที่ยังไม่ปิด</w:t>
+              <w:t xml:space="preserve">แถวงานค้าง: ฟังก์ชันที่ทำให้งานค้าง งานเข้าเทียบงานเสร็จ (กราฟเส้นสะสม) และ High/Critical ที่ยังไม่ปิด</w:t>
             </w:r>
           </w:p>
           <w:p>
@@ -3495,7 +3495,7 @@
           <w:sz w:val="28"/>
           <w:szCs w:val="28"/>
         </w:rPr>
-        <w:t xml:space="preserve">แถวงานค้าง: ฟังก์ชันที่ทำให้งานค้าง งานเข้าเทียบงานเสร็จ และ High/Critical ที่ยังไม่ปิด</w:t>
+        <w:t xml:space="preserve">แถวงานค้าง: ฟังก์ชันที่ทำให้งานค้าง งานเข้าเทียบงานเสร็จ (กราฟเส้นสะสม) และ High/Critical ที่ยังไม่ปิด</w:t>
       </w:r>
     </w:p>
     <w:tbl>
